--- a/zht/docx/118.content.docx
+++ b/zht/docx/118.content.docx
@@ -149,7 +149,7 @@
         <w:rPr>
           <w:lang w:val="zh_TW" w:bidi="zh_TW"/>
         </w:rPr>
-        <w:t>sa</w:t>
+        <w:t>ri</w:t>
       </w:r>
       <w:r>
         <w:rPr>
@@ -212,7 +212,7 @@
         <w:rPr>
           <w:lang w:val="zh_TW" w:bidi="zh_TW"/>
         </w:rPr>
-        <w:t>撒但</w:t>
+        <w:t>日</w:t>
       </w:r>
       <w:r>
         <w:rPr>
@@ -231,7 +231,25 @@
         <w:rPr>
           <w:lang w:val="zh_TW" w:bidi="zh_TW"/>
         </w:rPr>
-        <w:t>一個與神為敵的靈體。撒但試圖阻止神的計劃，並引誘神的子民叛逆神。</w:t>
+        <w:t>最直接的意義，是指地球繞著自轉軸旋轉的一段時間，例如兩次日出之間的時間；也可以指這段時間裡太陽可見的部份，即「早晨」，另一部份則稱為「晚上」。「日子」這個字在舊約中出現超過二千次，在新約中出現超過三百五十次。希伯來文中「日」一詞多義，不僅僅是字面上的意思。希伯來人的一天是由晚上開始，直到第二天的晚上，這種算法大概是基於妥拉（參</w:t>
+      </w:r>
+      <w:hyperlink r:id="rId13">
+        <w:r>
+          <w:rPr>
+            <w:lang w:val="zh_TW" w:bidi="zh_TW"/>
+          </w:rPr>
+          <w:rPr>
+            <w:color w:val="0000EE"/>
+            <w:u w:val="single"/>
+          </w:rPr>
+          <w:t>創1:14、19</w:t>
+        </w:r>
+      </w:hyperlink>
+      <w:r>
+        <w:rPr>
+          <w:lang w:val="zh_TW" w:bidi="zh_TW"/>
+        </w:rPr>
+        <w:t>）。這種字面上按太陽運行的二十四小時週期稱為「公曆日」（civil day）。在其他古代近東的民族中，「公曆日」的起點各有不同。希臘的習慣與希伯來人相同；巴比倫人由日出開始一天；埃及人和羅馬人則以午夜到次日午夜為一日。</w:t>
       </w:r>
     </w:p>
     <w:p>
@@ -242,7 +260,7 @@
         <w:rPr>
           <w:lang w:val="zh_TW" w:bidi="zh_TW"/>
         </w:rPr>
-        <w:t>舊約中的撒但</w:t>
+        <w:t>聖經中的日子與星期</w:t>
       </w:r>
     </w:p>
     <w:p>
@@ -256,9 +274,9 @@
         <w:rPr>
           <w:lang w:val="zh_TW" w:bidi="zh_TW"/>
         </w:rPr>
-        <w:t>舊約很少提及撒但。牠被描述為一個天使，扮演天上控告者的角色（指控他人的人；</w:t>
-      </w:r>
-      <w:hyperlink r:id="rId13">
+        <w:t>希伯來人一般認知白天（十二小時）分為早晨、正午與晚上（</w:t>
+      </w:r>
+      <w:hyperlink r:id="rId14">
         <w:r>
           <w:rPr>
             <w:lang w:val="zh_TW" w:bidi="zh_TW"/>
@@ -267,10 +285,16 @@
             <w:color w:val="0000EE"/>
             <w:u w:val="single"/>
           </w:rPr>
-          <w:t>伯1:6–12，</w:t>
+          <w:t>詩55:17</w:t>
         </w:r>
       </w:hyperlink>
-      <w:hyperlink r:id="rId14">
+      <w:r>
+        <w:rPr>
+          <w:lang w:val="zh_TW" w:bidi="zh_TW"/>
+        </w:rPr>
+        <w:t>）。這些時段有時以不同詞語表達，如黎明（</w:t>
+      </w:r>
+      <w:hyperlink r:id="rId15">
         <w:r>
           <w:rPr>
             <w:lang w:val="zh_TW" w:bidi="zh_TW"/>
@@ -279,10 +303,28 @@
             <w:color w:val="0000EE"/>
             <w:u w:val="single"/>
           </w:rPr>
-          <w:t>2:1–7；</w:t>
+          <w:t>伯3:9</w:t>
         </w:r>
       </w:hyperlink>
-      <w:hyperlink r:id="rId15">
+      <w:r>
+        <w:rPr>
+          <w:lang w:val="zh_TW" w:bidi="zh_TW"/>
+        </w:rPr>
+        <w:t>）、</w:t>
+      </w:r>
+      <w:r>
+        <w:rPr>
+          <w:lang w:val="zh_TW" w:bidi="zh_TW"/>
+        </w:rPr>
+        <w:t>太陽近午</w:t>
+      </w:r>
+      <w:r>
+        <w:rPr>
+          <w:lang w:val="zh_TW" w:bidi="zh_TW"/>
+        </w:rPr>
+        <w:t>（</w:t>
+      </w:r>
+      <w:hyperlink r:id="rId16">
         <w:r>
           <w:rPr>
             <w:lang w:val="zh_TW" w:bidi="zh_TW"/>
@@ -291,14 +333,146 @@
             <w:color w:val="0000EE"/>
             <w:u w:val="single"/>
           </w:rPr>
-          <w:t>亞3:1–2</w:t>
+          <w:t>撒上11:11</w:t>
         </w:r>
       </w:hyperlink>
       <w:r>
         <w:rPr>
           <w:lang w:val="zh_TW" w:bidi="zh_TW"/>
         </w:rPr>
-        <w:t>）。在這裡，撒但被稱為「撒但」或「控告者」，並無跡象顯示此天使是邪惡的。</w:t>
+        <w:t>）、</w:t>
+      </w:r>
+      <w:r>
+        <w:rPr>
+          <w:lang w:val="zh_TW" w:bidi="zh_TW"/>
+        </w:rPr>
+        <w:t>晌午</w:t>
+      </w:r>
+      <w:r>
+        <w:rPr>
+          <w:lang w:val="zh_TW" w:bidi="zh_TW"/>
+        </w:rPr>
+        <w:t>（</w:t>
+      </w:r>
+      <w:hyperlink r:id="rId17">
+        <w:r>
+          <w:rPr>
+            <w:lang w:val="zh_TW" w:bidi="zh_TW"/>
+          </w:rPr>
+          <w:rPr>
+            <w:color w:val="0000EE"/>
+            <w:u w:val="single"/>
+          </w:rPr>
+          <w:t>創43:16</w:t>
+        </w:r>
+      </w:hyperlink>
+      <w:r>
+        <w:rPr>
+          <w:lang w:val="zh_TW" w:bidi="zh_TW"/>
+        </w:rPr>
+        <w:t>）、一天起</w:t>
+      </w:r>
+      <w:r>
+        <w:rPr>
+          <w:lang w:val="zh_TW" w:bidi="zh_TW"/>
+        </w:rPr>
+        <w:t>涼風的</w:t>
+      </w:r>
+      <w:r>
+        <w:rPr>
+          <w:lang w:val="zh_TW" w:bidi="zh_TW"/>
+        </w:rPr>
+        <w:t>時間（</w:t>
+      </w:r>
+      <w:hyperlink r:id="rId18">
+        <w:r>
+          <w:rPr>
+            <w:lang w:val="zh_TW" w:bidi="zh_TW"/>
+          </w:rPr>
+          <w:rPr>
+            <w:color w:val="0000EE"/>
+            <w:u w:val="single"/>
+          </w:rPr>
+          <w:t>3:8</w:t>
+        </w:r>
+      </w:hyperlink>
+      <w:r>
+        <w:rPr>
+          <w:lang w:val="zh_TW" w:bidi="zh_TW"/>
+        </w:rPr>
+        <w:t>）和晚上（</w:t>
+      </w:r>
+      <w:hyperlink r:id="rId19">
+        <w:r>
+          <w:rPr>
+            <w:lang w:val="zh_TW" w:bidi="zh_TW"/>
+          </w:rPr>
+          <w:rPr>
+            <w:color w:val="0000EE"/>
+            <w:u w:val="single"/>
+          </w:rPr>
+          <w:t>得2:17</w:t>
+        </w:r>
+      </w:hyperlink>
+      <w:r>
+        <w:rPr>
+          <w:lang w:val="zh_TW" w:bidi="zh_TW"/>
+        </w:rPr>
+        <w:t>）。希伯來文「兩個晚上之間」（</w:t>
+      </w:r>
+      <w:hyperlink r:id="rId20">
+        <w:r>
+          <w:rPr>
+            <w:lang w:val="zh_TW" w:bidi="zh_TW"/>
+          </w:rPr>
+          <w:rPr>
+            <w:color w:val="0000EE"/>
+            <w:u w:val="single"/>
+          </w:rPr>
+          <w:t>出12:6</w:t>
+        </w:r>
+      </w:hyperlink>
+      <w:r>
+        <w:rPr>
+          <w:lang w:val="zh_TW" w:bidi="zh_TW"/>
+        </w:rPr>
+        <w:t>；譯註：和合本譯作黃昏）大概是指黃昏、入夜的時候（</w:t>
+      </w:r>
+      <w:hyperlink r:id="rId21">
+        <w:r>
+          <w:rPr>
+            <w:lang w:val="zh_TW" w:bidi="zh_TW"/>
+          </w:rPr>
+          <w:rPr>
+            <w:color w:val="0000EE"/>
+            <w:u w:val="single"/>
+          </w:rPr>
+          <w:t>出16:12</w:t>
+        </w:r>
+      </w:hyperlink>
+      <w:r>
+        <w:rPr>
+          <w:lang w:val="zh_TW" w:bidi="zh_TW"/>
+        </w:rPr>
+        <w:t>）。按小時來劃分日子，是直到基督時代才開始的。在舊約中最接近的劃分是將白天分為四等份（</w:t>
+      </w:r>
+      <w:hyperlink r:id="rId22">
+        <w:r>
+          <w:rPr>
+            <w:lang w:val="zh_TW" w:bidi="zh_TW"/>
+          </w:rPr>
+          <w:rPr>
+            <w:color w:val="0000EE"/>
+            <w:u w:val="single"/>
+          </w:rPr>
+          <w:t>尼9:3</w:t>
+        </w:r>
+      </w:hyperlink>
+      <w:r>
+        <w:rPr>
+          <w:lang w:val="zh_TW" w:bidi="zh_TW"/>
+        </w:rPr>
+        <w:t>），或是對應了被擄前時期的夜晚，會被分為幾更。</w:t>
       </w:r>
     </w:p>
     <w:p>
@@ -312,9 +486,9 @@
         <w:rPr>
           <w:lang w:val="zh_TW" w:bidi="zh_TW"/>
         </w:rPr>
-        <w:t>在舊約的後期，「撒但」的形象開始轉變為試探者。在</w:t>
-      </w:r>
-      <w:hyperlink r:id="rId16">
+        <w:t>除了安息日外，古希伯來人並沒有為一週中的日子命名，而是以數字來稱呼這些日子，這種做法延續到新約時代（</w:t>
+      </w:r>
+      <w:hyperlink r:id="rId23">
         <w:r>
           <w:rPr>
             <w:lang w:val="zh_TW" w:bidi="zh_TW"/>
@@ -323,50 +497,14 @@
             <w:color w:val="0000EE"/>
             <w:u w:val="single"/>
           </w:rPr>
-          <w:t>歷代志上二十一章1節</w:t>
+          <w:t>路24:1</w:t>
         </w:r>
       </w:hyperlink>
       <w:r>
         <w:rPr>
           <w:lang w:val="zh_TW" w:bidi="zh_TW"/>
         </w:rPr>
-        <w:t>中，撒但首次以名字出現，並被描繪為一位邪惡的角色，重新敘述了</w:t>
-      </w:r>
-      <w:hyperlink r:id="rId17">
-        <w:r>
-          <w:rPr>
-            <w:lang w:val="zh_TW" w:bidi="zh_TW"/>
-          </w:rPr>
-          <w:rPr>
-            <w:color w:val="0000EE"/>
-            <w:u w:val="single"/>
-          </w:rPr>
-          <w:t>撒母耳記下二十四章1節</w:t>
-        </w:r>
-      </w:hyperlink>
-      <w:r>
-        <w:rPr>
-          <w:lang w:val="zh_TW" w:bidi="zh_TW"/>
-        </w:rPr>
-        <w:t>的故事。然而，舊約本身並未完整建立撒但的概念，而是為後來的教義奠定了基礎。有人認為</w:t>
-      </w:r>
-      <w:hyperlink r:id="rId18">
-        <w:r>
-          <w:rPr>
-            <w:lang w:val="zh_TW" w:bidi="zh_TW"/>
-          </w:rPr>
-          <w:rPr>
-            <w:color w:val="0000EE"/>
-            <w:u w:val="single"/>
-          </w:rPr>
-          <w:t>以賽亞書十四章12節</w:t>
-        </w:r>
-      </w:hyperlink>
-      <w:r>
-        <w:rPr>
-          <w:lang w:val="zh_TW" w:bidi="zh_TW"/>
-        </w:rPr>
-        <w:t>中的「明亮之星」指的是撒但，但實際上是指巴比倫王。</w:t>
+        <w:t>）。由於希伯來人傳統上重視安息日，對猶太人來說，知道安息日何時開始尤其重要。因此，法利賽人規定：日落後天上出現三顆星星時，就算進入安息日。</w:t>
       </w:r>
     </w:p>
     <w:p>
@@ -377,7 +515,7 @@
         <w:rPr>
           <w:lang w:val="zh_TW" w:bidi="zh_TW"/>
         </w:rPr>
-        <w:t>撒但在猶太思想中的發展</w:t>
+        <w:t>創造的日子</w:t>
       </w:r>
     </w:p>
     <w:p>
@@ -391,226 +529,7 @@
         <w:rPr>
           <w:lang w:val="zh_TW" w:bidi="zh_TW"/>
         </w:rPr>
-        <w:t>在舊約和新約之間的時期，猶太思想進一步發展了撒但的概念。牠被稱為彼列、</w:t>
-      </w:r>
-      <w:r>
-        <w:rPr>
-          <w:lang w:val="zh_TW" w:bidi="zh_TW"/>
-        </w:rPr>
-        <w:t>馬斯泰瑪（</w:t>
-      </w:r>
-      <w:r>
-        <w:rPr>
-          <w:lang w:val="zh_TW" w:bidi="zh_TW"/>
-        </w:rPr>
-        <w:t>Mastema</w:t>
-      </w:r>
-      <w:r>
-        <w:rPr>
-          <w:lang w:val="zh_TW" w:bidi="zh_TW"/>
-        </w:rPr>
-        <w:t>）</w:t>
-      </w:r>
-      <w:r>
-        <w:rPr>
-          <w:lang w:val="zh_TW" w:bidi="zh_TW"/>
-        </w:rPr>
-        <w:t>和撒瑪爾（Sammael），並以三種不同的方式被描述：</w:t>
-      </w:r>
-    </w:p>
-    <w:p>
-      <w:pPr>
-        <w:pStyle w:val="ListNumber"/>
-        <w:numPr>
-          <w:ilvl w:val="0"/>
-          <w:numId w:val="14"/>
-        </w:numPr>
-        <w:spacing w:line="240" w:lineRule="auto"/>
-        <w:ind w:left="720"/>
-      </w:pPr>
-      <w:r>
-        <w:rPr>
-          <w:lang w:val="zh_TW" w:bidi="zh_TW"/>
-        </w:rPr>
-      </w:r>
-      <w:r>
-        <w:rPr>
-          <w:lang w:val="zh_TW" w:bidi="zh_TW"/>
-        </w:rPr>
-        <w:t>舊約中的撒但重新以試探者的形象出現，在神面前控告人，並阻礙神的救贖計劃（</w:t>
-      </w:r>
-      <w:r>
-        <w:rPr>
-          <w:lang w:val="zh_TW" w:bidi="zh_TW"/>
-        </w:rPr>
-        <w:t>禧年集</w:t>
-      </w:r>
-      <w:r>
-        <w:rPr>
-          <w:lang w:val="zh_TW" w:bidi="zh_TW"/>
-        </w:rPr>
-        <w:t>11:5，17:16；摩西升天記17章；以諾一書40:7）。</w:t>
-      </w:r>
-    </w:p>
-    <w:p>
-      <w:pPr>
-        <w:pStyle w:val="ListNumber"/>
-        <w:spacing w:line="240" w:lineRule="auto"/>
-        <w:ind w:left="720"/>
-      </w:pPr>
-      <w:r>
-        <w:rPr>
-          <w:lang w:val="zh_TW" w:bidi="zh_TW"/>
-        </w:rPr>
-      </w:r>
-      <w:r>
-        <w:rPr>
-          <w:lang w:val="zh_TW" w:bidi="zh_TW"/>
-        </w:rPr>
-        <w:t>死海古卷中，撒但（彼列）被描繪為邪惡勢力的首領。這可能受到</w:t>
-      </w:r>
-      <w:r>
-        <w:rPr>
-          <w:lang w:val="zh_TW" w:bidi="zh_TW"/>
-        </w:rPr>
-        <w:t>拜火教</w:t>
-      </w:r>
-      <w:r>
-        <w:rPr>
-          <w:lang w:val="zh_TW" w:bidi="zh_TW"/>
-        </w:rPr>
-        <w:t>（Zoroastrianism，古波斯宗教）的影響，但它仍然保持了一神論的觀點，即一位創造了彼列和光明之子的神。</w:t>
-      </w:r>
-    </w:p>
-    <w:p>
-      <w:pPr>
-        <w:pStyle w:val="ListNumber"/>
-        <w:spacing w:line="240" w:lineRule="auto"/>
-        <w:ind w:left="720"/>
-      </w:pPr>
-      <w:r>
-        <w:rPr>
-          <w:lang w:val="zh_TW" w:bidi="zh_TW"/>
-        </w:rPr>
-      </w:r>
-      <w:r>
-        <w:rPr>
-          <w:lang w:val="zh_TW" w:bidi="zh_TW"/>
-        </w:rPr>
-        <w:t>撒但被加入到一些原本並未提及牠的舊約故事中：</w:t>
-      </w:r>
-    </w:p>
-    <w:p>
-      <w:pPr>
-        <w:pStyle w:val="ListBullet"/>
-        <w:spacing w:line="240" w:lineRule="auto"/>
-        <w:ind w:left="1440"/>
-      </w:pPr>
-      <w:r>
-        <w:rPr>
-          <w:lang w:val="zh_TW" w:bidi="zh_TW"/>
-        </w:rPr>
-      </w:r>
-      <w:r>
-        <w:rPr>
-          <w:lang w:val="zh_TW" w:bidi="zh_TW"/>
-        </w:rPr>
-        <w:t>牠貪戀夏娃，導致人的墮落（</w:t>
-      </w:r>
-      <w:hyperlink r:id="rId19">
-        <w:r>
-          <w:rPr>
-            <w:lang w:val="zh_TW" w:bidi="zh_TW"/>
-          </w:rPr>
-          <w:rPr>
-            <w:color w:val="0000EE"/>
-            <w:u w:val="single"/>
-          </w:rPr>
-          <w:t>所羅門智訓2:24</w:t>
-        </w:r>
-      </w:hyperlink>
-      <w:r>
-        <w:rPr>
-          <w:lang w:val="zh_TW" w:bidi="zh_TW"/>
-        </w:rPr>
-        <w:t>）</w:t>
-      </w:r>
-    </w:p>
-    <w:p>
-      <w:pPr>
-        <w:pStyle w:val="ListBullet"/>
-        <w:spacing w:line="240" w:lineRule="auto"/>
-        <w:ind w:left="1440"/>
-      </w:pPr>
-      <w:r>
-        <w:rPr>
-          <w:lang w:val="zh_TW" w:bidi="zh_TW"/>
-        </w:rPr>
-      </w:r>
-      <w:r>
-        <w:rPr>
-          <w:lang w:val="zh_TW" w:bidi="zh_TW"/>
-        </w:rPr>
-        <w:t>牠控制在</w:t>
-      </w:r>
-      <w:hyperlink r:id="rId20">
-        <w:r>
-          <w:rPr>
-            <w:lang w:val="zh_TW" w:bidi="zh_TW"/>
-          </w:rPr>
-          <w:rPr>
-            <w:color w:val="0000EE"/>
-            <w:u w:val="single"/>
-          </w:rPr>
-          <w:t>創世記六章1至4節</w:t>
-        </w:r>
-      </w:hyperlink>
-      <w:r>
-        <w:rPr>
-          <w:lang w:val="zh_TW" w:bidi="zh_TW"/>
-        </w:rPr>
-        <w:t>（</w:t>
-      </w:r>
-      <w:r>
-        <w:rPr>
-          <w:lang w:val="zh_TW" w:bidi="zh_TW"/>
-        </w:rPr>
-        <w:t>禧年集</w:t>
-      </w:r>
-      <w:r>
-        <w:rPr>
-          <w:lang w:val="zh_TW" w:bidi="zh_TW"/>
-        </w:rPr>
-        <w:t>10:5–8，19:28）中墮落的天使，或</w:t>
-      </w:r>
-    </w:p>
-    <w:p>
-      <w:pPr>
-        <w:pStyle w:val="ListBullet"/>
-        <w:spacing w:line="240" w:lineRule="auto"/>
-        <w:ind w:left="1440"/>
-      </w:pPr>
-      <w:r>
-        <w:rPr>
-          <w:lang w:val="zh_TW" w:bidi="zh_TW"/>
-        </w:rPr>
-      </w:r>
-      <w:r>
-        <w:rPr>
-          <w:lang w:val="zh_TW" w:bidi="zh_TW"/>
-        </w:rPr>
-        <w:t>牠本身就是墮落的天使（以諾二書29:4）。</w:t>
-      </w:r>
-    </w:p>
-    <w:p>
-      <w:pPr>
-        <w:pStyle w:val="Heading3"/>
-      </w:pPr>
-      <w:r>
-        <w:rPr>
-          <w:lang w:val="zh_TW" w:bidi="zh_TW"/>
-        </w:rPr>
-        <w:t>新約中的撒但</w:t>
+        <w:t>許多人認為，創世記中提到的「日子」是二十四小時。其支持理由是經文中的短語「有晚上，有早晨」。然而，這實際上是一種蘇美（Sumerian）文學的修辭方式，以相對的兩極組合來表達「整體」。因此「晚上—早晨」並非強調精確的時間單位，而是表達整個創造循環中一個完整的階段，重點在於「完整性」而非具體時間的長度。創造的完整性是由一個又一個的階段來達成，所以，創世記的描述不一定指一段特定的時間。</w:t>
       </w:r>
     </w:p>
     <w:p>
@@ -624,187 +543,18 @@
         <w:rPr>
           <w:lang w:val="zh_TW" w:bidi="zh_TW"/>
         </w:rPr>
-        <w:t>在新約中，撒但的形象更為完整，並有多種稱呼：</w:t>
+        <w:t>蘇美人所謂的「公曆日」只包括太陽可見的十二小時，因此其他國家的「法律日」則是「雙倍日」（二十四小時）。若早期的創世敘述反映了蘇美文化，那麼「晚上—早晨」就不應被理解為現代意義上的公曆日，而是指一個階段或大概的時段。</w:t>
       </w:r>
     </w:p>
     <w:p>
       <w:pPr>
-        <w:pStyle w:val="ListBullet"/>
-        <w:spacing w:line="240" w:lineRule="auto"/>
-        <w:ind w:left="720"/>
-      </w:pPr>
-      <w:r>
-        <w:rPr>
-          <w:lang w:val="zh_TW" w:bidi="zh_TW"/>
-        </w:rPr>
-      </w:r>
-      <w:r>
-        <w:rPr>
-          <w:lang w:val="zh_TW" w:bidi="zh_TW"/>
-        </w:rPr>
-        <w:t>撒但（希伯來文意為「控告者」）</w:t>
-      </w:r>
-    </w:p>
-    <w:p>
-      <w:pPr>
-        <w:pStyle w:val="ListBullet"/>
-        <w:spacing w:line="240" w:lineRule="auto"/>
-        <w:ind w:left="720"/>
-      </w:pPr>
-      <w:r>
-        <w:rPr>
-          <w:lang w:val="zh_TW" w:bidi="zh_TW"/>
-        </w:rPr>
-      </w:r>
-      <w:r>
-        <w:rPr>
-          <w:lang w:val="zh_TW" w:bidi="zh_TW"/>
-        </w:rPr>
-        <w:t>魔鬼（撒但的希臘文譯名）</w:t>
-      </w:r>
-    </w:p>
-    <w:p>
-      <w:pPr>
-        <w:pStyle w:val="ListBullet"/>
-        <w:spacing w:line="240" w:lineRule="auto"/>
-        <w:ind w:left="720"/>
-      </w:pPr>
-      <w:r>
-        <w:rPr>
-          <w:lang w:val="zh_TW" w:bidi="zh_TW"/>
-        </w:rPr>
-      </w:r>
-      <w:r>
-        <w:rPr>
-          <w:lang w:val="zh_TW" w:bidi="zh_TW"/>
-        </w:rPr>
-        <w:t>彼列</w:t>
-      </w:r>
-    </w:p>
-    <w:p>
-      <w:pPr>
-        <w:pStyle w:val="ListBullet"/>
-        <w:spacing w:line="240" w:lineRule="auto"/>
-        <w:ind w:left="720"/>
-      </w:pPr>
-      <w:r>
-        <w:rPr>
-          <w:lang w:val="zh_TW" w:bidi="zh_TW"/>
-        </w:rPr>
-      </w:r>
-      <w:r>
-        <w:rPr>
-          <w:lang w:val="zh_TW" w:bidi="zh_TW"/>
-        </w:rPr>
-        <w:t>別西卜</w:t>
-      </w:r>
-    </w:p>
-    <w:p>
-      <w:pPr>
-        <w:pStyle w:val="ListBullet"/>
-        <w:spacing w:line="240" w:lineRule="auto"/>
-        <w:ind w:left="720"/>
-      </w:pPr>
-      <w:r>
-        <w:rPr>
-          <w:lang w:val="zh_TW" w:bidi="zh_TW"/>
-        </w:rPr>
-      </w:r>
-      <w:r>
-        <w:rPr>
-          <w:lang w:val="zh_TW" w:bidi="zh_TW"/>
-        </w:rPr>
-        <w:t>對頭</w:t>
-      </w:r>
-    </w:p>
-    <w:p>
-      <w:pPr>
-        <w:pStyle w:val="ListBullet"/>
-        <w:spacing w:line="240" w:lineRule="auto"/>
-        <w:ind w:left="720"/>
-      </w:pPr>
-      <w:r>
-        <w:rPr>
-          <w:lang w:val="zh_TW" w:bidi="zh_TW"/>
-        </w:rPr>
-      </w:r>
-      <w:r>
-        <w:rPr>
-          <w:lang w:val="zh_TW" w:bidi="zh_TW"/>
-        </w:rPr>
-        <w:t>大龍</w:t>
-      </w:r>
-    </w:p>
-    <w:p>
-      <w:pPr>
-        <w:pStyle w:val="ListBullet"/>
-        <w:spacing w:line="240" w:lineRule="auto"/>
-        <w:ind w:left="720"/>
-      </w:pPr>
-      <w:r>
-        <w:rPr>
-          <w:lang w:val="zh_TW" w:bidi="zh_TW"/>
-        </w:rPr>
-      </w:r>
-      <w:r>
-        <w:rPr>
-          <w:lang w:val="zh_TW" w:bidi="zh_TW"/>
-        </w:rPr>
-        <w:t>仇敵</w:t>
-      </w:r>
-    </w:p>
-    <w:p>
-      <w:pPr>
-        <w:pStyle w:val="ListBullet"/>
-        <w:spacing w:line="240" w:lineRule="auto"/>
-        <w:ind w:left="720"/>
-      </w:pPr>
-      <w:r>
-        <w:rPr>
-          <w:lang w:val="zh_TW" w:bidi="zh_TW"/>
-        </w:rPr>
-      </w:r>
-      <w:r>
-        <w:rPr>
-          <w:lang w:val="zh_TW" w:bidi="zh_TW"/>
-        </w:rPr>
-        <w:t>那條蛇</w:t>
-      </w:r>
-    </w:p>
-    <w:p>
-      <w:pPr>
-        <w:pStyle w:val="ListBullet"/>
-        <w:spacing w:line="240" w:lineRule="auto"/>
-        <w:ind w:left="720"/>
-      </w:pPr>
-      <w:r>
-        <w:rPr>
-          <w:lang w:val="zh_TW" w:bidi="zh_TW"/>
-        </w:rPr>
-      </w:r>
-      <w:r>
-        <w:rPr>
-          <w:lang w:val="zh_TW" w:bidi="zh_TW"/>
-        </w:rPr>
-        <w:t>那試探人的</w:t>
-      </w:r>
-    </w:p>
-    <w:p>
-      <w:pPr>
-        <w:pStyle w:val="ListBullet"/>
-        <w:spacing w:line="240" w:lineRule="auto"/>
-        <w:ind w:left="720"/>
-      </w:pPr>
-      <w:r>
-        <w:rPr>
-          <w:lang w:val="zh_TW" w:bidi="zh_TW"/>
-        </w:rPr>
-      </w:r>
-      <w:r>
-        <w:rPr>
-          <w:lang w:val="zh_TW" w:bidi="zh_TW"/>
-        </w:rPr>
-        <w:t>那惡者</w:t>
+        <w:pStyle w:val="Heading3"/>
+      </w:pPr>
+      <w:r>
+        <w:rPr>
+          <w:lang w:val="zh_TW" w:bidi="zh_TW"/>
+        </w:rPr>
+        <w:t>舊約</w:t>
       </w:r>
     </w:p>
     <w:p>
@@ -818,27 +568,9 @@
         <w:rPr>
           <w:lang w:val="zh_TW" w:bidi="zh_TW"/>
         </w:rPr>
-        <w:t>牠被視為：</w:t>
-      </w:r>
-    </w:p>
-    <w:p>
-      <w:pPr>
-        <w:pStyle w:val="ListBullet"/>
-        <w:spacing w:line="240" w:lineRule="auto"/>
-        <w:ind w:left="720"/>
-      </w:pPr>
-      <w:r>
-        <w:rPr>
-          <w:lang w:val="zh_TW" w:bidi="zh_TW"/>
-        </w:rPr>
-      </w:r>
-      <w:r>
-        <w:rPr>
-          <w:lang w:val="zh_TW" w:bidi="zh_TW"/>
-        </w:rPr>
-        <w:t>一群天使的統領（</w:t>
-      </w:r>
-      <w:hyperlink r:id="rId21">
+        <w:t>在舊約中，「日子」常常有比喻的意思，例如「耶和華的日子」（</w:t>
+      </w:r>
+      <w:hyperlink r:id="rId24">
         <w:r>
           <w:rPr>
             <w:lang w:val="zh_TW" w:bidi="zh_TW"/>
@@ -847,34 +579,16 @@
             <w:color w:val="0000EE"/>
             <w:u w:val="single"/>
           </w:rPr>
-          <w:t>太25:41</w:t>
+          <w:t>珥1:15</w:t>
         </w:r>
       </w:hyperlink>
       <w:r>
         <w:rPr>
           <w:lang w:val="zh_TW" w:bidi="zh_TW"/>
         </w:rPr>
-        <w:t>）</w:t>
-      </w:r>
-    </w:p>
-    <w:p>
-      <w:pPr>
-        <w:pStyle w:val="ListBullet"/>
-        <w:spacing w:line="240" w:lineRule="auto"/>
-        <w:ind w:left="720"/>
-      </w:pPr>
-      <w:r>
-        <w:rPr>
-          <w:lang w:val="zh_TW" w:bidi="zh_TW"/>
-        </w:rPr>
-      </w:r>
-      <w:r>
-        <w:rPr>
-          <w:lang w:val="zh_TW" w:bidi="zh_TW"/>
-        </w:rPr>
-        <w:t>世界的掌控者（</w:t>
-      </w:r>
-      <w:hyperlink r:id="rId22">
+        <w:t>；</w:t>
+      </w:r>
+      <w:hyperlink r:id="rId25">
         <w:r>
           <w:rPr>
             <w:lang w:val="zh_TW" w:bidi="zh_TW"/>
@@ -883,16 +597,28 @@
             <w:color w:val="0000EE"/>
             <w:u w:val="single"/>
           </w:rPr>
-          <w:t>路4:6</w:t>
+          <w:t>摩5:18</w:t>
         </w:r>
       </w:hyperlink>
       <w:r>
         <w:rPr>
           <w:lang w:val="zh_TW" w:bidi="zh_TW"/>
         </w:rPr>
-        <w:t>；</w:t>
-      </w:r>
-      <w:hyperlink r:id="rId23">
+        <w:t>）、「</w:t>
+      </w:r>
+      <w:r>
+        <w:rPr>
+          <w:lang w:val="zh_TW" w:bidi="zh_TW"/>
+        </w:rPr>
+        <w:t>遭</w:t>
+      </w:r>
+      <w:r>
+        <w:rPr>
+          <w:lang w:val="zh_TW" w:bidi="zh_TW"/>
+        </w:rPr>
+        <w:t>難的日子」（</w:t>
+      </w:r>
+      <w:hyperlink r:id="rId26">
         <w:r>
           <w:rPr>
             <w:lang w:val="zh_TW" w:bidi="zh_TW"/>
@@ -901,16 +627,28 @@
             <w:color w:val="0000EE"/>
             <w:u w:val="single"/>
           </w:rPr>
-          <w:t>徒26:18</w:t>
+          <w:t>詩20:1</w:t>
         </w:r>
       </w:hyperlink>
       <w:r>
         <w:rPr>
           <w:lang w:val="zh_TW" w:bidi="zh_TW"/>
         </w:rPr>
-        <w:t>；</w:t>
-      </w:r>
-      <w:hyperlink r:id="rId24">
+        <w:t>）和「</w:t>
+      </w:r>
+      <w:r>
+        <w:rPr>
+          <w:lang w:val="zh_TW" w:bidi="zh_TW"/>
+        </w:rPr>
+        <w:t>神發怒的</w:t>
+      </w:r>
+      <w:r>
+        <w:rPr>
+          <w:lang w:val="zh_TW" w:bidi="zh_TW"/>
+        </w:rPr>
+        <w:t>日子」（</w:t>
+      </w:r>
+      <w:hyperlink r:id="rId27">
         <w:r>
           <w:rPr>
             <w:lang w:val="zh_TW" w:bidi="zh_TW"/>
@@ -919,34 +657,16 @@
             <w:color w:val="0000EE"/>
             <w:u w:val="single"/>
           </w:rPr>
-          <w:t>林後4:4</w:t>
+          <w:t>伯20:28</w:t>
         </w:r>
       </w:hyperlink>
       <w:r>
         <w:rPr>
           <w:lang w:val="zh_TW" w:bidi="zh_TW"/>
         </w:rPr>
-        <w:t>）</w:t>
-      </w:r>
-    </w:p>
-    <w:p>
-      <w:pPr>
-        <w:pStyle w:val="ListBullet"/>
-        <w:spacing w:line="240" w:lineRule="auto"/>
-        <w:ind w:left="720"/>
-      </w:pPr>
-      <w:r>
-        <w:rPr>
-          <w:lang w:val="zh_TW" w:bidi="zh_TW"/>
-        </w:rPr>
-      </w:r>
-      <w:r>
-        <w:rPr>
-          <w:lang w:val="zh_TW" w:bidi="zh_TW"/>
-        </w:rPr>
-        <w:t>所有非基督徒的掌控者（</w:t>
-      </w:r>
-      <w:hyperlink r:id="rId25">
+        <w:t>）。複數的「日子」（譯註：如「年日」、「年間」）有時用來指一位君王的統治時期（</w:t>
+      </w:r>
+      <w:hyperlink r:id="rId28">
         <w:r>
           <w:rPr>
             <w:lang w:val="zh_TW" w:bidi="zh_TW"/>
@@ -955,16 +675,16 @@
             <w:color w:val="0000EE"/>
             <w:u w:val="single"/>
           </w:rPr>
-          <w:t>可4:15</w:t>
+          <w:t>王上10:21</w:t>
         </w:r>
       </w:hyperlink>
       <w:r>
         <w:rPr>
           <w:lang w:val="zh_TW" w:bidi="zh_TW"/>
         </w:rPr>
-        <w:t>；</w:t>
-      </w:r>
-      <w:hyperlink r:id="rId26">
+        <w:t>）、或人的一生（</w:t>
+      </w:r>
+      <w:hyperlink r:id="rId29">
         <w:r>
           <w:rPr>
             <w:lang w:val="zh_TW" w:bidi="zh_TW"/>
@@ -973,7 +693,7 @@
             <w:color w:val="0000EE"/>
             <w:u w:val="single"/>
           </w:rPr>
-          <w:t>約8:44</w:t>
+          <w:t>創5:4</w:t>
         </w:r>
       </w:hyperlink>
       <w:r>
@@ -982,7 +702,7 @@
         </w:rPr>
         <w:t>；</w:t>
       </w:r>
-      <w:hyperlink r:id="rId27">
+      <w:hyperlink r:id="rId30">
         <w:r>
           <w:rPr>
             <w:lang w:val="zh_TW" w:bidi="zh_TW"/>
@@ -991,7 +711,7 @@
             <w:color w:val="0000EE"/>
             <w:u w:val="single"/>
           </w:rPr>
-          <w:t>徒13:10</w:t>
+          <w:t>王上3:14</w:t>
         </w:r>
       </w:hyperlink>
       <w:r>
@@ -1000,7 +720,7 @@
         </w:rPr>
         <w:t>；</w:t>
       </w:r>
-      <w:hyperlink r:id="rId28">
+      <w:hyperlink r:id="rId31">
         <w:r>
           <w:rPr>
             <w:lang w:val="zh_TW" w:bidi="zh_TW"/>
@@ -1009,14 +729,32 @@
             <w:color w:val="0000EE"/>
             <w:u w:val="single"/>
           </w:rPr>
-          <w:t>西1:13</w:t>
+          <w:t>詩90:12</w:t>
         </w:r>
       </w:hyperlink>
       <w:r>
         <w:rPr>
           <w:lang w:val="zh_TW" w:bidi="zh_TW"/>
         </w:rPr>
-        <w:t>）</w:t>
+        <w:t>）。在但以理書中，神被描述為「亙古常在者」（Ancient of Days，</w:t>
+      </w:r>
+      <w:hyperlink r:id="rId32">
+        <w:r>
+          <w:rPr>
+            <w:lang w:val="zh_TW" w:bidi="zh_TW"/>
+          </w:rPr>
+          <w:rPr>
+            <w:color w:val="0000EE"/>
+            <w:u w:val="single"/>
+          </w:rPr>
+          <w:t>但7:9、13</w:t>
+        </w:r>
+      </w:hyperlink>
+      <w:r>
+        <w:rPr>
+          <w:lang w:val="zh_TW" w:bidi="zh_TW"/>
+        </w:rPr>
+        <w:t>）。</w:t>
       </w:r>
     </w:p>
     <w:p>
@@ -1030,9 +768,9 @@
         <w:rPr>
           <w:lang w:val="zh_TW" w:bidi="zh_TW"/>
         </w:rPr>
-        <w:t>撒但是神的仇敵，想要將所有人與神分開。特別是基督徒的危險敵人（</w:t>
-      </w:r>
-      <w:hyperlink r:id="rId29">
+        <w:t>除了為了休息和敬拜而保留的安息日之外（</w:t>
+      </w:r>
+      <w:hyperlink r:id="rId33">
         <w:r>
           <w:rPr>
             <w:lang w:val="zh_TW" w:bidi="zh_TW"/>
@@ -1041,7 +779,7 @@
             <w:color w:val="0000EE"/>
             <w:u w:val="single"/>
           </w:rPr>
-          <w:t>路8:33</w:t>
+          <w:t>創2:3</w:t>
         </w:r>
       </w:hyperlink>
       <w:r>
@@ -1050,7 +788,7 @@
         </w:rPr>
         <w:t>；</w:t>
       </w:r>
-      <w:hyperlink r:id="rId30">
+      <w:hyperlink r:id="rId34">
         <w:r>
           <w:rPr>
             <w:lang w:val="zh_TW" w:bidi="zh_TW"/>
@@ -1059,16 +797,16 @@
             <w:color w:val="0000EE"/>
             <w:u w:val="single"/>
           </w:rPr>
-          <w:t>林前7:5</w:t>
+          <w:t>出20:8–11</w:t>
         </w:r>
       </w:hyperlink>
       <w:r>
         <w:rPr>
           <w:lang w:val="zh_TW" w:bidi="zh_TW"/>
         </w:rPr>
-        <w:t>；</w:t>
-      </w:r>
-      <w:hyperlink r:id="rId31">
+        <w:t>），「日」一詞還指春天的逾越節（</w:t>
+      </w:r>
+      <w:hyperlink r:id="rId35">
         <w:r>
           <w:rPr>
             <w:lang w:val="zh_TW" w:bidi="zh_TW"/>
@@ -1077,16 +815,16 @@
             <w:color w:val="0000EE"/>
             <w:u w:val="single"/>
           </w:rPr>
-          <w:t>彼前5:8</w:t>
+          <w:t>出12:14</w:t>
         </w:r>
       </w:hyperlink>
       <w:r>
         <w:rPr>
           <w:lang w:val="zh_TW" w:bidi="zh_TW"/>
         </w:rPr>
-        <w:t>），基督徒必須抵擋牠，不被牠的詭計所迷惑（</w:t>
-      </w:r>
-      <w:hyperlink r:id="rId32">
+        <w:t>；</w:t>
+      </w:r>
+      <w:hyperlink r:id="rId36">
         <w:r>
           <w:rPr>
             <w:lang w:val="zh_TW" w:bidi="zh_TW"/>
@@ -1095,16 +833,16 @@
             <w:color w:val="0000EE"/>
             <w:u w:val="single"/>
           </w:rPr>
-          <w:t>林後2:11</w:t>
+          <w:t>利23:5</w:t>
         </w:r>
       </w:hyperlink>
       <w:r>
         <w:rPr>
           <w:lang w:val="zh_TW" w:bidi="zh_TW"/>
         </w:rPr>
-        <w:t>；</w:t>
-      </w:r>
-      <w:hyperlink r:id="rId33">
+        <w:t>）和每年秋天的贖罪日（</w:t>
+      </w:r>
+      <w:hyperlink r:id="rId37">
         <w:r>
           <w:rPr>
             <w:lang w:val="zh_TW" w:bidi="zh_TW"/>
@@ -1113,32 +851,25 @@
             <w:color w:val="0000EE"/>
             <w:u w:val="single"/>
           </w:rPr>
-          <w:t>弗6:11</w:t>
+          <w:t>利16:29–31</w:t>
         </w:r>
       </w:hyperlink>
       <w:r>
         <w:rPr>
           <w:lang w:val="zh_TW" w:bidi="zh_TW"/>
         </w:rPr>
-        <w:t>；</w:t>
-      </w:r>
-      <w:hyperlink r:id="rId34">
-        <w:r>
-          <w:rPr>
-            <w:lang w:val="zh_TW" w:bidi="zh_TW"/>
-          </w:rPr>
-          <w:rPr>
-            <w:color w:val="0000EE"/>
-            <w:u w:val="single"/>
-          </w:rPr>
-          <w:t>雅4:7</w:t>
-        </w:r>
-      </w:hyperlink>
-      <w:r>
-        <w:rPr>
-          <w:lang w:val="zh_TW" w:bidi="zh_TW"/>
-        </w:rPr>
-        <w:t>）。</w:t>
+        <w:t>）。與安息日一樣，在這些日子人不可工作，而是遵守指定的宗教禮儀。</w:t>
+      </w:r>
+    </w:p>
+    <w:p>
+      <w:pPr>
+        <w:pStyle w:val="Heading3"/>
+      </w:pPr>
+      <w:r>
+        <w:rPr>
+          <w:lang w:val="zh_TW" w:bidi="zh_TW"/>
+        </w:rPr>
+        <w:t>新約</w:t>
       </w:r>
     </w:p>
     <w:p>
@@ -1152,27 +883,9 @@
         <w:rPr>
           <w:lang w:val="zh_TW" w:bidi="zh_TW"/>
         </w:rPr>
-        <w:t>撒但透過以下方式執行牠的邪惡計劃：</w:t>
-      </w:r>
-    </w:p>
-    <w:p>
-      <w:pPr>
-        <w:pStyle w:val="ListBullet"/>
-        <w:spacing w:line="240" w:lineRule="auto"/>
-        <w:ind w:left="720"/>
-      </w:pPr>
-      <w:r>
-        <w:rPr>
-          <w:lang w:val="zh_TW" w:bidi="zh_TW"/>
-        </w:rPr>
-      </w:r>
-      <w:r>
-        <w:rPr>
-          <w:lang w:val="zh_TW" w:bidi="zh_TW"/>
-        </w:rPr>
-        <w:t>試探人（</w:t>
-      </w:r>
-      <w:hyperlink r:id="rId35">
+        <w:t>在新約中，「日子」的用法部分延續了閃族的傳統，不過四更夜更的制度則源於希臘和羅馬。新約時期的十二小時白天則承襲自巴比倫的天文學（參</w:t>
+      </w:r>
+      <w:hyperlink r:id="rId38">
         <w:r>
           <w:rPr>
             <w:lang w:val="zh_TW" w:bidi="zh_TW"/>
@@ -1181,163 +894,7 @@
             <w:color w:val="0000EE"/>
             <w:u w:val="single"/>
           </w:rPr>
-          <w:t>約13:2</w:t>
-        </w:r>
-      </w:hyperlink>
-      <w:r>
-        <w:rPr>
-          <w:lang w:val="zh_TW" w:bidi="zh_TW"/>
-        </w:rPr>
-        <w:t>；</w:t>
-      </w:r>
-      <w:hyperlink r:id="rId36">
-        <w:r>
-          <w:rPr>
-            <w:lang w:val="zh_TW" w:bidi="zh_TW"/>
-          </w:rPr>
-          <w:rPr>
-            <w:color w:val="0000EE"/>
-            <w:u w:val="single"/>
-          </w:rPr>
-          <w:t>徒5:3</w:t>
-        </w:r>
-      </w:hyperlink>
-      <w:r>
-        <w:rPr>
-          <w:lang w:val="zh_TW" w:bidi="zh_TW"/>
-        </w:rPr>
-        <w:t>）</w:t>
-      </w:r>
-    </w:p>
-    <w:p>
-      <w:pPr>
-        <w:pStyle w:val="ListBullet"/>
-        <w:spacing w:line="240" w:lineRule="auto"/>
-        <w:ind w:left="720"/>
-      </w:pPr>
-      <w:r>
-        <w:rPr>
-          <w:lang w:val="zh_TW" w:bidi="zh_TW"/>
-        </w:rPr>
-      </w:r>
-      <w:r>
-        <w:rPr>
-          <w:lang w:val="zh_TW" w:bidi="zh_TW"/>
-        </w:rPr>
-        <w:t>阻礙神的工人（</w:t>
-      </w:r>
-      <w:hyperlink r:id="rId37">
-        <w:r>
-          <w:rPr>
-            <w:lang w:val="zh_TW" w:bidi="zh_TW"/>
-          </w:rPr>
-          <w:rPr>
-            <w:color w:val="0000EE"/>
-            <w:u w:val="single"/>
-          </w:rPr>
-          <w:t>帖前2:18</w:t>
-        </w:r>
-      </w:hyperlink>
-      <w:r>
-        <w:rPr>
-          <w:lang w:val="zh_TW" w:bidi="zh_TW"/>
-        </w:rPr>
-        <w:t>）</w:t>
-      </w:r>
-    </w:p>
-    <w:p>
-      <w:pPr>
-        <w:pStyle w:val="ListBullet"/>
-        <w:spacing w:line="240" w:lineRule="auto"/>
-        <w:ind w:left="720"/>
-      </w:pPr>
-      <w:r>
-        <w:rPr>
-          <w:lang w:val="zh_TW" w:bidi="zh_TW"/>
-        </w:rPr>
-      </w:r>
-      <w:r>
-        <w:rPr>
-          <w:lang w:val="zh_TW" w:bidi="zh_TW"/>
-        </w:rPr>
-        <w:t>在神面前控告基督徒（</w:t>
-      </w:r>
-      <w:hyperlink r:id="rId38">
-        <w:r>
-          <w:rPr>
-            <w:lang w:val="zh_TW" w:bidi="zh_TW"/>
-          </w:rPr>
-          <w:rPr>
-            <w:color w:val="0000EE"/>
-            <w:u w:val="single"/>
-          </w:rPr>
-          <w:t>啟12:10</w:t>
-        </w:r>
-      </w:hyperlink>
-      <w:r>
-        <w:rPr>
-          <w:lang w:val="zh_TW" w:bidi="zh_TW"/>
-        </w:rPr>
-        <w:t>）</w:t>
-      </w:r>
-    </w:p>
-    <w:p>
-      <w:pPr>
-        <w:pStyle w:val="ListBullet"/>
-        <w:spacing w:line="240" w:lineRule="auto"/>
-        <w:ind w:left="720"/>
-      </w:pPr>
-      <w:r>
-        <w:rPr>
-          <w:lang w:val="zh_TW" w:bidi="zh_TW"/>
-        </w:rPr>
-      </w:r>
-      <w:r>
-        <w:rPr>
-          <w:lang w:val="zh_TW" w:bidi="zh_TW"/>
-        </w:rPr>
-        <w:t>控制那些棄絕福音的惡人（</w:t>
-      </w:r>
-      <w:hyperlink r:id="rId39">
-        <w:r>
-          <w:rPr>
-            <w:lang w:val="zh_TW" w:bidi="zh_TW"/>
-          </w:rPr>
-          <w:rPr>
-            <w:color w:val="0000EE"/>
-            <w:u w:val="single"/>
-          </w:rPr>
-          <w:t>帖後2:9</w:t>
-        </w:r>
-      </w:hyperlink>
-      <w:r>
-        <w:rPr>
-          <w:lang w:val="zh_TW" w:bidi="zh_TW"/>
-        </w:rPr>
-        <w:t>；</w:t>
-      </w:r>
-      <w:hyperlink r:id="rId40">
-        <w:r>
-          <w:rPr>
-            <w:lang w:val="zh_TW" w:bidi="zh_TW"/>
-          </w:rPr>
-          <w:rPr>
-            <w:color w:val="0000EE"/>
-            <w:u w:val="single"/>
-          </w:rPr>
-          <w:t>啟2:9、13，</w:t>
-        </w:r>
-      </w:hyperlink>
-      <w:hyperlink r:id="rId41">
-        <w:r>
-          <w:rPr>
-            <w:lang w:val="zh_TW" w:bidi="zh_TW"/>
-          </w:rPr>
-          <w:rPr>
-            <w:color w:val="0000EE"/>
-            <w:u w:val="single"/>
-          </w:rPr>
-          <w:t>13:2</w:t>
+          <w:t>約11:9</w:t>
         </w:r>
       </w:hyperlink>
       <w:r>
@@ -1358,7 +915,61 @@
         <w:rPr>
           <w:lang w:val="zh_TW" w:bidi="zh_TW"/>
         </w:rPr>
-        <w:t>然而，最重要的是，新約教導魔鬼自起初就是邪惡的（</w:t>
+        <w:t>除了字面意義上的日子，新約作者也使用比喻的說法，例如「拯救的日子」（</w:t>
+      </w:r>
+      <w:hyperlink r:id="rId39">
+        <w:r>
+          <w:rPr>
+            <w:lang w:val="zh_TW" w:bidi="zh_TW"/>
+          </w:rPr>
+          <w:rPr>
+            <w:color w:val="0000EE"/>
+            <w:u w:val="single"/>
+          </w:rPr>
+          <w:t>林後6:2</w:t>
+        </w:r>
+      </w:hyperlink>
+      <w:r>
+        <w:rPr>
+          <w:lang w:val="zh_TW" w:bidi="zh_TW"/>
+        </w:rPr>
+        <w:t>） 和「耶穌基督的日子」（</w:t>
+      </w:r>
+      <w:hyperlink r:id="rId40">
+        <w:r>
+          <w:rPr>
+            <w:lang w:val="zh_TW" w:bidi="zh_TW"/>
+          </w:rPr>
+          <w:rPr>
+            <w:color w:val="0000EE"/>
+            <w:u w:val="single"/>
+          </w:rPr>
+          <w:t>腓1:6</w:t>
+        </w:r>
+      </w:hyperlink>
+      <w:r>
+        <w:rPr>
+          <w:lang w:val="zh_TW" w:bidi="zh_TW"/>
+        </w:rPr>
+        <w:t>）。「日子」也有用來指具體的時段，如「他供職的日子」（</w:t>
+      </w:r>
+      <w:hyperlink r:id="rId41">
+        <w:r>
+          <w:rPr>
+            <w:lang w:val="zh_TW" w:bidi="zh_TW"/>
+          </w:rPr>
+          <w:rPr>
+            <w:color w:val="0000EE"/>
+            <w:u w:val="single"/>
+          </w:rPr>
+          <w:t>路1:23</w:t>
+        </w:r>
+      </w:hyperlink>
+      <w:r>
+        <w:rPr>
+          <w:lang w:val="zh_TW" w:bidi="zh_TW"/>
+        </w:rPr>
+        <w:t>）。特別節期包括逾越節（</w:t>
       </w:r>
       <w:hyperlink r:id="rId42">
         <w:r>
@@ -1369,14 +980,26 @@
             <w:color w:val="0000EE"/>
             <w:u w:val="single"/>
           </w:rPr>
-          <w:t>約一3:8</w:t>
+          <w:t>約12:1</w:t>
         </w:r>
       </w:hyperlink>
       <w:r>
         <w:rPr>
           <w:lang w:val="zh_TW" w:bidi="zh_TW"/>
         </w:rPr>
-        <w:t>），但藉著耶穌的服事，撒但已被擊敗，並被驅逐出天上（</w:t>
+        <w:t>）、「</w:t>
+      </w:r>
+      <w:r>
+        <w:rPr>
+          <w:lang w:val="zh_TW" w:bidi="zh_TW"/>
+        </w:rPr>
+        <w:t>除酵的日子」</w:t>
+      </w:r>
+      <w:r>
+        <w:rPr>
+          <w:lang w:val="zh_TW" w:bidi="zh_TW"/>
+        </w:rPr>
+        <w:t>（</w:t>
       </w:r>
       <w:hyperlink r:id="rId43">
         <w:r>
@@ -1387,14 +1010,14 @@
             <w:color w:val="0000EE"/>
             <w:u w:val="single"/>
           </w:rPr>
-          <w:t>路10:18</w:t>
+          <w:t>徒12:3</w:t>
         </w:r>
       </w:hyperlink>
       <w:r>
         <w:rPr>
           <w:lang w:val="zh_TW" w:bidi="zh_TW"/>
         </w:rPr>
-        <w:t>；</w:t>
+        <w:t>） 和五旬節（</w:t>
       </w:r>
       <w:hyperlink r:id="rId44">
         <w:r>
@@ -1405,14 +1028,28 @@
             <w:color w:val="0000EE"/>
             <w:u w:val="single"/>
           </w:rPr>
-          <w:t>啟12</w:t>
+          <w:t>徒2:1</w:t>
         </w:r>
       </w:hyperlink>
       <w:r>
         <w:rPr>
           <w:lang w:val="zh_TW" w:bidi="zh_TW"/>
         </w:rPr>
-        <w:t>）。儘管牠是一個危險的仇敵，基督徒擁有強大的武器——禱告、信心以及耶穌之血的果效。撒但若獲准，仍可引發身體疾病（</w:t>
+        <w:t>）。</w:t>
+      </w:r>
+    </w:p>
+    <w:p>
+      <w:pPr/>
+      <w:r>
+        <w:rPr>
+          <w:lang w:val="zh_TW" w:bidi="zh_TW"/>
+        </w:rPr>
+      </w:r>
+      <w:r>
+        <w:rPr>
+          <w:lang w:val="zh_TW" w:bidi="zh_TW"/>
+        </w:rPr>
+        <w:t>與舊約一樣，日子也指人的一生（</w:t>
       </w:r>
       <w:hyperlink r:id="rId45">
         <w:r>
@@ -1423,16 +1060,142 @@
             <w:color w:val="0000EE"/>
             <w:u w:val="single"/>
           </w:rPr>
-          <w:t>林後12:7</w:t>
+          <w:t>約9:4</w:t>
         </w:r>
       </w:hyperlink>
       <w:r>
         <w:rPr>
           <w:lang w:val="zh_TW" w:bidi="zh_TW"/>
         </w:rPr>
-        <w:t>），而人也可能被交給撒但受懲罰（</w:t>
+        <w:t>）。基督徒被稱為「光明之子」和「白晝之子」（</w:t>
       </w:r>
       <w:hyperlink r:id="rId46">
+        <w:r>
+          <w:rPr>
+            <w:lang w:val="zh_TW" w:bidi="zh_TW"/>
+          </w:rPr>
+          <w:rPr>
+            <w:color w:val="0000EE"/>
+            <w:u w:val="single"/>
+          </w:rPr>
+          <w:t>帖前5:5</w:t>
+        </w:r>
+      </w:hyperlink>
+      <w:r>
+        <w:rPr>
+          <w:lang w:val="zh_TW" w:bidi="zh_TW"/>
+        </w:rPr>
+        <w:t>），較長的時期或時代也被稱為日子（</w:t>
+      </w:r>
+      <w:hyperlink r:id="rId39">
+        <w:r>
+          <w:rPr>
+            <w:lang w:val="zh_TW" w:bidi="zh_TW"/>
+          </w:rPr>
+          <w:rPr>
+            <w:color w:val="0000EE"/>
+            <w:u w:val="single"/>
+          </w:rPr>
+          <w:t>林後6:2</w:t>
+        </w:r>
+      </w:hyperlink>
+      <w:r>
+        <w:rPr>
+          <w:lang w:val="zh_TW" w:bidi="zh_TW"/>
+        </w:rPr>
+        <w:t>；</w:t>
+      </w:r>
+      <w:hyperlink r:id="rId47">
+        <w:r>
+          <w:rPr>
+            <w:lang w:val="zh_TW" w:bidi="zh_TW"/>
+          </w:rPr>
+          <w:rPr>
+            <w:color w:val="0000EE"/>
+            <w:u w:val="single"/>
+          </w:rPr>
+          <w:t>弗5:16</w:t>
+        </w:r>
+      </w:hyperlink>
+      <w:r>
+        <w:rPr>
+          <w:lang w:val="zh_TW" w:bidi="zh_TW"/>
+        </w:rPr>
+        <w:t>，</w:t>
+      </w:r>
+      <w:hyperlink r:id="rId48">
+        <w:r>
+          <w:rPr>
+            <w:lang w:val="zh_TW" w:bidi="zh_TW"/>
+          </w:rPr>
+          <w:rPr>
+            <w:color w:val="0000EE"/>
+            <w:u w:val="single"/>
+          </w:rPr>
+          <w:t>6:13</w:t>
+        </w:r>
+      </w:hyperlink>
+      <w:r>
+        <w:rPr>
+          <w:lang w:val="zh_TW" w:bidi="zh_TW"/>
+        </w:rPr>
+        <w:t>；</w:t>
+      </w:r>
+      <w:hyperlink r:id="rId49">
+        <w:r>
+          <w:rPr>
+            <w:lang w:val="zh_TW" w:bidi="zh_TW"/>
+          </w:rPr>
+          <w:rPr>
+            <w:color w:val="0000EE"/>
+            <w:u w:val="single"/>
+          </w:rPr>
+          <w:t>來5:7</w:t>
+        </w:r>
+      </w:hyperlink>
+      <w:r>
+        <w:rPr>
+          <w:lang w:val="zh_TW" w:bidi="zh_TW"/>
+        </w:rPr>
+        <w:t>）。舊約先知所強調審判的日子在新約中延續，並特別指出那是神最終審判的日子——人子（耶穌）要顯明祂是主（</w:t>
+      </w:r>
+      <w:hyperlink r:id="rId50">
+        <w:r>
+          <w:rPr>
+            <w:lang w:val="zh_TW" w:bidi="zh_TW"/>
+          </w:rPr>
+          <w:rPr>
+            <w:color w:val="0000EE"/>
+            <w:u w:val="single"/>
+          </w:rPr>
+          <w:t>路17:30</w:t>
+        </w:r>
+      </w:hyperlink>
+      <w:r>
+        <w:rPr>
+          <w:lang w:val="zh_TW" w:bidi="zh_TW"/>
+        </w:rPr>
+        <w:t>；</w:t>
+      </w:r>
+      <w:hyperlink r:id="rId51">
+        <w:r>
+          <w:rPr>
+            <w:lang w:val="zh_TW" w:bidi="zh_TW"/>
+          </w:rPr>
+          <w:rPr>
+            <w:color w:val="0000EE"/>
+            <w:u w:val="single"/>
+          </w:rPr>
+          <w:t>約6:39–44</w:t>
+        </w:r>
+      </w:hyperlink>
+      <w:r>
+        <w:rPr>
+          <w:lang w:val="zh_TW" w:bidi="zh_TW"/>
+        </w:rPr>
+        <w:t>；</w:t>
+      </w:r>
+      <w:hyperlink r:id="rId52">
         <w:r>
           <w:rPr>
             <w:lang w:val="zh_TW" w:bidi="zh_TW"/>
@@ -1450,7 +1213,7 @@
         </w:rPr>
         <w:t>；</w:t>
       </w:r>
-      <w:hyperlink r:id="rId47">
+      <w:hyperlink r:id="rId53">
         <w:r>
           <w:rPr>
             <w:lang w:val="zh_TW" w:bidi="zh_TW"/>
@@ -1459,16 +1222,16 @@
             <w:color w:val="0000EE"/>
             <w:u w:val="single"/>
           </w:rPr>
-          <w:t>提前1:20</w:t>
+          <w:t>帖前5:2</w:t>
         </w:r>
       </w:hyperlink>
       <w:r>
         <w:rPr>
           <w:lang w:val="zh_TW" w:bidi="zh_TW"/>
         </w:rPr>
-        <w:t>）。最終，神掌控撒但，並將徹底毀滅牠（</w:t>
-      </w:r>
-      <w:hyperlink r:id="rId48">
+        <w:t>；</w:t>
+      </w:r>
+      <w:hyperlink r:id="rId54">
         <w:r>
           <w:rPr>
             <w:lang w:val="zh_TW" w:bidi="zh_TW"/>
@@ -1477,16 +1240,16 @@
             <w:color w:val="0000EE"/>
             <w:u w:val="single"/>
           </w:rPr>
-          <w:t>羅16:20</w:t>
+          <w:t>彼後2:9</w:t>
         </w:r>
       </w:hyperlink>
       <w:r>
         <w:rPr>
           <w:lang w:val="zh_TW" w:bidi="zh_TW"/>
         </w:rPr>
-        <w:t>；</w:t>
-      </w:r>
-      <w:hyperlink r:id="rId49">
+        <w:t>，</w:t>
+      </w:r>
+      <w:hyperlink r:id="rId55">
         <w:r>
           <w:rPr>
             <w:lang w:val="zh_TW" w:bidi="zh_TW"/>
@@ -1495,7 +1258,91 @@
             <w:color w:val="0000EE"/>
             <w:u w:val="single"/>
           </w:rPr>
-          <w:t>啟20:10</w:t>
+          <w:t>3:7、12</w:t>
+        </w:r>
+      </w:hyperlink>
+      <w:r>
+        <w:rPr>
+          <w:lang w:val="zh_TW" w:bidi="zh_TW"/>
+        </w:rPr>
+        <w:t>；</w:t>
+      </w:r>
+      <w:hyperlink r:id="rId56">
+        <w:r>
+          <w:rPr>
+            <w:lang w:val="zh_TW" w:bidi="zh_TW"/>
+          </w:rPr>
+          <w:rPr>
+            <w:color w:val="0000EE"/>
+            <w:u w:val="single"/>
+          </w:rPr>
+          <w:t>約一4:17</w:t>
+        </w:r>
+      </w:hyperlink>
+      <w:r>
+        <w:rPr>
+          <w:lang w:val="zh_TW" w:bidi="zh_TW"/>
+        </w:rPr>
+        <w:t>；</w:t>
+      </w:r>
+      <w:hyperlink r:id="rId57">
+        <w:r>
+          <w:rPr>
+            <w:lang w:val="zh_TW" w:bidi="zh_TW"/>
+          </w:rPr>
+          <w:rPr>
+            <w:color w:val="0000EE"/>
+            <w:u w:val="single"/>
+          </w:rPr>
+          <w:t>啟16:14</w:t>
+        </w:r>
+      </w:hyperlink>
+      <w:r>
+        <w:rPr>
+          <w:lang w:val="zh_TW" w:bidi="zh_TW"/>
+        </w:rPr>
+        <w:t>）。「</w:t>
+      </w:r>
+      <w:r>
+        <w:rPr>
+          <w:lang w:val="zh_TW" w:bidi="zh_TW"/>
+        </w:rPr>
+        <w:t>永遠</w:t>
+      </w:r>
+      <w:r>
+        <w:rPr>
+          <w:lang w:val="zh_TW" w:bidi="zh_TW"/>
+        </w:rPr>
+        <w:t>」標誌著時間將成為永恆的那一刻（</w:t>
+      </w:r>
+      <w:hyperlink r:id="rId58">
+        <w:r>
+          <w:rPr>
+            <w:lang w:val="zh_TW" w:bidi="zh_TW"/>
+          </w:rPr>
+          <w:rPr>
+            <w:color w:val="0000EE"/>
+            <w:u w:val="single"/>
+          </w:rPr>
+          <w:t>彼後3:18</w:t>
+        </w:r>
+      </w:hyperlink>
+      <w:r>
+        <w:rPr>
+          <w:lang w:val="zh_TW" w:bidi="zh_TW"/>
+        </w:rPr>
+        <w:t>）。新耶路撒冷，就是神子民的居所，被描述為一個永遠白晝之地（</w:t>
+      </w:r>
+      <w:hyperlink r:id="rId59">
+        <w:r>
+          <w:rPr>
+            <w:lang w:val="zh_TW" w:bidi="zh_TW"/>
+          </w:rPr>
+          <w:rPr>
+            <w:color w:val="0000EE"/>
+            <w:u w:val="single"/>
+          </w:rPr>
+          <w:t>啟21:25</w:t>
         </w:r>
       </w:hyperlink>
       <w:r>
@@ -1523,2811 +1370,25 @@
         <w:rPr>
           <w:lang w:val="zh_TW" w:bidi="zh_TW"/>
         </w:rPr>
-        <w:t xml:space="preserve"> </w:t>
-      </w:r>
-      <w:r>
-        <w:rPr>
-          <w:lang w:val="zh_TW" w:bidi="zh_TW"/>
-        </w:rPr>
-        <w:t>天使，</w:t>
-      </w:r>
-      <w:r>
-        <w:rPr>
-          <w:lang w:val="zh_TW" w:bidi="zh_TW"/>
-        </w:rPr>
-        <w:t>鬼魔，</w:t>
-      </w:r>
-      <w:r>
-        <w:rPr>
-          <w:lang w:val="zh_TW" w:bidi="zh_TW"/>
-        </w:rPr>
-        <w:t>鬼附，</w:t>
-      </w:r>
-      <w:r>
-        <w:rPr>
-          <w:lang w:val="zh_TW" w:bidi="zh_TW"/>
-        </w:rPr>
-        <w:t>路西弗</w:t>
-      </w:r>
-      <w:r>
-        <w:rPr>
-          <w:lang w:val="zh_TW" w:bidi="zh_TW"/>
-        </w:rPr>
-        <w:t>。</w:t>
-      </w:r>
-      <w:r>
-        <w:rPr>
-          <w:lang w:val="zh_TW" w:bidi="zh_TW"/>
-        </w:rPr>
-      </w:r>
-      <w:r>
-        <w:rPr>
-          <w:lang w:val="zh_TW" w:bidi="zh_TW"/>
-        </w:rPr>
-      </w:r>
-    </w:p>
-    <w:p>
-      <w:pPr/>
-      <w:r>
-        <w:rPr>
-          <w:lang w:val="zh_TW" w:bidi="zh_TW"/>
-        </w:rPr>
-      </w:r>
-    </w:p>
-    <w:p>
-      <w:pPr>
-        <w:pStyle w:val="Heading2"/>
-      </w:pPr>
-      <w:r>
-        <w:rPr>
-          <w:lang w:val="zh_TW" w:bidi="zh_TW"/>
-        </w:rPr>
-        <w:t>撒都該人</w:t>
-      </w:r>
-      <w:r>
-        <w:rPr>
-          <w:lang w:val="zh_TW" w:bidi="zh_TW"/>
-        </w:rPr>
-      </w:r>
-    </w:p>
-    <w:p>
-      <w:pPr/>
-      <w:r>
-        <w:rPr>
-          <w:lang w:val="zh_TW" w:bidi="zh_TW"/>
-        </w:rPr>
-      </w:r>
-      <w:r>
-        <w:rPr>
-          <w:lang w:val="zh_TW" w:bidi="zh_TW"/>
-        </w:rPr>
-        <w:t>在新約中提到14次的猶太教派，在舊約中並未提及。</w:t>
-      </w:r>
-    </w:p>
-    <w:p>
-      <w:pPr>
-        <w:pStyle w:val="Heading3"/>
-      </w:pPr>
-      <w:r>
-        <w:rPr>
-          <w:lang w:val="zh_TW" w:bidi="zh_TW"/>
-        </w:rPr>
-        <w:t>他們的歷史</w:t>
-      </w:r>
-    </w:p>
-    <w:p>
-      <w:pPr/>
-      <w:r>
-        <w:rPr>
-          <w:lang w:val="zh_TW" w:bidi="zh_TW"/>
-        </w:rPr>
-      </w:r>
-      <w:r>
-        <w:rPr>
-          <w:lang w:val="zh_TW" w:bidi="zh_TW"/>
-        </w:rPr>
-        <w:t>關於該名稱的起源，學者提出了幾種可能的解釋。首先，有人認為撒都該人（Sadducees）</w:t>
-      </w:r>
-      <w:r>
-        <w:rPr>
-          <w:lang w:val="zh_TW" w:bidi="zh_TW"/>
-        </w:rPr>
-        <w:t>這個</w:t>
-      </w:r>
-      <w:r>
-        <w:rPr>
-          <w:lang w:val="zh_TW" w:bidi="zh_TW"/>
-        </w:rPr>
-        <w:t>名稱與希伯來文中的「公義」（saddik）有關。然而，從語源學的角度來看，這種解釋並不穩妥，因為</w:t>
-      </w:r>
-      <w:r>
-        <w:rPr>
-          <w:lang w:val="zh_TW" w:bidi="zh_TW"/>
-        </w:rPr>
-        <w:t>這個</w:t>
-      </w:r>
-      <w:r>
-        <w:rPr>
-          <w:lang w:val="zh_TW" w:bidi="zh_TW"/>
-        </w:rPr>
-        <w:t>詞中的</w:t>
-      </w:r>
-      <w:r>
-        <w:rPr>
-          <w:i/>
-          <w:lang w:val="zh_TW" w:bidi="zh_TW"/>
-        </w:rPr>
-        <w:t>i</w:t>
-      </w:r>
-      <w:r>
-        <w:rPr>
-          <w:lang w:val="zh_TW" w:bidi="zh_TW"/>
-        </w:rPr>
-        <w:t>會變成</w:t>
-      </w:r>
-      <w:r>
-        <w:rPr>
-          <w:i/>
-          <w:lang w:val="zh_TW" w:bidi="zh_TW"/>
-        </w:rPr>
-        <w:t>u</w:t>
-      </w:r>
-      <w:r>
-        <w:rPr>
-          <w:lang w:val="zh_TW" w:bidi="zh_TW"/>
-        </w:rPr>
-        <w:t>，而且沒有明確的證據表明他們自稱為「義人」。其次，有人認為</w:t>
-      </w:r>
-      <w:r>
-        <w:rPr>
-          <w:lang w:val="zh_TW" w:bidi="zh_TW"/>
-        </w:rPr>
-        <w:t>這個</w:t>
-      </w:r>
-      <w:r>
-        <w:rPr>
-          <w:lang w:val="zh_TW" w:bidi="zh_TW"/>
-        </w:rPr>
-        <w:t>名稱源於撒督（Zadok，有時在希臘文中寫作Saddouk），即大衛時代的一位祭司（</w:t>
-      </w:r>
-      <w:hyperlink r:id="rId50">
-        <w:r>
-          <w:rPr>
-            <w:lang w:val="zh_TW" w:bidi="zh_TW"/>
-          </w:rPr>
-          <w:rPr>
-            <w:color w:val="0000EE"/>
-            <w:u w:val="single"/>
-          </w:rPr>
-          <w:t>撒下8:17</w:t>
-        </w:r>
-      </w:hyperlink>
-      <w:r>
-        <w:rPr>
-          <w:lang w:val="zh_TW" w:bidi="zh_TW"/>
-        </w:rPr>
-        <w:t>，</w:t>
-      </w:r>
-      <w:hyperlink r:id="rId51">
-        <w:r>
-          <w:rPr>
-            <w:lang w:val="zh_TW" w:bidi="zh_TW"/>
-          </w:rPr>
-          <w:rPr>
-            <w:color w:val="0000EE"/>
-            <w:u w:val="single"/>
-          </w:rPr>
-          <w:t>15:24–29</w:t>
-        </w:r>
-      </w:hyperlink>
-      <w:r>
-        <w:rPr>
-          <w:lang w:val="zh_TW" w:bidi="zh_TW"/>
-        </w:rPr>
-        <w:t>），他</w:t>
-      </w:r>
-      <w:r>
-        <w:rPr>
-          <w:lang w:val="zh_TW" w:bidi="zh_TW"/>
-        </w:rPr>
-        <w:t>用膏</w:t>
-      </w:r>
-      <w:r>
-        <w:rPr>
-          <w:lang w:val="zh_TW" w:bidi="zh_TW"/>
-        </w:rPr>
-        <w:t>膏</w:t>
-      </w:r>
-      <w:r>
-        <w:rPr>
-          <w:lang w:val="zh_TW" w:bidi="zh_TW"/>
-        </w:rPr>
-        <w:t>所羅門</w:t>
-      </w:r>
-      <w:r>
-        <w:rPr>
-          <w:lang w:val="zh_TW" w:bidi="zh_TW"/>
-        </w:rPr>
-        <w:t>（</w:t>
-      </w:r>
-      <w:hyperlink r:id="rId52">
-        <w:r>
-          <w:rPr>
-            <w:lang w:val="zh_TW" w:bidi="zh_TW"/>
-          </w:rPr>
-          <w:rPr>
-            <w:color w:val="0000EE"/>
-            <w:u w:val="single"/>
-          </w:rPr>
-          <w:t>王上1:32–39</w:t>
-        </w:r>
-      </w:hyperlink>
-      <w:r>
-        <w:rPr>
-          <w:lang w:val="zh_TW" w:bidi="zh_TW"/>
-        </w:rPr>
-        <w:t>），並在所羅門統治期間成為大祭司（</w:t>
-      </w:r>
-      <w:hyperlink r:id="rId53">
-        <w:r>
-          <w:rPr>
-            <w:lang w:val="zh_TW" w:bidi="zh_TW"/>
-          </w:rPr>
-          <w:rPr>
-            <w:color w:val="0000EE"/>
-            <w:u w:val="single"/>
-          </w:rPr>
-          <w:t>2:35</w:t>
-        </w:r>
-      </w:hyperlink>
-      <w:r>
-        <w:rPr>
-          <w:lang w:val="zh_TW" w:bidi="zh_TW"/>
-        </w:rPr>
-        <w:t>）。據記載，他是亞倫的兒子以利亞撒的後裔（</w:t>
-      </w:r>
-      <w:hyperlink r:id="rId54">
-        <w:r>
-          <w:rPr>
-            <w:lang w:val="zh_TW" w:bidi="zh_TW"/>
-          </w:rPr>
-          <w:rPr>
-            <w:color w:val="0000EE"/>
-            <w:u w:val="single"/>
-          </w:rPr>
-          <w:t>代上6:3–8</w:t>
-        </w:r>
-      </w:hyperlink>
-      <w:r>
-        <w:rPr>
-          <w:lang w:val="zh_TW" w:bidi="zh_TW"/>
-        </w:rPr>
-        <w:t>），撒督家族的祭司（Zadokite priests）應該一直在聖殿事奉，直到被擄時期。在關於聖殿崇拜恢復的藍圖中（</w:t>
-      </w:r>
-      <w:hyperlink r:id="rId55">
-        <w:r>
-          <w:rPr>
-            <w:lang w:val="zh_TW" w:bidi="zh_TW"/>
-          </w:rPr>
-          <w:rPr>
-            <w:color w:val="0000EE"/>
-            <w:u w:val="single"/>
-          </w:rPr>
-          <w:t>結40–48</w:t>
-        </w:r>
-      </w:hyperlink>
-      <w:r>
-        <w:rPr>
-          <w:lang w:val="zh_TW" w:bidi="zh_TW"/>
-        </w:rPr>
-        <w:t>），撒督家族的祭司再次被指派為「利未祭司」來事奉（</w:t>
-      </w:r>
-      <w:hyperlink r:id="rId56">
-        <w:r>
-          <w:rPr>
-            <w:lang w:val="zh_TW" w:bidi="zh_TW"/>
-          </w:rPr>
-          <w:rPr>
-            <w:color w:val="0000EE"/>
-            <w:u w:val="single"/>
-          </w:rPr>
-          <w:t>44:15–16</w:t>
-        </w:r>
-      </w:hyperlink>
-      <w:r>
-        <w:rPr>
-          <w:lang w:val="zh_TW" w:bidi="zh_TW"/>
-        </w:rPr>
-        <w:t>，</w:t>
-      </w:r>
-      <w:hyperlink r:id="rId57">
-        <w:r>
-          <w:rPr>
-            <w:lang w:val="zh_TW" w:bidi="zh_TW"/>
-          </w:rPr>
-          <w:rPr>
-            <w:color w:val="0000EE"/>
-            <w:u w:val="single"/>
-          </w:rPr>
-          <w:t>48:11–12</w:t>
-        </w:r>
-      </w:hyperlink>
-      <w:r>
-        <w:rPr>
-          <w:lang w:val="zh_TW" w:bidi="zh_TW"/>
-        </w:rPr>
-        <w:t>）。被擄歸回之後，我們讀到約薩答的兒子約書亞擔任大祭司（</w:t>
-      </w:r>
-      <w:hyperlink r:id="rId58">
-        <w:r>
-          <w:rPr>
-            <w:lang w:val="zh_TW" w:bidi="zh_TW"/>
-          </w:rPr>
-          <w:rPr>
-            <w:color w:val="0000EE"/>
-            <w:u w:val="single"/>
-          </w:rPr>
-          <w:t>該1:1</w:t>
-        </w:r>
-      </w:hyperlink>
-      <w:r>
-        <w:rPr>
-          <w:lang w:val="zh_TW" w:bidi="zh_TW"/>
-        </w:rPr>
-        <w:t>），他的家譜可追溯至撒督（</w:t>
-      </w:r>
-      <w:hyperlink r:id="rId59">
-        <w:r>
-          <w:rPr>
-            <w:lang w:val="zh_TW" w:bidi="zh_TW"/>
-          </w:rPr>
-          <w:rPr>
-            <w:color w:val="0000EE"/>
-            <w:u w:val="single"/>
-          </w:rPr>
-          <w:t>代上6:8–15</w:t>
-        </w:r>
-      </w:hyperlink>
-      <w:r>
-        <w:rPr>
-          <w:lang w:val="zh_TW" w:bidi="zh_TW"/>
-        </w:rPr>
-        <w:t>）。公元前二世紀初的文獻顯示，撒督家族的祭司地位仍然受到重視，但並不確定撒都該人是否支持撒督祭司的職</w:t>
-      </w:r>
-      <w:r>
-        <w:rPr>
-          <w:lang w:val="zh_TW" w:bidi="zh_TW"/>
-        </w:rPr>
-        <w:t>分</w:t>
-      </w:r>
-      <w:r>
-        <w:rPr>
-          <w:lang w:val="zh_TW" w:bidi="zh_TW"/>
-        </w:rPr>
-        <w:t>。此外，這種關於撒都該人名稱起源的解釋，無法合理</w:t>
-      </w:r>
-      <w:r>
-        <w:rPr>
-          <w:lang w:val="zh_TW" w:bidi="zh_TW"/>
-        </w:rPr>
-        <w:t>解釋</w:t>
-      </w:r>
-      <w:r>
-        <w:rPr>
-          <w:lang w:val="zh_TW" w:bidi="zh_TW"/>
-        </w:rPr>
-        <w:t>該詞中的雙</w:t>
-      </w:r>
-      <w:r>
-        <w:rPr>
-          <w:i/>
-          <w:lang w:val="zh_TW" w:bidi="zh_TW"/>
-        </w:rPr>
-        <w:t>d</w:t>
-      </w:r>
-      <w:r>
-        <w:rPr>
-          <w:lang w:val="zh_TW" w:bidi="zh_TW"/>
-        </w:rPr>
-        <w:t>。</w:t>
-      </w:r>
-    </w:p>
-    <w:p>
-      <w:pPr/>
-      <w:r>
-        <w:rPr>
-          <w:lang w:val="zh_TW" w:bidi="zh_TW"/>
-        </w:rPr>
-      </w:r>
-      <w:r>
-        <w:rPr>
-          <w:lang w:val="zh_TW" w:bidi="zh_TW"/>
-        </w:rPr>
-        <w:t>第三，根據一個</w:t>
-      </w:r>
-      <w:r>
-        <w:rPr>
-          <w:lang w:val="zh_TW" w:bidi="zh_TW"/>
-        </w:rPr>
-        <w:t>晚期</w:t>
-      </w:r>
-      <w:r>
-        <w:rPr>
-          <w:lang w:val="zh_TW" w:bidi="zh_TW"/>
-        </w:rPr>
-        <w:t>的拉比傳統，撒都該人</w:t>
-      </w:r>
-      <w:r>
-        <w:rPr>
-          <w:lang w:val="zh_TW" w:bidi="zh_TW"/>
-        </w:rPr>
-        <w:t>的名稱</w:t>
-      </w:r>
-      <w:r>
-        <w:rPr>
-          <w:lang w:val="zh_TW" w:bidi="zh_TW"/>
-        </w:rPr>
-        <w:t>源於公元前二世紀一位名為撒督的人。然而，這種觀點缺乏足夠的支持。</w:t>
-      </w:r>
-    </w:p>
-    <w:p>
-      <w:pPr/>
-      <w:r>
-        <w:rPr>
-          <w:lang w:val="zh_TW" w:bidi="zh_TW"/>
-        </w:rPr>
-      </w:r>
-      <w:r>
-        <w:rPr>
-          <w:lang w:val="zh_TW" w:bidi="zh_TW"/>
-        </w:rPr>
-        <w:t>最後，英國新約學者文信（T. W. Manson）</w:t>
-      </w:r>
-      <w:r>
-        <w:rPr>
-          <w:lang w:val="zh_TW" w:bidi="zh_TW"/>
-        </w:rPr>
-        <w:t>提出</w:t>
-      </w:r>
-      <w:r>
-        <w:rPr>
-          <w:lang w:val="zh_TW" w:bidi="zh_TW"/>
-        </w:rPr>
-        <w:t>，他們的名稱可能與希臘文詞語sundikoi有關，意思是「議會成員」，</w:t>
-      </w:r>
-      <w:r>
-        <w:rPr>
-          <w:lang w:val="zh_TW" w:bidi="zh_TW"/>
-        </w:rPr>
-        <w:t>因此</w:t>
-      </w:r>
-      <w:r>
-        <w:rPr>
-          <w:lang w:val="zh_TW" w:bidi="zh_TW"/>
-        </w:rPr>
-        <w:t>視</w:t>
-      </w:r>
-      <w:r>
-        <w:rPr>
-          <w:lang w:val="zh_TW" w:bidi="zh_TW"/>
-        </w:rPr>
-        <w:t>撒都該人為哈斯蒙尼家族統治者下的議員</w:t>
-      </w:r>
-      <w:r>
-        <w:rPr>
-          <w:lang w:val="zh_TW" w:bidi="zh_TW"/>
-        </w:rPr>
-        <w:t>。</w:t>
-      </w:r>
-    </w:p>
-    <w:p>
-      <w:pPr/>
-      <w:r>
-        <w:rPr>
-          <w:lang w:val="zh_TW" w:bidi="zh_TW"/>
-        </w:rPr>
-      </w:r>
-      <w:r>
-        <w:rPr>
-          <w:lang w:val="zh_TW" w:bidi="zh_TW"/>
-        </w:rPr>
-        <w:t>撒都該人最早的歷史記載，可追溯至約拿單‧馬加比（Jonathan Maccabeus）</w:t>
-      </w:r>
-      <w:r>
-        <w:rPr>
-          <w:lang w:val="zh_TW" w:bidi="zh_TW"/>
-        </w:rPr>
-        <w:t>的</w:t>
-      </w:r>
-      <w:r>
-        <w:rPr>
-          <w:lang w:val="zh_TW" w:bidi="zh_TW"/>
-        </w:rPr>
-        <w:t>時代，他在公元前160年至143年期間領導猶太人對抗西流古（Seleucids）。約瑟夫（Josephus，猶太古史記 13.5.9）提到，撒都該人</w:t>
-      </w:r>
-      <w:r>
-        <w:rPr>
-          <w:lang w:val="zh_TW" w:bidi="zh_TW"/>
-        </w:rPr>
-        <w:t>在此時已是一個派別</w:t>
-      </w:r>
-      <w:r>
-        <w:rPr>
-          <w:lang w:val="zh_TW" w:bidi="zh_TW"/>
-        </w:rPr>
-        <w:t>，並且在</w:t>
-      </w:r>
-      <w:r>
-        <w:rPr>
-          <w:lang w:val="zh_TW" w:bidi="zh_TW"/>
-        </w:rPr>
-        <w:t>約翰‧許爾堪</w:t>
-      </w:r>
-      <w:r>
-        <w:rPr>
-          <w:lang w:val="zh_TW" w:bidi="zh_TW"/>
-        </w:rPr>
-        <w:t>（John Hyrcanus）擔任猶太國的領袖（公元前135–104年）時，與法利賽人發生衝突（猶太古史記 13.10.6）。撒都該人可能在某種意義上支持撒督祭司的傳統，或聲稱當時耶路撒冷的祭司職分源自撒督的後裔，但這一點並不</w:t>
-      </w:r>
-      <w:r>
-        <w:rPr>
-          <w:lang w:val="zh_TW" w:bidi="zh_TW"/>
-        </w:rPr>
-        <w:t>清楚</w:t>
-      </w:r>
-      <w:r>
-        <w:rPr>
-          <w:b/>
-          <w:lang w:val="zh_TW" w:bidi="zh_TW"/>
-        </w:rPr>
-        <w:t>。</w:t>
-      </w:r>
-      <w:r>
-        <w:rPr>
-          <w:lang w:val="zh_TW" w:bidi="zh_TW"/>
-        </w:rPr>
-        <w:t>約瑟夫</w:t>
-      </w:r>
-      <w:r>
-        <w:rPr>
-          <w:lang w:val="zh_TW" w:bidi="zh_TW"/>
-        </w:rPr>
-        <w:t>指出，</w:t>
-      </w:r>
-      <w:r>
-        <w:rPr>
-          <w:lang w:val="zh_TW" w:bidi="zh_TW"/>
-        </w:rPr>
-        <w:t>撒都該人</w:t>
-      </w:r>
-      <w:r>
-        <w:rPr>
-          <w:lang w:val="zh_TW" w:bidi="zh_TW"/>
-        </w:rPr>
-        <w:t>得到富人的支持</w:t>
-      </w:r>
-      <w:r>
-        <w:rPr>
-          <w:lang w:val="zh_TW" w:bidi="zh_TW"/>
-        </w:rPr>
-        <w:t>，</w:t>
-      </w:r>
-      <w:r>
-        <w:rPr>
-          <w:lang w:val="zh_TW" w:bidi="zh_TW"/>
-        </w:rPr>
-        <w:t>而法利賽人則在普通民眾中擁有影響力</w:t>
-      </w:r>
-      <w:r>
-        <w:rPr>
-          <w:lang w:val="zh_TW" w:bidi="zh_TW"/>
-        </w:rPr>
-        <w:t>。在莎樂美·亞歷山德拉（Salome Alexandra，公元前76–67年）</w:t>
-      </w:r>
-      <w:r>
-        <w:rPr>
-          <w:lang w:val="zh_TW" w:bidi="zh_TW"/>
-        </w:rPr>
-        <w:t>統治時期</w:t>
-      </w:r>
-      <w:r>
-        <w:rPr>
-          <w:lang w:val="zh_TW" w:bidi="zh_TW"/>
-        </w:rPr>
-        <w:t>，法利賽人</w:t>
-      </w:r>
-      <w:r>
-        <w:rPr>
-          <w:lang w:val="zh_TW" w:bidi="zh_TW"/>
-        </w:rPr>
-        <w:t>佔據上風</w:t>
-      </w:r>
-      <w:r>
-        <w:rPr>
-          <w:lang w:val="zh_TW" w:bidi="zh_TW"/>
-        </w:rPr>
-        <w:t>。然而，但當猶太成為羅馬省份後，羅馬總督開始頻繁更換大祭司，而大多數大祭司似乎都來自撒都該人的貴族家庭。這些撒都該人的家族雖然能與羅馬人妥協，但在當地仍擁有權力和影響力。隨著猶太人與羅馬統治者之間的敵意加劇，撒都該人的影響力逐漸</w:t>
-      </w:r>
-      <w:r>
-        <w:rPr>
-          <w:lang w:val="zh_TW" w:bidi="zh_TW"/>
-        </w:rPr>
-        <w:t>下降</w:t>
-      </w:r>
-      <w:r>
-        <w:rPr>
-          <w:lang w:val="zh_TW" w:bidi="zh_TW"/>
-        </w:rPr>
-        <w:t>。公元70年，耶路撒冷被羅馬人攻陷後，撒都該人便從歷史中消失。</w:t>
-      </w:r>
-    </w:p>
-    <w:p>
-      <w:pPr>
-        <w:pStyle w:val="Heading3"/>
-      </w:pPr>
-      <w:r>
-        <w:rPr>
-          <w:lang w:val="zh_TW" w:bidi="zh_TW"/>
-        </w:rPr>
-        <w:t>在新約聖經中</w:t>
-      </w:r>
-    </w:p>
-    <w:p>
-      <w:pPr/>
-      <w:r>
-        <w:rPr>
-          <w:lang w:val="zh_TW" w:bidi="zh_TW"/>
-        </w:rPr>
-      </w:r>
-      <w:r>
-        <w:rPr>
-          <w:lang w:val="zh_TW" w:bidi="zh_TW"/>
-        </w:rPr>
-        <w:t>在福音書的敘述中，撒都該人的首次出現是在約翰的洗禮現場，當時跟與法利賽人在</w:t>
-      </w:r>
-      <w:r>
-        <w:rPr>
-          <w:lang w:val="zh_TW" w:bidi="zh_TW"/>
-        </w:rPr>
-        <w:t>一起</w:t>
-      </w:r>
-      <w:r>
-        <w:rPr>
-          <w:lang w:val="zh_TW" w:bidi="zh_TW"/>
-        </w:rPr>
-        <w:t>。施洗約翰稱他們為「</w:t>
-      </w:r>
-      <w:r>
-        <w:rPr>
-          <w:lang w:val="zh_TW" w:bidi="zh_TW"/>
-        </w:rPr>
-        <w:t>毒蛇的種類</w:t>
-      </w:r>
-      <w:r>
-        <w:rPr>
-          <w:lang w:val="zh_TW" w:bidi="zh_TW"/>
-        </w:rPr>
-        <w:t>」，並挑戰他們在生活中悔改（</w:t>
-      </w:r>
-      <w:hyperlink r:id="rId60">
-        <w:r>
-          <w:rPr>
-            <w:lang w:val="zh_TW" w:bidi="zh_TW"/>
-          </w:rPr>
-          <w:rPr>
-            <w:color w:val="0000EE"/>
-            <w:u w:val="single"/>
-          </w:rPr>
-          <w:t>太3:7–10</w:t>
-        </w:r>
-      </w:hyperlink>
-      <w:r>
-        <w:rPr>
-          <w:lang w:val="zh_TW" w:bidi="zh_TW"/>
-        </w:rPr>
-        <w:t>）。後來，撒都該人與一些法利賽人一起來試探耶穌，要求祂</w:t>
-      </w:r>
-      <w:r>
-        <w:rPr>
-          <w:lang w:val="zh_TW" w:bidi="zh_TW"/>
-        </w:rPr>
-        <w:t>從天上顯個神蹟給他們看</w:t>
-      </w:r>
-      <w:r>
-        <w:rPr>
-          <w:lang w:val="zh_TW" w:bidi="zh_TW"/>
-        </w:rPr>
-        <w:t>（</w:t>
-      </w:r>
-      <w:hyperlink r:id="rId61">
-        <w:r>
-          <w:rPr>
-            <w:lang w:val="zh_TW" w:bidi="zh_TW"/>
-          </w:rPr>
-          <w:rPr>
-            <w:color w:val="0000EE"/>
-            <w:u w:val="single"/>
-          </w:rPr>
-          <w:t>16:1</w:t>
-        </w:r>
-      </w:hyperlink>
-      <w:r>
-        <w:rPr>
-          <w:lang w:val="zh_TW" w:bidi="zh_TW"/>
-        </w:rPr>
-        <w:t>）。耶穌告訴門徒要提防撒都該人（</w:t>
-      </w:r>
-      <w:hyperlink r:id="rId62">
-        <w:r>
-          <w:rPr>
-            <w:lang w:val="zh_TW" w:bidi="zh_TW"/>
-          </w:rPr>
-          <w:rPr>
-            <w:color w:val="0000EE"/>
-            <w:u w:val="single"/>
-          </w:rPr>
-          <w:t>6、11–12</w:t>
-        </w:r>
-      </w:hyperlink>
-      <w:r>
-        <w:rPr>
-          <w:lang w:val="zh_TW" w:bidi="zh_TW"/>
-        </w:rPr>
-        <w:t>）。</w:t>
-      </w:r>
-    </w:p>
-    <w:p>
-      <w:pPr/>
-      <w:r>
-        <w:rPr>
-          <w:lang w:val="zh_TW" w:bidi="zh_TW"/>
-        </w:rPr>
-      </w:r>
-      <w:r>
-        <w:rPr>
-          <w:lang w:val="zh_TW" w:bidi="zh_TW"/>
-        </w:rPr>
-        <w:t>在</w:t>
-      </w:r>
-      <w:hyperlink r:id="rId63">
-        <w:r>
-          <w:rPr>
-            <w:lang w:val="zh_TW" w:bidi="zh_TW"/>
-          </w:rPr>
-          <w:rPr>
-            <w:color w:val="0000EE"/>
-            <w:u w:val="single"/>
-          </w:rPr>
-          <w:t>馬太福音二十二章23至33節</w:t>
-        </w:r>
-      </w:hyperlink>
-      <w:r>
-        <w:rPr>
-          <w:lang w:val="zh_TW" w:bidi="zh_TW"/>
-        </w:rPr>
-        <w:t>中（參</w:t>
-      </w:r>
-      <w:hyperlink r:id="rId64">
-        <w:r>
-          <w:rPr>
-            <w:lang w:val="zh_TW" w:bidi="zh_TW"/>
-          </w:rPr>
-          <w:rPr>
-            <w:color w:val="0000EE"/>
-            <w:u w:val="single"/>
-          </w:rPr>
-          <w:t>可12:18–27</w:t>
-        </w:r>
-      </w:hyperlink>
+        <w:t>古代與現代曆法</w:t>
+      </w:r>
+      <w:r>
+        <w:rPr>
+          <w:lang w:val="zh_TW" w:bidi="zh_TW"/>
+        </w:rPr>
+        <w:t>；耶和華的日子</w:t>
+      </w:r>
       <w:r>
         <w:rPr>
           <w:lang w:val="zh_TW" w:bidi="zh_TW"/>
         </w:rPr>
         <w:t>；</w:t>
       </w:r>
-      <w:hyperlink r:id="rId65">
-        <w:r>
-          <w:rPr>
-            <w:lang w:val="zh_TW" w:bidi="zh_TW"/>
-          </w:rPr>
-          <w:rPr>
-            <w:color w:val="0000EE"/>
-            <w:u w:val="single"/>
-          </w:rPr>
-          <w:t>路20:27–38</w:t>
-        </w:r>
-      </w:hyperlink>
-      <w:r>
-        <w:rPr>
-          <w:lang w:val="zh_TW" w:bidi="zh_TW"/>
-        </w:rPr>
-        <w:t>），法利賽人和撒都該人之間開始出現巨大</w:t>
-      </w:r>
-      <w:r>
-        <w:rPr>
-          <w:lang w:val="zh_TW" w:bidi="zh_TW"/>
-        </w:rPr>
-        <w:t>分歧</w:t>
-      </w:r>
-      <w:r>
-        <w:rPr>
-          <w:lang w:val="zh_TW" w:bidi="zh_TW"/>
-        </w:rPr>
-        <w:t>。撒都該人和其他人一樣，想用問題讓刁難耶穌，於是提出了一個詭辯的問題，顯示他們對死人復活的懷疑</w:t>
-      </w:r>
-      <w:r>
-        <w:rPr>
-          <w:lang w:val="zh_TW" w:bidi="zh_TW"/>
-        </w:rPr>
-        <w:t>。</w:t>
-      </w:r>
-      <w:r>
-        <w:rPr>
-          <w:lang w:val="zh_TW" w:bidi="zh_TW"/>
-        </w:rPr>
-        <w:t>在這段經文中，撒都該人被描述為否認死後有復活的人。他們引用了一個</w:t>
-      </w:r>
-      <w:r>
-        <w:rPr>
-          <w:lang w:val="zh_TW" w:bidi="zh_TW"/>
-        </w:rPr>
-        <w:t>婦人</w:t>
-      </w:r>
-      <w:r>
-        <w:rPr>
-          <w:lang w:val="zh_TW" w:bidi="zh_TW"/>
-        </w:rPr>
-        <w:t>先後嫁給七個兄弟的例子，問道：「</w:t>
-      </w:r>
-      <w:r>
-        <w:rPr>
-          <w:lang w:val="zh_TW" w:bidi="zh_TW"/>
-        </w:rPr>
-        <w:t>當復活的時候，她是七個人中哪一個的妻子呢？</w:t>
-      </w:r>
-      <w:r>
-        <w:rPr>
-          <w:lang w:val="zh_TW" w:bidi="zh_TW"/>
-        </w:rPr>
-        <w:t>」這暗示了復活不可能是真實的，因為存在這樣的問題。</w:t>
-      </w:r>
-      <w:r>
-        <w:rPr>
-          <w:lang w:val="zh_TW" w:bidi="zh_TW"/>
-        </w:rPr>
-        <w:t>耶穌指出他們的錯誤在於不明白聖經和神的大能</w:t>
-      </w:r>
-      <w:r>
-        <w:rPr>
-          <w:lang w:val="zh_TW" w:bidi="zh_TW"/>
-        </w:rPr>
-        <w:t>。</w:t>
-      </w:r>
-    </w:p>
-    <w:p>
-      <w:pPr/>
-      <w:r>
-        <w:rPr>
-          <w:lang w:val="zh_TW" w:bidi="zh_TW"/>
-        </w:rPr>
-      </w:r>
-      <w:r>
-        <w:rPr>
-          <w:lang w:val="zh_TW" w:bidi="zh_TW"/>
-        </w:rPr>
-        <w:t>在耶路撒冷教會的初期，祭司、</w:t>
-      </w:r>
-      <w:r>
-        <w:rPr>
-          <w:lang w:val="zh_TW" w:bidi="zh_TW"/>
-        </w:rPr>
-        <w:t>守殿官</w:t>
-      </w:r>
-      <w:r>
-        <w:rPr>
-          <w:lang w:val="zh_TW" w:bidi="zh_TW"/>
-        </w:rPr>
-        <w:t>以及撒都該人</w:t>
-      </w:r>
-      <w:r>
-        <w:rPr>
-          <w:lang w:val="zh_TW" w:bidi="zh_TW"/>
-        </w:rPr>
-        <w:t>因使徒傳講死人復活而感到煩惱</w:t>
-      </w:r>
-      <w:r>
-        <w:rPr>
-          <w:lang w:val="zh_TW" w:bidi="zh_TW"/>
-        </w:rPr>
-        <w:t>（</w:t>
-      </w:r>
-      <w:hyperlink r:id="rId66">
-        <w:r>
-          <w:rPr>
-            <w:lang w:val="zh_TW" w:bidi="zh_TW"/>
-          </w:rPr>
-          <w:rPr>
-            <w:color w:val="0000EE"/>
-            <w:u w:val="single"/>
-          </w:rPr>
-          <w:t>徒4:1–2</w:t>
-        </w:r>
-      </w:hyperlink>
-      <w:r>
-        <w:rPr>
-          <w:lang w:val="zh_TW" w:bidi="zh_TW"/>
-        </w:rPr>
-        <w:t>）。撒都該人似乎主導了對使徒和他們</w:t>
-      </w:r>
-      <w:r>
-        <w:rPr>
-          <w:lang w:val="zh_TW" w:bidi="zh_TW"/>
-        </w:rPr>
-        <w:t>傳道</w:t>
-      </w:r>
-      <w:r>
-        <w:rPr>
-          <w:lang w:val="zh_TW" w:bidi="zh_TW"/>
-        </w:rPr>
-        <w:t>的反對聲音。後來，大祭司和撒都該人決定逮捕使徒並將他們關在監獄中（</w:t>
-      </w:r>
-      <w:hyperlink r:id="rId67">
-        <w:r>
-          <w:rPr>
-            <w:lang w:val="zh_TW" w:bidi="zh_TW"/>
-          </w:rPr>
-          <w:rPr>
-            <w:color w:val="0000EE"/>
-            <w:u w:val="single"/>
-          </w:rPr>
-          <w:t>5:17</w:t>
-        </w:r>
-      </w:hyperlink>
-      <w:r>
-        <w:rPr>
-          <w:lang w:val="zh_TW" w:bidi="zh_TW"/>
-        </w:rPr>
-        <w:t>）。</w:t>
-      </w:r>
-      <w:r>
-        <w:rPr>
-          <w:lang w:val="zh_TW" w:bidi="zh_TW"/>
-        </w:rPr>
-        <w:t>新約中唯一提到撒都該人的另一處，是</w:t>
-      </w:r>
-      <w:hyperlink r:id="rId68">
-        <w:r>
-          <w:rPr>
-            <w:lang w:val="zh_TW" w:bidi="zh_TW"/>
-          </w:rPr>
-          <w:rPr>
-            <w:color w:val="0000EE"/>
-            <w:u w:val="single"/>
-          </w:rPr>
-          <w:t>使徒行傳二十三章6至8節</w:t>
-        </w:r>
-      </w:hyperlink>
-      <w:r>
-        <w:rPr>
-          <w:lang w:val="zh_TW" w:bidi="zh_TW"/>
-        </w:rPr>
-        <w:t>，</w:t>
-      </w:r>
-      <w:r>
-        <w:rPr>
-          <w:lang w:val="zh_TW" w:bidi="zh_TW"/>
-        </w:rPr>
-        <w:t>記載</w:t>
-      </w:r>
-      <w:r>
-        <w:rPr>
-          <w:lang w:val="zh_TW" w:bidi="zh_TW"/>
-        </w:rPr>
-        <w:t>了保羅在猶太公會前的審訊。在那次場合中，保羅故意談到他對復活的信心，</w:t>
-      </w:r>
-      <w:r>
-        <w:rPr>
-          <w:lang w:val="zh_TW" w:bidi="zh_TW"/>
-        </w:rPr>
-        <w:t>以</w:t>
-      </w:r>
-      <w:r>
-        <w:rPr>
-          <w:lang w:val="zh_TW" w:bidi="zh_TW"/>
-        </w:rPr>
-        <w:t>引</w:t>
-      </w:r>
-      <w:r>
-        <w:rPr>
-          <w:lang w:val="zh_TW" w:bidi="zh_TW"/>
-        </w:rPr>
-        <w:t>起</w:t>
-      </w:r>
-      <w:r>
-        <w:rPr>
-          <w:lang w:val="zh_TW" w:bidi="zh_TW"/>
-        </w:rPr>
-        <w:t>法利賽人和不信復活的撒都該人之間的分歧。</w:t>
-      </w:r>
-    </w:p>
-    <w:p>
-      <w:pPr/>
-      <w:r>
-        <w:rPr>
-          <w:lang w:val="zh_TW" w:bidi="zh_TW"/>
-        </w:rPr>
-      </w:r>
-      <w:r>
-        <w:rPr>
-          <w:lang w:val="zh_TW" w:bidi="zh_TW"/>
-        </w:rPr>
-        <w:t>因此，從這些新約經文中，我們了解到撒都該人的基本信條、他們在大祭司家族中的顯赫地位，以及</w:t>
-      </w:r>
-      <w:r>
-        <w:rPr>
-          <w:lang w:val="zh_TW" w:bidi="zh_TW"/>
-        </w:rPr>
-        <w:t>他們與</w:t>
-      </w:r>
-      <w:r>
-        <w:rPr>
-          <w:lang w:val="zh_TW" w:bidi="zh_TW"/>
-        </w:rPr>
-        <w:t>法利賽人之間的</w:t>
-      </w:r>
-      <w:r>
-        <w:rPr>
-          <w:lang w:val="zh_TW" w:bidi="zh_TW"/>
-        </w:rPr>
-        <w:t>分歧。</w:t>
-      </w:r>
-    </w:p>
-    <w:p>
-      <w:pPr/>
-      <w:r>
-        <w:rPr>
-          <w:lang w:val="zh_TW" w:bidi="zh_TW"/>
-        </w:rPr>
-      </w:r>
-      <w:r>
-        <w:rPr>
-          <w:lang w:val="zh_TW" w:bidi="zh_TW"/>
-        </w:rPr>
-        <w:t>約瑟夫是公元一世紀末的猶太歷史學家，</w:t>
-      </w:r>
-      <w:r>
-        <w:rPr>
-          <w:lang w:val="zh_TW" w:bidi="zh_TW"/>
-        </w:rPr>
-        <w:t>他</w:t>
-      </w:r>
-      <w:r>
-        <w:rPr>
-          <w:lang w:val="zh_TW" w:bidi="zh_TW"/>
-        </w:rPr>
-        <w:t>補充了新約中關於這個派別的一些</w:t>
-      </w:r>
-      <w:r>
-        <w:rPr>
-          <w:lang w:val="zh_TW" w:bidi="zh_TW"/>
-        </w:rPr>
-        <w:t>信息</w:t>
-      </w:r>
-      <w:r>
-        <w:rPr>
-          <w:lang w:val="zh_TW" w:bidi="zh_TW"/>
-        </w:rPr>
-        <w:t>。他指出，與法利賽人和愛色尼派（Essenes）不同，</w:t>
-      </w:r>
-      <w:r>
-        <w:rPr>
-          <w:lang w:val="zh_TW" w:bidi="zh_TW"/>
-        </w:rPr>
-        <w:t>撒都該人</w:t>
-      </w:r>
-      <w:r>
-        <w:rPr>
-          <w:lang w:val="zh_TW" w:bidi="zh_TW"/>
-        </w:rPr>
-        <w:t>不承認神的主權護理，而強調我們所遭遇的一切都是我們所做的善或惡的結果（猶太古史記 13.5.9；猶太戰史</w:t>
-      </w:r>
-      <w:r>
-        <w:rPr>
-          <w:i/>
-          <w:lang w:val="zh_TW" w:bidi="zh_TW"/>
-        </w:rPr>
-        <w:t xml:space="preserve"> </w:t>
-      </w:r>
-      <w:r>
-        <w:rPr>
-          <w:lang w:val="zh_TW" w:bidi="zh_TW"/>
-        </w:rPr>
-        <w:t>2.8.14）。約瑟夫以類似新約的方式提到，撒都該人拒絕「靈魂的不朽持續性，以及在陰間的懲罰和獎賞」（猶太戰史 2.8.14）。他們宣稱「靈魂隨著身體一起死去」（</w:t>
-      </w:r>
-      <w:r>
-        <w:rPr>
-          <w:i/>
-          <w:lang w:val="zh_TW" w:bidi="zh_TW"/>
-        </w:rPr>
-        <w:t xml:space="preserve">猶太古史記 </w:t>
-      </w:r>
-      <w:r>
-        <w:rPr>
-          <w:lang w:val="zh_TW" w:bidi="zh_TW"/>
-        </w:rPr>
-        <w:t>18.1.4）。早期基督教作家——希坡律陀（Hippolytus）、俄利根（</w:t>
-      </w:r>
-      <w:r>
-        <w:rPr>
-          <w:lang w:val="zh_TW" w:bidi="zh_TW"/>
-        </w:rPr>
-        <w:t>Origen</w:t>
-      </w:r>
-      <w:r>
-        <w:rPr>
-          <w:lang w:val="zh_TW" w:bidi="zh_TW"/>
-        </w:rPr>
-        <w:t>）和耶柔米（</w:t>
-      </w:r>
-      <w:r>
-        <w:rPr>
-          <w:lang w:val="zh_TW" w:bidi="zh_TW"/>
-        </w:rPr>
-        <w:t>Jerome</w:t>
-      </w:r>
-      <w:r>
-        <w:rPr>
-          <w:lang w:val="zh_TW" w:bidi="zh_TW"/>
-        </w:rPr>
-        <w:t>）——表示撒都該人只接受摩西五經，而不接受其它舊約</w:t>
-      </w:r>
-      <w:r>
-        <w:rPr>
-          <w:lang w:val="zh_TW" w:bidi="zh_TW"/>
-        </w:rPr>
-        <w:t>書卷</w:t>
-      </w:r>
-      <w:r>
-        <w:rPr>
-          <w:lang w:val="zh_TW" w:bidi="zh_TW"/>
-        </w:rPr>
-        <w:t>。然而，他們似乎並不反對其它舊約書卷整體（不過我們可能懷疑，他們是否接受像但以理書這樣明確提到死人復活的書卷），而是反對法利賽人引入的律法規條，並主張只有舊約律法應被視為強制性的。在這一點上，</w:t>
-      </w:r>
-      <w:r>
-        <w:rPr>
-          <w:lang w:val="zh_TW" w:bidi="zh_TW"/>
-        </w:rPr>
-        <w:t>以及他們對天使和死後生命的否定上</w:t>
-      </w:r>
-      <w:r>
-        <w:rPr>
-          <w:lang w:val="zh_TW" w:bidi="zh_TW"/>
-        </w:rPr>
-        <w:t>，他們似乎</w:t>
-      </w:r>
-      <w:r>
-        <w:rPr>
-          <w:lang w:val="zh_TW" w:bidi="zh_TW"/>
-        </w:rPr>
-        <w:t>視法利賽人為革新者</w:t>
-      </w:r>
-      <w:r>
-        <w:rPr>
-          <w:lang w:val="zh_TW" w:bidi="zh_TW"/>
-        </w:rPr>
-        <w:t>，</w:t>
-      </w:r>
-      <w:r>
-        <w:rPr>
-          <w:lang w:val="zh_TW" w:bidi="zh_TW"/>
-        </w:rPr>
-        <w:t>而自視為保守派</w:t>
-      </w:r>
-      <w:r>
-        <w:rPr>
-          <w:lang w:val="zh_TW" w:bidi="zh_TW"/>
-        </w:rPr>
-        <w:t>。</w:t>
-      </w:r>
-    </w:p>
-    <w:p>
-      <w:pPr/>
-      <w:r>
-        <w:rPr>
-          <w:lang w:val="zh_TW" w:bidi="zh_TW"/>
-        </w:rPr>
-      </w:r>
-      <w:r>
-        <w:rPr>
-          <w:lang w:val="zh_TW" w:bidi="zh_TW"/>
-        </w:rPr>
-        <w:t>另一個</w:t>
-      </w:r>
-      <w:r>
-        <w:rPr>
-          <w:lang w:val="zh_TW" w:bidi="zh_TW"/>
-        </w:rPr>
-        <w:t>關於撒都該人的主要</w:t>
-      </w:r>
-      <w:r>
-        <w:rPr>
-          <w:lang w:val="zh_TW" w:bidi="zh_TW"/>
-        </w:rPr>
-        <w:t>資料</w:t>
-      </w:r>
-      <w:r>
-        <w:rPr>
-          <w:lang w:val="zh_TW" w:bidi="zh_TW"/>
-        </w:rPr>
-        <w:t>來源是米示拿（Mishnah），這是拉比教導的彙編，在公元二世紀成書。撒都該人反對法利賽人試圖強加於民眾的許多詳細規條（巴拉 3.3、7）。此外，它也表明，撒都該人比其它猶太派別，更傾向妥協接受外邦人的方式（拿達</w:t>
-      </w:r>
-      <w:r>
-        <w:rPr>
-          <w:i/>
-          <w:lang w:val="zh_TW" w:bidi="zh_TW"/>
-        </w:rPr>
-        <w:t xml:space="preserve"> </w:t>
-      </w:r>
-      <w:r>
-        <w:rPr>
-          <w:lang w:val="zh_TW" w:bidi="zh_TW"/>
-        </w:rPr>
-        <w:t>4.2）。</w:t>
-      </w:r>
-    </w:p>
-    <w:p>
-      <w:pPr/>
-      <w:r>
-        <w:rPr>
-          <w:lang w:val="zh_TW" w:bidi="zh_TW"/>
-        </w:rPr>
-      </w:r>
-      <w:r>
-        <w:rPr>
-          <w:i/>
-          <w:lang w:val="zh_TW" w:bidi="zh_TW"/>
-        </w:rPr>
-        <w:t>參見</w:t>
-      </w:r>
-      <w:r>
-        <w:rPr>
-          <w:lang w:val="zh_TW" w:bidi="zh_TW"/>
-        </w:rPr>
-        <w:t xml:space="preserve"> </w:t>
-      </w:r>
-      <w:r>
-        <w:rPr>
-          <w:lang w:val="zh_TW" w:bidi="zh_TW"/>
-        </w:rPr>
-        <w:t>愛色尼派</w:t>
-      </w:r>
-      <w:r>
-        <w:rPr>
-          <w:lang w:val="zh_TW" w:bidi="zh_TW"/>
-        </w:rPr>
-        <w:t>，</w:t>
-      </w:r>
-      <w:r>
-        <w:rPr>
-          <w:lang w:val="zh_TW" w:bidi="zh_TW"/>
-        </w:rPr>
-        <w:t>猶太教</w:t>
-      </w:r>
-      <w:r>
-        <w:rPr>
-          <w:lang w:val="zh_TW" w:bidi="zh_TW"/>
-        </w:rPr>
-        <w:t>，</w:t>
-      </w:r>
-      <w:r>
-        <w:rPr>
-          <w:lang w:val="zh_TW" w:bidi="zh_TW"/>
-        </w:rPr>
-        <w:t>法利賽人</w:t>
-      </w:r>
-      <w:r>
-        <w:rPr>
-          <w:lang w:val="zh_TW" w:bidi="zh_TW"/>
-        </w:rPr>
-        <w:t>。</w:t>
-      </w:r>
-      <w:r>
-        <w:rPr>
-          <w:lang w:val="zh_TW" w:bidi="zh_TW"/>
-        </w:rPr>
-      </w:r>
-      <w:r>
-        <w:rPr>
-          <w:lang w:val="zh_TW" w:bidi="zh_TW"/>
-        </w:rPr>
-      </w:r>
-    </w:p>
-    <w:p>
-      <w:pPr/>
-      <w:r>
-        <w:rPr>
-          <w:lang w:val="zh_TW" w:bidi="zh_TW"/>
-        </w:rPr>
-      </w:r>
-    </w:p>
-    <w:p>
-      <w:pPr>
-        <w:pStyle w:val="Heading2"/>
-      </w:pPr>
-      <w:r>
-        <w:rPr>
-          <w:lang w:val="zh_TW" w:bidi="zh_TW"/>
-        </w:rPr>
-        <w:t>撒羅米</w:t>
-      </w:r>
-      <w:r>
-        <w:rPr>
-          <w:lang w:val="zh_TW" w:bidi="zh_TW"/>
-        </w:rPr>
-      </w:r>
-    </w:p>
-    <w:p>
-      <w:pPr/>
-      <w:r>
-        <w:rPr>
-          <w:lang w:val="zh_TW" w:bidi="zh_TW"/>
-        </w:rPr>
-      </w:r>
-      <w:r>
-        <w:rPr>
-          <w:lang w:val="zh_TW" w:bidi="zh_TW"/>
-        </w:rPr>
-        <w:t>撒羅米這個名字來自希伯來的問候語</w:t>
-      </w:r>
-      <w:r>
-        <w:rPr>
-          <w:i/>
-          <w:lang w:val="zh_TW" w:bidi="zh_TW"/>
-        </w:rPr>
-        <w:t>shalom，</w:t>
-      </w:r>
-      <w:r>
-        <w:rPr>
-          <w:lang w:val="zh_TW" w:bidi="zh_TW"/>
-        </w:rPr>
-        <w:t>意思是平安。這個名字在結尾加上字母「e」是希臘式的風格。</w:t>
-      </w:r>
-    </w:p>
-    <w:p>
-      <w:pPr>
-        <w:pStyle w:val="ListNumber"/>
-        <w:numPr>
-          <w:ilvl w:val="0"/>
-          <w:numId w:val="15"/>
-        </w:numPr>
-        <w:spacing w:line="240" w:lineRule="auto"/>
-        <w:ind w:left="720"/>
-      </w:pPr>
-      <w:r>
-        <w:rPr>
-          <w:lang w:val="zh_TW" w:bidi="zh_TW"/>
-        </w:rPr>
-      </w:r>
-      <w:r>
-        <w:rPr>
-          <w:lang w:val="zh_TW" w:bidi="zh_TW"/>
-        </w:rPr>
-        <w:t>一位名叫撒羅米的婦人是耶穌的追隨者。她可能是馬利亞的姐妹，雅各和約翰的母親。在</w:t>
-      </w:r>
-      <w:hyperlink r:id="rId69">
-        <w:r>
-          <w:rPr>
-            <w:lang w:val="zh_TW" w:bidi="zh_TW"/>
-          </w:rPr>
-          <w:rPr>
-            <w:color w:val="0000EE"/>
-            <w:u w:val="single"/>
-          </w:rPr>
-          <w:t>馬可福音十五章40節</w:t>
-        </w:r>
-      </w:hyperlink>
-      <w:r>
-        <w:rPr>
-          <w:lang w:val="zh_TW" w:bidi="zh_TW"/>
-        </w:rPr>
-        <w:t>中，福音書作者描述了站在十字架下的婦人。有三位的名字被提及：抹大拉的馬利亞、小雅各和約西的母親馬利亞，以及撒羅米。</w:t>
-        <w:br/>
-      </w:r>
-      <w:r>
-        <w:rPr>
-          <w:lang w:val="zh_TW" w:bidi="zh_TW"/>
-        </w:rPr>
-        <w:t>馬可後來描述了天未亮之前來到墳墓的婦人。馬可記載抹大拉的馬利亞、雅各的母親馬利亞和撒羅米帶了香料來膏抹屍體（</w:t>
-      </w:r>
-      <w:hyperlink r:id="rId70">
-        <w:r>
-          <w:rPr>
-            <w:lang w:val="zh_TW" w:bidi="zh_TW"/>
-          </w:rPr>
-          <w:rPr>
-            <w:color w:val="0000EE"/>
-            <w:u w:val="single"/>
-          </w:rPr>
-          <w:t>馬可福音16:1</w:t>
-        </w:r>
-      </w:hyperlink>
-      <w:r>
-        <w:rPr>
-          <w:lang w:val="zh_TW" w:bidi="zh_TW"/>
-        </w:rPr>
-        <w:t>）。</w:t>
-        <w:br/>
-      </w:r>
-      <w:r>
-        <w:rPr>
-          <w:lang w:val="zh_TW" w:bidi="zh_TW"/>
-        </w:rPr>
-        <w:t>馬太提到兩位名叫馬利亞的女人，以及西庇太兒子的母親，她可能是撒羅米（</w:t>
-      </w:r>
-      <w:hyperlink r:id="rId71">
-        <w:r>
-          <w:rPr>
-            <w:lang w:val="zh_TW" w:bidi="zh_TW"/>
-          </w:rPr>
-          <w:rPr>
-            <w:color w:val="0000EE"/>
-            <w:u w:val="single"/>
-          </w:rPr>
-          <w:t>馬太福音27:56</w:t>
-        </w:r>
-      </w:hyperlink>
-      <w:r>
-        <w:rPr>
-          <w:lang w:val="zh_TW" w:bidi="zh_TW"/>
-        </w:rPr>
-        <w:t>）。</w:t>
-        <w:br/>
-      </w:r>
-      <w:r>
-        <w:rPr>
-          <w:lang w:val="zh_TW" w:bidi="zh_TW"/>
-        </w:rPr>
-        <w:t>約翰提到四位女性：</w:t>
-      </w:r>
-    </w:p>
-    <w:p>
-      <w:pPr>
-        <w:pStyle w:val="ListNumber"/>
-        <w:spacing w:line="240" w:lineRule="auto"/>
-        <w:ind w:left="1440"/>
-      </w:pPr>
-      <w:r>
-        <w:rPr>
-          <w:lang w:val="zh_TW" w:bidi="zh_TW"/>
-        </w:rPr>
-      </w:r>
-      <w:r>
-        <w:rPr>
-          <w:lang w:val="zh_TW" w:bidi="zh_TW"/>
-        </w:rPr>
-        <w:t>耶穌的母親馬利亞；</w:t>
-      </w:r>
-    </w:p>
-    <w:p>
-      <w:pPr>
-        <w:pStyle w:val="ListNumber"/>
-        <w:spacing w:line="240" w:lineRule="auto"/>
-        <w:ind w:left="1440"/>
-      </w:pPr>
-      <w:r>
-        <w:rPr>
-          <w:lang w:val="zh_TW" w:bidi="zh_TW"/>
-        </w:rPr>
-      </w:r>
-      <w:r>
-        <w:rPr>
-          <w:lang w:val="zh_TW" w:bidi="zh_TW"/>
-        </w:rPr>
-        <w:t>革羅罷</w:t>
-      </w:r>
-      <w:r>
-        <w:rPr>
-          <w:lang w:val="zh_TW" w:bidi="zh_TW"/>
-        </w:rPr>
-        <w:t>的妻子馬利亞；</w:t>
-      </w:r>
-    </w:p>
-    <w:p>
-      <w:pPr>
-        <w:pStyle w:val="ListNumber"/>
-        <w:spacing w:line="240" w:lineRule="auto"/>
-        <w:ind w:left="1440"/>
-      </w:pPr>
-      <w:r>
-        <w:rPr>
-          <w:lang w:val="zh_TW" w:bidi="zh_TW"/>
-        </w:rPr>
-      </w:r>
-      <w:r>
-        <w:rPr>
-          <w:lang w:val="zh_TW" w:bidi="zh_TW"/>
-        </w:rPr>
-        <w:t>抹大拉的馬利亞；以及</w:t>
-      </w:r>
-    </w:p>
-    <w:p>
-      <w:pPr>
-        <w:pStyle w:val="ListNumber"/>
-        <w:spacing w:line="240" w:lineRule="auto"/>
-        <w:ind w:left="1440"/>
-      </w:pPr>
-      <w:r>
-        <w:rPr>
-          <w:lang w:val="zh_TW" w:bidi="zh_TW"/>
-        </w:rPr>
-      </w:r>
-      <w:r>
-        <w:rPr>
-          <w:lang w:val="zh_TW" w:bidi="zh_TW"/>
-        </w:rPr>
-        <w:t>馬利亞的</w:t>
-      </w:r>
-      <w:r>
-        <w:rPr>
-          <w:lang w:val="zh_TW" w:bidi="zh_TW"/>
-        </w:rPr>
-        <w:t>姊妹</w:t>
-      </w:r>
-      <w:r>
-        <w:rPr>
-          <w:lang w:val="zh_TW" w:bidi="zh_TW"/>
-        </w:rPr>
-        <w:t>（在</w:t>
-      </w:r>
-      <w:hyperlink r:id="rId72">
-        <w:r>
-          <w:rPr>
-            <w:lang w:val="zh_TW" w:bidi="zh_TW"/>
-          </w:rPr>
-          <w:rPr>
-            <w:color w:val="0000EE"/>
-            <w:u w:val="single"/>
-          </w:rPr>
-          <w:t>約翰福音19:25</w:t>
-        </w:r>
-      </w:hyperlink>
-      <w:r>
-        <w:rPr>
-          <w:lang w:val="zh_TW" w:bidi="zh_TW"/>
-        </w:rPr>
-        <w:t>中未提及名字）。</w:t>
-      </w:r>
-    </w:p>
-    <w:p>
-      <w:pPr/>
-      <w:r>
-        <w:rPr>
-          <w:lang w:val="zh_TW" w:bidi="zh_TW"/>
-        </w:rPr>
-      </w:r>
-      <w:r>
-        <w:rPr>
-          <w:lang w:val="zh_TW" w:bidi="zh_TW"/>
-        </w:rPr>
-        <w:t>如果馬利亞的</w:t>
-      </w:r>
-      <w:r>
-        <w:rPr>
-          <w:lang w:val="zh_TW" w:bidi="zh_TW"/>
-        </w:rPr>
-        <w:t>姊妹</w:t>
-      </w:r>
-      <w:r>
-        <w:rPr>
-          <w:lang w:val="zh_TW" w:bidi="zh_TW"/>
-        </w:rPr>
-        <w:t>是撒羅米，那麼她和西庇太兒子的母親很可能是同一個人。這就使雅各和約翰，即西庇太的兒子，是耶穌的表兄弟。</w:t>
-      </w:r>
-    </w:p>
-    <w:p>
-      <w:pPr>
-        <w:pStyle w:val="ListNumber"/>
-        <w:numPr>
-          <w:ilvl w:val="0"/>
-          <w:numId w:val="16"/>
-        </w:numPr>
-        <w:spacing w:line="240" w:lineRule="auto"/>
-        <w:ind w:left="720"/>
-      </w:pPr>
-      <w:r>
-        <w:rPr>
-          <w:lang w:val="zh_TW" w:bidi="zh_TW"/>
-        </w:rPr>
-      </w:r>
-      <w:r>
-        <w:rPr>
-          <w:lang w:val="zh_TW" w:bidi="zh_TW"/>
-        </w:rPr>
-        <w:t>希羅底的女兒，來自希羅底與希律腓力的第一次婚姻。</w:t>
-      </w:r>
-      <w:hyperlink r:id="rId73">
-        <w:r>
-          <w:rPr>
-            <w:lang w:val="zh_TW" w:bidi="zh_TW"/>
-          </w:rPr>
-          <w:rPr>
-            <w:color w:val="0000EE"/>
-            <w:u w:val="single"/>
-          </w:rPr>
-          <w:t>馬太福音十四章6節</w:t>
-        </w:r>
-      </w:hyperlink>
-      <w:r>
-        <w:rPr>
-          <w:lang w:val="zh_TW" w:bidi="zh_TW"/>
-        </w:rPr>
-        <w:t>和</w:t>
-      </w:r>
-      <w:hyperlink r:id="rId74">
-        <w:r>
-          <w:rPr>
-            <w:lang w:val="zh_TW" w:bidi="zh_TW"/>
-          </w:rPr>
-          <w:rPr>
-            <w:color w:val="0000EE"/>
-            <w:u w:val="single"/>
-          </w:rPr>
-          <w:t>馬可福音六章22節</w:t>
-        </w:r>
-      </w:hyperlink>
-      <w:r>
-        <w:rPr>
-          <w:lang w:val="zh_TW" w:bidi="zh_TW"/>
-        </w:rPr>
-        <w:t>都沒有提到她的名字，但根據傳統，撒羅米是那位以舞蹈取悅希律的女孩。作為獎賞，希律發誓答應她任何要求，甚至他國的一半。在她母親的指使下，她要施洗約翰的頭。</w:t>
-      </w:r>
-      <w:r>
-        <w:rPr>
-          <w:lang w:val="zh_TW" w:bidi="zh_TW"/>
-        </w:rPr>
-      </w:r>
-      <w:r>
-        <w:rPr>
-          <w:lang w:val="zh_TW" w:bidi="zh_TW"/>
-        </w:rPr>
-      </w:r>
-    </w:p>
-    <w:p>
-      <w:pPr/>
-      <w:r>
-        <w:rPr>
-          <w:lang w:val="zh_TW" w:bidi="zh_TW"/>
-        </w:rPr>
-      </w:r>
-    </w:p>
-    <w:p>
-      <w:pPr>
-        <w:pStyle w:val="Heading2"/>
-      </w:pPr>
-      <w:r>
-        <w:rPr>
-          <w:lang w:val="zh_TW" w:bidi="zh_TW"/>
-        </w:rPr>
-        <w:t>撒馬利亞人</w:t>
-      </w:r>
-      <w:r>
-        <w:rPr>
-          <w:lang w:val="zh_TW" w:bidi="zh_TW"/>
-        </w:rPr>
-      </w:r>
-    </w:p>
-    <w:p>
-      <w:pPr/>
-      <w:r>
-        <w:rPr>
-          <w:lang w:val="zh_TW" w:bidi="zh_TW"/>
-        </w:rPr>
-      </w:r>
-      <w:r>
-        <w:rPr>
-          <w:lang w:val="zh_TW" w:bidi="zh_TW"/>
-        </w:rPr>
-        <w:t>從猶太人中分裂出來的群體。這個群體居住在猶太地的北方、加利利的南方，並且與其猶太鄰居之間處於敵對緊張的狀態。耶穌對這個備受鄙視的群體所表現的態度，與當時人們的普遍態度形成強烈對比。</w:t>
-      </w:r>
-    </w:p>
-    <w:p>
-      <w:pPr/>
-      <w:r>
-        <w:rPr>
-          <w:lang w:val="zh_TW" w:bidi="zh_TW"/>
-        </w:rPr>
-      </w:r>
-      <w:r>
-        <w:rPr>
-          <w:lang w:val="zh_TW" w:bidi="zh_TW"/>
-        </w:rPr>
-        <w:t>概述</w:t>
-      </w:r>
-    </w:p>
-    <w:p>
-      <w:pPr>
-        <w:pStyle w:val="ListBullet"/>
-        <w:spacing w:line="240" w:lineRule="auto"/>
-        <w:ind w:left="720"/>
-      </w:pPr>
-      <w:r>
-        <w:rPr>
-          <w:lang w:val="zh_TW" w:bidi="zh_TW"/>
-        </w:rPr>
-      </w:r>
-      <w:r>
-        <w:rPr>
-          <w:b/>
-          <w:u w:val="single"/>
-          <w:lang w:val="zh_TW" w:bidi="zh_TW"/>
-        </w:rPr>
-        <w:t>教派的起源</w:t>
-      </w:r>
-    </w:p>
-    <w:p>
-      <w:pPr>
-        <w:pStyle w:val="ListBullet"/>
-        <w:spacing w:line="240" w:lineRule="auto"/>
-        <w:ind w:left="720"/>
-      </w:pPr>
-      <w:r>
-        <w:rPr>
-          <w:lang w:val="zh_TW" w:bidi="zh_TW"/>
-        </w:rPr>
-      </w:r>
-      <w:r>
-        <w:rPr>
-          <w:b/>
-          <w:u w:val="single"/>
-          <w:lang w:val="zh_TW" w:bidi="zh_TW"/>
-        </w:rPr>
-        <w:t>撒馬利亞人與猶太人的關係</w:t>
-      </w:r>
-    </w:p>
-    <w:p>
-      <w:pPr>
-        <w:pStyle w:val="ListBullet"/>
-        <w:spacing w:line="240" w:lineRule="auto"/>
-        <w:ind w:left="720"/>
-      </w:pPr>
-      <w:r>
-        <w:rPr>
-          <w:lang w:val="zh_TW" w:bidi="zh_TW"/>
-        </w:rPr>
-      </w:r>
-      <w:r>
-        <w:rPr>
-          <w:b/>
-          <w:u w:val="single"/>
-          <w:lang w:val="zh_TW" w:bidi="zh_TW"/>
-        </w:rPr>
-        <w:t>撒馬利亞人的信仰</w:t>
-      </w:r>
-    </w:p>
-    <w:p>
-      <w:pPr>
-        <w:pStyle w:val="ListBullet"/>
-        <w:spacing w:line="240" w:lineRule="auto"/>
-        <w:ind w:left="720"/>
-      </w:pPr>
-      <w:r>
-        <w:rPr>
-          <w:lang w:val="zh_TW" w:bidi="zh_TW"/>
-        </w:rPr>
-      </w:r>
-      <w:r>
-        <w:rPr>
-          <w:b/>
-          <w:u w:val="single"/>
-          <w:lang w:val="zh_TW" w:bidi="zh_TW"/>
-        </w:rPr>
-        <w:t>耶穌與撒馬利亞人</w:t>
-      </w:r>
-    </w:p>
-    <w:p>
-      <w:pPr>
-        <w:pStyle w:val="ListBullet"/>
-        <w:spacing w:line="240" w:lineRule="auto"/>
-        <w:ind w:left="720"/>
-      </w:pPr>
-      <w:r>
-        <w:rPr>
-          <w:lang w:val="zh_TW" w:bidi="zh_TW"/>
-        </w:rPr>
-      </w:r>
-      <w:r>
-        <w:rPr>
-          <w:b/>
-          <w:u w:val="single"/>
-          <w:lang w:val="zh_TW" w:bidi="zh_TW"/>
-        </w:rPr>
-        <w:t>撒馬利亞在初代教會使命中的地位</w:t>
-      </w:r>
-    </w:p>
-    <w:p>
-      <w:pPr>
-        <w:pStyle w:val="Heading3"/>
-      </w:pPr>
-      <w:r>
-        <w:rPr>
-          <w:lang w:val="zh_TW" w:bidi="zh_TW"/>
-        </w:rPr>
-        <w:t>教派的起源</w:t>
-      </w:r>
-    </w:p>
-    <w:p>
-      <w:pPr/>
-      <w:r>
-        <w:rPr>
-          <w:lang w:val="zh_TW" w:bidi="zh_TW"/>
-        </w:rPr>
-      </w:r>
-      <w:r>
-        <w:rPr>
-          <w:lang w:val="zh_TW" w:bidi="zh_TW"/>
-        </w:rPr>
-        <w:t>我們難以確切判定撒馬利亞教派何時形成，以及與猶太教最終決裂的時間。舊約聖經對撒馬利亞人教派起源的看法是，他們源自被重新安置於該地的外邦民族，他們對神的敬拜只屬表面，其內在仍然是偶像崇拜。根據</w:t>
-      </w:r>
-      <w:hyperlink r:id="rId75">
-        <w:r>
-          <w:rPr>
-            <w:lang w:val="zh_TW" w:bidi="zh_TW"/>
-          </w:rPr>
-          <w:rPr>
-            <w:color w:val="0000EE"/>
-            <w:u w:val="single"/>
-          </w:rPr>
-          <w:t>列王紀下十七章</w:t>
-        </w:r>
-      </w:hyperlink>
-      <w:r>
-        <w:rPr>
-          <w:lang w:val="zh_TW" w:bidi="zh_TW"/>
-        </w:rPr>
-        <w:t>，撒馬利亞人教派起源於公元前722年，以色列被亞述擊敗後的人口安排。亞述王將以色列人逐出該地，並重新在該地安置巴比倫、古他和其它各國的被征服人民。</w:t>
-      </w:r>
-    </w:p>
-    <w:p>
-      <w:pPr/>
-      <w:r>
-        <w:rPr>
-          <w:lang w:val="zh_TW" w:bidi="zh_TW"/>
-        </w:rPr>
-      </w:r>
-      <w:r>
-        <w:rPr>
-          <w:lang w:val="zh_TW" w:bidi="zh_TW"/>
-        </w:rPr>
-        <w:t>撒馬利亞人對其起源提出了截然不同的見解。他們聲稱自己是以法蓮和瑪拿西兩個猶太支派的後裔（見</w:t>
-      </w:r>
-      <w:hyperlink r:id="rId76">
-        <w:r>
-          <w:rPr>
-            <w:lang w:val="zh_TW" w:bidi="zh_TW"/>
-          </w:rPr>
-          <w:rPr>
-            <w:color w:val="0000EE"/>
-            <w:u w:val="single"/>
-          </w:rPr>
-          <w:t>約4:12</w:t>
-        </w:r>
-      </w:hyperlink>
-      <w:r>
-        <w:rPr>
-          <w:lang w:val="zh_TW" w:bidi="zh_TW"/>
-        </w:rPr>
-        <w:t>），並認為以色列人在公元前722年被亞述擄掠，並非全面或永久性的。為了解釋他們群體與猶太人之間的敵意，撒馬利亞人的說法認為，猶太人有叛教之罪，他們在以利時代設立異教的敬拜聖所，而不是持守在基利心山上的唯一聖地。因此，撒馬利亞人認為自己在血統和敬拜上，都是真正的以色列人。</w:t>
-      </w:r>
-    </w:p>
-    <w:p>
-      <w:pPr/>
-      <w:r>
-        <w:rPr>
-          <w:lang w:val="zh_TW" w:bidi="zh_TW"/>
-        </w:rPr>
-      </w:r>
-      <w:r>
-        <w:rPr>
-          <w:lang w:val="zh_TW" w:bidi="zh_TW"/>
-        </w:rPr>
-        <w:t>根據該時期的亞述文獻記載，確實證明對北國的人口安排，但亞述王顯然未有全面驅逐（見</w:t>
-      </w:r>
-      <w:hyperlink r:id="rId77">
-        <w:r>
-          <w:rPr>
-            <w:lang w:val="zh_TW" w:bidi="zh_TW"/>
-          </w:rPr>
-          <w:rPr>
-            <w:color w:val="0000EE"/>
-            <w:u w:val="single"/>
-          </w:rPr>
-          <w:t>代下34:9</w:t>
-        </w:r>
-      </w:hyperlink>
-      <w:r>
-        <w:rPr>
-          <w:lang w:val="zh_TW" w:bidi="zh_TW"/>
-        </w:rPr>
-        <w:t>）。這表明該地可能存在兩個族群：第一是未被擄走的本地以色列餘民，第二是外來的被擄族群，他們逐漸被本地居民的信仰所吸引，然而在早期的融合過程中，無疑存在宗教混合的情況。</w:t>
-      </w:r>
-    </w:p>
-    <w:p>
-      <w:pPr>
-        <w:pStyle w:val="Heading3"/>
-      </w:pPr>
-      <w:r>
-        <w:rPr>
-          <w:lang w:val="zh_TW" w:bidi="zh_TW"/>
-        </w:rPr>
-        <w:t>撒馬利亞人與猶太人的關係</w:t>
-      </w:r>
-    </w:p>
-    <w:p>
-      <w:pPr/>
-      <w:r>
-        <w:rPr>
-          <w:lang w:val="zh_TW" w:bidi="zh_TW"/>
-        </w:rPr>
-      </w:r>
-      <w:r>
-        <w:rPr>
-          <w:lang w:val="zh_TW" w:bidi="zh_TW"/>
-        </w:rPr>
-        <w:t>住在北方的基利心山（他們的聖山）、示劍與撒馬利亞地區的撒馬利亞人，與曾住在猶太地、後來住到加利利的猶太人，他們的關係歷史實在充滿變化張力。被擄之民於波斯統治者賽魯士的詔令下（約公元前538年），返回耶路撒冷時，北方與南方王國之間古老的緊張關係再次出現。當時整個南部地區由北方撒馬利亞的參巴拉統治，他是波斯權下巴勒斯坦的本地統治者。被擄之民渴望返回耶路撒冷，特別是他們重建耶路撒冷聖殿的心願，對他在北方的領導地位構成實質的政治威脅（</w:t>
-      </w:r>
-      <w:hyperlink r:id="rId78">
-        <w:r>
-          <w:rPr>
-            <w:lang w:val="zh_TW" w:bidi="zh_TW"/>
-          </w:rPr>
-          <w:rPr>
-            <w:color w:val="0000EE"/>
-            <w:u w:val="single"/>
-          </w:rPr>
-          <w:t>拉4:7–24</w:t>
-        </w:r>
-      </w:hyperlink>
-      <w:r>
-        <w:rPr>
-          <w:lang w:val="zh_TW" w:bidi="zh_TW"/>
-        </w:rPr>
-        <w:t>；</w:t>
-      </w:r>
-      <w:hyperlink r:id="rId79">
-        <w:r>
-          <w:rPr>
-            <w:lang w:val="zh_TW" w:bidi="zh_TW"/>
-          </w:rPr>
-          <w:rPr>
-            <w:color w:val="0000EE"/>
-            <w:u w:val="single"/>
-          </w:rPr>
-          <w:t>尼4:1–9</w:t>
-        </w:r>
-      </w:hyperlink>
-      <w:r>
-        <w:rPr>
-          <w:lang w:val="zh_TW" w:bidi="zh_TW"/>
-        </w:rPr>
-        <w:t>）。</w:t>
-      </w:r>
-    </w:p>
-    <w:p>
-      <w:pPr/>
-      <w:r>
-        <w:rPr>
-          <w:lang w:val="zh_TW" w:bidi="zh_TW"/>
-        </w:rPr>
-      </w:r>
-      <w:r>
-        <w:rPr>
-          <w:lang w:val="zh_TW" w:bidi="zh_TW"/>
-        </w:rPr>
-        <w:t>最初的反對是出於政治動機，但在之後某個時期，可能是在主前五世紀，另有一座聖殿在基利心山上建立時，反對便轉變為宗教層面之事。這段時間猶太人對撒馬利亞人的敵意，可參考另一個例子，來自</w:t>
-      </w:r>
-      <w:hyperlink r:id="rId80">
-        <w:r>
-          <w:rPr>
-            <w:lang w:val="zh_TW" w:bidi="zh_TW"/>
-          </w:rPr>
-          <w:rPr>
-            <w:color w:val="0000EE"/>
-            <w:u w:val="single"/>
-          </w:rPr>
-          <w:t>便西拉智訓五十篇25至26節</w:t>
-        </w:r>
-      </w:hyperlink>
-      <w:r>
-        <w:rPr>
-          <w:lang w:val="zh_TW" w:bidi="zh_TW"/>
-        </w:rPr>
-        <w:t>（約寫於公元前200年），其中將撒馬利亞人的地位置於以東人和非利士人之下，並稱他們為「愚蠢的民族」（參利未遺訓7:2）。</w:t>
-      </w:r>
-    </w:p>
-    <w:p>
-      <w:pPr/>
-      <w:r>
-        <w:rPr>
-          <w:lang w:val="zh_TW" w:bidi="zh_TW"/>
-        </w:rPr>
-      </w:r>
-      <w:r>
-        <w:rPr>
-          <w:lang w:val="zh_TW" w:bidi="zh_TW"/>
-        </w:rPr>
-        <w:t>猶太人對撒馬利亞人的輕視加深，因為撒馬利亞人未有對抗安提阿古·伊皮法尼（約公元前167年）在該區推行的希臘化敬拜的行動。部分猶太群體反對將耶路撒冷聖殿尹為宙斯的聖殿（</w:t>
-      </w:r>
-      <w:hyperlink r:id="rId81">
-        <w:r>
-          <w:rPr>
-            <w:lang w:val="zh_TW" w:bidi="zh_TW"/>
-          </w:rPr>
-          <w:rPr>
-            <w:color w:val="0000EE"/>
-            <w:u w:val="single"/>
-          </w:rPr>
-          <w:t>馬加比一書1:62–64</w:t>
-        </w:r>
-      </w:hyperlink>
-      <w:r>
-        <w:rPr>
-          <w:lang w:val="zh_TW" w:bidi="zh_TW"/>
-        </w:rPr>
-        <w:t>），並最終跟隨馬加比起義（</w:t>
-      </w:r>
-      <w:hyperlink r:id="rId82">
-        <w:r>
-          <w:rPr>
-            <w:lang w:val="zh_TW" w:bidi="zh_TW"/>
-          </w:rPr>
-          <w:rPr>
-            <w:color w:val="0000EE"/>
-            <w:u w:val="single"/>
-          </w:rPr>
-          <w:t>馬加比一書2:42–43</w:t>
-        </w:r>
-      </w:hyperlink>
-      <w:r>
-        <w:rPr>
-          <w:lang w:val="zh_TW" w:bidi="zh_TW"/>
-        </w:rPr>
-        <w:t>），但資料顯示撒馬利亞人並未有同樣表態（見</w:t>
-      </w:r>
-      <w:hyperlink r:id="rId83">
-        <w:r>
-          <w:rPr>
-            <w:lang w:val="zh_TW" w:bidi="zh_TW"/>
-          </w:rPr>
-          <w:rPr>
-            <w:color w:val="0000EE"/>
-            <w:u w:val="single"/>
-          </w:rPr>
-          <w:t>馬加比一書6:2</w:t>
-        </w:r>
-      </w:hyperlink>
-      <w:r>
-        <w:rPr>
-          <w:lang w:val="zh_TW" w:bidi="zh_TW"/>
-        </w:rPr>
-        <w:t>）。</w:t>
-      </w:r>
-    </w:p>
-    <w:p>
-      <w:pPr/>
-      <w:r>
-        <w:rPr>
-          <w:lang w:val="zh_TW" w:bidi="zh_TW"/>
-        </w:rPr>
-      </w:r>
-      <w:r>
-        <w:rPr>
-          <w:lang w:val="zh_TW" w:bidi="zh_TW"/>
-        </w:rPr>
-        <w:t>這種惡劣的關係，在哈斯蒙尼家族帶來短暫的猶太獨立時期，達到高峰。當時，猶太統治者約翰‧許爾堪率軍攻擊示劍，征服並摧毀撒馬利亞人位於基利心山上的聖殿（約公元前128年）。</w:t>
-      </w:r>
-    </w:p>
-    <w:p>
-      <w:pPr/>
-      <w:r>
-        <w:rPr>
-          <w:lang w:val="zh_TW" w:bidi="zh_TW"/>
-        </w:rPr>
-      </w:r>
-      <w:r>
-        <w:rPr>
-          <w:lang w:val="zh_TW" w:bidi="zh_TW"/>
-        </w:rPr>
-        <w:t>在大希律王統治之下，撒馬利亞的處境有所改善，然而撒馬利亞人與猶太地及加利利猶太人之間的敵意仍然持續。撒馬利亞人認為耶路撒冷聖殿是虛假的宗教中心，並被耶路撒冷當局排除在內院之外。大約在公元6年，一群撒馬利亞人在逾越節期間，將人骨撒在聖殿的門廊和聖所內，褻瀆耶路撒冷聖殿。當加利利猶太人在各種節期期間前往耶路撒冷，而必須穿越撒馬利亞時，他們遭遇敵意的情況亦屢見不鮮（</w:t>
-      </w:r>
-      <w:hyperlink r:id="rId84">
-        <w:r>
-          <w:rPr>
-            <w:lang w:val="zh_TW" w:bidi="zh_TW"/>
-          </w:rPr>
-          <w:rPr>
-            <w:color w:val="0000EE"/>
-            <w:u w:val="single"/>
-          </w:rPr>
-          <w:t>路9:51–53</w:t>
-        </w:r>
-      </w:hyperlink>
-      <w:r>
-        <w:rPr>
-          <w:lang w:val="zh_TW" w:bidi="zh_TW"/>
-        </w:rPr>
-        <w:t>）。</w:t>
-      </w:r>
-    </w:p>
-    <w:p>
-      <w:pPr/>
-      <w:r>
-        <w:rPr>
-          <w:lang w:val="zh_TW" w:bidi="zh_TW"/>
-        </w:rPr>
-      </w:r>
-      <w:r>
-        <w:rPr>
-          <w:lang w:val="zh_TW" w:bidi="zh_TW"/>
-        </w:rPr>
-        <w:t>這種敵對在耶穌時代仍然持續，兩個群體將對方排除在各自的敬拜中心之外，即耶路撒冷聖殿和位於基利心山的撒馬利亞人聖殿。例如，撒馬利亞人被禁止進入聖殿內院，他們所獻的祭物都被視為外邦人的獻祭。因此，若將撒馬利亞人稱為「分裂者」會更為準確，但實際上他們被當作外邦人對待。兩個群體之間不可通婚，人際關係也受到極大限制（</w:t>
-      </w:r>
-      <w:hyperlink r:id="rId85">
-        <w:r>
-          <w:rPr>
-            <w:lang w:val="zh_TW" w:bidi="zh_TW"/>
-          </w:rPr>
-          <w:rPr>
-            <w:color w:val="0000EE"/>
-            <w:u w:val="single"/>
-          </w:rPr>
-          <w:t>約4:9</w:t>
-        </w:r>
-      </w:hyperlink>
-      <w:r>
-        <w:rPr>
-          <w:lang w:val="zh_TW" w:bidi="zh_TW"/>
-        </w:rPr>
-        <w:t>）。在這種強制隔離下，兩個群體之間的互動難免有限。僅僅是「撒馬利亞人」這個詞，在猶太人口中就已是蔑視（</w:t>
-      </w:r>
-      <w:hyperlink r:id="rId86">
-        <w:r>
-          <w:rPr>
-            <w:lang w:val="zh_TW" w:bidi="zh_TW"/>
-          </w:rPr>
-          <w:rPr>
-            <w:color w:val="0000EE"/>
-            <w:u w:val="single"/>
-          </w:rPr>
-          <w:t>約8:48</w:t>
-        </w:r>
-      </w:hyperlink>
-      <w:r>
-        <w:rPr>
-          <w:lang w:val="zh_TW" w:bidi="zh_TW"/>
-        </w:rPr>
-        <w:t>），一些文士甚至不願直接說出這個稱呼（參</w:t>
-      </w:r>
-      <w:hyperlink r:id="rId87">
-        <w:r>
-          <w:rPr>
-            <w:lang w:val="zh_TW" w:bidi="zh_TW"/>
-          </w:rPr>
-          <w:rPr>
-            <w:color w:val="0000EE"/>
-            <w:u w:val="single"/>
-          </w:rPr>
-          <w:t>路10:37</w:t>
-        </w:r>
-      </w:hyperlink>
-      <w:r>
-        <w:rPr>
-          <w:lang w:val="zh_TW" w:bidi="zh_TW"/>
-        </w:rPr>
-        <w:t>中明顯的委婉說法）。門徒對撒馬利亞人拒絕提供住宿的反應（</w:t>
-      </w:r>
-      <w:hyperlink r:id="rId88">
-        <w:r>
-          <w:rPr>
-            <w:lang w:val="zh_TW" w:bidi="zh_TW"/>
-          </w:rPr>
-          <w:rPr>
-            <w:color w:val="0000EE"/>
-            <w:u w:val="single"/>
-          </w:rPr>
-          <w:t>路9:51–55</w:t>
-        </w:r>
-      </w:hyperlink>
-      <w:r>
-        <w:rPr>
-          <w:lang w:val="zh_TW" w:bidi="zh_TW"/>
-        </w:rPr>
-        <w:t>），即是當時猶太人對撒馬利亞人敵意的典型例子。</w:t>
-      </w:r>
-    </w:p>
-    <w:p>
-      <w:pPr/>
-      <w:r>
-        <w:rPr>
-          <w:lang w:val="zh_TW" w:bidi="zh_TW"/>
-        </w:rPr>
-      </w:r>
-      <w:r>
-        <w:rPr>
-          <w:lang w:val="zh_TW" w:bidi="zh_TW"/>
-        </w:rPr>
-        <w:t>目前證據雖然不足以顯示撒馬利亞人的態度相同，但我們可推測這種情況存在，亦相當合理。因此，在</w:t>
-      </w:r>
-      <w:hyperlink r:id="rId88">
-        <w:r>
-          <w:rPr>
-            <w:lang w:val="zh_TW" w:bidi="zh_TW"/>
-          </w:rPr>
-          <w:rPr>
-            <w:color w:val="0000EE"/>
-            <w:u w:val="single"/>
-          </w:rPr>
-          <w:t>路加福音九章51至55節</w:t>
-        </w:r>
-      </w:hyperlink>
-      <w:r>
-        <w:rPr>
-          <w:lang w:val="zh_TW" w:bidi="zh_TW"/>
-        </w:rPr>
-        <w:t>所記載的情況中，撒馬利亞人拒絕款待其他「定意向耶路撒冷去」的猶太人，很可能並非罕見。</w:t>
-      </w:r>
-    </w:p>
-    <w:p>
-      <w:pPr>
-        <w:pStyle w:val="Heading3"/>
-      </w:pPr>
-      <w:r>
-        <w:rPr>
-          <w:lang w:val="zh_TW" w:bidi="zh_TW"/>
-        </w:rPr>
-        <w:t>撒馬利亞人的信仰</w:t>
-      </w:r>
-    </w:p>
-    <w:p>
-      <w:pPr/>
-      <w:r>
-        <w:rPr>
-          <w:lang w:val="zh_TW" w:bidi="zh_TW"/>
-        </w:rPr>
-      </w:r>
-      <w:r>
-        <w:rPr>
-          <w:lang w:val="zh_TW" w:bidi="zh_TW"/>
-        </w:rPr>
-        <w:t>撒馬利亞人的主要信仰，同時展現了他們與主流猶太教之間的共通之處與明顯差異。他們與猶太教共同持守對亞伯拉罕、以撒、雅各之神的一神信仰。然而，相較之下，北方基利心山作為唯一獻祭聖地的地位則有所提升，這主張是基於撒馬利亞文本中，數處與申命記和出埃及記不同的段落。基利心山因此被認定為亞伯第一次獻祭的地點（</w:t>
-      </w:r>
-      <w:hyperlink r:id="rId89">
-        <w:r>
-          <w:rPr>
-            <w:lang w:val="zh_TW" w:bidi="zh_TW"/>
-          </w:rPr>
-          <w:rPr>
-            <w:color w:val="0000EE"/>
-            <w:u w:val="single"/>
-          </w:rPr>
-          <w:t>創4:4</w:t>
-        </w:r>
-      </w:hyperlink>
-      <w:r>
-        <w:rPr>
-          <w:lang w:val="zh_TW" w:bidi="zh_TW"/>
-        </w:rPr>
-        <w:t>）、挪亞在洪水後獻祭的地方（</w:t>
-      </w:r>
-      <w:hyperlink r:id="rId90">
-        <w:r>
-          <w:rPr>
-            <w:lang w:val="zh_TW" w:bidi="zh_TW"/>
-          </w:rPr>
-          <w:rPr>
-            <w:color w:val="0000EE"/>
-            <w:u w:val="single"/>
-          </w:rPr>
-          <w:t>8:20</w:t>
-        </w:r>
-      </w:hyperlink>
-      <w:r>
-        <w:rPr>
-          <w:lang w:val="zh_TW" w:bidi="zh_TW"/>
-        </w:rPr>
-        <w:t>）、亞伯拉罕與麥基洗德相會之處（</w:t>
-      </w:r>
-      <w:hyperlink r:id="rId91">
-        <w:r>
-          <w:rPr>
-            <w:lang w:val="zh_TW" w:bidi="zh_TW"/>
-          </w:rPr>
-          <w:rPr>
-            <w:color w:val="0000EE"/>
-            <w:u w:val="single"/>
-          </w:rPr>
-          <w:t>14:18</w:t>
-        </w:r>
-      </w:hyperlink>
-      <w:r>
-        <w:rPr>
-          <w:lang w:val="zh_TW" w:bidi="zh_TW"/>
-        </w:rPr>
-        <w:t>）、以撒獻祭預備之地（第</w:t>
-      </w:r>
-      <w:hyperlink r:id="rId92">
-        <w:r>
-          <w:rPr>
-            <w:lang w:val="zh_TW" w:bidi="zh_TW"/>
-          </w:rPr>
-          <w:rPr>
-            <w:color w:val="0000EE"/>
-            <w:u w:val="single"/>
-          </w:rPr>
-          <w:t>22</w:t>
-        </w:r>
-      </w:hyperlink>
-      <w:r>
-        <w:rPr>
-          <w:lang w:val="zh_TW" w:bidi="zh_TW"/>
-        </w:rPr>
-        <w:t>章），以及許多其它相關的地方。</w:t>
-      </w:r>
-    </w:p>
-    <w:p>
-      <w:pPr/>
-      <w:r>
-        <w:rPr>
-          <w:lang w:val="zh_TW" w:bidi="zh_TW"/>
-        </w:rPr>
-      </w:r>
-      <w:r>
-        <w:rPr>
-          <w:lang w:val="zh_TW" w:bidi="zh_TW"/>
-        </w:rPr>
-        <w:t>撒馬利亞人僅承認聖經的前五卷書（摩西五經）為神的啟示，其教義和實踐完全基於這些書卷。如此狹窄的正典範圍，不僅決定了撒馬利亞神學的方向，也使他們與當時的猶太思想進一步分離。例如，在撒馬利亞人的思想中，摩西的地位比猶太人所理解的更為崇高；他不僅被視為最主要的先知，更在後來的思想中，被描述為最卓越的人，在創造世之時便已存在，為以色列向神代求，並且被認為是人類的「世界之光」。撒馬利亞神學中的彌賽亞盼望，也反映了這種狹窄的正典觀。由於在五經中找不到任何關於大衛家彌賽亞的證據，因此撒馬利亞人不會期待出自大衛家的彌賽亞。相反，根據</w:t>
-      </w:r>
-      <w:hyperlink r:id="rId93">
-        <w:r>
-          <w:rPr>
-            <w:lang w:val="zh_TW" w:bidi="zh_TW"/>
-          </w:rPr>
-          <w:rPr>
-            <w:color w:val="0000EE"/>
-            <w:u w:val="single"/>
-          </w:rPr>
-          <w:t>申命記十八章15至18節</w:t>
-        </w:r>
-      </w:hyperlink>
-      <w:r>
-        <w:rPr>
-          <w:lang w:val="zh_TW" w:bidi="zh_TW"/>
-        </w:rPr>
-        <w:t>的內容，他們期待著一位「像摩西的先知」。這位期盼的先知也被稱為「塔合伯」（Taheb），即復興者，因為他在末後的日子，要在基利心山恢復正確的敬拜秩序，並使異教的敬拜歸向此處。</w:t>
-      </w:r>
-    </w:p>
-    <w:p>
-      <w:pPr/>
-      <w:r>
-        <w:rPr>
-          <w:lang w:val="zh_TW" w:bidi="zh_TW"/>
-        </w:rPr>
-      </w:r>
-      <w:r>
-        <w:rPr>
-          <w:lang w:val="zh_TW" w:bidi="zh_TW"/>
-        </w:rPr>
-        <w:t>因此明顯的是，正是這個群體高舉基利心山的主張，使他們在神學和文化上與猶太鄰居區分開來。</w:t>
-      </w:r>
-    </w:p>
-    <w:p>
-      <w:pPr>
-        <w:pStyle w:val="Heading3"/>
-      </w:pPr>
-      <w:r>
-        <w:rPr>
-          <w:lang w:val="zh_TW" w:bidi="zh_TW"/>
-        </w:rPr>
-        <w:t>耶穌與撒馬利亞人</w:t>
-      </w:r>
-    </w:p>
-    <w:p>
-      <w:pPr/>
-      <w:r>
-        <w:rPr>
-          <w:lang w:val="zh_TW" w:bidi="zh_TW"/>
-        </w:rPr>
-      </w:r>
-      <w:r>
-        <w:rPr>
-          <w:lang w:val="zh_TW" w:bidi="zh_TW"/>
-        </w:rPr>
-        <w:t>猶太人普遍認為撒馬利亞人幾乎等同外邦人，而耶穌在某種程度上也有這樣的看法。耶穌稱那位撒馬利亞痲瘋病人為「這外族人」（</w:t>
-      </w:r>
-      <w:hyperlink r:id="rId94">
-        <w:r>
-          <w:rPr>
-            <w:lang w:val="zh_TW" w:bidi="zh_TW"/>
-          </w:rPr>
-          <w:rPr>
-            <w:color w:val="0000EE"/>
-            <w:u w:val="single"/>
-          </w:rPr>
-          <w:t>路17:18</w:t>
-        </w:r>
-      </w:hyperlink>
-      <w:r>
-        <w:rPr>
-          <w:lang w:val="zh_TW" w:bidi="zh_TW"/>
-        </w:rPr>
-        <w:t>），並在差遣門徒時禁止他們將國度的信息傳給撒馬利亞人或外邦人（</w:t>
-      </w:r>
-      <w:hyperlink r:id="rId95">
-        <w:r>
-          <w:rPr>
-            <w:lang w:val="zh_TW" w:bidi="zh_TW"/>
-          </w:rPr>
-          <w:rPr>
-            <w:color w:val="0000EE"/>
-            <w:u w:val="single"/>
-          </w:rPr>
-          <w:t>太10:5</w:t>
-        </w:r>
-      </w:hyperlink>
-      <w:r>
-        <w:rPr>
-          <w:lang w:val="zh_TW" w:bidi="zh_TW"/>
-        </w:rPr>
-        <w:t>）。</w:t>
-      </w:r>
-    </w:p>
-    <w:p>
-      <w:pPr/>
-      <w:r>
-        <w:rPr>
-          <w:lang w:val="zh_TW" w:bidi="zh_TW"/>
-        </w:rPr>
-      </w:r>
-      <w:r>
-        <w:rPr>
-          <w:lang w:val="zh_TW" w:bidi="zh_TW"/>
-        </w:rPr>
-        <w:t>然而，福音書確鑿的證據顯示，耶穌對撒馬利亞人的態度與祂同時代的猶太人南轅北轍。當門徒表現出猶太人的敵意，並要求降下「審判之火」，懲罰拒絕接待的撒馬利亞人時，耶穌「責備了他們」（</w:t>
-      </w:r>
-      <w:hyperlink r:id="rId96">
-        <w:r>
-          <w:rPr>
-            <w:lang w:val="zh_TW" w:bidi="zh_TW"/>
-          </w:rPr>
-          <w:rPr>
-            <w:color w:val="0000EE"/>
-            <w:u w:val="single"/>
-          </w:rPr>
-          <w:t>路9:55</w:t>
-        </w:r>
-      </w:hyperlink>
-      <w:r>
-        <w:rPr>
-          <w:lang w:val="zh_TW" w:bidi="zh_TW"/>
-        </w:rPr>
-        <w:t>）。此外，祂不僅沒有拒絕醫治那位撒馬利亞痲瘋病人，反而肯定他是十人中唯一記得歸榮耀給神的（</w:t>
-      </w:r>
-      <w:hyperlink r:id="rId97">
-        <w:r>
-          <w:rPr>
-            <w:lang w:val="zh_TW" w:bidi="zh_TW"/>
-          </w:rPr>
-          <w:rPr>
-            <w:color w:val="0000EE"/>
-            <w:u w:val="single"/>
-          </w:rPr>
-          <w:t>17:11–19</w:t>
-        </w:r>
-      </w:hyperlink>
-      <w:r>
-        <w:rPr>
-          <w:lang w:val="zh_TW" w:bidi="zh_TW"/>
-        </w:rPr>
-        <w:t>）。同樣在好撒馬利亞人的比喻中（</w:t>
-      </w:r>
-      <w:hyperlink r:id="rId98">
-        <w:r>
-          <w:rPr>
-            <w:lang w:val="zh_TW" w:bidi="zh_TW"/>
-          </w:rPr>
-          <w:rPr>
-            <w:color w:val="0000EE"/>
-            <w:u w:val="single"/>
-          </w:rPr>
-          <w:t>10:30–37</w:t>
-        </w:r>
-      </w:hyperlink>
-      <w:r>
-        <w:rPr>
-          <w:lang w:val="zh_TW" w:bidi="zh_TW"/>
-        </w:rPr>
-        <w:t>），耶穌明顯突破了傳統的偏見，將被鄙視的撒馬利亞人（而非受尊敬的猶太祭司或利未人），描繪為真正幫助有需要者的鄰舍。在此處及其它地方，耶穌以神的要求挑戰聽眾，突破傳統對「義人」與「被排斥者」的界定。</w:t>
-      </w:r>
-    </w:p>
-    <w:p>
-      <w:pPr/>
-      <w:r>
-        <w:rPr>
-          <w:lang w:val="zh_TW" w:bidi="zh_TW"/>
-        </w:rPr>
-      </w:r>
-      <w:hyperlink r:id="rId99">
-        <w:r>
-          <w:rPr>
-            <w:lang w:val="zh_TW" w:bidi="zh_TW"/>
-          </w:rPr>
-          <w:rPr>
-            <w:color w:val="0000EE"/>
-            <w:u w:val="single"/>
-          </w:rPr>
-          <w:t>約翰福音四章4至43節</w:t>
-        </w:r>
-      </w:hyperlink>
-      <w:r>
-        <w:rPr>
-          <w:lang w:val="zh_TW" w:bidi="zh_TW"/>
-        </w:rPr>
-        <w:t>不僅記錄了耶穌與撒馬利亞婦人之間引人入勝的對話，還記錄了耶穌隨後在敘加這個撒馬利亞城市停留兩日的事蹟。在此，我們看見耶穌不僅冒著風險，與井邊的撒馬利亞婦人接觸，不介意被視為禮儀上不潔淨（</w:t>
-      </w:r>
-      <w:hyperlink r:id="rId100">
-        <w:r>
-          <w:rPr>
-            <w:lang w:val="zh_TW" w:bidi="zh_TW"/>
-          </w:rPr>
-          <w:rPr>
-            <w:color w:val="0000EE"/>
-            <w:u w:val="single"/>
-          </w:rPr>
-          <w:t>7–9</w:t>
-        </w:r>
-      </w:hyperlink>
-      <w:r>
-        <w:rPr>
-          <w:lang w:val="zh_TW" w:bidi="zh_TW"/>
-        </w:rPr>
-        <w:t>節），還給予她救贖的恩賜（</w:t>
-      </w:r>
-      <w:hyperlink r:id="rId101">
-        <w:r>
-          <w:rPr>
-            <w:lang w:val="zh_TW" w:bidi="zh_TW"/>
-          </w:rPr>
-          <w:rPr>
-            <w:color w:val="0000EE"/>
-            <w:u w:val="single"/>
-          </w:rPr>
-          <w:t>10</w:t>
-        </w:r>
-      </w:hyperlink>
-      <w:r>
-        <w:rPr>
-          <w:lang w:val="zh_TW" w:bidi="zh_TW"/>
-        </w:rPr>
-        <w:t>節），甚至涵蓋整個撒馬利亞城鎮（</w:t>
-      </w:r>
-      <w:hyperlink r:id="rId102">
-        <w:r>
-          <w:rPr>
-            <w:lang w:val="zh_TW" w:bidi="zh_TW"/>
-          </w:rPr>
-          <w:rPr>
-            <w:color w:val="0000EE"/>
-            <w:u w:val="single"/>
-          </w:rPr>
-          <w:t>39–41</w:t>
-        </w:r>
-      </w:hyperlink>
-      <w:r>
-        <w:rPr>
-          <w:lang w:val="zh_TW" w:bidi="zh_TW"/>
-        </w:rPr>
-        <w:t>節）。婦人聽見耶穌了解她的婚姻生活（</w:t>
-      </w:r>
-      <w:hyperlink r:id="rId103">
-        <w:r>
-          <w:rPr>
-            <w:lang w:val="zh_TW" w:bidi="zh_TW"/>
-          </w:rPr>
-          <w:rPr>
-            <w:color w:val="0000EE"/>
-            <w:u w:val="single"/>
-          </w:rPr>
-          <w:t>16–18</w:t>
-        </w:r>
-      </w:hyperlink>
-      <w:r>
-        <w:rPr>
-          <w:lang w:val="zh_TW" w:bidi="zh_TW"/>
-        </w:rPr>
-        <w:t>節），知道他必定是一位「先知」。呼應撒馬利亞人期盼，在末後的日子會有一位「像摩西的先知」，可能婦人會想到，耶穌就是他們期待已久的先知彌賽亞（</w:t>
-      </w:r>
-      <w:hyperlink r:id="rId104">
-        <w:r>
-          <w:rPr>
-            <w:lang w:val="zh_TW" w:bidi="zh_TW"/>
-          </w:rPr>
-          <w:rPr>
-            <w:color w:val="0000EE"/>
-            <w:u w:val="single"/>
-          </w:rPr>
-          <w:t>19</w:t>
-        </w:r>
-      </w:hyperlink>
-      <w:r>
-        <w:rPr>
-          <w:lang w:val="zh_TW" w:bidi="zh_TW"/>
-        </w:rPr>
-        <w:t>、</w:t>
-      </w:r>
-      <w:hyperlink r:id="rId104">
-        <w:r>
-          <w:rPr>
-            <w:lang w:val="zh_TW" w:bidi="zh_TW"/>
-          </w:rPr>
-          <w:rPr>
-            <w:color w:val="0000EE"/>
-            <w:u w:val="single"/>
-          </w:rPr>
-          <w:t>25–26</w:t>
-        </w:r>
-      </w:hyperlink>
-      <w:r>
-        <w:rPr>
-          <w:lang w:val="zh_TW" w:bidi="zh_TW"/>
-        </w:rPr>
-        <w:t>節）。耶穌停留在這個受鄙視的群體中，藉此突破猶太人對撒馬利亞人根深蒂固的敵意，也接受他們對自己作為「彌賽亞」（</w:t>
-      </w:r>
-      <w:hyperlink r:id="rId105">
-        <w:r>
-          <w:rPr>
-            <w:lang w:val="zh_TW" w:bidi="zh_TW"/>
-          </w:rPr>
-          <w:rPr>
-            <w:color w:val="0000EE"/>
-            <w:u w:val="single"/>
-          </w:rPr>
-          <w:t>26</w:t>
-        </w:r>
-      </w:hyperlink>
-      <w:r>
-        <w:rPr>
-          <w:lang w:val="zh_TW" w:bidi="zh_TW"/>
-        </w:rPr>
-        <w:t>節）和「世界的救主」（</w:t>
-      </w:r>
-      <w:hyperlink r:id="rId106">
-        <w:r>
-          <w:rPr>
-            <w:lang w:val="zh_TW" w:bidi="zh_TW"/>
-          </w:rPr>
-          <w:rPr>
-            <w:color w:val="0000EE"/>
-            <w:u w:val="single"/>
-          </w:rPr>
-          <w:t>42</w:t>
-        </w:r>
-      </w:hyperlink>
-      <w:r>
-        <w:rPr>
-          <w:lang w:val="zh_TW" w:bidi="zh_TW"/>
-        </w:rPr>
-        <w:t>節）的信仰。在此，正如耶穌與猶太社會中被排斥者的互動一般，祂重新定義公義，肯定其意思不是根據血統或宗教實踐，而是根據他們對祂的信心。如此，祂打破了當時種族與文化的界線，為福音進入整個外邦世界奠定基礎。</w:t>
-      </w:r>
-    </w:p>
-    <w:p>
-      <w:pPr>
-        <w:pStyle w:val="Heading3"/>
-      </w:pPr>
-      <w:r>
-        <w:rPr>
-          <w:lang w:val="zh_TW" w:bidi="zh_TW"/>
-        </w:rPr>
-        <w:t>撒馬利亞在初代教會使命中的地位</w:t>
-      </w:r>
-    </w:p>
-    <w:p>
-      <w:pPr/>
-      <w:r>
-        <w:rPr>
-          <w:lang w:val="zh_TW" w:bidi="zh_TW"/>
-        </w:rPr>
-      </w:r>
-      <w:r>
-        <w:rPr>
-          <w:lang w:val="zh_TW" w:bidi="zh_TW"/>
-        </w:rPr>
-        <w:t>耶穌升天前頒布大使命，吩咐門徒將福音傳到撒馬利亞（</w:t>
-      </w:r>
-      <w:hyperlink r:id="rId107">
-        <w:r>
-          <w:rPr>
-            <w:lang w:val="zh_TW" w:bidi="zh_TW"/>
-          </w:rPr>
-          <w:rPr>
-            <w:color w:val="0000EE"/>
-            <w:u w:val="single"/>
-          </w:rPr>
-          <w:t>徒1:8</w:t>
-        </w:r>
-      </w:hyperlink>
-      <w:r>
-        <w:rPr>
-          <w:lang w:val="zh_TW" w:bidi="zh_TW"/>
-        </w:rPr>
-        <w:t>）。初代教會的宣教行動確實包含這個地區。司提反殉道之後，許多基督徒被迫離開耶路撒冷（</w:t>
-      </w:r>
-      <w:hyperlink r:id="rId108">
-        <w:r>
-          <w:rPr>
-            <w:lang w:val="zh_TW" w:bidi="zh_TW"/>
-          </w:rPr>
-          <w:rPr>
-            <w:color w:val="0000EE"/>
-            <w:u w:val="single"/>
-          </w:rPr>
-          <w:t>8:1</w:t>
-        </w:r>
-      </w:hyperlink>
-      <w:r>
-        <w:rPr>
-          <w:lang w:val="zh_TW" w:bidi="zh_TW"/>
-        </w:rPr>
-        <w:t>），其中一位名叫腓利的基督徒，在撒馬利亞的城市傳揚福音（</w:t>
-      </w:r>
-      <w:hyperlink r:id="rId109">
-        <w:r>
-          <w:rPr>
-            <w:lang w:val="zh_TW" w:bidi="zh_TW"/>
-          </w:rPr>
-          <w:rPr>
-            <w:color w:val="0000EE"/>
-            <w:u w:val="single"/>
-          </w:rPr>
-          <w:t>5</w:t>
-        </w:r>
-      </w:hyperlink>
-      <w:r>
-        <w:rPr>
-          <w:lang w:val="zh_TW" w:bidi="zh_TW"/>
-        </w:rPr>
-        <w:t>節）。他所行神蹟引發強烈回應，因此彼得與約翰（代表耶路撒冷的使徒）被差派前往，調查並確認聖靈在他們中間。然而，主後第二世紀的證據顯示，基督教並未在撒馬利亞人當中建立穩固基礎。大多數撒馬利亞人仍維持自身的宗教傳統。至今，撒馬利亞人的小型餘民仍然存在，居住在基利心山（示劍）附近，以及以色列境內的若干城市。</w:t>
-      </w:r>
-    </w:p>
-    <w:p>
-      <w:pPr/>
-      <w:r>
-        <w:rPr>
-          <w:lang w:val="zh_TW" w:bidi="zh_TW"/>
-        </w:rPr>
-      </w:r>
-      <w:r>
-        <w:rPr>
-          <w:i/>
-          <w:lang w:val="zh_TW" w:bidi="zh_TW"/>
-        </w:rPr>
-        <w:t>另見</w:t>
-      </w:r>
-      <w:r>
-        <w:rPr>
-          <w:lang w:val="zh_TW" w:bidi="zh_TW"/>
-        </w:rPr>
-        <w:t>聖經聖經抄本與文本（舊約）</w:t>
-      </w:r>
-      <w:r>
-        <w:rPr>
-          <w:lang w:val="zh_TW" w:bidi="zh_TW"/>
-        </w:rPr>
-        <w:t>；</w:t>
-      </w:r>
-      <w:r>
-        <w:rPr>
-          <w:lang w:val="zh_TW" w:bidi="zh_TW"/>
-        </w:rPr>
-        <w:t>撒馬利亞</w:t>
+      <w:r>
+        <w:rPr>
+          <w:lang w:val="zh_TW" w:bidi="zh_TW"/>
+        </w:rPr>
+        <w:t>末世論</w:t>
       </w:r>
       <w:r>
         <w:rPr>
@@ -6235,24 +3296,6 @@
   </w:num>
   <w:num w:numId="13" w16cid:durableId="592781308">
     <w:abstractNumId w:val="11"/>
-  </w:num>
-  <w:num w:numId="14">
-    <w:abstractNumId w:val="3"/>
-    <w:lvlOverride w:ilvl="0">
-      <w:startOverride w:val="1"/>
-    </w:lvlOverride>
-  </w:num>
-  <w:num w:numId="15">
-    <w:abstractNumId w:val="3"/>
-    <w:lvlOverride w:ilvl="0">
-      <w:startOverride w:val="1"/>
-    </w:lvlOverride>
-  </w:num>
-  <w:num w:numId="16">
-    <w:abstractNumId w:val="3"/>
-    <w:lvlOverride w:ilvl="0">
-      <w:startOverride w:val="1"/>
-    </w:lvlOverride>
   </w:num>
   <w:numIdMacAtCleanup w:val="10"/>
 </w:numbering>

--- a/zht/docx/118.content.docx
+++ b/zht/docx/118.content.docx
@@ -149,7 +149,7 @@
         <w:rPr>
           <w:lang w:val="zh_TW" w:bidi="zh_TW"/>
         </w:rPr>
-        <w:t>ri</w:t>
+        <w:t>ping</w:t>
       </w:r>
       <w:r>
         <w:rPr>
@@ -212,7 +212,7 @@
         <w:rPr>
           <w:lang w:val="zh_TW" w:bidi="zh_TW"/>
         </w:rPr>
-        <w:t>日</w:t>
+        <w:t>平原的各城</w:t>
       </w:r>
       <w:r>
         <w:rPr>
@@ -231,7 +231,7 @@
         <w:rPr>
           <w:lang w:val="zh_TW" w:bidi="zh_TW"/>
         </w:rPr>
-        <w:t>最直接的意義，是指地球繞著自轉軸旋轉的一段時間，例如兩次日出之間的時間；也可以指這段時間裡太陽可見的部份，即「早晨」，另一部份則稱為「晚上」。「日子」這個字在舊約中出現超過二千次，在新約中出現超過三百五十次。希伯來文中「日」一詞多義，不僅僅是字面上的意思。希伯來人的一天是由晚上開始，直到第二天的晚上，這種算法大概是基於妥拉（參</w:t>
+        <w:t>位於約旦河平原或盆地的五個城市，也被稱為「谷中之城」。這個地區非常肥沃，當亞伯拉罕與侄兒羅得需要分開他們的羊群和牛群時，吸引了羅得靠近（</w:t>
       </w:r>
       <w:hyperlink r:id="rId13">
         <w:r>
@@ -242,25 +242,104 @@
             <w:color w:val="0000EE"/>
             <w:u w:val="single"/>
           </w:rPr>
-          <w:t>創1:14、19</w:t>
+          <w:t>創13:10–12</w:t>
         </w:r>
       </w:hyperlink>
       <w:r>
         <w:rPr>
           <w:lang w:val="zh_TW" w:bidi="zh_TW"/>
         </w:rPr>
-        <w:t>）。這種字面上按太陽運行的二十四小時週期稱為「公曆日」（civil day）。在其他古代近東的民族中，「公曆日」的起點各有不同。希臘的習慣與希伯來人相同；巴比倫人由日出開始一天；埃及人和羅馬人則以午夜到次日午夜為一日。</w:t>
+        <w:t>）。這些城市的名稱是：</w:t>
       </w:r>
     </w:p>
     <w:p>
       <w:pPr>
-        <w:pStyle w:val="Heading3"/>
-      </w:pPr>
-      <w:r>
-        <w:rPr>
-          <w:lang w:val="zh_TW" w:bidi="zh_TW"/>
-        </w:rPr>
-        <w:t>聖經中的日子與星期</w:t>
+        <w:pStyle w:val="ListBullet"/>
+        <w:spacing w:line="240" w:lineRule="auto"/>
+        <w:ind w:left="720"/>
+      </w:pPr>
+      <w:r>
+        <w:rPr>
+          <w:lang w:val="zh_TW" w:bidi="zh_TW"/>
+        </w:rPr>
+      </w:r>
+      <w:r>
+        <w:rPr>
+          <w:lang w:val="zh_TW" w:bidi="zh_TW"/>
+        </w:rPr>
+        <w:t>所多瑪</w:t>
+      </w:r>
+    </w:p>
+    <w:p>
+      <w:pPr>
+        <w:pStyle w:val="ListBullet"/>
+        <w:spacing w:line="240" w:lineRule="auto"/>
+        <w:ind w:left="720"/>
+      </w:pPr>
+      <w:r>
+        <w:rPr>
+          <w:lang w:val="zh_TW" w:bidi="zh_TW"/>
+        </w:rPr>
+      </w:r>
+      <w:r>
+        <w:rPr>
+          <w:lang w:val="zh_TW" w:bidi="zh_TW"/>
+        </w:rPr>
+        <w:t>蛾摩拉</w:t>
+      </w:r>
+    </w:p>
+    <w:p>
+      <w:pPr>
+        <w:pStyle w:val="ListBullet"/>
+        <w:spacing w:line="240" w:lineRule="auto"/>
+        <w:ind w:left="720"/>
+      </w:pPr>
+      <w:r>
+        <w:rPr>
+          <w:lang w:val="zh_TW" w:bidi="zh_TW"/>
+        </w:rPr>
+      </w:r>
+      <w:r>
+        <w:rPr>
+          <w:lang w:val="zh_TW" w:bidi="zh_TW"/>
+        </w:rPr>
+        <w:t>亞瑪</w:t>
+      </w:r>
+    </w:p>
+    <w:p>
+      <w:pPr>
+        <w:pStyle w:val="ListBullet"/>
+        <w:spacing w:line="240" w:lineRule="auto"/>
+        <w:ind w:left="720"/>
+      </w:pPr>
+      <w:r>
+        <w:rPr>
+          <w:lang w:val="zh_TW" w:bidi="zh_TW"/>
+        </w:rPr>
+      </w:r>
+      <w:r>
+        <w:rPr>
+          <w:lang w:val="zh_TW" w:bidi="zh_TW"/>
+        </w:rPr>
+        <w:t>洗淨</w:t>
+      </w:r>
+    </w:p>
+    <w:p>
+      <w:pPr>
+        <w:pStyle w:val="ListBullet"/>
+        <w:spacing w:line="240" w:lineRule="auto"/>
+        <w:ind w:left="720"/>
+      </w:pPr>
+      <w:r>
+        <w:rPr>
+          <w:lang w:val="zh_TW" w:bidi="zh_TW"/>
+        </w:rPr>
+      </w:r>
+      <w:r>
+        <w:rPr>
+          <w:lang w:val="zh_TW" w:bidi="zh_TW"/>
+        </w:rPr>
+        <w:t>比拉（後來被稱為瑣珥）</w:t>
       </w:r>
     </w:p>
     <w:p>
@@ -274,7 +353,61 @@
         <w:rPr>
           <w:lang w:val="zh_TW" w:bidi="zh_TW"/>
         </w:rPr>
-        <w:t>希伯來人一般認知白天（十二小時）分為早晨、正午與晚上（</w:t>
+        <w:t>每一個城都可能是城邦，意味著它們都有自己的王。</w:t>
+      </w:r>
+    </w:p>
+    <w:p>
+      <w:pPr/>
+      <w:r>
+        <w:rPr>
+          <w:lang w:val="zh_TW" w:bidi="zh_TW"/>
+        </w:rPr>
+      </w:r>
+      <w:r>
+        <w:rPr>
+          <w:lang w:val="zh_TW" w:bidi="zh_TW"/>
+        </w:rPr>
+        <w:t>這些城市在聖經中以四種方式發揮重要作用：</w:t>
+      </w:r>
+    </w:p>
+    <w:p>
+      <w:pPr>
+        <w:pStyle w:val="ListNumber"/>
+        <w:numPr>
+          <w:ilvl w:val="0"/>
+          <w:numId w:val="14"/>
+        </w:numPr>
+        <w:spacing w:line="240" w:lineRule="auto"/>
+        <w:ind w:left="720"/>
+      </w:pPr>
+      <w:r>
+        <w:rPr>
+          <w:lang w:val="zh_TW" w:bidi="zh_TW"/>
+        </w:rPr>
+      </w:r>
+      <w:r>
+        <w:rPr>
+          <w:lang w:val="zh_TW" w:bidi="zh_TW"/>
+        </w:rPr>
+        <w:t>這些地區讓羅得找到地方可以定居，最終他選擇住在所多瑪城。</w:t>
+      </w:r>
+    </w:p>
+    <w:p>
+      <w:pPr>
+        <w:pStyle w:val="ListNumber"/>
+        <w:spacing w:line="240" w:lineRule="auto"/>
+        <w:ind w:left="720"/>
+      </w:pPr>
+      <w:r>
+        <w:rPr>
+          <w:lang w:val="zh_TW" w:bidi="zh_TW"/>
+        </w:rPr>
+      </w:r>
+      <w:r>
+        <w:rPr>
+          <w:lang w:val="zh_TW" w:bidi="zh_TW"/>
+        </w:rPr>
+        <w:t>這些城市的五位王，與來自東方遙遠地區的四王所領導的更強勢力作戰。他們被擊敗，城市被洗劫一空。入侵者帶走大量的財物和俘虜，包括婦女和兒童（</w:t>
       </w:r>
       <w:hyperlink r:id="rId14">
         <w:r>
@@ -285,14 +418,32 @@
             <w:color w:val="0000EE"/>
             <w:u w:val="single"/>
           </w:rPr>
-          <w:t>詩55:17</w:t>
+          <w:t>創14</w:t>
         </w:r>
       </w:hyperlink>
       <w:r>
         <w:rPr>
           <w:lang w:val="zh_TW" w:bidi="zh_TW"/>
         </w:rPr>
-        <w:t>）。這些時段有時以不同詞語表達，如黎明（</w:t>
+        <w:t>）。羅得是被俘虜的人之一，促使亞伯拉罕發起一次成功的救援行動。他救回羅得、其他俘虜和被擄的財物。</w:t>
+      </w:r>
+    </w:p>
+    <w:p>
+      <w:pPr>
+        <w:pStyle w:val="ListNumber"/>
+        <w:spacing w:line="240" w:lineRule="auto"/>
+        <w:ind w:left="720"/>
+      </w:pPr>
+      <w:r>
+        <w:rPr>
+          <w:lang w:val="zh_TW" w:bidi="zh_TW"/>
+        </w:rPr>
+      </w:r>
+      <w:r>
+        <w:rPr>
+          <w:lang w:val="zh_TW" w:bidi="zh_TW"/>
+        </w:rPr>
+        <w:t>這些城市後來受到神的審判。他們的罪惡如此嚴重，即使是亞伯拉罕的代禱也無法拯救他們（</w:t>
       </w:r>
       <w:hyperlink r:id="rId15">
         <w:r>
@@ -303,26 +454,14 @@
             <w:color w:val="0000EE"/>
             <w:u w:val="single"/>
           </w:rPr>
-          <w:t>伯3:9</w:t>
+          <w:t>創18:22–33</w:t>
         </w:r>
       </w:hyperlink>
       <w:r>
         <w:rPr>
           <w:lang w:val="zh_TW" w:bidi="zh_TW"/>
         </w:rPr>
-        <w:t>）、</w:t>
-      </w:r>
-      <w:r>
-        <w:rPr>
-          <w:lang w:val="zh_TW" w:bidi="zh_TW"/>
-        </w:rPr>
-        <w:t>太陽近午</w:t>
-      </w:r>
-      <w:r>
-        <w:rPr>
-          <w:lang w:val="zh_TW" w:bidi="zh_TW"/>
-        </w:rPr>
-        <w:t>（</w:t>
+        <w:t>）。他們的邪惡在所多瑪的暴民試圖傷害羅得客人的故事中突顯出來（</w:t>
       </w:r>
       <w:hyperlink r:id="rId16">
         <w:r>
@@ -333,26 +472,32 @@
             <w:color w:val="0000EE"/>
             <w:u w:val="single"/>
           </w:rPr>
-          <w:t>撒上11:11</w:t>
+          <w:t>創19</w:t>
         </w:r>
       </w:hyperlink>
       <w:r>
         <w:rPr>
           <w:lang w:val="zh_TW" w:bidi="zh_TW"/>
         </w:rPr>
-        <w:t>）、</w:t>
-      </w:r>
-      <w:r>
-        <w:rPr>
-          <w:lang w:val="zh_TW" w:bidi="zh_TW"/>
-        </w:rPr>
-        <w:t>晌午</w:t>
-      </w:r>
-      <w:r>
-        <w:rPr>
-          <w:lang w:val="zh_TW" w:bidi="zh_TW"/>
-        </w:rPr>
-        <w:t>（</w:t>
+        <w:t>）。不久之後，羅得和他的家人收到警告，要在城市被毀滅之前逃離。硫磺與火降下，摧毀了城市並徹底改變地貌。</w:t>
+      </w:r>
+    </w:p>
+    <w:p>
+      <w:pPr>
+        <w:pStyle w:val="ListNumber"/>
+        <w:spacing w:line="240" w:lineRule="auto"/>
+        <w:ind w:left="720"/>
+      </w:pPr>
+      <w:r>
+        <w:rPr>
+          <w:lang w:val="zh_TW" w:bidi="zh_TW"/>
+        </w:rPr>
+      </w:r>
+      <w:r>
+        <w:rPr>
+          <w:lang w:val="zh_TW" w:bidi="zh_TW"/>
+        </w:rPr>
+        <w:t>這些城市的毀滅見於舊約和新約的許多地方，用以警告神對罪的刑罰（</w:t>
       </w:r>
       <w:hyperlink r:id="rId17">
         <w:r>
@@ -363,26 +508,14 @@
             <w:color w:val="0000EE"/>
             <w:u w:val="single"/>
           </w:rPr>
-          <w:t>創43:16</w:t>
+          <w:t>賽3:9</w:t>
         </w:r>
       </w:hyperlink>
       <w:r>
         <w:rPr>
           <w:lang w:val="zh_TW" w:bidi="zh_TW"/>
         </w:rPr>
-        <w:t>）、一天起</w:t>
-      </w:r>
-      <w:r>
-        <w:rPr>
-          <w:lang w:val="zh_TW" w:bidi="zh_TW"/>
-        </w:rPr>
-        <w:t>涼風的</w:t>
-      </w:r>
-      <w:r>
-        <w:rPr>
-          <w:lang w:val="zh_TW" w:bidi="zh_TW"/>
-        </w:rPr>
-        <w:t>時間（</w:t>
+        <w:t>；</w:t>
       </w:r>
       <w:hyperlink r:id="rId18">
         <w:r>
@@ -393,14 +526,14 @@
             <w:color w:val="0000EE"/>
             <w:u w:val="single"/>
           </w:rPr>
-          <w:t>3:8</w:t>
+          <w:t>耶50:40</w:t>
         </w:r>
       </w:hyperlink>
       <w:r>
         <w:rPr>
           <w:lang w:val="zh_TW" w:bidi="zh_TW"/>
         </w:rPr>
-        <w:t>）和晚上（</w:t>
+        <w:t>；</w:t>
       </w:r>
       <w:hyperlink r:id="rId19">
         <w:r>
@@ -411,14 +544,14 @@
             <w:color w:val="0000EE"/>
             <w:u w:val="single"/>
           </w:rPr>
-          <w:t>得2:17</w:t>
+          <w:t>結16:46–56</w:t>
         </w:r>
       </w:hyperlink>
       <w:r>
         <w:rPr>
           <w:lang w:val="zh_TW" w:bidi="zh_TW"/>
         </w:rPr>
-        <w:t>）。希伯來文「兩個晚上之間」（</w:t>
+        <w:t>；</w:t>
       </w:r>
       <w:hyperlink r:id="rId20">
         <w:r>
@@ -429,14 +562,14 @@
             <w:color w:val="0000EE"/>
             <w:u w:val="single"/>
           </w:rPr>
-          <w:t>出12:6</w:t>
+          <w:t>太10:15</w:t>
         </w:r>
       </w:hyperlink>
       <w:r>
         <w:rPr>
           <w:lang w:val="zh_TW" w:bidi="zh_TW"/>
         </w:rPr>
-        <w:t>；譯註：和合本譯作黃昏）大概是指黃昏、入夜的時候（</w:t>
+        <w:t>；</w:t>
       </w:r>
       <w:hyperlink r:id="rId21">
         <w:r>
@@ -447,954 +580,14 @@
             <w:color w:val="0000EE"/>
             <w:u w:val="single"/>
           </w:rPr>
-          <w:t>出16:12</w:t>
+          <w:t>羅9:29</w:t>
         </w:r>
       </w:hyperlink>
       <w:r>
         <w:rPr>
           <w:lang w:val="zh_TW" w:bidi="zh_TW"/>
         </w:rPr>
-        <w:t>）。按小時來劃分日子，是直到基督時代才開始的。在舊約中最接近的劃分是將白天分為四等份（</w:t>
-      </w:r>
-      <w:hyperlink r:id="rId22">
-        <w:r>
-          <w:rPr>
-            <w:lang w:val="zh_TW" w:bidi="zh_TW"/>
-          </w:rPr>
-          <w:rPr>
-            <w:color w:val="0000EE"/>
-            <w:u w:val="single"/>
-          </w:rPr>
-          <w:t>尼9:3</w:t>
-        </w:r>
-      </w:hyperlink>
-      <w:r>
-        <w:rPr>
-          <w:lang w:val="zh_TW" w:bidi="zh_TW"/>
-        </w:rPr>
-        <w:t>），或是對應了被擄前時期的夜晚，會被分為幾更。</w:t>
-      </w:r>
-    </w:p>
-    <w:p>
-      <w:pPr/>
-      <w:r>
-        <w:rPr>
-          <w:lang w:val="zh_TW" w:bidi="zh_TW"/>
-        </w:rPr>
-      </w:r>
-      <w:r>
-        <w:rPr>
-          <w:lang w:val="zh_TW" w:bidi="zh_TW"/>
-        </w:rPr>
-        <w:t>除了安息日外，古希伯來人並沒有為一週中的日子命名，而是以數字來稱呼這些日子，這種做法延續到新約時代（</w:t>
-      </w:r>
-      <w:hyperlink r:id="rId23">
-        <w:r>
-          <w:rPr>
-            <w:lang w:val="zh_TW" w:bidi="zh_TW"/>
-          </w:rPr>
-          <w:rPr>
-            <w:color w:val="0000EE"/>
-            <w:u w:val="single"/>
-          </w:rPr>
-          <w:t>路24:1</w:t>
-        </w:r>
-      </w:hyperlink>
-      <w:r>
-        <w:rPr>
-          <w:lang w:val="zh_TW" w:bidi="zh_TW"/>
-        </w:rPr>
-        <w:t>）。由於希伯來人傳統上重視安息日，對猶太人來說，知道安息日何時開始尤其重要。因此，法利賽人規定：日落後天上出現三顆星星時，就算進入安息日。</w:t>
-      </w:r>
-    </w:p>
-    <w:p>
-      <w:pPr>
-        <w:pStyle w:val="Heading3"/>
-      </w:pPr>
-      <w:r>
-        <w:rPr>
-          <w:lang w:val="zh_TW" w:bidi="zh_TW"/>
-        </w:rPr>
-        <w:t>創造的日子</w:t>
-      </w:r>
-    </w:p>
-    <w:p>
-      <w:pPr/>
-      <w:r>
-        <w:rPr>
-          <w:lang w:val="zh_TW" w:bidi="zh_TW"/>
-        </w:rPr>
-      </w:r>
-      <w:r>
-        <w:rPr>
-          <w:lang w:val="zh_TW" w:bidi="zh_TW"/>
-        </w:rPr>
-        <w:t>許多人認為，創世記中提到的「日子」是二十四小時。其支持理由是經文中的短語「有晚上，有早晨」。然而，這實際上是一種蘇美（Sumerian）文學的修辭方式，以相對的兩極組合來表達「整體」。因此「晚上—早晨」並非強調精確的時間單位，而是表達整個創造循環中一個完整的階段，重點在於「完整性」而非具體時間的長度。創造的完整性是由一個又一個的階段來達成，所以，創世記的描述不一定指一段特定的時間。</w:t>
-      </w:r>
-    </w:p>
-    <w:p>
-      <w:pPr/>
-      <w:r>
-        <w:rPr>
-          <w:lang w:val="zh_TW" w:bidi="zh_TW"/>
-        </w:rPr>
-      </w:r>
-      <w:r>
-        <w:rPr>
-          <w:lang w:val="zh_TW" w:bidi="zh_TW"/>
-        </w:rPr>
-        <w:t>蘇美人所謂的「公曆日」只包括太陽可見的十二小時，因此其他國家的「法律日」則是「雙倍日」（二十四小時）。若早期的創世敘述反映了蘇美文化，那麼「晚上—早晨」就不應被理解為現代意義上的公曆日，而是指一個階段或大概的時段。</w:t>
-      </w:r>
-    </w:p>
-    <w:p>
-      <w:pPr>
-        <w:pStyle w:val="Heading3"/>
-      </w:pPr>
-      <w:r>
-        <w:rPr>
-          <w:lang w:val="zh_TW" w:bidi="zh_TW"/>
-        </w:rPr>
-        <w:t>舊約</w:t>
-      </w:r>
-    </w:p>
-    <w:p>
-      <w:pPr/>
-      <w:r>
-        <w:rPr>
-          <w:lang w:val="zh_TW" w:bidi="zh_TW"/>
-        </w:rPr>
-      </w:r>
-      <w:r>
-        <w:rPr>
-          <w:lang w:val="zh_TW" w:bidi="zh_TW"/>
-        </w:rPr>
-        <w:t>在舊約中，「日子」常常有比喻的意思，例如「耶和華的日子」（</w:t>
-      </w:r>
-      <w:hyperlink r:id="rId24">
-        <w:r>
-          <w:rPr>
-            <w:lang w:val="zh_TW" w:bidi="zh_TW"/>
-          </w:rPr>
-          <w:rPr>
-            <w:color w:val="0000EE"/>
-            <w:u w:val="single"/>
-          </w:rPr>
-          <w:t>珥1:15</w:t>
-        </w:r>
-      </w:hyperlink>
-      <w:r>
-        <w:rPr>
-          <w:lang w:val="zh_TW" w:bidi="zh_TW"/>
-        </w:rPr>
-        <w:t>；</w:t>
-      </w:r>
-      <w:hyperlink r:id="rId25">
-        <w:r>
-          <w:rPr>
-            <w:lang w:val="zh_TW" w:bidi="zh_TW"/>
-          </w:rPr>
-          <w:rPr>
-            <w:color w:val="0000EE"/>
-            <w:u w:val="single"/>
-          </w:rPr>
-          <w:t>摩5:18</w:t>
-        </w:r>
-      </w:hyperlink>
-      <w:r>
-        <w:rPr>
-          <w:lang w:val="zh_TW" w:bidi="zh_TW"/>
-        </w:rPr>
-        <w:t>）、「</w:t>
-      </w:r>
-      <w:r>
-        <w:rPr>
-          <w:lang w:val="zh_TW" w:bidi="zh_TW"/>
-        </w:rPr>
-        <w:t>遭</w:t>
-      </w:r>
-      <w:r>
-        <w:rPr>
-          <w:lang w:val="zh_TW" w:bidi="zh_TW"/>
-        </w:rPr>
-        <w:t>難的日子」（</w:t>
-      </w:r>
-      <w:hyperlink r:id="rId26">
-        <w:r>
-          <w:rPr>
-            <w:lang w:val="zh_TW" w:bidi="zh_TW"/>
-          </w:rPr>
-          <w:rPr>
-            <w:color w:val="0000EE"/>
-            <w:u w:val="single"/>
-          </w:rPr>
-          <w:t>詩20:1</w:t>
-        </w:r>
-      </w:hyperlink>
-      <w:r>
-        <w:rPr>
-          <w:lang w:val="zh_TW" w:bidi="zh_TW"/>
-        </w:rPr>
-        <w:t>）和「</w:t>
-      </w:r>
-      <w:r>
-        <w:rPr>
-          <w:lang w:val="zh_TW" w:bidi="zh_TW"/>
-        </w:rPr>
-        <w:t>神發怒的</w:t>
-      </w:r>
-      <w:r>
-        <w:rPr>
-          <w:lang w:val="zh_TW" w:bidi="zh_TW"/>
-        </w:rPr>
-        <w:t>日子」（</w:t>
-      </w:r>
-      <w:hyperlink r:id="rId27">
-        <w:r>
-          <w:rPr>
-            <w:lang w:val="zh_TW" w:bidi="zh_TW"/>
-          </w:rPr>
-          <w:rPr>
-            <w:color w:val="0000EE"/>
-            <w:u w:val="single"/>
-          </w:rPr>
-          <w:t>伯20:28</w:t>
-        </w:r>
-      </w:hyperlink>
-      <w:r>
-        <w:rPr>
-          <w:lang w:val="zh_TW" w:bidi="zh_TW"/>
-        </w:rPr>
-        <w:t>）。複數的「日子」（譯註：如「年日」、「年間」）有時用來指一位君王的統治時期（</w:t>
-      </w:r>
-      <w:hyperlink r:id="rId28">
-        <w:r>
-          <w:rPr>
-            <w:lang w:val="zh_TW" w:bidi="zh_TW"/>
-          </w:rPr>
-          <w:rPr>
-            <w:color w:val="0000EE"/>
-            <w:u w:val="single"/>
-          </w:rPr>
-          <w:t>王上10:21</w:t>
-        </w:r>
-      </w:hyperlink>
-      <w:r>
-        <w:rPr>
-          <w:lang w:val="zh_TW" w:bidi="zh_TW"/>
-        </w:rPr>
-        <w:t>）、或人的一生（</w:t>
-      </w:r>
-      <w:hyperlink r:id="rId29">
-        <w:r>
-          <w:rPr>
-            <w:lang w:val="zh_TW" w:bidi="zh_TW"/>
-          </w:rPr>
-          <w:rPr>
-            <w:color w:val="0000EE"/>
-            <w:u w:val="single"/>
-          </w:rPr>
-          <w:t>創5:4</w:t>
-        </w:r>
-      </w:hyperlink>
-      <w:r>
-        <w:rPr>
-          <w:lang w:val="zh_TW" w:bidi="zh_TW"/>
-        </w:rPr>
-        <w:t>；</w:t>
-      </w:r>
-      <w:hyperlink r:id="rId30">
-        <w:r>
-          <w:rPr>
-            <w:lang w:val="zh_TW" w:bidi="zh_TW"/>
-          </w:rPr>
-          <w:rPr>
-            <w:color w:val="0000EE"/>
-            <w:u w:val="single"/>
-          </w:rPr>
-          <w:t>王上3:14</w:t>
-        </w:r>
-      </w:hyperlink>
-      <w:r>
-        <w:rPr>
-          <w:lang w:val="zh_TW" w:bidi="zh_TW"/>
-        </w:rPr>
-        <w:t>；</w:t>
-      </w:r>
-      <w:hyperlink r:id="rId31">
-        <w:r>
-          <w:rPr>
-            <w:lang w:val="zh_TW" w:bidi="zh_TW"/>
-          </w:rPr>
-          <w:rPr>
-            <w:color w:val="0000EE"/>
-            <w:u w:val="single"/>
-          </w:rPr>
-          <w:t>詩90:12</w:t>
-        </w:r>
-      </w:hyperlink>
-      <w:r>
-        <w:rPr>
-          <w:lang w:val="zh_TW" w:bidi="zh_TW"/>
-        </w:rPr>
-        <w:t>）。在但以理書中，神被描述為「亙古常在者」（Ancient of Days，</w:t>
-      </w:r>
-      <w:hyperlink r:id="rId32">
-        <w:r>
-          <w:rPr>
-            <w:lang w:val="zh_TW" w:bidi="zh_TW"/>
-          </w:rPr>
-          <w:rPr>
-            <w:color w:val="0000EE"/>
-            <w:u w:val="single"/>
-          </w:rPr>
-          <w:t>但7:9、13</w:t>
-        </w:r>
-      </w:hyperlink>
-      <w:r>
-        <w:rPr>
-          <w:lang w:val="zh_TW" w:bidi="zh_TW"/>
-        </w:rPr>
         <w:t>）。</w:t>
-      </w:r>
-    </w:p>
-    <w:p>
-      <w:pPr/>
-      <w:r>
-        <w:rPr>
-          <w:lang w:val="zh_TW" w:bidi="zh_TW"/>
-        </w:rPr>
-      </w:r>
-      <w:r>
-        <w:rPr>
-          <w:lang w:val="zh_TW" w:bidi="zh_TW"/>
-        </w:rPr>
-        <w:t>除了為了休息和敬拜而保留的安息日之外（</w:t>
-      </w:r>
-      <w:hyperlink r:id="rId33">
-        <w:r>
-          <w:rPr>
-            <w:lang w:val="zh_TW" w:bidi="zh_TW"/>
-          </w:rPr>
-          <w:rPr>
-            <w:color w:val="0000EE"/>
-            <w:u w:val="single"/>
-          </w:rPr>
-          <w:t>創2:3</w:t>
-        </w:r>
-      </w:hyperlink>
-      <w:r>
-        <w:rPr>
-          <w:lang w:val="zh_TW" w:bidi="zh_TW"/>
-        </w:rPr>
-        <w:t>；</w:t>
-      </w:r>
-      <w:hyperlink r:id="rId34">
-        <w:r>
-          <w:rPr>
-            <w:lang w:val="zh_TW" w:bidi="zh_TW"/>
-          </w:rPr>
-          <w:rPr>
-            <w:color w:val="0000EE"/>
-            <w:u w:val="single"/>
-          </w:rPr>
-          <w:t>出20:8–11</w:t>
-        </w:r>
-      </w:hyperlink>
-      <w:r>
-        <w:rPr>
-          <w:lang w:val="zh_TW" w:bidi="zh_TW"/>
-        </w:rPr>
-        <w:t>），「日」一詞還指春天的逾越節（</w:t>
-      </w:r>
-      <w:hyperlink r:id="rId35">
-        <w:r>
-          <w:rPr>
-            <w:lang w:val="zh_TW" w:bidi="zh_TW"/>
-          </w:rPr>
-          <w:rPr>
-            <w:color w:val="0000EE"/>
-            <w:u w:val="single"/>
-          </w:rPr>
-          <w:t>出12:14</w:t>
-        </w:r>
-      </w:hyperlink>
-      <w:r>
-        <w:rPr>
-          <w:lang w:val="zh_TW" w:bidi="zh_TW"/>
-        </w:rPr>
-        <w:t>；</w:t>
-      </w:r>
-      <w:hyperlink r:id="rId36">
-        <w:r>
-          <w:rPr>
-            <w:lang w:val="zh_TW" w:bidi="zh_TW"/>
-          </w:rPr>
-          <w:rPr>
-            <w:color w:val="0000EE"/>
-            <w:u w:val="single"/>
-          </w:rPr>
-          <w:t>利23:5</w:t>
-        </w:r>
-      </w:hyperlink>
-      <w:r>
-        <w:rPr>
-          <w:lang w:val="zh_TW" w:bidi="zh_TW"/>
-        </w:rPr>
-        <w:t>）和每年秋天的贖罪日（</w:t>
-      </w:r>
-      <w:hyperlink r:id="rId37">
-        <w:r>
-          <w:rPr>
-            <w:lang w:val="zh_TW" w:bidi="zh_TW"/>
-          </w:rPr>
-          <w:rPr>
-            <w:color w:val="0000EE"/>
-            <w:u w:val="single"/>
-          </w:rPr>
-          <w:t>利16:29–31</w:t>
-        </w:r>
-      </w:hyperlink>
-      <w:r>
-        <w:rPr>
-          <w:lang w:val="zh_TW" w:bidi="zh_TW"/>
-        </w:rPr>
-        <w:t>）。與安息日一樣，在這些日子人不可工作，而是遵守指定的宗教禮儀。</w:t>
-      </w:r>
-    </w:p>
-    <w:p>
-      <w:pPr>
-        <w:pStyle w:val="Heading3"/>
-      </w:pPr>
-      <w:r>
-        <w:rPr>
-          <w:lang w:val="zh_TW" w:bidi="zh_TW"/>
-        </w:rPr>
-        <w:t>新約</w:t>
-      </w:r>
-    </w:p>
-    <w:p>
-      <w:pPr/>
-      <w:r>
-        <w:rPr>
-          <w:lang w:val="zh_TW" w:bidi="zh_TW"/>
-        </w:rPr>
-      </w:r>
-      <w:r>
-        <w:rPr>
-          <w:lang w:val="zh_TW" w:bidi="zh_TW"/>
-        </w:rPr>
-        <w:t>在新約中，「日子」的用法部分延續了閃族的傳統，不過四更夜更的制度則源於希臘和羅馬。新約時期的十二小時白天則承襲自巴比倫的天文學（參</w:t>
-      </w:r>
-      <w:hyperlink r:id="rId38">
-        <w:r>
-          <w:rPr>
-            <w:lang w:val="zh_TW" w:bidi="zh_TW"/>
-          </w:rPr>
-          <w:rPr>
-            <w:color w:val="0000EE"/>
-            <w:u w:val="single"/>
-          </w:rPr>
-          <w:t>約11:9</w:t>
-        </w:r>
-      </w:hyperlink>
-      <w:r>
-        <w:rPr>
-          <w:lang w:val="zh_TW" w:bidi="zh_TW"/>
-        </w:rPr>
-        <w:t>）。</w:t>
-      </w:r>
-    </w:p>
-    <w:p>
-      <w:pPr/>
-      <w:r>
-        <w:rPr>
-          <w:lang w:val="zh_TW" w:bidi="zh_TW"/>
-        </w:rPr>
-      </w:r>
-      <w:r>
-        <w:rPr>
-          <w:lang w:val="zh_TW" w:bidi="zh_TW"/>
-        </w:rPr>
-        <w:t>除了字面意義上的日子，新約作者也使用比喻的說法，例如「拯救的日子」（</w:t>
-      </w:r>
-      <w:hyperlink r:id="rId39">
-        <w:r>
-          <w:rPr>
-            <w:lang w:val="zh_TW" w:bidi="zh_TW"/>
-          </w:rPr>
-          <w:rPr>
-            <w:color w:val="0000EE"/>
-            <w:u w:val="single"/>
-          </w:rPr>
-          <w:t>林後6:2</w:t>
-        </w:r>
-      </w:hyperlink>
-      <w:r>
-        <w:rPr>
-          <w:lang w:val="zh_TW" w:bidi="zh_TW"/>
-        </w:rPr>
-        <w:t>） 和「耶穌基督的日子」（</w:t>
-      </w:r>
-      <w:hyperlink r:id="rId40">
-        <w:r>
-          <w:rPr>
-            <w:lang w:val="zh_TW" w:bidi="zh_TW"/>
-          </w:rPr>
-          <w:rPr>
-            <w:color w:val="0000EE"/>
-            <w:u w:val="single"/>
-          </w:rPr>
-          <w:t>腓1:6</w:t>
-        </w:r>
-      </w:hyperlink>
-      <w:r>
-        <w:rPr>
-          <w:lang w:val="zh_TW" w:bidi="zh_TW"/>
-        </w:rPr>
-        <w:t>）。「日子」也有用來指具體的時段，如「他供職的日子」（</w:t>
-      </w:r>
-      <w:hyperlink r:id="rId41">
-        <w:r>
-          <w:rPr>
-            <w:lang w:val="zh_TW" w:bidi="zh_TW"/>
-          </w:rPr>
-          <w:rPr>
-            <w:color w:val="0000EE"/>
-            <w:u w:val="single"/>
-          </w:rPr>
-          <w:t>路1:23</w:t>
-        </w:r>
-      </w:hyperlink>
-      <w:r>
-        <w:rPr>
-          <w:lang w:val="zh_TW" w:bidi="zh_TW"/>
-        </w:rPr>
-        <w:t>）。特別節期包括逾越節（</w:t>
-      </w:r>
-      <w:hyperlink r:id="rId42">
-        <w:r>
-          <w:rPr>
-            <w:lang w:val="zh_TW" w:bidi="zh_TW"/>
-          </w:rPr>
-          <w:rPr>
-            <w:color w:val="0000EE"/>
-            <w:u w:val="single"/>
-          </w:rPr>
-          <w:t>約12:1</w:t>
-        </w:r>
-      </w:hyperlink>
-      <w:r>
-        <w:rPr>
-          <w:lang w:val="zh_TW" w:bidi="zh_TW"/>
-        </w:rPr>
-        <w:t>）、「</w:t>
-      </w:r>
-      <w:r>
-        <w:rPr>
-          <w:lang w:val="zh_TW" w:bidi="zh_TW"/>
-        </w:rPr>
-        <w:t>除酵的日子」</w:t>
-      </w:r>
-      <w:r>
-        <w:rPr>
-          <w:lang w:val="zh_TW" w:bidi="zh_TW"/>
-        </w:rPr>
-        <w:t>（</w:t>
-      </w:r>
-      <w:hyperlink r:id="rId43">
-        <w:r>
-          <w:rPr>
-            <w:lang w:val="zh_TW" w:bidi="zh_TW"/>
-          </w:rPr>
-          <w:rPr>
-            <w:color w:val="0000EE"/>
-            <w:u w:val="single"/>
-          </w:rPr>
-          <w:t>徒12:3</w:t>
-        </w:r>
-      </w:hyperlink>
-      <w:r>
-        <w:rPr>
-          <w:lang w:val="zh_TW" w:bidi="zh_TW"/>
-        </w:rPr>
-        <w:t>） 和五旬節（</w:t>
-      </w:r>
-      <w:hyperlink r:id="rId44">
-        <w:r>
-          <w:rPr>
-            <w:lang w:val="zh_TW" w:bidi="zh_TW"/>
-          </w:rPr>
-          <w:rPr>
-            <w:color w:val="0000EE"/>
-            <w:u w:val="single"/>
-          </w:rPr>
-          <w:t>徒2:1</w:t>
-        </w:r>
-      </w:hyperlink>
-      <w:r>
-        <w:rPr>
-          <w:lang w:val="zh_TW" w:bidi="zh_TW"/>
-        </w:rPr>
-        <w:t>）。</w:t>
-      </w:r>
-    </w:p>
-    <w:p>
-      <w:pPr/>
-      <w:r>
-        <w:rPr>
-          <w:lang w:val="zh_TW" w:bidi="zh_TW"/>
-        </w:rPr>
-      </w:r>
-      <w:r>
-        <w:rPr>
-          <w:lang w:val="zh_TW" w:bidi="zh_TW"/>
-        </w:rPr>
-        <w:t>與舊約一樣，日子也指人的一生（</w:t>
-      </w:r>
-      <w:hyperlink r:id="rId45">
-        <w:r>
-          <w:rPr>
-            <w:lang w:val="zh_TW" w:bidi="zh_TW"/>
-          </w:rPr>
-          <w:rPr>
-            <w:color w:val="0000EE"/>
-            <w:u w:val="single"/>
-          </w:rPr>
-          <w:t>約9:4</w:t>
-        </w:r>
-      </w:hyperlink>
-      <w:r>
-        <w:rPr>
-          <w:lang w:val="zh_TW" w:bidi="zh_TW"/>
-        </w:rPr>
-        <w:t>）。基督徒被稱為「光明之子」和「白晝之子」（</w:t>
-      </w:r>
-      <w:hyperlink r:id="rId46">
-        <w:r>
-          <w:rPr>
-            <w:lang w:val="zh_TW" w:bidi="zh_TW"/>
-          </w:rPr>
-          <w:rPr>
-            <w:color w:val="0000EE"/>
-            <w:u w:val="single"/>
-          </w:rPr>
-          <w:t>帖前5:5</w:t>
-        </w:r>
-      </w:hyperlink>
-      <w:r>
-        <w:rPr>
-          <w:lang w:val="zh_TW" w:bidi="zh_TW"/>
-        </w:rPr>
-        <w:t>），較長的時期或時代也被稱為日子（</w:t>
-      </w:r>
-      <w:hyperlink r:id="rId39">
-        <w:r>
-          <w:rPr>
-            <w:lang w:val="zh_TW" w:bidi="zh_TW"/>
-          </w:rPr>
-          <w:rPr>
-            <w:color w:val="0000EE"/>
-            <w:u w:val="single"/>
-          </w:rPr>
-          <w:t>林後6:2</w:t>
-        </w:r>
-      </w:hyperlink>
-      <w:r>
-        <w:rPr>
-          <w:lang w:val="zh_TW" w:bidi="zh_TW"/>
-        </w:rPr>
-        <w:t>；</w:t>
-      </w:r>
-      <w:hyperlink r:id="rId47">
-        <w:r>
-          <w:rPr>
-            <w:lang w:val="zh_TW" w:bidi="zh_TW"/>
-          </w:rPr>
-          <w:rPr>
-            <w:color w:val="0000EE"/>
-            <w:u w:val="single"/>
-          </w:rPr>
-          <w:t>弗5:16</w:t>
-        </w:r>
-      </w:hyperlink>
-      <w:r>
-        <w:rPr>
-          <w:lang w:val="zh_TW" w:bidi="zh_TW"/>
-        </w:rPr>
-        <w:t>，</w:t>
-      </w:r>
-      <w:hyperlink r:id="rId48">
-        <w:r>
-          <w:rPr>
-            <w:lang w:val="zh_TW" w:bidi="zh_TW"/>
-          </w:rPr>
-          <w:rPr>
-            <w:color w:val="0000EE"/>
-            <w:u w:val="single"/>
-          </w:rPr>
-          <w:t>6:13</w:t>
-        </w:r>
-      </w:hyperlink>
-      <w:r>
-        <w:rPr>
-          <w:lang w:val="zh_TW" w:bidi="zh_TW"/>
-        </w:rPr>
-        <w:t>；</w:t>
-      </w:r>
-      <w:hyperlink r:id="rId49">
-        <w:r>
-          <w:rPr>
-            <w:lang w:val="zh_TW" w:bidi="zh_TW"/>
-          </w:rPr>
-          <w:rPr>
-            <w:color w:val="0000EE"/>
-            <w:u w:val="single"/>
-          </w:rPr>
-          <w:t>來5:7</w:t>
-        </w:r>
-      </w:hyperlink>
-      <w:r>
-        <w:rPr>
-          <w:lang w:val="zh_TW" w:bidi="zh_TW"/>
-        </w:rPr>
-        <w:t>）。舊約先知所強調審判的日子在新約中延續，並特別指出那是神最終審判的日子——人子（耶穌）要顯明祂是主（</w:t>
-      </w:r>
-      <w:hyperlink r:id="rId50">
-        <w:r>
-          <w:rPr>
-            <w:lang w:val="zh_TW" w:bidi="zh_TW"/>
-          </w:rPr>
-          <w:rPr>
-            <w:color w:val="0000EE"/>
-            <w:u w:val="single"/>
-          </w:rPr>
-          <w:t>路17:30</w:t>
-        </w:r>
-      </w:hyperlink>
-      <w:r>
-        <w:rPr>
-          <w:lang w:val="zh_TW" w:bidi="zh_TW"/>
-        </w:rPr>
-        <w:t>；</w:t>
-      </w:r>
-      <w:hyperlink r:id="rId51">
-        <w:r>
-          <w:rPr>
-            <w:lang w:val="zh_TW" w:bidi="zh_TW"/>
-          </w:rPr>
-          <w:rPr>
-            <w:color w:val="0000EE"/>
-            <w:u w:val="single"/>
-          </w:rPr>
-          <w:t>約6:39–44</w:t>
-        </w:r>
-      </w:hyperlink>
-      <w:r>
-        <w:rPr>
-          <w:lang w:val="zh_TW" w:bidi="zh_TW"/>
-        </w:rPr>
-        <w:t>；</w:t>
-      </w:r>
-      <w:hyperlink r:id="rId52">
-        <w:r>
-          <w:rPr>
-            <w:lang w:val="zh_TW" w:bidi="zh_TW"/>
-          </w:rPr>
-          <w:rPr>
-            <w:color w:val="0000EE"/>
-            <w:u w:val="single"/>
-          </w:rPr>
-          <w:t>林前5:5</w:t>
-        </w:r>
-      </w:hyperlink>
-      <w:r>
-        <w:rPr>
-          <w:lang w:val="zh_TW" w:bidi="zh_TW"/>
-        </w:rPr>
-        <w:t>；</w:t>
-      </w:r>
-      <w:hyperlink r:id="rId53">
-        <w:r>
-          <w:rPr>
-            <w:lang w:val="zh_TW" w:bidi="zh_TW"/>
-          </w:rPr>
-          <w:rPr>
-            <w:color w:val="0000EE"/>
-            <w:u w:val="single"/>
-          </w:rPr>
-          <w:t>帖前5:2</w:t>
-        </w:r>
-      </w:hyperlink>
-      <w:r>
-        <w:rPr>
-          <w:lang w:val="zh_TW" w:bidi="zh_TW"/>
-        </w:rPr>
-        <w:t>；</w:t>
-      </w:r>
-      <w:hyperlink r:id="rId54">
-        <w:r>
-          <w:rPr>
-            <w:lang w:val="zh_TW" w:bidi="zh_TW"/>
-          </w:rPr>
-          <w:rPr>
-            <w:color w:val="0000EE"/>
-            <w:u w:val="single"/>
-          </w:rPr>
-          <w:t>彼後2:9</w:t>
-        </w:r>
-      </w:hyperlink>
-      <w:r>
-        <w:rPr>
-          <w:lang w:val="zh_TW" w:bidi="zh_TW"/>
-        </w:rPr>
-        <w:t>，</w:t>
-      </w:r>
-      <w:hyperlink r:id="rId55">
-        <w:r>
-          <w:rPr>
-            <w:lang w:val="zh_TW" w:bidi="zh_TW"/>
-          </w:rPr>
-          <w:rPr>
-            <w:color w:val="0000EE"/>
-            <w:u w:val="single"/>
-          </w:rPr>
-          <w:t>3:7、12</w:t>
-        </w:r>
-      </w:hyperlink>
-      <w:r>
-        <w:rPr>
-          <w:lang w:val="zh_TW" w:bidi="zh_TW"/>
-        </w:rPr>
-        <w:t>；</w:t>
-      </w:r>
-      <w:hyperlink r:id="rId56">
-        <w:r>
-          <w:rPr>
-            <w:lang w:val="zh_TW" w:bidi="zh_TW"/>
-          </w:rPr>
-          <w:rPr>
-            <w:color w:val="0000EE"/>
-            <w:u w:val="single"/>
-          </w:rPr>
-          <w:t>約一4:17</w:t>
-        </w:r>
-      </w:hyperlink>
-      <w:r>
-        <w:rPr>
-          <w:lang w:val="zh_TW" w:bidi="zh_TW"/>
-        </w:rPr>
-        <w:t>；</w:t>
-      </w:r>
-      <w:hyperlink r:id="rId57">
-        <w:r>
-          <w:rPr>
-            <w:lang w:val="zh_TW" w:bidi="zh_TW"/>
-          </w:rPr>
-          <w:rPr>
-            <w:color w:val="0000EE"/>
-            <w:u w:val="single"/>
-          </w:rPr>
-          <w:t>啟16:14</w:t>
-        </w:r>
-      </w:hyperlink>
-      <w:r>
-        <w:rPr>
-          <w:lang w:val="zh_TW" w:bidi="zh_TW"/>
-        </w:rPr>
-        <w:t>）。「</w:t>
-      </w:r>
-      <w:r>
-        <w:rPr>
-          <w:lang w:val="zh_TW" w:bidi="zh_TW"/>
-        </w:rPr>
-        <w:t>永遠</w:t>
-      </w:r>
-      <w:r>
-        <w:rPr>
-          <w:lang w:val="zh_TW" w:bidi="zh_TW"/>
-        </w:rPr>
-        <w:t>」標誌著時間將成為永恆的那一刻（</w:t>
-      </w:r>
-      <w:hyperlink r:id="rId58">
-        <w:r>
-          <w:rPr>
-            <w:lang w:val="zh_TW" w:bidi="zh_TW"/>
-          </w:rPr>
-          <w:rPr>
-            <w:color w:val="0000EE"/>
-            <w:u w:val="single"/>
-          </w:rPr>
-          <w:t>彼後3:18</w:t>
-        </w:r>
-      </w:hyperlink>
-      <w:r>
-        <w:rPr>
-          <w:lang w:val="zh_TW" w:bidi="zh_TW"/>
-        </w:rPr>
-        <w:t>）。新耶路撒冷，就是神子民的居所，被描述為一個永遠白晝之地（</w:t>
-      </w:r>
-      <w:hyperlink r:id="rId59">
-        <w:r>
-          <w:rPr>
-            <w:lang w:val="zh_TW" w:bidi="zh_TW"/>
-          </w:rPr>
-          <w:rPr>
-            <w:color w:val="0000EE"/>
-            <w:u w:val="single"/>
-          </w:rPr>
-          <w:t>啟21:25</w:t>
-        </w:r>
-      </w:hyperlink>
-      <w:r>
-        <w:rPr>
-          <w:lang w:val="zh_TW" w:bidi="zh_TW"/>
-        </w:rPr>
-        <w:t>）。</w:t>
-      </w:r>
-    </w:p>
-    <w:p>
-      <w:pPr/>
-      <w:r>
-        <w:rPr>
-          <w:lang w:val="zh_TW" w:bidi="zh_TW"/>
-        </w:rPr>
-      </w:r>
-      <w:r>
-        <w:rPr>
-          <w:i/>
-          <w:lang w:val="zh_TW" w:bidi="zh_TW"/>
-        </w:rPr>
-        <w:t>另見</w:t>
-      </w:r>
-      <w:r>
-        <w:rPr>
-          <w:lang w:val="zh_TW" w:bidi="zh_TW"/>
-        </w:rPr>
-        <w:t>古代與現代曆法</w:t>
-      </w:r>
-      <w:r>
-        <w:rPr>
-          <w:lang w:val="zh_TW" w:bidi="zh_TW"/>
-        </w:rPr>
-        <w:t>；耶和華的日子</w:t>
-      </w:r>
-      <w:r>
-        <w:rPr>
-          <w:lang w:val="zh_TW" w:bidi="zh_TW"/>
-        </w:rPr>
-        <w:t>；</w:t>
-      </w:r>
-      <w:r>
-        <w:rPr>
-          <w:lang w:val="zh_TW" w:bidi="zh_TW"/>
-        </w:rPr>
-        <w:t>末世論</w:t>
-      </w:r>
-      <w:r>
-        <w:rPr>
-          <w:lang w:val="zh_TW" w:bidi="zh_TW"/>
-        </w:rPr>
-        <w:t>。</w:t>
       </w:r>
       <w:r>
         <w:rPr>
@@ -3296,6 +2489,12 @@
   </w:num>
   <w:num w:numId="13" w16cid:durableId="592781308">
     <w:abstractNumId w:val="11"/>
+  </w:num>
+  <w:num w:numId="14">
+    <w:abstractNumId w:val="3"/>
+    <w:lvlOverride w:ilvl="0">
+      <w:startOverride w:val="1"/>
+    </w:lvlOverride>
   </w:num>
   <w:numIdMacAtCleanup w:val="10"/>
 </w:numbering>

--- a/zht/docx/118.content.docx
+++ b/zht/docx/118.content.docx
@@ -19,7 +19,7 @@
         <w:rPr>
           <w:lang w:val="zh_TW" w:bidi="zh_TW"/>
         </w:rPr>
-        <w:t>Resource: Tyndale Open Bible Dictionary</w:t>
+        <w:t>Resource: Aquifer Open Bible Dictionary</w:t>
       </w:r>
       <w:r>
         <w:rPr>
@@ -112,7 +112,7 @@
         <w:rPr>
           <w:lang w:val="zh_TW" w:bidi="zh_TW"/>
         </w:rPr>
-        <w:t>Tyndale Open Bible Dictionary</w:t>
+        <w:t>Aquifer Open Bible Dictionary</w:t>
       </w:r>
     </w:p>
     <w:p>

--- a/zht/docx/118.content.docx
+++ b/zht/docx/118.content.docx
@@ -212,7 +212,7 @@
         <w:rPr>
           <w:lang w:val="zh_TW" w:bidi="zh_TW"/>
         </w:rPr>
-        <w:t>平原的各城</w:t>
+        <w:t>平安</w:t>
       </w:r>
       <w:r>
         <w:rPr>
@@ -231,9 +231,2204 @@
         <w:rPr>
           <w:lang w:val="zh_TW" w:bidi="zh_TW"/>
         </w:rPr>
+        <w:t>神與祂的百姓同在時所帶來的全人福祉、興盛和安穩。在舊約聖經中，平安與約（神與以色列人之間的特殊協議）是相關的。平安的存在是有條件的，以色列人必須順服神，才能享有平安。在先知書中，真正的平安是神救恩在末後成就時所帶來的盼望的一部分。在新約聖經中，人們明白這長久盼望的平安已經藉著基督來到，信徒也能親身經歷這平安。</w:t>
+      </w:r>
+    </w:p>
+    <w:p>
+      <w:pPr>
+        <w:pStyle w:val="Heading3"/>
+      </w:pPr>
+      <w:r>
+        <w:rPr>
+          <w:lang w:val="zh_TW" w:bidi="zh_TW"/>
+        </w:rPr>
+        <w:t>在舊約聖經中</w:t>
+      </w:r>
+    </w:p>
+    <w:p>
+      <w:pPr/>
+      <w:r>
+        <w:rPr>
+          <w:lang w:val="zh_TW" w:bidi="zh_TW"/>
+        </w:rPr>
+      </w:r>
+      <w:r>
+        <w:rPr>
+          <w:lang w:val="zh_TW" w:bidi="zh_TW"/>
+        </w:rPr>
+        <w:t>舊約聖經中譯為「平安」的主要詞語是來自希伯來文詞語</w:t>
+      </w:r>
+      <w:r>
+        <w:rPr>
+          <w:i/>
+          <w:lang w:val="zh_TW" w:bidi="zh_TW"/>
+        </w:rPr>
+        <w:t>shalom</w:t>
+      </w:r>
+      <w:r>
+        <w:rPr>
+          <w:lang w:val="zh_TW" w:bidi="zh_TW"/>
+        </w:rPr>
+        <w:t>。這個詞有多方面的含義：</w:t>
+      </w:r>
+    </w:p>
+    <w:p>
+      <w:pPr>
+        <w:pStyle w:val="ListBullet"/>
+        <w:spacing w:line="240" w:lineRule="auto"/>
+        <w:ind w:left="720"/>
+      </w:pPr>
+      <w:r>
+        <w:rPr>
+          <w:lang w:val="zh_TW" w:bidi="zh_TW"/>
+        </w:rPr>
+      </w:r>
+      <w:r>
+        <w:rPr>
+          <w:lang w:val="zh_TW" w:bidi="zh_TW"/>
+        </w:rPr>
+        <w:t>整全</w:t>
+      </w:r>
+    </w:p>
+    <w:p>
+      <w:pPr>
+        <w:pStyle w:val="ListBullet"/>
+        <w:spacing w:line="240" w:lineRule="auto"/>
+        <w:ind w:left="720"/>
+      </w:pPr>
+      <w:r>
+        <w:rPr>
+          <w:lang w:val="zh_TW" w:bidi="zh_TW"/>
+        </w:rPr>
+      </w:r>
+      <w:r>
+        <w:rPr>
+          <w:lang w:val="zh_TW" w:bidi="zh_TW"/>
+        </w:rPr>
+        <w:t>健康</w:t>
+      </w:r>
+    </w:p>
+    <w:p>
+      <w:pPr>
+        <w:pStyle w:val="ListBullet"/>
+        <w:spacing w:line="240" w:lineRule="auto"/>
+        <w:ind w:left="720"/>
+      </w:pPr>
+      <w:r>
+        <w:rPr>
+          <w:lang w:val="zh_TW" w:bidi="zh_TW"/>
+        </w:rPr>
+      </w:r>
+      <w:r>
+        <w:rPr>
+          <w:lang w:val="zh_TW" w:bidi="zh_TW"/>
+        </w:rPr>
+        <w:t>安穩</w:t>
+      </w:r>
+    </w:p>
+    <w:p>
+      <w:pPr>
+        <w:pStyle w:val="ListBullet"/>
+        <w:spacing w:line="240" w:lineRule="auto"/>
+        <w:ind w:left="720"/>
+      </w:pPr>
+      <w:r>
+        <w:rPr>
+          <w:lang w:val="zh_TW" w:bidi="zh_TW"/>
+        </w:rPr>
+      </w:r>
+      <w:r>
+        <w:rPr>
+          <w:lang w:val="zh_TW" w:bidi="zh_TW"/>
+        </w:rPr>
+        <w:t>福祉</w:t>
+      </w:r>
+    </w:p>
+    <w:p>
+      <w:pPr>
+        <w:pStyle w:val="ListBullet"/>
+        <w:spacing w:line="240" w:lineRule="auto"/>
+        <w:ind w:left="720"/>
+      </w:pPr>
+      <w:r>
+        <w:rPr>
+          <w:lang w:val="zh_TW" w:bidi="zh_TW"/>
+        </w:rPr>
+      </w:r>
+      <w:r>
+        <w:rPr>
+          <w:lang w:val="zh_TW" w:bidi="zh_TW"/>
+        </w:rPr>
+        <w:t>救恩</w:t>
+      </w:r>
+    </w:p>
+    <w:p>
+      <w:pPr/>
+      <w:r>
+        <w:rPr>
+          <w:lang w:val="zh_TW" w:bidi="zh_TW"/>
+        </w:rPr>
+      </w:r>
+      <w:r>
+        <w:rPr>
+          <w:lang w:val="zh_TW" w:bidi="zh_TW"/>
+        </w:rPr>
+        <w:t>這個詞也可用於各種不同的處境：</w:t>
+      </w:r>
+    </w:p>
+    <w:p>
+      <w:pPr>
+        <w:pStyle w:val="ListBullet"/>
+        <w:spacing w:line="240" w:lineRule="auto"/>
+        <w:ind w:left="720"/>
+      </w:pPr>
+      <w:r>
+        <w:rPr>
+          <w:lang w:val="zh_TW" w:bidi="zh_TW"/>
+        </w:rPr>
+      </w:r>
+      <w:r>
+        <w:rPr>
+          <w:lang w:val="zh_TW" w:bidi="zh_TW"/>
+        </w:rPr>
+        <w:t>個人的狀況（</w:t>
+      </w:r>
+      <w:hyperlink r:id="rId13">
+        <w:r>
+          <w:rPr>
+            <w:lang w:val="zh_TW" w:bidi="zh_TW"/>
+          </w:rPr>
+          <w:rPr>
+            <w:color w:val="0000EE"/>
+            <w:u w:val="single"/>
+          </w:rPr>
+          <w:t>詩37:37</w:t>
+        </w:r>
+      </w:hyperlink>
+      <w:r>
+        <w:rPr>
+          <w:lang w:val="zh_TW" w:bidi="zh_TW"/>
+        </w:rPr>
+        <w:t>；</w:t>
+      </w:r>
+      <w:hyperlink r:id="rId14">
+        <w:r>
+          <w:rPr>
+            <w:lang w:val="zh_TW" w:bidi="zh_TW"/>
+          </w:rPr>
+          <w:rPr>
+            <w:color w:val="0000EE"/>
+            <w:u w:val="single"/>
+          </w:rPr>
+          <w:t>箴3:2</w:t>
+        </w:r>
+      </w:hyperlink>
+      <w:r>
+        <w:rPr>
+          <w:lang w:val="zh_TW" w:bidi="zh_TW"/>
+        </w:rPr>
+        <w:t>；</w:t>
+      </w:r>
+      <w:hyperlink r:id="rId15">
+        <w:r>
+          <w:rPr>
+            <w:lang w:val="zh_TW" w:bidi="zh_TW"/>
+          </w:rPr>
+          <w:rPr>
+            <w:color w:val="0000EE"/>
+            <w:u w:val="single"/>
+          </w:rPr>
+          <w:t>賽32:17</w:t>
+        </w:r>
+      </w:hyperlink>
+      <w:r>
+        <w:rPr>
+          <w:lang w:val="zh_TW" w:bidi="zh_TW"/>
+        </w:rPr>
+        <w:t>）</w:t>
+      </w:r>
+    </w:p>
+    <w:p>
+      <w:pPr>
+        <w:pStyle w:val="ListBullet"/>
+        <w:spacing w:line="240" w:lineRule="auto"/>
+        <w:ind w:left="720"/>
+      </w:pPr>
+      <w:r>
+        <w:rPr>
+          <w:lang w:val="zh_TW" w:bidi="zh_TW"/>
+        </w:rPr>
+      </w:r>
+      <w:r>
+        <w:rPr>
+          <w:lang w:val="zh_TW" w:bidi="zh_TW"/>
+        </w:rPr>
+        <w:t>人與人之間的關係（</w:t>
+      </w:r>
+      <w:hyperlink r:id="rId16">
+        <w:r>
+          <w:rPr>
+            <w:lang w:val="zh_TW" w:bidi="zh_TW"/>
+          </w:rPr>
+          <w:rPr>
+            <w:color w:val="0000EE"/>
+            <w:u w:val="single"/>
+          </w:rPr>
+          <w:t>創34:21</w:t>
+        </w:r>
+      </w:hyperlink>
+      <w:r>
+        <w:rPr>
+          <w:lang w:val="zh_TW" w:bidi="zh_TW"/>
+        </w:rPr>
+        <w:t>；</w:t>
+      </w:r>
+      <w:hyperlink r:id="rId17">
+        <w:r>
+          <w:rPr>
+            <w:lang w:val="zh_TW" w:bidi="zh_TW"/>
+          </w:rPr>
+          <w:rPr>
+            <w:color w:val="0000EE"/>
+            <w:u w:val="single"/>
+          </w:rPr>
+          <w:t>書9:15</w:t>
+        </w:r>
+      </w:hyperlink>
+      <w:r>
+        <w:rPr>
+          <w:lang w:val="zh_TW" w:bidi="zh_TW"/>
+        </w:rPr>
+        <w:t>）</w:t>
+      </w:r>
+    </w:p>
+    <w:p>
+      <w:pPr>
+        <w:pStyle w:val="ListBullet"/>
+        <w:spacing w:line="240" w:lineRule="auto"/>
+        <w:ind w:left="720"/>
+      </w:pPr>
+      <w:r>
+        <w:rPr>
+          <w:lang w:val="zh_TW" w:bidi="zh_TW"/>
+        </w:rPr>
+      </w:r>
+      <w:r>
+        <w:rPr>
+          <w:lang w:val="zh_TW" w:bidi="zh_TW"/>
+        </w:rPr>
+        <w:t>國與國之間的關係（例如：沒有衝突的狀態——</w:t>
+      </w:r>
+      <w:hyperlink r:id="rId18">
+        <w:r>
+          <w:rPr>
+            <w:lang w:val="zh_TW" w:bidi="zh_TW"/>
+          </w:rPr>
+          <w:rPr>
+            <w:color w:val="0000EE"/>
+            <w:u w:val="single"/>
+          </w:rPr>
+          <w:t>申2:26</w:t>
+        </w:r>
+      </w:hyperlink>
+      <w:r>
+        <w:rPr>
+          <w:lang w:val="zh_TW" w:bidi="zh_TW"/>
+        </w:rPr>
+        <w:t>；</w:t>
+      </w:r>
+      <w:hyperlink r:id="rId19">
+        <w:r>
+          <w:rPr>
+            <w:lang w:val="zh_TW" w:bidi="zh_TW"/>
+          </w:rPr>
+          <w:rPr>
+            <w:color w:val="0000EE"/>
+            <w:u w:val="single"/>
+          </w:rPr>
+          <w:t>書10:21</w:t>
+        </w:r>
+      </w:hyperlink>
+      <w:r>
+        <w:rPr>
+          <w:lang w:val="zh_TW" w:bidi="zh_TW"/>
+        </w:rPr>
+        <w:t>；</w:t>
+      </w:r>
+      <w:hyperlink r:id="rId20">
+        <w:r>
+          <w:rPr>
+            <w:lang w:val="zh_TW" w:bidi="zh_TW"/>
+          </w:rPr>
+          <w:rPr>
+            <w:color w:val="0000EE"/>
+            <w:u w:val="single"/>
+          </w:rPr>
+          <w:t>王上5:12</w:t>
+        </w:r>
+      </w:hyperlink>
+      <w:r>
+        <w:rPr>
+          <w:lang w:val="zh_TW" w:bidi="zh_TW"/>
+        </w:rPr>
+        <w:t>；</w:t>
+      </w:r>
+      <w:hyperlink r:id="rId21">
+        <w:r>
+          <w:rPr>
+            <w:lang w:val="zh_TW" w:bidi="zh_TW"/>
+          </w:rPr>
+          <w:rPr>
+            <w:color w:val="0000EE"/>
+            <w:u w:val="single"/>
+          </w:rPr>
+          <w:t>詩122:6–7</w:t>
+        </w:r>
+      </w:hyperlink>
+      <w:r>
+        <w:rPr>
+          <w:lang w:val="zh_TW" w:bidi="zh_TW"/>
+        </w:rPr>
+        <w:t>）</w:t>
+      </w:r>
+    </w:p>
+    <w:p>
+      <w:pPr>
+        <w:pStyle w:val="ListBullet"/>
+        <w:spacing w:line="240" w:lineRule="auto"/>
+        <w:ind w:left="720"/>
+      </w:pPr>
+      <w:r>
+        <w:rPr>
+          <w:lang w:val="zh_TW" w:bidi="zh_TW"/>
+        </w:rPr>
+      </w:r>
+      <w:r>
+        <w:rPr>
+          <w:lang w:val="zh_TW" w:bidi="zh_TW"/>
+        </w:rPr>
+        <w:t>神與人之間的關係（</w:t>
+      </w:r>
+      <w:hyperlink r:id="rId22">
+        <w:r>
+          <w:rPr>
+            <w:lang w:val="zh_TW" w:bidi="zh_TW"/>
+          </w:rPr>
+          <w:rPr>
+            <w:color w:val="0000EE"/>
+            <w:u w:val="single"/>
+          </w:rPr>
+          <w:t>詩85:8</w:t>
+        </w:r>
+      </w:hyperlink>
+      <w:r>
+        <w:rPr>
+          <w:lang w:val="zh_TW" w:bidi="zh_TW"/>
+        </w:rPr>
+        <w:t>；</w:t>
+      </w:r>
+      <w:hyperlink r:id="rId23">
+        <w:r>
+          <w:rPr>
+            <w:lang w:val="zh_TW" w:bidi="zh_TW"/>
+          </w:rPr>
+          <w:rPr>
+            <w:color w:val="0000EE"/>
+            <w:u w:val="single"/>
+          </w:rPr>
+          <w:t>耶16:5</w:t>
+        </w:r>
+      </w:hyperlink>
+      <w:r>
+        <w:rPr>
+          <w:lang w:val="zh_TW" w:bidi="zh_TW"/>
+        </w:rPr>
+        <w:t>）。</w:t>
+      </w:r>
+    </w:p>
+    <w:p>
+      <w:pPr/>
+      <w:r>
+        <w:rPr>
+          <w:lang w:val="zh_TW" w:bidi="zh_TW"/>
+        </w:rPr>
+      </w:r>
+      <w:r>
+        <w:rPr>
+          <w:lang w:val="zh_TW" w:bidi="zh_TW"/>
+        </w:rPr>
+        <w:t>在上述任何一種情況下，人們都不認為平安是靠人的努力得來的，而是認為它是神所賜的恩賜或祝福（</w:t>
+      </w:r>
+      <w:hyperlink r:id="rId24">
+        <w:r>
+          <w:rPr>
+            <w:lang w:val="zh_TW" w:bidi="zh_TW"/>
+          </w:rPr>
+          <w:rPr>
+            <w:color w:val="0000EE"/>
+            <w:u w:val="single"/>
+          </w:rPr>
+          <w:t>利26:6</w:t>
+        </w:r>
+      </w:hyperlink>
+      <w:r>
+        <w:rPr>
+          <w:lang w:val="zh_TW" w:bidi="zh_TW"/>
+        </w:rPr>
+        <w:t>；</w:t>
+      </w:r>
+      <w:hyperlink r:id="rId25">
+        <w:r>
+          <w:rPr>
+            <w:lang w:val="zh_TW" w:bidi="zh_TW"/>
+          </w:rPr>
+          <w:rPr>
+            <w:color w:val="0000EE"/>
+            <w:u w:val="single"/>
+          </w:rPr>
+          <w:t>王上2:33</w:t>
+        </w:r>
+      </w:hyperlink>
+      <w:r>
+        <w:rPr>
+          <w:lang w:val="zh_TW" w:bidi="zh_TW"/>
+        </w:rPr>
+        <w:t>；</w:t>
+      </w:r>
+      <w:hyperlink r:id="rId26">
+        <w:r>
+          <w:rPr>
+            <w:lang w:val="zh_TW" w:bidi="zh_TW"/>
+          </w:rPr>
+          <w:rPr>
+            <w:color w:val="0000EE"/>
+            <w:u w:val="single"/>
+          </w:rPr>
+          <w:t>伯25:2</w:t>
+        </w:r>
+      </w:hyperlink>
+      <w:r>
+        <w:rPr>
+          <w:lang w:val="zh_TW" w:bidi="zh_TW"/>
+        </w:rPr>
+        <w:t>；</w:t>
+      </w:r>
+      <w:hyperlink r:id="rId27">
+        <w:r>
+          <w:rPr>
+            <w:lang w:val="zh_TW" w:bidi="zh_TW"/>
+          </w:rPr>
+          <w:rPr>
+            <w:color w:val="0000EE"/>
+            <w:u w:val="single"/>
+          </w:rPr>
+          <w:t>詩29:11</w:t>
+        </w:r>
+      </w:hyperlink>
+      <w:r>
+        <w:rPr>
+          <w:lang w:val="zh_TW" w:bidi="zh_TW"/>
+        </w:rPr>
+        <w:t>，</w:t>
+      </w:r>
+      <w:hyperlink r:id="rId22">
+        <w:r>
+          <w:rPr>
+            <w:lang w:val="zh_TW" w:bidi="zh_TW"/>
+          </w:rPr>
+          <w:rPr>
+            <w:color w:val="0000EE"/>
+            <w:u w:val="single"/>
+          </w:rPr>
+          <w:t>85:8</w:t>
+        </w:r>
+      </w:hyperlink>
+      <w:r>
+        <w:rPr>
+          <w:lang w:val="zh_TW" w:bidi="zh_TW"/>
+        </w:rPr>
+        <w:t>；</w:t>
+      </w:r>
+      <w:hyperlink r:id="rId28">
+        <w:r>
+          <w:rPr>
+            <w:lang w:val="zh_TW" w:bidi="zh_TW"/>
+          </w:rPr>
+          <w:rPr>
+            <w:color w:val="0000EE"/>
+            <w:u w:val="single"/>
+          </w:rPr>
+          <w:t>賽45:7</w:t>
+        </w:r>
+      </w:hyperlink>
+      <w:r>
+        <w:rPr>
+          <w:lang w:val="zh_TW" w:bidi="zh_TW"/>
+        </w:rPr>
+        <w:t>）。因此，我們不難發現，「平安」與舊約聖經中的約密切相關。</w:t>
+      </w:r>
+    </w:p>
+    <w:p>
+      <w:pPr/>
+      <w:r>
+        <w:rPr>
+          <w:lang w:val="zh_TW" w:bidi="zh_TW"/>
+        </w:rPr>
+      </w:r>
+      <w:r>
+        <w:rPr>
+          <w:lang w:val="zh_TW" w:bidi="zh_TW"/>
+        </w:rPr>
+        <w:t>平安是立約雙方（神和祂的百姓）之間和諧與相交的理想狀態（</w:t>
+      </w:r>
+      <w:hyperlink r:id="rId29">
+        <w:r>
+          <w:rPr>
+            <w:lang w:val="zh_TW" w:bidi="zh_TW"/>
+          </w:rPr>
+          <w:rPr>
+            <w:color w:val="0000EE"/>
+            <w:u w:val="single"/>
+          </w:rPr>
+          <w:t>民6:26</w:t>
+        </w:r>
+      </w:hyperlink>
+      <w:r>
+        <w:rPr>
+          <w:lang w:val="zh_TW" w:bidi="zh_TW"/>
+        </w:rPr>
+        <w:t>；參</w:t>
+      </w:r>
+      <w:hyperlink r:id="rId30">
+        <w:r>
+          <w:rPr>
+            <w:lang w:val="zh_TW" w:bidi="zh_TW"/>
+          </w:rPr>
+          <w:rPr>
+            <w:color w:val="0000EE"/>
+            <w:u w:val="single"/>
+          </w:rPr>
+          <w:t>賽54:10</w:t>
+        </w:r>
+      </w:hyperlink>
+      <w:r>
+        <w:rPr>
+          <w:lang w:val="zh_TW" w:bidi="zh_TW"/>
+        </w:rPr>
+        <w:t>）。平安表明神在立約關係中的祝福（</w:t>
+      </w:r>
+      <w:hyperlink r:id="rId31">
+        <w:r>
+          <w:rPr>
+            <w:lang w:val="zh_TW" w:bidi="zh_TW"/>
+          </w:rPr>
+          <w:rPr>
+            <w:color w:val="0000EE"/>
+            <w:u w:val="single"/>
+          </w:rPr>
+          <w:t>瑪2:5</w:t>
+        </w:r>
+      </w:hyperlink>
+      <w:r>
+        <w:rPr>
+          <w:lang w:val="zh_TW" w:bidi="zh_TW"/>
+        </w:rPr>
+        <w:t>；參</w:t>
+      </w:r>
+      <w:hyperlink r:id="rId32">
+        <w:r>
+          <w:rPr>
+            <w:lang w:val="zh_TW" w:bidi="zh_TW"/>
+          </w:rPr>
+          <w:rPr>
+            <w:color w:val="0000EE"/>
+            <w:u w:val="single"/>
+          </w:rPr>
+          <w:t>民25:12</w:t>
+        </w:r>
+      </w:hyperlink>
+      <w:r>
+        <w:rPr>
+          <w:lang w:val="zh_TW" w:bidi="zh_TW"/>
+        </w:rPr>
+        <w:t>）。相反，缺乏平安則表明這種關係因以色列人的悖逆和不義而遭到破壞（</w:t>
+      </w:r>
+      <w:hyperlink r:id="rId33">
+        <w:r>
+          <w:rPr>
+            <w:lang w:val="zh_TW" w:bidi="zh_TW"/>
+          </w:rPr>
+          <w:rPr>
+            <w:color w:val="0000EE"/>
+            <w:u w:val="single"/>
+          </w:rPr>
+          <w:t>耶16:5</w:t>
+        </w:r>
+      </w:hyperlink>
+      <w:r>
+        <w:rPr>
+          <w:lang w:val="zh_TW" w:bidi="zh_TW"/>
+        </w:rPr>
+        <w:t>、</w:t>
+      </w:r>
+      <w:hyperlink r:id="rId33">
+        <w:r>
+          <w:rPr>
+            <w:lang w:val="zh_TW" w:bidi="zh_TW"/>
+          </w:rPr>
+          <w:rPr>
+            <w:color w:val="0000EE"/>
+            <w:u w:val="single"/>
+          </w:rPr>
+          <w:t>10–13</w:t>
+        </w:r>
+      </w:hyperlink>
+      <w:r>
+        <w:rPr>
+          <w:lang w:val="zh_TW" w:bidi="zh_TW"/>
+        </w:rPr>
+        <w:t>；參</w:t>
+      </w:r>
+      <w:hyperlink r:id="rId34">
+        <w:r>
+          <w:rPr>
+            <w:lang w:val="zh_TW" w:bidi="zh_TW"/>
+          </w:rPr>
+          <w:rPr>
+            <w:color w:val="0000EE"/>
+            <w:u w:val="single"/>
+          </w:rPr>
+          <w:t>詩85:9–11</w:t>
+        </w:r>
+      </w:hyperlink>
+      <w:r>
+        <w:rPr>
+          <w:lang w:val="zh_TW" w:bidi="zh_TW"/>
+        </w:rPr>
+        <w:t>；</w:t>
+      </w:r>
+      <w:hyperlink r:id="rId15">
+        <w:r>
+          <w:rPr>
+            <w:lang w:val="zh_TW" w:bidi="zh_TW"/>
+          </w:rPr>
+          <w:rPr>
+            <w:color w:val="0000EE"/>
+            <w:u w:val="single"/>
+          </w:rPr>
+          <w:t>賽32:17</w:t>
+        </w:r>
+      </w:hyperlink>
+      <w:r>
+        <w:rPr>
+          <w:lang w:val="zh_TW" w:bidi="zh_TW"/>
+        </w:rPr>
+        <w:t>）。</w:t>
+      </w:r>
+    </w:p>
+    <w:p>
+      <w:pPr>
+        <w:pStyle w:val="Heading4"/>
+      </w:pPr>
+      <w:r>
+        <w:rPr>
+          <w:lang w:val="zh_TW" w:bidi="zh_TW"/>
+        </w:rPr>
+        <w:t>先知書中的平安</w:t>
+      </w:r>
+    </w:p>
+    <w:p>
+      <w:pPr/>
+      <w:r>
+        <w:rPr>
+          <w:lang w:val="zh_TW" w:bidi="zh_TW"/>
+        </w:rPr>
+      </w:r>
+      <w:r>
+        <w:rPr>
+          <w:lang w:val="zh_TW" w:bidi="zh_TW"/>
+        </w:rPr>
+        <w:t>平安在先知書中是為一個非常重要的詞語。「假」先知忽略了人在立約關係中享有福祉所需的條件。神始終對以色列信實（</w:t>
+      </w:r>
+      <w:hyperlink r:id="rId35">
+        <w:r>
+          <w:rPr>
+            <w:lang w:val="zh_TW" w:bidi="zh_TW"/>
+          </w:rPr>
+          <w:rPr>
+            <w:color w:val="0000EE"/>
+            <w:u w:val="single"/>
+          </w:rPr>
+          <w:t>詩89篇</w:t>
+        </w:r>
+      </w:hyperlink>
+      <w:r>
+        <w:rPr>
+          <w:lang w:val="zh_TW" w:bidi="zh_TW"/>
+        </w:rPr>
+        <w:t>），他們因此認為神必永遠保障國家的平安 （</w:t>
+      </w:r>
+      <w:hyperlink r:id="rId36">
+        <w:r>
+          <w:rPr>
+            <w:lang w:val="zh_TW" w:bidi="zh_TW"/>
+          </w:rPr>
+          <w:rPr>
+            <w:color w:val="0000EE"/>
+            <w:u w:val="single"/>
+          </w:rPr>
+          <w:t>耶6:14</w:t>
+        </w:r>
+      </w:hyperlink>
+      <w:r>
+        <w:rPr>
+          <w:lang w:val="zh_TW" w:bidi="zh_TW"/>
+        </w:rPr>
+        <w:t>，</w:t>
+      </w:r>
+      <w:hyperlink r:id="rId37">
+        <w:r>
+          <w:rPr>
+            <w:lang w:val="zh_TW" w:bidi="zh_TW"/>
+          </w:rPr>
+          <w:rPr>
+            <w:color w:val="0000EE"/>
+            <w:u w:val="single"/>
+          </w:rPr>
+          <w:t>8:15</w:t>
+        </w:r>
+      </w:hyperlink>
+      <w:r>
+        <w:rPr>
+          <w:lang w:val="zh_TW" w:bidi="zh_TW"/>
+        </w:rPr>
+        <w:t>；</w:t>
+      </w:r>
+      <w:hyperlink r:id="rId38">
+        <w:r>
+          <w:rPr>
+            <w:lang w:val="zh_TW" w:bidi="zh_TW"/>
+          </w:rPr>
+          <w:rPr>
+            <w:color w:val="0000EE"/>
+            <w:u w:val="single"/>
+          </w:rPr>
+          <w:t>結13:10</w:t>
+        </w:r>
+      </w:hyperlink>
+      <w:r>
+        <w:rPr>
+          <w:lang w:val="zh_TW" w:bidi="zh_TW"/>
+        </w:rPr>
+        <w:t>、</w:t>
+      </w:r>
+      <w:hyperlink r:id="rId38">
+        <w:r>
+          <w:rPr>
+            <w:lang w:val="zh_TW" w:bidi="zh_TW"/>
+          </w:rPr>
+          <w:rPr>
+            <w:color w:val="0000EE"/>
+            <w:u w:val="single"/>
+          </w:rPr>
+          <w:t>16</w:t>
+        </w:r>
+      </w:hyperlink>
+      <w:r>
+        <w:rPr>
+          <w:lang w:val="zh_TW" w:bidi="zh_TW"/>
+        </w:rPr>
+        <w:t>；</w:t>
+      </w:r>
+      <w:hyperlink r:id="rId39">
+        <w:r>
+          <w:rPr>
+            <w:lang w:val="zh_TW" w:bidi="zh_TW"/>
+          </w:rPr>
+          <w:rPr>
+            <w:color w:val="0000EE"/>
+            <w:u w:val="single"/>
+          </w:rPr>
+          <w:t>彌3:5</w:t>
+        </w:r>
+      </w:hyperlink>
+      <w:r>
+        <w:rPr>
+          <w:lang w:val="zh_TW" w:bidi="zh_TW"/>
+        </w:rPr>
+        <w:t>）。在這種普遍卻虛假的安全感之下，被擄到巴比倫之前的先知宣告，神的審判即將臨到，以色列將失去平安。先知指出，以色列持續悖逆和行不義，因此失去了平安（</w:t>
+      </w:r>
+      <w:hyperlink r:id="rId40">
+        <w:r>
+          <w:rPr>
+            <w:lang w:val="zh_TW" w:bidi="zh_TW"/>
+          </w:rPr>
+          <w:rPr>
+            <w:color w:val="0000EE"/>
+            <w:u w:val="single"/>
+          </w:rPr>
+          <w:t>賽48:18</w:t>
+        </w:r>
+      </w:hyperlink>
+      <w:r>
+        <w:rPr>
+          <w:lang w:val="zh_TW" w:bidi="zh_TW"/>
+        </w:rPr>
+        <w:t>；</w:t>
+      </w:r>
+      <w:hyperlink r:id="rId41">
+        <w:r>
+          <w:rPr>
+            <w:lang w:val="zh_TW" w:bidi="zh_TW"/>
+          </w:rPr>
+          <w:rPr>
+            <w:color w:val="0000EE"/>
+            <w:u w:val="single"/>
+          </w:rPr>
+          <w:t>耶14:13–16</w:t>
+        </w:r>
+      </w:hyperlink>
+      <w:r>
+        <w:rPr>
+          <w:lang w:val="zh_TW" w:bidi="zh_TW"/>
+        </w:rPr>
+        <w:t>，</w:t>
+      </w:r>
+      <w:hyperlink r:id="rId33">
+        <w:r>
+          <w:rPr>
+            <w:lang w:val="zh_TW" w:bidi="zh_TW"/>
+          </w:rPr>
+          <w:rPr>
+            <w:color w:val="0000EE"/>
+            <w:u w:val="single"/>
+          </w:rPr>
+          <w:t>16:5</w:t>
+        </w:r>
+      </w:hyperlink>
+      <w:r>
+        <w:rPr>
+          <w:lang w:val="zh_TW" w:bidi="zh_TW"/>
+        </w:rPr>
+        <w:t>、</w:t>
+      </w:r>
+      <w:hyperlink r:id="rId33">
+        <w:r>
+          <w:rPr>
+            <w:lang w:val="zh_TW" w:bidi="zh_TW"/>
+          </w:rPr>
+          <w:rPr>
+            <w:color w:val="0000EE"/>
+            <w:u w:val="single"/>
+          </w:rPr>
+          <w:t>10–13</w:t>
+        </w:r>
+      </w:hyperlink>
+      <w:r>
+        <w:rPr>
+          <w:lang w:val="zh_TW" w:bidi="zh_TW"/>
+        </w:rPr>
+        <w:t>、</w:t>
+      </w:r>
+      <w:hyperlink r:id="rId42">
+        <w:r>
+          <w:rPr>
+            <w:lang w:val="zh_TW" w:bidi="zh_TW"/>
+          </w:rPr>
+          <w:rPr>
+            <w:color w:val="0000EE"/>
+            <w:u w:val="single"/>
+          </w:rPr>
+          <w:t>28</w:t>
+        </w:r>
+      </w:hyperlink>
+      <w:r>
+        <w:rPr>
+          <w:lang w:val="zh_TW" w:bidi="zh_TW"/>
+        </w:rPr>
+        <w:t>；</w:t>
+      </w:r>
+      <w:hyperlink r:id="rId43">
+        <w:r>
+          <w:rPr>
+            <w:lang w:val="zh_TW" w:bidi="zh_TW"/>
+          </w:rPr>
+          <w:rPr>
+            <w:color w:val="0000EE"/>
+            <w:u w:val="single"/>
+          </w:rPr>
+          <w:t>彌3:4</w:t>
+        </w:r>
+      </w:hyperlink>
+      <w:r>
+        <w:rPr>
+          <w:lang w:val="zh_TW" w:bidi="zh_TW"/>
+        </w:rPr>
+        <w:t>、</w:t>
+      </w:r>
+      <w:hyperlink r:id="rId43">
+        <w:r>
+          <w:rPr>
+            <w:lang w:val="zh_TW" w:bidi="zh_TW"/>
+          </w:rPr>
+          <w:rPr>
+            <w:color w:val="0000EE"/>
+            <w:u w:val="single"/>
+          </w:rPr>
+          <w:t>9–12</w:t>
+        </w:r>
+      </w:hyperlink>
+      <w:r>
+        <w:rPr>
+          <w:lang w:val="zh_TW" w:bidi="zh_TW"/>
+        </w:rPr>
+        <w:t>）。</w:t>
+      </w:r>
+    </w:p>
+    <w:p>
+      <w:pPr/>
+      <w:r>
+        <w:rPr>
+          <w:lang w:val="zh_TW" w:bidi="zh_TW"/>
+        </w:rPr>
+      </w:r>
+      <w:r>
+        <w:rPr>
+          <w:lang w:val="zh_TW" w:bidi="zh_TW"/>
+        </w:rPr>
+        <w:t>先知確實指出在越過眼前的危機之後，平安終必回來。那時的平安將具有以下特徵：</w:t>
+      </w:r>
+    </w:p>
+    <w:p>
+      <w:pPr>
+        <w:pStyle w:val="ListBullet"/>
+        <w:spacing w:line="240" w:lineRule="auto"/>
+        <w:ind w:left="720"/>
+      </w:pPr>
+      <w:r>
+        <w:rPr>
+          <w:lang w:val="zh_TW" w:bidi="zh_TW"/>
+        </w:rPr>
+      </w:r>
+      <w:r>
+        <w:rPr>
+          <w:lang w:val="zh_TW" w:bidi="zh_TW"/>
+        </w:rPr>
+        <w:t>興盛與福祉（</w:t>
+      </w:r>
+      <w:hyperlink r:id="rId28">
+        <w:r>
+          <w:rPr>
+            <w:lang w:val="zh_TW" w:bidi="zh_TW"/>
+          </w:rPr>
+          <w:rPr>
+            <w:color w:val="0000EE"/>
+            <w:u w:val="single"/>
+          </w:rPr>
+          <w:t>賽45:7</w:t>
+        </w:r>
+      </w:hyperlink>
+      <w:r>
+        <w:rPr>
+          <w:lang w:val="zh_TW" w:bidi="zh_TW"/>
+        </w:rPr>
+        <w:t>；</w:t>
+      </w:r>
+      <w:hyperlink r:id="rId44">
+        <w:r>
+          <w:rPr>
+            <w:lang w:val="zh_TW" w:bidi="zh_TW"/>
+          </w:rPr>
+          <w:rPr>
+            <w:color w:val="0000EE"/>
+            <w:u w:val="single"/>
+          </w:rPr>
+          <w:t>結34:25–26</w:t>
+        </w:r>
+      </w:hyperlink>
+      <w:r>
+        <w:rPr>
+          <w:lang w:val="zh_TW" w:bidi="zh_TW"/>
+        </w:rPr>
+        <w:t>）</w:t>
+      </w:r>
+    </w:p>
+    <w:p>
+      <w:pPr>
+        <w:pStyle w:val="ListBullet"/>
+        <w:spacing w:line="240" w:lineRule="auto"/>
+        <w:ind w:left="720"/>
+      </w:pPr>
+      <w:r>
+        <w:rPr>
+          <w:lang w:val="zh_TW" w:bidi="zh_TW"/>
+        </w:rPr>
+      </w:r>
+      <w:r>
+        <w:rPr>
+          <w:lang w:val="zh_TW" w:bidi="zh_TW"/>
+        </w:rPr>
+        <w:t>沒有爭戰（</w:t>
+      </w:r>
+      <w:hyperlink r:id="rId45">
+        <w:r>
+          <w:rPr>
+            <w:lang w:val="zh_TW" w:bidi="zh_TW"/>
+          </w:rPr>
+          <w:rPr>
+            <w:color w:val="0000EE"/>
+            <w:u w:val="single"/>
+          </w:rPr>
+          <w:t>賽2:2–4</w:t>
+        </w:r>
+      </w:hyperlink>
+      <w:r>
+        <w:rPr>
+          <w:lang w:val="zh_TW" w:bidi="zh_TW"/>
+        </w:rPr>
+        <w:t>，</w:t>
+      </w:r>
+      <w:hyperlink r:id="rId46">
+        <w:r>
+          <w:rPr>
+            <w:lang w:val="zh_TW" w:bidi="zh_TW"/>
+          </w:rPr>
+          <w:rPr>
+            <w:color w:val="0000EE"/>
+            <w:u w:val="single"/>
+          </w:rPr>
+          <w:t>32:15–20</w:t>
+        </w:r>
+      </w:hyperlink>
+      <w:r>
+        <w:rPr>
+          <w:lang w:val="zh_TW" w:bidi="zh_TW"/>
+        </w:rPr>
+        <w:t>；</w:t>
+      </w:r>
+      <w:hyperlink r:id="rId47">
+        <w:r>
+          <w:rPr>
+            <w:lang w:val="zh_TW" w:bidi="zh_TW"/>
+          </w:rPr>
+          <w:rPr>
+            <w:color w:val="0000EE"/>
+            <w:u w:val="single"/>
+          </w:rPr>
+          <w:t>結34:28–31</w:t>
+        </w:r>
+      </w:hyperlink>
+      <w:r>
+        <w:rPr>
+          <w:lang w:val="zh_TW" w:bidi="zh_TW"/>
+        </w:rPr>
+        <w:t>）</w:t>
+      </w:r>
+    </w:p>
+    <w:p>
+      <w:pPr>
+        <w:pStyle w:val="ListBullet"/>
+        <w:spacing w:line="240" w:lineRule="auto"/>
+        <w:ind w:left="720"/>
+      </w:pPr>
+      <w:r>
+        <w:rPr>
+          <w:lang w:val="zh_TW" w:bidi="zh_TW"/>
+        </w:rPr>
+      </w:r>
+      <w:r>
+        <w:rPr>
+          <w:lang w:val="zh_TW" w:bidi="zh_TW"/>
+        </w:rPr>
+        <w:t>正確的關係（</w:t>
+      </w:r>
+      <w:hyperlink r:id="rId48">
+        <w:r>
+          <w:rPr>
+            <w:lang w:val="zh_TW" w:bidi="zh_TW"/>
+          </w:rPr>
+          <w:rPr>
+            <w:color w:val="0000EE"/>
+            <w:u w:val="single"/>
+          </w:rPr>
+          <w:t>賽11:1–5</w:t>
+        </w:r>
+      </w:hyperlink>
+      <w:r>
+        <w:rPr>
+          <w:lang w:val="zh_TW" w:bidi="zh_TW"/>
+        </w:rPr>
+        <w:t>；</w:t>
+      </w:r>
+      <w:hyperlink r:id="rId49">
+        <w:r>
+          <w:rPr>
+            <w:lang w:val="zh_TW" w:bidi="zh_TW"/>
+          </w:rPr>
+          <w:rPr>
+            <w:color w:val="0000EE"/>
+            <w:u w:val="single"/>
+          </w:rPr>
+          <w:t>彌4:1–4</w:t>
+        </w:r>
+      </w:hyperlink>
+      <w:r>
+        <w:rPr>
+          <w:lang w:val="zh_TW" w:bidi="zh_TW"/>
+        </w:rPr>
+        <w:t>；</w:t>
+      </w:r>
+      <w:hyperlink r:id="rId50">
+        <w:r>
+          <w:rPr>
+            <w:lang w:val="zh_TW" w:bidi="zh_TW"/>
+          </w:rPr>
+          <w:rPr>
+            <w:color w:val="0000EE"/>
+            <w:u w:val="single"/>
+          </w:rPr>
+          <w:t>亞8:9–13</w:t>
+        </w:r>
+      </w:hyperlink>
+      <w:r>
+        <w:rPr>
+          <w:lang w:val="zh_TW" w:bidi="zh_TW"/>
+        </w:rPr>
+        <w:t>）</w:t>
+      </w:r>
+    </w:p>
+    <w:p>
+      <w:pPr>
+        <w:pStyle w:val="ListBullet"/>
+        <w:spacing w:line="240" w:lineRule="auto"/>
+        <w:ind w:left="720"/>
+      </w:pPr>
+      <w:r>
+        <w:rPr>
+          <w:lang w:val="zh_TW" w:bidi="zh_TW"/>
+        </w:rPr>
+      </w:r>
+      <w:r>
+        <w:rPr>
+          <w:lang w:val="zh_TW" w:bidi="zh_TW"/>
+        </w:rPr>
+        <w:t>自然界恢復和諧（</w:t>
+      </w:r>
+      <w:hyperlink r:id="rId51">
+        <w:r>
+          <w:rPr>
+            <w:lang w:val="zh_TW" w:bidi="zh_TW"/>
+          </w:rPr>
+          <w:rPr>
+            <w:color w:val="0000EE"/>
+            <w:u w:val="single"/>
+          </w:rPr>
+          <w:t>賽11:6–9</w:t>
+        </w:r>
+      </w:hyperlink>
+      <w:r>
+        <w:rPr>
+          <w:lang w:val="zh_TW" w:bidi="zh_TW"/>
+        </w:rPr>
+        <w:t>；</w:t>
+      </w:r>
+      <w:hyperlink r:id="rId52">
+        <w:r>
+          <w:rPr>
+            <w:lang w:val="zh_TW" w:bidi="zh_TW"/>
+          </w:rPr>
+          <w:rPr>
+            <w:color w:val="0000EE"/>
+            <w:u w:val="single"/>
+          </w:rPr>
+          <w:t>結47:1–12</w:t>
+        </w:r>
+      </w:hyperlink>
+      <w:r>
+        <w:rPr>
+          <w:lang w:val="zh_TW" w:bidi="zh_TW"/>
+        </w:rPr>
+        <w:t>）</w:t>
+      </w:r>
+    </w:p>
+    <w:p>
+      <w:pPr>
+        <w:pStyle w:val="ListBullet"/>
+        <w:spacing w:line="240" w:lineRule="auto"/>
+        <w:ind w:left="720"/>
+      </w:pPr>
+      <w:r>
+        <w:rPr>
+          <w:lang w:val="zh_TW" w:bidi="zh_TW"/>
+        </w:rPr>
+      </w:r>
+      <w:r>
+        <w:rPr>
+          <w:lang w:val="zh_TW" w:bidi="zh_TW"/>
+        </w:rPr>
+        <w:t>救恩（</w:t>
+      </w:r>
+      <w:hyperlink r:id="rId53">
+        <w:r>
+          <w:rPr>
+            <w:lang w:val="zh_TW" w:bidi="zh_TW"/>
+          </w:rPr>
+          <w:rPr>
+            <w:color w:val="0000EE"/>
+            <w:u w:val="single"/>
+          </w:rPr>
+          <w:t>賽52:7</w:t>
+        </w:r>
+      </w:hyperlink>
+      <w:r>
+        <w:rPr>
+          <w:lang w:val="zh_TW" w:bidi="zh_TW"/>
+        </w:rPr>
+        <w:t>，</w:t>
+      </w:r>
+      <w:hyperlink r:id="rId54">
+        <w:r>
+          <w:rPr>
+            <w:lang w:val="zh_TW" w:bidi="zh_TW"/>
+          </w:rPr>
+          <w:rPr>
+            <w:color w:val="0000EE"/>
+            <w:u w:val="single"/>
+          </w:rPr>
+          <w:t>60:17</w:t>
+        </w:r>
+      </w:hyperlink>
+      <w:r>
+        <w:rPr>
+          <w:lang w:val="zh_TW" w:bidi="zh_TW"/>
+        </w:rPr>
+        <w:t>；</w:t>
+      </w:r>
+      <w:hyperlink r:id="rId55">
+        <w:r>
+          <w:rPr>
+            <w:lang w:val="zh_TW" w:bidi="zh_TW"/>
+          </w:rPr>
+          <w:rPr>
+            <w:color w:val="0000EE"/>
+            <w:u w:val="single"/>
+          </w:rPr>
+          <w:t>結34:30–31</w:t>
+        </w:r>
+      </w:hyperlink>
+      <w:r>
+        <w:rPr>
+          <w:lang w:val="zh_TW" w:bidi="zh_TW"/>
+        </w:rPr>
+        <w:t>，</w:t>
+      </w:r>
+      <w:hyperlink r:id="rId56">
+        <w:r>
+          <w:rPr>
+            <w:lang w:val="zh_TW" w:bidi="zh_TW"/>
+          </w:rPr>
+          <w:rPr>
+            <w:color w:val="0000EE"/>
+            <w:u w:val="single"/>
+          </w:rPr>
+          <w:t>37:26–28</w:t>
+        </w:r>
+      </w:hyperlink>
+      <w:r>
+        <w:rPr>
+          <w:lang w:val="zh_TW" w:bidi="zh_TW"/>
+        </w:rPr>
+        <w:t>）</w:t>
+      </w:r>
+    </w:p>
+    <w:p>
+      <w:pPr/>
+      <w:r>
+        <w:rPr>
+          <w:lang w:val="zh_TW" w:bidi="zh_TW"/>
+        </w:rPr>
+      </w:r>
+      <w:r>
+        <w:rPr>
+          <w:lang w:val="zh_TW" w:bidi="zh_TW"/>
+        </w:rPr>
+        <w:t>在舊約聖經中，這種對平安的盼望常常與彌賽亞（神所揀選的統治者）有關。</w:t>
+      </w:r>
+      <w:hyperlink r:id="rId57">
+        <w:r>
+          <w:rPr>
+            <w:lang w:val="zh_TW" w:bidi="zh_TW"/>
+          </w:rPr>
+          <w:rPr>
+            <w:color w:val="0000EE"/>
+            <w:u w:val="single"/>
+          </w:rPr>
+          <w:t>以賽亞書九章6節</w:t>
+        </w:r>
+      </w:hyperlink>
+      <w:r>
+        <w:rPr>
+          <w:lang w:val="zh_TW" w:bidi="zh_TW"/>
+        </w:rPr>
+        <w:t>稱這位將來的彌賽亞為「和平的君」。此外，祂的統治將帶來平安；這平安不僅臨到以色列，也要遍及全地（</w:t>
+      </w:r>
+      <w:hyperlink r:id="rId58">
+        <w:r>
+          <w:rPr>
+            <w:lang w:val="zh_TW" w:bidi="zh_TW"/>
+          </w:rPr>
+          <w:rPr>
+            <w:color w:val="0000EE"/>
+            <w:u w:val="single"/>
+          </w:rPr>
+          <w:t>撒9:9–10</w:t>
+        </w:r>
+      </w:hyperlink>
+      <w:r>
+        <w:rPr>
+          <w:lang w:val="zh_TW" w:bidi="zh_TW"/>
+        </w:rPr>
+        <w:t>）。舊約聖經在結束時，這個平安的盼望仍未完全實現，人們仍在等待它完全成就。</w:t>
+      </w:r>
+    </w:p>
+    <w:p>
+      <w:pPr>
+        <w:pStyle w:val="Heading3"/>
+      </w:pPr>
+      <w:r>
+        <w:rPr>
+          <w:lang w:val="zh_TW" w:bidi="zh_TW"/>
+        </w:rPr>
+        <w:t>在新約聖經中</w:t>
+      </w:r>
+    </w:p>
+    <w:p>
+      <w:pPr/>
+      <w:r>
+        <w:rPr>
+          <w:lang w:val="zh_TW" w:bidi="zh_TW"/>
+        </w:rPr>
+      </w:r>
+      <w:r>
+        <w:rPr>
+          <w:lang w:val="zh_TW" w:bidi="zh_TW"/>
+        </w:rPr>
+        <w:t>新約聖經中主要被譯為「平安」的希臘文是</w:t>
+      </w:r>
+      <w:r>
+        <w:rPr>
+          <w:i/>
+          <w:lang w:val="zh_TW" w:bidi="zh_TW"/>
+        </w:rPr>
+        <w:t>eirene。</w:t>
+      </w:r>
+      <w:r>
+        <w:rPr>
+          <w:lang w:val="zh_TW" w:bidi="zh_TW"/>
+        </w:rPr>
+        <w:t xml:space="preserve"> 這個詞原本在古典希臘文中有「安息」的意思，後來也包含了希伯來文「平安（shalom）」所表達的含義。像希伯來文「平安（shalom）」一樣，</w:t>
+      </w:r>
+      <w:r>
+        <w:rPr>
+          <w:i/>
+          <w:lang w:val="zh_TW" w:bidi="zh_TW"/>
+        </w:rPr>
+        <w:t xml:space="preserve"> eirene</w:t>
+      </w:r>
+      <w:r>
+        <w:rPr>
+          <w:lang w:val="zh_TW" w:bidi="zh_TW"/>
+        </w:rPr>
+        <w:t>也可以用為問安或道別的話語。「願你們平安」這類表達出現在</w:t>
+      </w:r>
+      <w:hyperlink r:id="rId59">
+        <w:r>
+          <w:rPr>
+            <w:lang w:val="zh_TW" w:bidi="zh_TW"/>
+          </w:rPr>
+          <w:rPr>
+            <w:color w:val="0000EE"/>
+            <w:u w:val="single"/>
+          </w:rPr>
+          <w:t>路加福音十章5節</w:t>
+        </w:r>
+      </w:hyperlink>
+      <w:r>
+        <w:rPr>
+          <w:lang w:val="zh_TW" w:bidi="zh_TW"/>
+        </w:rPr>
+        <w:t>，</w:t>
+      </w:r>
+      <w:hyperlink r:id="rId60">
+        <w:r>
+          <w:rPr>
+            <w:lang w:val="zh_TW" w:bidi="zh_TW"/>
+          </w:rPr>
+          <w:rPr>
+            <w:color w:val="0000EE"/>
+            <w:u w:val="single"/>
+          </w:rPr>
+          <w:t>加拉太書六章16節</w:t>
+        </w:r>
+      </w:hyperlink>
+      <w:r>
+        <w:rPr>
+          <w:lang w:val="zh_TW" w:bidi="zh_TW"/>
+        </w:rPr>
+        <w:t>，和</w:t>
+      </w:r>
+      <w:hyperlink r:id="rId61">
+        <w:r>
+          <w:rPr>
+            <w:lang w:val="zh_TW" w:bidi="zh_TW"/>
+          </w:rPr>
+          <w:rPr>
+            <w:color w:val="0000EE"/>
+            <w:u w:val="single"/>
+          </w:rPr>
+          <w:t>雅各書二章16節</w:t>
+        </w:r>
+      </w:hyperlink>
+      <w:r>
+        <w:rPr>
+          <w:lang w:val="zh_TW" w:bidi="zh_TW"/>
+        </w:rPr>
+        <w:t>（參</w:t>
+      </w:r>
+      <w:hyperlink r:id="rId62">
+        <w:r>
+          <w:rPr>
+            <w:lang w:val="zh_TW" w:bidi="zh_TW"/>
+          </w:rPr>
+          <w:rPr>
+            <w:color w:val="0000EE"/>
+            <w:u w:val="single"/>
+          </w:rPr>
+          <w:t>約20:19</w:t>
+        </w:r>
+      </w:hyperlink>
+      <w:r>
+        <w:rPr>
+          <w:lang w:val="zh_TW" w:bidi="zh_TW"/>
+        </w:rPr>
+        <w:t>）。</w:t>
+      </w:r>
+      <w:r>
+        <w:rPr>
+          <w:i/>
+          <w:lang w:val="zh_TW" w:bidi="zh_TW"/>
+        </w:rPr>
+        <w:t>Eirene</w:t>
+      </w:r>
+      <w:r>
+        <w:rPr>
+          <w:lang w:val="zh_TW" w:bidi="zh_TW"/>
+        </w:rPr>
+        <w:t>也可以指終止衝突，無論是國與國之間（</w:t>
+      </w:r>
+      <w:hyperlink r:id="rId63">
+        <w:r>
+          <w:rPr>
+            <w:lang w:val="zh_TW" w:bidi="zh_TW"/>
+          </w:rPr>
+          <w:rPr>
+            <w:color w:val="0000EE"/>
+            <w:u w:val="single"/>
+          </w:rPr>
+          <w:t>路14:32</w:t>
+        </w:r>
+      </w:hyperlink>
+      <w:r>
+        <w:rPr>
+          <w:lang w:val="zh_TW" w:bidi="zh_TW"/>
+        </w:rPr>
+        <w:t>；</w:t>
+      </w:r>
+      <w:hyperlink r:id="rId64">
+        <w:r>
+          <w:rPr>
+            <w:lang w:val="zh_TW" w:bidi="zh_TW"/>
+          </w:rPr>
+          <w:rPr>
+            <w:color w:val="0000EE"/>
+            <w:u w:val="single"/>
+          </w:rPr>
+          <w:t>徒12:20</w:t>
+        </w:r>
+      </w:hyperlink>
+      <w:r>
+        <w:rPr>
+          <w:lang w:val="zh_TW" w:bidi="zh_TW"/>
+        </w:rPr>
+        <w:t>），還是人與人之間（</w:t>
+      </w:r>
+      <w:hyperlink r:id="rId65">
+        <w:r>
+          <w:rPr>
+            <w:lang w:val="zh_TW" w:bidi="zh_TW"/>
+          </w:rPr>
+          <w:rPr>
+            <w:color w:val="0000EE"/>
+            <w:u w:val="single"/>
+          </w:rPr>
+          <w:t>羅14:19</w:t>
+        </w:r>
+      </w:hyperlink>
+      <w:r>
+        <w:rPr>
+          <w:lang w:val="zh_TW" w:bidi="zh_TW"/>
+        </w:rPr>
+        <w:t>；</w:t>
+      </w:r>
+      <w:hyperlink r:id="rId66">
+        <w:r>
+          <w:rPr>
+            <w:lang w:val="zh_TW" w:bidi="zh_TW"/>
+          </w:rPr>
+          <w:rPr>
+            <w:color w:val="0000EE"/>
+            <w:u w:val="single"/>
+          </w:rPr>
+          <w:t>弗4:3</w:t>
+        </w:r>
+      </w:hyperlink>
+      <w:r>
+        <w:rPr>
+          <w:lang w:val="zh_TW" w:bidi="zh_TW"/>
+        </w:rPr>
+        <w:t>）。此外，它也可以指家庭中的和睦與安寧（參</w:t>
+      </w:r>
+      <w:hyperlink r:id="rId67">
+        <w:r>
+          <w:rPr>
+            <w:lang w:val="zh_TW" w:bidi="zh_TW"/>
+          </w:rPr>
+          <w:rPr>
+            <w:color w:val="0000EE"/>
+            <w:u w:val="single"/>
+          </w:rPr>
+          <w:t>林前7:15</w:t>
+        </w:r>
+      </w:hyperlink>
+      <w:r>
+        <w:rPr>
+          <w:lang w:val="zh_TW" w:bidi="zh_TW"/>
+        </w:rPr>
+        <w:t>）。</w:t>
+      </w:r>
+    </w:p>
+    <w:p>
+      <w:pPr>
+        <w:pStyle w:val="Heading4"/>
+      </w:pPr>
+      <w:r>
+        <w:rPr>
+          <w:lang w:val="zh_TW" w:bidi="zh_TW"/>
+        </w:rPr>
+        <w:t>耶穌帶來神的平安</w:t>
+      </w:r>
+    </w:p>
+    <w:p>
+      <w:pPr/>
+      <w:r>
+        <w:rPr>
+          <w:lang w:val="zh_TW" w:bidi="zh_TW"/>
+        </w:rPr>
+      </w:r>
+      <w:r>
+        <w:rPr>
+          <w:lang w:val="zh_TW" w:bidi="zh_TW"/>
+        </w:rPr>
+        <w:t>耶穌在祂的事工中成就了舊約聖經中有關平安的盼望。在撒迦利亞的「撒迦利亞頌（Benedictus）」中，人們期待著彌賽亞耶穌的到來，因其要「把我們的腳引到平安的路上」（</w:t>
+      </w:r>
+      <w:hyperlink r:id="rId68">
+        <w:r>
+          <w:rPr>
+            <w:lang w:val="zh_TW" w:bidi="zh_TW"/>
+          </w:rPr>
+          <w:rPr>
+            <w:color w:val="0000EE"/>
+            <w:u w:val="single"/>
+          </w:rPr>
+          <w:t>路1:67–79</w:t>
+        </w:r>
+      </w:hyperlink>
+      <w:r>
+        <w:rPr>
+          <w:lang w:val="zh_TW" w:bidi="zh_TW"/>
+        </w:rPr>
+        <w:t>）。天使向牧羊人報喜時，也宣告耶穌要將神的平安帶給人（</w:t>
+      </w:r>
+      <w:hyperlink r:id="rId69">
+        <w:r>
+          <w:rPr>
+            <w:lang w:val="zh_TW" w:bidi="zh_TW"/>
+          </w:rPr>
+          <w:rPr>
+            <w:color w:val="0000EE"/>
+            <w:u w:val="single"/>
+          </w:rPr>
+          <w:t>2:14</w:t>
+        </w:r>
+      </w:hyperlink>
+      <w:r>
+        <w:rPr>
+          <w:lang w:val="zh_TW" w:bidi="zh_TW"/>
+        </w:rPr>
+        <w:t>）。換句話說，耶穌作為彌賽亞，要將神的平安帶給祂的百姓。約翰福音也顯示耶穌明白自己的使命正是如此。這份人們長久盼望的、從神而來的平安，成為耶穌留給門徒最後的禮物（</w:t>
+      </w:r>
+      <w:hyperlink r:id="rId70">
+        <w:r>
+          <w:rPr>
+            <w:lang w:val="zh_TW" w:bidi="zh_TW"/>
+          </w:rPr>
+          <w:rPr>
+            <w:color w:val="0000EE"/>
+            <w:u w:val="single"/>
+          </w:rPr>
+          <w:t>約14:27</w:t>
+        </w:r>
+      </w:hyperlink>
+      <w:r>
+        <w:rPr>
+          <w:lang w:val="zh_TW" w:bidi="zh_TW"/>
+        </w:rPr>
+        <w:t>）。當耶穌向門徒吹一口氣，把聖靈賜給他們時，祂也把平安賜給他們（</w:t>
+      </w:r>
+      <w:hyperlink r:id="rId71">
+        <w:r>
+          <w:rPr>
+            <w:lang w:val="zh_TW" w:bidi="zh_TW"/>
+          </w:rPr>
+          <w:rPr>
+            <w:color w:val="0000EE"/>
+            <w:u w:val="single"/>
+          </w:rPr>
+          <w:t>20:19–22</w:t>
+        </w:r>
+      </w:hyperlink>
+      <w:r>
+        <w:rPr>
+          <w:lang w:val="zh_TW" w:bidi="zh_TW"/>
+        </w:rPr>
+        <w:t>）。</w:t>
+      </w:r>
+    </w:p>
+    <w:p>
+      <w:pPr/>
+      <w:r>
+        <w:rPr>
+          <w:lang w:val="zh_TW" w:bidi="zh_TW"/>
+        </w:rPr>
+      </w:r>
+      <w:r>
+        <w:rPr>
+          <w:lang w:val="zh_TW" w:bidi="zh_TW"/>
+        </w:rPr>
+        <w:t>耶穌所帶來這份平安的本質，也許要從它不是什麼來說明會更容易理解。它不表示一切緊張局面都會結束，也不表示戰爭不再存在。它也不只是家中的安寧，也不像世人所理解的平安（</w:t>
+      </w:r>
+      <w:hyperlink r:id="rId72">
+        <w:r>
+          <w:rPr>
+            <w:lang w:val="zh_TW" w:bidi="zh_TW"/>
+          </w:rPr>
+          <w:rPr>
+            <w:color w:val="0000EE"/>
+            <w:u w:val="single"/>
+          </w:rPr>
+          <w:t>路12:51–53</w:t>
+        </w:r>
+      </w:hyperlink>
+      <w:r>
+        <w:rPr>
+          <w:lang w:val="zh_TW" w:bidi="zh_TW"/>
+        </w:rPr>
+        <w:t>；</w:t>
+      </w:r>
+      <w:hyperlink r:id="rId70">
+        <w:r>
+          <w:rPr>
+            <w:lang w:val="zh_TW" w:bidi="zh_TW"/>
+          </w:rPr>
+          <w:rPr>
+            <w:color w:val="0000EE"/>
+            <w:u w:val="single"/>
+          </w:rPr>
+          <w:t>約14:27</w:t>
+        </w:r>
+      </w:hyperlink>
+      <w:r>
+        <w:rPr>
+          <w:lang w:val="zh_TW" w:bidi="zh_TW"/>
+        </w:rPr>
+        <w:t>，</w:t>
+      </w:r>
+      <w:hyperlink r:id="rId73">
+        <w:r>
+          <w:rPr>
+            <w:lang w:val="zh_TW" w:bidi="zh_TW"/>
+          </w:rPr>
+          <w:rPr>
+            <w:color w:val="0000EE"/>
+            <w:u w:val="single"/>
+          </w:rPr>
+          <w:t>16:32–33</w:t>
+        </w:r>
+      </w:hyperlink>
+      <w:r>
+        <w:rPr>
+          <w:lang w:val="zh_TW" w:bidi="zh_TW"/>
+        </w:rPr>
+        <w:t>）。平安的來到有時甚至會顛覆人的期待，因為它可能打破原有的人際關係。馬太福音指出，平安有時會像一把使家人分開的「刀兵」（</w:t>
+      </w:r>
+      <w:hyperlink r:id="rId74">
+        <w:r>
+          <w:rPr>
+            <w:lang w:val="zh_TW" w:bidi="zh_TW"/>
+          </w:rPr>
+          <w:rPr>
+            <w:color w:val="0000EE"/>
+            <w:u w:val="single"/>
+          </w:rPr>
+          <w:t>太10:34–37</w:t>
+        </w:r>
+      </w:hyperlink>
+      <w:r>
+        <w:rPr>
+          <w:lang w:val="zh_TW" w:bidi="zh_TW"/>
+        </w:rPr>
+        <w:t>）。事實上，耶穌所賜的平安，就是祂用自己的血所立新約的本質與特徵。這約使神與人和好（</w:t>
+      </w:r>
+      <w:hyperlink r:id="rId75">
+        <w:r>
+          <w:rPr>
+            <w:lang w:val="zh_TW" w:bidi="zh_TW"/>
+          </w:rPr>
+          <w:rPr>
+            <w:color w:val="0000EE"/>
+            <w:u w:val="single"/>
+          </w:rPr>
+          <w:t>羅5:1</w:t>
+        </w:r>
+      </w:hyperlink>
+      <w:r>
+        <w:rPr>
+          <w:lang w:val="zh_TW" w:bidi="zh_TW"/>
+        </w:rPr>
+        <w:t>；</w:t>
+      </w:r>
+      <w:hyperlink r:id="rId76">
+        <w:r>
+          <w:rPr>
+            <w:lang w:val="zh_TW" w:bidi="zh_TW"/>
+          </w:rPr>
+          <w:rPr>
+            <w:color w:val="0000EE"/>
+            <w:u w:val="single"/>
+          </w:rPr>
+          <w:t>西1:20</w:t>
+        </w:r>
+      </w:hyperlink>
+      <w:r>
+        <w:rPr>
+          <w:lang w:val="zh_TW" w:bidi="zh_TW"/>
+        </w:rPr>
+        <w:t>），也為原本彼此隔絕的人建立和好的根基（</w:t>
+      </w:r>
+      <w:hyperlink r:id="rId77">
+        <w:r>
+          <w:rPr>
+            <w:lang w:val="zh_TW" w:bidi="zh_TW"/>
+          </w:rPr>
+          <w:rPr>
+            <w:color w:val="0000EE"/>
+            <w:u w:val="single"/>
+          </w:rPr>
+          <w:t>弗2:14–22</w:t>
+        </w:r>
+      </w:hyperlink>
+      <w:r>
+        <w:rPr>
+          <w:lang w:val="zh_TW" w:bidi="zh_TW"/>
+        </w:rPr>
+        <w:t>）。</w:t>
+      </w:r>
+    </w:p>
+    <w:p>
+      <w:pPr>
+        <w:pStyle w:val="Heading4"/>
+      </w:pPr>
+      <w:r>
+        <w:rPr>
+          <w:lang w:val="zh_TW" w:bidi="zh_TW"/>
+        </w:rPr>
+        <w:t>早期教會如何理解平安？</w:t>
+      </w:r>
+    </w:p>
+    <w:p>
+      <w:pPr/>
+      <w:r>
+        <w:rPr>
+          <w:lang w:val="zh_TW" w:bidi="zh_TW"/>
+        </w:rPr>
+      </w:r>
+      <w:r>
+        <w:rPr>
+          <w:lang w:val="zh_TW" w:bidi="zh_TW"/>
+        </w:rPr>
+        <w:t>早期教會認為，「平安」就是神在末後要賜下的救恩，而神已經藉著耶穌基督把這救恩賜給人了（參</w:t>
+      </w:r>
+      <w:hyperlink r:id="rId78">
+        <w:r>
+          <w:rPr>
+            <w:lang w:val="zh_TW" w:bidi="zh_TW"/>
+          </w:rPr>
+          <w:rPr>
+            <w:color w:val="0000EE"/>
+            <w:u w:val="single"/>
+          </w:rPr>
+          <w:t>腓4:7–9</w:t>
+        </w:r>
+      </w:hyperlink>
+      <w:r>
+        <w:rPr>
+          <w:lang w:val="zh_TW" w:bidi="zh_TW"/>
+        </w:rPr>
+        <w:t>）。這種對「平安」的理解，也改變了基督徒群體中「平平安安地去吧」這句問候語的含義。保羅經常在書信開頭寫下「恩惠、平安」的問候（</w:t>
+      </w:r>
+      <w:hyperlink r:id="rId79">
+        <w:r>
+          <w:rPr>
+            <w:lang w:val="zh_TW" w:bidi="zh_TW"/>
+          </w:rPr>
+          <w:rPr>
+            <w:color w:val="0000EE"/>
+            <w:u w:val="single"/>
+          </w:rPr>
+          <w:t>林前1:3</w:t>
+        </w:r>
+      </w:hyperlink>
+      <w:r>
+        <w:rPr>
+          <w:lang w:val="zh_TW" w:bidi="zh_TW"/>
+        </w:rPr>
+        <w:t>；</w:t>
+      </w:r>
+      <w:hyperlink r:id="rId80">
+        <w:r>
+          <w:rPr>
+            <w:lang w:val="zh_TW" w:bidi="zh_TW"/>
+          </w:rPr>
+          <w:rPr>
+            <w:color w:val="0000EE"/>
+            <w:u w:val="single"/>
+          </w:rPr>
+          <w:t>林後1:2</w:t>
+        </w:r>
+      </w:hyperlink>
+      <w:r>
+        <w:rPr>
+          <w:lang w:val="zh_TW" w:bidi="zh_TW"/>
+        </w:rPr>
+        <w:t>；</w:t>
+      </w:r>
+      <w:hyperlink r:id="rId81">
+        <w:r>
+          <w:rPr>
+            <w:lang w:val="zh_TW" w:bidi="zh_TW"/>
+          </w:rPr>
+          <w:rPr>
+            <w:color w:val="0000EE"/>
+            <w:u w:val="single"/>
+          </w:rPr>
+          <w:t>加1:3</w:t>
+        </w:r>
+      </w:hyperlink>
+      <w:r>
+        <w:rPr>
+          <w:lang w:val="zh_TW" w:bidi="zh_TW"/>
+        </w:rPr>
+        <w:t>；</w:t>
+      </w:r>
+      <w:hyperlink r:id="rId82">
+        <w:r>
+          <w:rPr>
+            <w:lang w:val="zh_TW" w:bidi="zh_TW"/>
+          </w:rPr>
+          <w:rPr>
+            <w:color w:val="0000EE"/>
+            <w:u w:val="single"/>
+          </w:rPr>
+          <w:t>弗1:2</w:t>
+        </w:r>
+      </w:hyperlink>
+      <w:r>
+        <w:rPr>
+          <w:lang w:val="zh_TW" w:bidi="zh_TW"/>
+        </w:rPr>
+        <w:t>，等等；另參</w:t>
+      </w:r>
+      <w:hyperlink r:id="rId83">
+        <w:r>
+          <w:rPr>
+            <w:lang w:val="zh_TW" w:bidi="zh_TW"/>
+          </w:rPr>
+          <w:rPr>
+            <w:color w:val="0000EE"/>
+            <w:u w:val="single"/>
+          </w:rPr>
+          <w:t>彼前1:2</w:t>
+        </w:r>
+      </w:hyperlink>
+      <w:r>
+        <w:rPr>
+          <w:lang w:val="zh_TW" w:bidi="zh_TW"/>
+        </w:rPr>
+        <w:t>；</w:t>
+      </w:r>
+      <w:hyperlink r:id="rId84">
+        <w:r>
+          <w:rPr>
+            <w:lang w:val="zh_TW" w:bidi="zh_TW"/>
+          </w:rPr>
+          <w:rPr>
+            <w:color w:val="0000EE"/>
+            <w:u w:val="single"/>
+          </w:rPr>
+          <w:t>約二1:3</w:t>
+        </w:r>
+      </w:hyperlink>
+      <w:r>
+        <w:rPr>
+          <w:lang w:val="zh_TW" w:bidi="zh_TW"/>
+        </w:rPr>
+        <w:t>；</w:t>
+      </w:r>
+      <w:hyperlink r:id="rId85">
+        <w:r>
+          <w:rPr>
+            <w:lang w:val="zh_TW" w:bidi="zh_TW"/>
+          </w:rPr>
+          <w:rPr>
+            <w:color w:val="0000EE"/>
+            <w:u w:val="single"/>
+          </w:rPr>
+          <w:t>猶2</w:t>
+        </w:r>
+      </w:hyperlink>
+      <w:r>
+        <w:rPr>
+          <w:lang w:val="zh_TW" w:bidi="zh_TW"/>
+        </w:rPr>
+        <w:t>；</w:t>
+      </w:r>
+      <w:hyperlink r:id="rId86">
+        <w:r>
+          <w:rPr>
+            <w:lang w:val="zh_TW" w:bidi="zh_TW"/>
+          </w:rPr>
+          <w:rPr>
+            <w:color w:val="0000EE"/>
+            <w:u w:val="single"/>
+          </w:rPr>
+          <w:t>啟1:4</w:t>
+        </w:r>
+      </w:hyperlink>
+      <w:r>
+        <w:rPr>
+          <w:lang w:val="zh_TW" w:bidi="zh_TW"/>
+        </w:rPr>
+        <w:t>）。這句話不只是保羅向收信人表達平安的祝願，更是提醒他們：藉著基督，信徒在現今就能領受彌賽亞所賜的恩典。因此，聖經甚至稱耶穌自己使「我們和睦」（</w:t>
+      </w:r>
+      <w:hyperlink r:id="rId87">
+        <w:r>
+          <w:rPr>
+            <w:lang w:val="zh_TW" w:bidi="zh_TW"/>
+          </w:rPr>
+          <w:rPr>
+            <w:color w:val="0000EE"/>
+            <w:u w:val="single"/>
+          </w:rPr>
+          <w:t>弗2:14</w:t>
+        </w:r>
+      </w:hyperlink>
+      <w:r>
+        <w:rPr>
+          <w:lang w:val="zh_TW" w:bidi="zh_TW"/>
+        </w:rPr>
+        <w:t>）。同樣，神因著基督使人與祂和好，也被稱為「賜平安的神」（</w:t>
+      </w:r>
+      <w:hyperlink r:id="rId88">
+        <w:r>
+          <w:rPr>
+            <w:lang w:val="zh_TW" w:bidi="zh_TW"/>
+          </w:rPr>
+          <w:rPr>
+            <w:color w:val="0000EE"/>
+            <w:u w:val="single"/>
+          </w:rPr>
+          <w:t>腓4:9</w:t>
+        </w:r>
+      </w:hyperlink>
+      <w:r>
+        <w:rPr>
+          <w:lang w:val="zh_TW" w:bidi="zh_TW"/>
+        </w:rPr>
+        <w:t>；</w:t>
+      </w:r>
+      <w:hyperlink r:id="rId89">
+        <w:r>
+          <w:rPr>
+            <w:lang w:val="zh_TW" w:bidi="zh_TW"/>
+          </w:rPr>
+          <w:rPr>
+            <w:color w:val="0000EE"/>
+            <w:u w:val="single"/>
+          </w:rPr>
+          <w:t>西3:15</w:t>
+        </w:r>
+      </w:hyperlink>
+      <w:r>
+        <w:rPr>
+          <w:lang w:val="zh_TW" w:bidi="zh_TW"/>
+        </w:rPr>
+        <w:t>）。</w:t>
+      </w:r>
+    </w:p>
+    <w:p>
+      <w:pPr/>
+      <w:r>
+        <w:rPr>
+          <w:lang w:val="zh_TW" w:bidi="zh_TW"/>
+        </w:rPr>
+      </w:r>
+      <w:r>
+        <w:rPr>
+          <w:lang w:val="zh_TW" w:bidi="zh_TW"/>
+        </w:rPr>
+        <w:t>藉著基督所賜下、使人與神和好的這份平安，也向基督徒提出了道德上的要求。既然領受了這份恩賜，信徒就應當在教會中實踐「平安」（人與人彼此和好）。平安既是聖靈所結的果子之一（</w:t>
+      </w:r>
+      <w:hyperlink r:id="rId90">
+        <w:r>
+          <w:rPr>
+            <w:lang w:val="zh_TW" w:bidi="zh_TW"/>
+          </w:rPr>
+          <w:rPr>
+            <w:color w:val="0000EE"/>
+            <w:u w:val="single"/>
+          </w:rPr>
+          <w:t>加5:22</w:t>
+        </w:r>
+      </w:hyperlink>
+      <w:r>
+        <w:rPr>
+          <w:lang w:val="zh_TW" w:bidi="zh_TW"/>
+        </w:rPr>
+        <w:t>），基督徒在與人相處時，也應當以追求平安為目標（</w:t>
+      </w:r>
+      <w:hyperlink r:id="rId91">
+        <w:r>
+          <w:rPr>
+            <w:lang w:val="zh_TW" w:bidi="zh_TW"/>
+          </w:rPr>
+          <w:rPr>
+            <w:color w:val="0000EE"/>
+            <w:u w:val="single"/>
+          </w:rPr>
+          <w:t>羅12:18</w:t>
+        </w:r>
+      </w:hyperlink>
+      <w:r>
+        <w:rPr>
+          <w:lang w:val="zh_TW" w:bidi="zh_TW"/>
+        </w:rPr>
+        <w:t>，</w:t>
+      </w:r>
+      <w:hyperlink r:id="rId65">
+        <w:r>
+          <w:rPr>
+            <w:lang w:val="zh_TW" w:bidi="zh_TW"/>
+          </w:rPr>
+          <w:rPr>
+            <w:color w:val="0000EE"/>
+            <w:u w:val="single"/>
+          </w:rPr>
+          <w:t>14:19</w:t>
+        </w:r>
+      </w:hyperlink>
+      <w:r>
+        <w:rPr>
+          <w:lang w:val="zh_TW" w:bidi="zh_TW"/>
+        </w:rPr>
+        <w:t>；</w:t>
+      </w:r>
+      <w:hyperlink r:id="rId92">
+        <w:r>
+          <w:rPr>
+            <w:lang w:val="zh_TW" w:bidi="zh_TW"/>
+          </w:rPr>
+          <w:rPr>
+            <w:color w:val="0000EE"/>
+            <w:u w:val="single"/>
+          </w:rPr>
+          <w:t>來12:14</w:t>
+        </w:r>
+      </w:hyperlink>
+      <w:r>
+        <w:rPr>
+          <w:lang w:val="zh_TW" w:bidi="zh_TW"/>
+        </w:rPr>
+        <w:t>）。</w:t>
+      </w:r>
+      <w:r>
+        <w:rPr>
+          <w:lang w:val="zh_TW" w:bidi="zh_TW"/>
+        </w:rPr>
+      </w:r>
+      <w:r>
+        <w:rPr>
+          <w:lang w:val="zh_TW" w:bidi="zh_TW"/>
+        </w:rPr>
+      </w:r>
+    </w:p>
+    <w:p>
+      <w:pPr/>
+      <w:r>
+        <w:rPr>
+          <w:lang w:val="zh_TW" w:bidi="zh_TW"/>
+        </w:rPr>
+      </w:r>
+    </w:p>
+    <w:p>
+      <w:pPr>
+        <w:pStyle w:val="Heading2"/>
+      </w:pPr>
+      <w:r>
+        <w:rPr>
+          <w:lang w:val="zh_TW" w:bidi="zh_TW"/>
+        </w:rPr>
+        <w:t>平原的各城</w:t>
+      </w:r>
+      <w:r>
+        <w:rPr>
+          <w:lang w:val="zh_TW" w:bidi="zh_TW"/>
+        </w:rPr>
+      </w:r>
+    </w:p>
+    <w:p>
+      <w:pPr/>
+      <w:r>
+        <w:rPr>
+          <w:lang w:val="zh_TW" w:bidi="zh_TW"/>
+        </w:rPr>
+      </w:r>
+      <w:r>
+        <w:rPr>
+          <w:lang w:val="zh_TW" w:bidi="zh_TW"/>
+        </w:rPr>
         <w:t>位於約旦河平原或盆地的五個城市，也被稱為「谷中之城」。這個地區非常肥沃，當亞伯拉罕與侄兒羅得需要分開他們的羊群和牛群時，吸引了羅得靠近（</w:t>
       </w:r>
-      <w:hyperlink r:id="rId13">
+      <w:hyperlink r:id="rId93">
         <w:r>
           <w:rPr>
             <w:lang w:val="zh_TW" w:bidi="zh_TW"/>
@@ -409,7 +2604,7 @@
         </w:rPr>
         <w:t>這些城市的五位王，與來自東方遙遠地區的四王所領導的更強勢力作戰。他們被擊敗，城市被洗劫一空。入侵者帶走大量的財物和俘虜，包括婦女和兒童（</w:t>
       </w:r>
-      <w:hyperlink r:id="rId14">
+      <w:hyperlink r:id="rId94">
         <w:r>
           <w:rPr>
             <w:lang w:val="zh_TW" w:bidi="zh_TW"/>
@@ -445,7 +2640,7 @@
         </w:rPr>
         <w:t>這些城市後來受到神的審判。他們的罪惡如此嚴重，即使是亞伯拉罕的代禱也無法拯救他們（</w:t>
       </w:r>
-      <w:hyperlink r:id="rId15">
+      <w:hyperlink r:id="rId95">
         <w:r>
           <w:rPr>
             <w:lang w:val="zh_TW" w:bidi="zh_TW"/>
@@ -463,7 +2658,7 @@
         </w:rPr>
         <w:t>）。他們的邪惡在所多瑪的暴民試圖傷害羅得客人的故事中突顯出來（</w:t>
       </w:r>
-      <w:hyperlink r:id="rId16">
+      <w:hyperlink r:id="rId96">
         <w:r>
           <w:rPr>
             <w:lang w:val="zh_TW" w:bidi="zh_TW"/>
@@ -499,7 +2694,7 @@
         </w:rPr>
         <w:t>這些城市的毀滅見於舊約和新約的許多地方，用以警告神對罪的刑罰（</w:t>
       </w:r>
-      <w:hyperlink r:id="rId17">
+      <w:hyperlink r:id="rId97">
         <w:r>
           <w:rPr>
             <w:lang w:val="zh_TW" w:bidi="zh_TW"/>
@@ -517,7 +2712,7 @@
         </w:rPr>
         <w:t>；</w:t>
       </w:r>
-      <w:hyperlink r:id="rId18">
+      <w:hyperlink r:id="rId98">
         <w:r>
           <w:rPr>
             <w:lang w:val="zh_TW" w:bidi="zh_TW"/>
@@ -535,7 +2730,7 @@
         </w:rPr>
         <w:t>；</w:t>
       </w:r>
-      <w:hyperlink r:id="rId19">
+      <w:hyperlink r:id="rId99">
         <w:r>
           <w:rPr>
             <w:lang w:val="zh_TW" w:bidi="zh_TW"/>
@@ -553,7 +2748,7 @@
         </w:rPr>
         <w:t>；</w:t>
       </w:r>
-      <w:hyperlink r:id="rId20">
+      <w:hyperlink r:id="rId100">
         <w:r>
           <w:rPr>
             <w:lang w:val="zh_TW" w:bidi="zh_TW"/>
@@ -571,7 +2766,7 @@
         </w:rPr>
         <w:t>；</w:t>
       </w:r>
-      <w:hyperlink r:id="rId21">
+      <w:hyperlink r:id="rId101">
         <w:r>
           <w:rPr>
             <w:lang w:val="zh_TW" w:bidi="zh_TW"/>

--- a/zht/docx/118.content.docx
+++ b/zht/docx/118.content.docx
@@ -149,7 +149,7 @@
         <w:rPr>
           <w:lang w:val="zh_TW" w:bidi="zh_TW"/>
         </w:rPr>
-        <w:t>ping</w:t>
+        <w:t>pa</w:t>
       </w:r>
       <w:r>
         <w:rPr>
@@ -212,12 +212,23 @@
         <w:rPr>
           <w:lang w:val="zh_TW" w:bidi="zh_TW"/>
         </w:rPr>
-        <w:t>平安</w:t>
+        <w:t>帕特魯細人</w:t>
       </w:r>
       <w:r>
         <w:rPr>
           <w:lang w:val="zh_TW" w:bidi="zh_TW"/>
         </w:rPr>
+      </w:r>
+    </w:p>
+    <w:p>
+      <w:pPr>
+        <w:pStyle w:val="Heading2"/>
+      </w:pPr>
+      <w:r>
+        <w:rPr>
+          <w:lang w:val="zh_TW" w:bidi="zh_TW"/>
+        </w:rPr>
+        <w:t>帕斯魯細人</w:t>
       </w:r>
     </w:p>
     <w:p>
@@ -231,167 +242,19 @@
         <w:rPr>
           <w:lang w:val="zh_TW" w:bidi="zh_TW"/>
         </w:rPr>
-        <w:t>神與祂的百姓同在時所帶來的全人福祉、興盛和安穩。在舊約聖經中，平安與約（神與以色列人之間的特殊協議）是相關的。平安的存在是有條件的，以色列人必須順服神，才能享有平安。在先知書中，真正的平安是神救恩在末後成就時所帶來的盼望的一部分。在新約聖經中，人們明白這長久盼望的平安已經藉著基督來到，信徒也能親身經歷這平安。</w:t>
-      </w:r>
-    </w:p>
-    <w:p>
-      <w:pPr>
-        <w:pStyle w:val="Heading3"/>
-      </w:pPr>
-      <w:r>
-        <w:rPr>
-          <w:lang w:val="zh_TW" w:bidi="zh_TW"/>
-        </w:rPr>
-        <w:t>在舊約聖經中</w:t>
-      </w:r>
-    </w:p>
-    <w:p>
-      <w:pPr/>
-      <w:r>
-        <w:rPr>
-          <w:lang w:val="zh_TW" w:bidi="zh_TW"/>
-        </w:rPr>
+        <w:t>巴</w:t>
       </w:r>
       <w:r>
         <w:rPr>
           <w:lang w:val="zh_TW" w:bidi="zh_TW"/>
         </w:rPr>
-        <w:t>舊約聖經中譯為「平安」的主要詞語是來自希伯來文詞語</w:t>
-      </w:r>
-      <w:r>
-        <w:rPr>
-          <w:i/>
-          <w:lang w:val="zh_TW" w:bidi="zh_TW"/>
-        </w:rPr>
-        <w:t>shalom</w:t>
+        <w:t>忒</w:t>
       </w:r>
       <w:r>
         <w:rPr>
           <w:lang w:val="zh_TW" w:bidi="zh_TW"/>
         </w:rPr>
-        <w:t>。這個詞有多方面的含義：</w:t>
-      </w:r>
-    </w:p>
-    <w:p>
-      <w:pPr>
-        <w:pStyle w:val="ListBullet"/>
-        <w:spacing w:line="240" w:lineRule="auto"/>
-        <w:ind w:left="720"/>
-      </w:pPr>
-      <w:r>
-        <w:rPr>
-          <w:lang w:val="zh_TW" w:bidi="zh_TW"/>
-        </w:rPr>
-      </w:r>
-      <w:r>
-        <w:rPr>
-          <w:lang w:val="zh_TW" w:bidi="zh_TW"/>
-        </w:rPr>
-        <w:t>整全</w:t>
-      </w:r>
-    </w:p>
-    <w:p>
-      <w:pPr>
-        <w:pStyle w:val="ListBullet"/>
-        <w:spacing w:line="240" w:lineRule="auto"/>
-        <w:ind w:left="720"/>
-      </w:pPr>
-      <w:r>
-        <w:rPr>
-          <w:lang w:val="zh_TW" w:bidi="zh_TW"/>
-        </w:rPr>
-      </w:r>
-      <w:r>
-        <w:rPr>
-          <w:lang w:val="zh_TW" w:bidi="zh_TW"/>
-        </w:rPr>
-        <w:t>健康</w:t>
-      </w:r>
-    </w:p>
-    <w:p>
-      <w:pPr>
-        <w:pStyle w:val="ListBullet"/>
-        <w:spacing w:line="240" w:lineRule="auto"/>
-        <w:ind w:left="720"/>
-      </w:pPr>
-      <w:r>
-        <w:rPr>
-          <w:lang w:val="zh_TW" w:bidi="zh_TW"/>
-        </w:rPr>
-      </w:r>
-      <w:r>
-        <w:rPr>
-          <w:lang w:val="zh_TW" w:bidi="zh_TW"/>
-        </w:rPr>
-        <w:t>安穩</w:t>
-      </w:r>
-    </w:p>
-    <w:p>
-      <w:pPr>
-        <w:pStyle w:val="ListBullet"/>
-        <w:spacing w:line="240" w:lineRule="auto"/>
-        <w:ind w:left="720"/>
-      </w:pPr>
-      <w:r>
-        <w:rPr>
-          <w:lang w:val="zh_TW" w:bidi="zh_TW"/>
-        </w:rPr>
-      </w:r>
-      <w:r>
-        <w:rPr>
-          <w:lang w:val="zh_TW" w:bidi="zh_TW"/>
-        </w:rPr>
-        <w:t>福祉</w:t>
-      </w:r>
-    </w:p>
-    <w:p>
-      <w:pPr>
-        <w:pStyle w:val="ListBullet"/>
-        <w:spacing w:line="240" w:lineRule="auto"/>
-        <w:ind w:left="720"/>
-      </w:pPr>
-      <w:r>
-        <w:rPr>
-          <w:lang w:val="zh_TW" w:bidi="zh_TW"/>
-        </w:rPr>
-      </w:r>
-      <w:r>
-        <w:rPr>
-          <w:lang w:val="zh_TW" w:bidi="zh_TW"/>
-        </w:rPr>
-        <w:t>救恩</w:t>
-      </w:r>
-    </w:p>
-    <w:p>
-      <w:pPr/>
-      <w:r>
-        <w:rPr>
-          <w:lang w:val="zh_TW" w:bidi="zh_TW"/>
-        </w:rPr>
-      </w:r>
-      <w:r>
-        <w:rPr>
-          <w:lang w:val="zh_TW" w:bidi="zh_TW"/>
-        </w:rPr>
-        <w:t>這個詞也可用於各種不同的處境：</w:t>
-      </w:r>
-    </w:p>
-    <w:p>
-      <w:pPr>
-        <w:pStyle w:val="ListBullet"/>
-        <w:spacing w:line="240" w:lineRule="auto"/>
-        <w:ind w:left="720"/>
-      </w:pPr>
-      <w:r>
-        <w:rPr>
-          <w:lang w:val="zh_TW" w:bidi="zh_TW"/>
-        </w:rPr>
-      </w:r>
-      <w:r>
-        <w:rPr>
-          <w:lang w:val="zh_TW" w:bidi="zh_TW"/>
-        </w:rPr>
-        <w:t>個人的狀況（</w:t>
+        <w:t>羅（Pathros）的居民，該地位於埃及南部（</w:t>
       </w:r>
       <w:hyperlink r:id="rId13">
         <w:r>
@@ -402,7 +265,7 @@
             <w:color w:val="0000EE"/>
             <w:u w:val="single"/>
           </w:rPr>
-          <w:t>詩37:37</w:t>
+          <w:t>創10:14</w:t>
         </w:r>
       </w:hyperlink>
       <w:r>
@@ -420,1291 +283,7 @@
             <w:color w:val="0000EE"/>
             <w:u w:val="single"/>
           </w:rPr>
-          <w:t>箴3:2</w:t>
-        </w:r>
-      </w:hyperlink>
-      <w:r>
-        <w:rPr>
-          <w:lang w:val="zh_TW" w:bidi="zh_TW"/>
-        </w:rPr>
-        <w:t>；</w:t>
-      </w:r>
-      <w:hyperlink r:id="rId15">
-        <w:r>
-          <w:rPr>
-            <w:lang w:val="zh_TW" w:bidi="zh_TW"/>
-          </w:rPr>
-          <w:rPr>
-            <w:color w:val="0000EE"/>
-            <w:u w:val="single"/>
-          </w:rPr>
-          <w:t>賽32:17</w:t>
-        </w:r>
-      </w:hyperlink>
-      <w:r>
-        <w:rPr>
-          <w:lang w:val="zh_TW" w:bidi="zh_TW"/>
-        </w:rPr>
-        <w:t>）</w:t>
-      </w:r>
-    </w:p>
-    <w:p>
-      <w:pPr>
-        <w:pStyle w:val="ListBullet"/>
-        <w:spacing w:line="240" w:lineRule="auto"/>
-        <w:ind w:left="720"/>
-      </w:pPr>
-      <w:r>
-        <w:rPr>
-          <w:lang w:val="zh_TW" w:bidi="zh_TW"/>
-        </w:rPr>
-      </w:r>
-      <w:r>
-        <w:rPr>
-          <w:lang w:val="zh_TW" w:bidi="zh_TW"/>
-        </w:rPr>
-        <w:t>人與人之間的關係（</w:t>
-      </w:r>
-      <w:hyperlink r:id="rId16">
-        <w:r>
-          <w:rPr>
-            <w:lang w:val="zh_TW" w:bidi="zh_TW"/>
-          </w:rPr>
-          <w:rPr>
-            <w:color w:val="0000EE"/>
-            <w:u w:val="single"/>
-          </w:rPr>
-          <w:t>創34:21</w:t>
-        </w:r>
-      </w:hyperlink>
-      <w:r>
-        <w:rPr>
-          <w:lang w:val="zh_TW" w:bidi="zh_TW"/>
-        </w:rPr>
-        <w:t>；</w:t>
-      </w:r>
-      <w:hyperlink r:id="rId17">
-        <w:r>
-          <w:rPr>
-            <w:lang w:val="zh_TW" w:bidi="zh_TW"/>
-          </w:rPr>
-          <w:rPr>
-            <w:color w:val="0000EE"/>
-            <w:u w:val="single"/>
-          </w:rPr>
-          <w:t>書9:15</w:t>
-        </w:r>
-      </w:hyperlink>
-      <w:r>
-        <w:rPr>
-          <w:lang w:val="zh_TW" w:bidi="zh_TW"/>
-        </w:rPr>
-        <w:t>）</w:t>
-      </w:r>
-    </w:p>
-    <w:p>
-      <w:pPr>
-        <w:pStyle w:val="ListBullet"/>
-        <w:spacing w:line="240" w:lineRule="auto"/>
-        <w:ind w:left="720"/>
-      </w:pPr>
-      <w:r>
-        <w:rPr>
-          <w:lang w:val="zh_TW" w:bidi="zh_TW"/>
-        </w:rPr>
-      </w:r>
-      <w:r>
-        <w:rPr>
-          <w:lang w:val="zh_TW" w:bidi="zh_TW"/>
-        </w:rPr>
-        <w:t>國與國之間的關係（例如：沒有衝突的狀態——</w:t>
-      </w:r>
-      <w:hyperlink r:id="rId18">
-        <w:r>
-          <w:rPr>
-            <w:lang w:val="zh_TW" w:bidi="zh_TW"/>
-          </w:rPr>
-          <w:rPr>
-            <w:color w:val="0000EE"/>
-            <w:u w:val="single"/>
-          </w:rPr>
-          <w:t>申2:26</w:t>
-        </w:r>
-      </w:hyperlink>
-      <w:r>
-        <w:rPr>
-          <w:lang w:val="zh_TW" w:bidi="zh_TW"/>
-        </w:rPr>
-        <w:t>；</w:t>
-      </w:r>
-      <w:hyperlink r:id="rId19">
-        <w:r>
-          <w:rPr>
-            <w:lang w:val="zh_TW" w:bidi="zh_TW"/>
-          </w:rPr>
-          <w:rPr>
-            <w:color w:val="0000EE"/>
-            <w:u w:val="single"/>
-          </w:rPr>
-          <w:t>書10:21</w:t>
-        </w:r>
-      </w:hyperlink>
-      <w:r>
-        <w:rPr>
-          <w:lang w:val="zh_TW" w:bidi="zh_TW"/>
-        </w:rPr>
-        <w:t>；</w:t>
-      </w:r>
-      <w:hyperlink r:id="rId20">
-        <w:r>
-          <w:rPr>
-            <w:lang w:val="zh_TW" w:bidi="zh_TW"/>
-          </w:rPr>
-          <w:rPr>
-            <w:color w:val="0000EE"/>
-            <w:u w:val="single"/>
-          </w:rPr>
-          <w:t>王上5:12</w:t>
-        </w:r>
-      </w:hyperlink>
-      <w:r>
-        <w:rPr>
-          <w:lang w:val="zh_TW" w:bidi="zh_TW"/>
-        </w:rPr>
-        <w:t>；</w:t>
-      </w:r>
-      <w:hyperlink r:id="rId21">
-        <w:r>
-          <w:rPr>
-            <w:lang w:val="zh_TW" w:bidi="zh_TW"/>
-          </w:rPr>
-          <w:rPr>
-            <w:color w:val="0000EE"/>
-            <w:u w:val="single"/>
-          </w:rPr>
-          <w:t>詩122:6–7</w:t>
-        </w:r>
-      </w:hyperlink>
-      <w:r>
-        <w:rPr>
-          <w:lang w:val="zh_TW" w:bidi="zh_TW"/>
-        </w:rPr>
-        <w:t>）</w:t>
-      </w:r>
-    </w:p>
-    <w:p>
-      <w:pPr>
-        <w:pStyle w:val="ListBullet"/>
-        <w:spacing w:line="240" w:lineRule="auto"/>
-        <w:ind w:left="720"/>
-      </w:pPr>
-      <w:r>
-        <w:rPr>
-          <w:lang w:val="zh_TW" w:bidi="zh_TW"/>
-        </w:rPr>
-      </w:r>
-      <w:r>
-        <w:rPr>
-          <w:lang w:val="zh_TW" w:bidi="zh_TW"/>
-        </w:rPr>
-        <w:t>神與人之間的關係（</w:t>
-      </w:r>
-      <w:hyperlink r:id="rId22">
-        <w:r>
-          <w:rPr>
-            <w:lang w:val="zh_TW" w:bidi="zh_TW"/>
-          </w:rPr>
-          <w:rPr>
-            <w:color w:val="0000EE"/>
-            <w:u w:val="single"/>
-          </w:rPr>
-          <w:t>詩85:8</w:t>
-        </w:r>
-      </w:hyperlink>
-      <w:r>
-        <w:rPr>
-          <w:lang w:val="zh_TW" w:bidi="zh_TW"/>
-        </w:rPr>
-        <w:t>；</w:t>
-      </w:r>
-      <w:hyperlink r:id="rId23">
-        <w:r>
-          <w:rPr>
-            <w:lang w:val="zh_TW" w:bidi="zh_TW"/>
-          </w:rPr>
-          <w:rPr>
-            <w:color w:val="0000EE"/>
-            <w:u w:val="single"/>
-          </w:rPr>
-          <w:t>耶16:5</w:t>
-        </w:r>
-      </w:hyperlink>
-      <w:r>
-        <w:rPr>
-          <w:lang w:val="zh_TW" w:bidi="zh_TW"/>
-        </w:rPr>
-        <w:t>）。</w:t>
-      </w:r>
-    </w:p>
-    <w:p>
-      <w:pPr/>
-      <w:r>
-        <w:rPr>
-          <w:lang w:val="zh_TW" w:bidi="zh_TW"/>
-        </w:rPr>
-      </w:r>
-      <w:r>
-        <w:rPr>
-          <w:lang w:val="zh_TW" w:bidi="zh_TW"/>
-        </w:rPr>
-        <w:t>在上述任何一種情況下，人們都不認為平安是靠人的努力得來的，而是認為它是神所賜的恩賜或祝福（</w:t>
-      </w:r>
-      <w:hyperlink r:id="rId24">
-        <w:r>
-          <w:rPr>
-            <w:lang w:val="zh_TW" w:bidi="zh_TW"/>
-          </w:rPr>
-          <w:rPr>
-            <w:color w:val="0000EE"/>
-            <w:u w:val="single"/>
-          </w:rPr>
-          <w:t>利26:6</w:t>
-        </w:r>
-      </w:hyperlink>
-      <w:r>
-        <w:rPr>
-          <w:lang w:val="zh_TW" w:bidi="zh_TW"/>
-        </w:rPr>
-        <w:t>；</w:t>
-      </w:r>
-      <w:hyperlink r:id="rId25">
-        <w:r>
-          <w:rPr>
-            <w:lang w:val="zh_TW" w:bidi="zh_TW"/>
-          </w:rPr>
-          <w:rPr>
-            <w:color w:val="0000EE"/>
-            <w:u w:val="single"/>
-          </w:rPr>
-          <w:t>王上2:33</w:t>
-        </w:r>
-      </w:hyperlink>
-      <w:r>
-        <w:rPr>
-          <w:lang w:val="zh_TW" w:bidi="zh_TW"/>
-        </w:rPr>
-        <w:t>；</w:t>
-      </w:r>
-      <w:hyperlink r:id="rId26">
-        <w:r>
-          <w:rPr>
-            <w:lang w:val="zh_TW" w:bidi="zh_TW"/>
-          </w:rPr>
-          <w:rPr>
-            <w:color w:val="0000EE"/>
-            <w:u w:val="single"/>
-          </w:rPr>
-          <w:t>伯25:2</w:t>
-        </w:r>
-      </w:hyperlink>
-      <w:r>
-        <w:rPr>
-          <w:lang w:val="zh_TW" w:bidi="zh_TW"/>
-        </w:rPr>
-        <w:t>；</w:t>
-      </w:r>
-      <w:hyperlink r:id="rId27">
-        <w:r>
-          <w:rPr>
-            <w:lang w:val="zh_TW" w:bidi="zh_TW"/>
-          </w:rPr>
-          <w:rPr>
-            <w:color w:val="0000EE"/>
-            <w:u w:val="single"/>
-          </w:rPr>
-          <w:t>詩29:11</w:t>
-        </w:r>
-      </w:hyperlink>
-      <w:r>
-        <w:rPr>
-          <w:lang w:val="zh_TW" w:bidi="zh_TW"/>
-        </w:rPr>
-        <w:t>，</w:t>
-      </w:r>
-      <w:hyperlink r:id="rId22">
-        <w:r>
-          <w:rPr>
-            <w:lang w:val="zh_TW" w:bidi="zh_TW"/>
-          </w:rPr>
-          <w:rPr>
-            <w:color w:val="0000EE"/>
-            <w:u w:val="single"/>
-          </w:rPr>
-          <w:t>85:8</w:t>
-        </w:r>
-      </w:hyperlink>
-      <w:r>
-        <w:rPr>
-          <w:lang w:val="zh_TW" w:bidi="zh_TW"/>
-        </w:rPr>
-        <w:t>；</w:t>
-      </w:r>
-      <w:hyperlink r:id="rId28">
-        <w:r>
-          <w:rPr>
-            <w:lang w:val="zh_TW" w:bidi="zh_TW"/>
-          </w:rPr>
-          <w:rPr>
-            <w:color w:val="0000EE"/>
-            <w:u w:val="single"/>
-          </w:rPr>
-          <w:t>賽45:7</w:t>
-        </w:r>
-      </w:hyperlink>
-      <w:r>
-        <w:rPr>
-          <w:lang w:val="zh_TW" w:bidi="zh_TW"/>
-        </w:rPr>
-        <w:t>）。因此，我們不難發現，「平安」與舊約聖經中的約密切相關。</w:t>
-      </w:r>
-    </w:p>
-    <w:p>
-      <w:pPr/>
-      <w:r>
-        <w:rPr>
-          <w:lang w:val="zh_TW" w:bidi="zh_TW"/>
-        </w:rPr>
-      </w:r>
-      <w:r>
-        <w:rPr>
-          <w:lang w:val="zh_TW" w:bidi="zh_TW"/>
-        </w:rPr>
-        <w:t>平安是立約雙方（神和祂的百姓）之間和諧與相交的理想狀態（</w:t>
-      </w:r>
-      <w:hyperlink r:id="rId29">
-        <w:r>
-          <w:rPr>
-            <w:lang w:val="zh_TW" w:bidi="zh_TW"/>
-          </w:rPr>
-          <w:rPr>
-            <w:color w:val="0000EE"/>
-            <w:u w:val="single"/>
-          </w:rPr>
-          <w:t>民6:26</w:t>
-        </w:r>
-      </w:hyperlink>
-      <w:r>
-        <w:rPr>
-          <w:lang w:val="zh_TW" w:bidi="zh_TW"/>
-        </w:rPr>
-        <w:t>；參</w:t>
-      </w:r>
-      <w:hyperlink r:id="rId30">
-        <w:r>
-          <w:rPr>
-            <w:lang w:val="zh_TW" w:bidi="zh_TW"/>
-          </w:rPr>
-          <w:rPr>
-            <w:color w:val="0000EE"/>
-            <w:u w:val="single"/>
-          </w:rPr>
-          <w:t>賽54:10</w:t>
-        </w:r>
-      </w:hyperlink>
-      <w:r>
-        <w:rPr>
-          <w:lang w:val="zh_TW" w:bidi="zh_TW"/>
-        </w:rPr>
-        <w:t>）。平安表明神在立約關係中的祝福（</w:t>
-      </w:r>
-      <w:hyperlink r:id="rId31">
-        <w:r>
-          <w:rPr>
-            <w:lang w:val="zh_TW" w:bidi="zh_TW"/>
-          </w:rPr>
-          <w:rPr>
-            <w:color w:val="0000EE"/>
-            <w:u w:val="single"/>
-          </w:rPr>
-          <w:t>瑪2:5</w:t>
-        </w:r>
-      </w:hyperlink>
-      <w:r>
-        <w:rPr>
-          <w:lang w:val="zh_TW" w:bidi="zh_TW"/>
-        </w:rPr>
-        <w:t>；參</w:t>
-      </w:r>
-      <w:hyperlink r:id="rId32">
-        <w:r>
-          <w:rPr>
-            <w:lang w:val="zh_TW" w:bidi="zh_TW"/>
-          </w:rPr>
-          <w:rPr>
-            <w:color w:val="0000EE"/>
-            <w:u w:val="single"/>
-          </w:rPr>
-          <w:t>民25:12</w:t>
-        </w:r>
-      </w:hyperlink>
-      <w:r>
-        <w:rPr>
-          <w:lang w:val="zh_TW" w:bidi="zh_TW"/>
-        </w:rPr>
-        <w:t>）。相反，缺乏平安則表明這種關係因以色列人的悖逆和不義而遭到破壞（</w:t>
-      </w:r>
-      <w:hyperlink r:id="rId33">
-        <w:r>
-          <w:rPr>
-            <w:lang w:val="zh_TW" w:bidi="zh_TW"/>
-          </w:rPr>
-          <w:rPr>
-            <w:color w:val="0000EE"/>
-            <w:u w:val="single"/>
-          </w:rPr>
-          <w:t>耶16:5</w:t>
-        </w:r>
-      </w:hyperlink>
-      <w:r>
-        <w:rPr>
-          <w:lang w:val="zh_TW" w:bidi="zh_TW"/>
-        </w:rPr>
-        <w:t>、</w:t>
-      </w:r>
-      <w:hyperlink r:id="rId33">
-        <w:r>
-          <w:rPr>
-            <w:lang w:val="zh_TW" w:bidi="zh_TW"/>
-          </w:rPr>
-          <w:rPr>
-            <w:color w:val="0000EE"/>
-            <w:u w:val="single"/>
-          </w:rPr>
-          <w:t>10–13</w:t>
-        </w:r>
-      </w:hyperlink>
-      <w:r>
-        <w:rPr>
-          <w:lang w:val="zh_TW" w:bidi="zh_TW"/>
-        </w:rPr>
-        <w:t>；參</w:t>
-      </w:r>
-      <w:hyperlink r:id="rId34">
-        <w:r>
-          <w:rPr>
-            <w:lang w:val="zh_TW" w:bidi="zh_TW"/>
-          </w:rPr>
-          <w:rPr>
-            <w:color w:val="0000EE"/>
-            <w:u w:val="single"/>
-          </w:rPr>
-          <w:t>詩85:9–11</w:t>
-        </w:r>
-      </w:hyperlink>
-      <w:r>
-        <w:rPr>
-          <w:lang w:val="zh_TW" w:bidi="zh_TW"/>
-        </w:rPr>
-        <w:t>；</w:t>
-      </w:r>
-      <w:hyperlink r:id="rId15">
-        <w:r>
-          <w:rPr>
-            <w:lang w:val="zh_TW" w:bidi="zh_TW"/>
-          </w:rPr>
-          <w:rPr>
-            <w:color w:val="0000EE"/>
-            <w:u w:val="single"/>
-          </w:rPr>
-          <w:t>賽32:17</w:t>
-        </w:r>
-      </w:hyperlink>
-      <w:r>
-        <w:rPr>
-          <w:lang w:val="zh_TW" w:bidi="zh_TW"/>
-        </w:rPr>
-        <w:t>）。</w:t>
-      </w:r>
-    </w:p>
-    <w:p>
-      <w:pPr>
-        <w:pStyle w:val="Heading4"/>
-      </w:pPr>
-      <w:r>
-        <w:rPr>
-          <w:lang w:val="zh_TW" w:bidi="zh_TW"/>
-        </w:rPr>
-        <w:t>先知書中的平安</w:t>
-      </w:r>
-    </w:p>
-    <w:p>
-      <w:pPr/>
-      <w:r>
-        <w:rPr>
-          <w:lang w:val="zh_TW" w:bidi="zh_TW"/>
-        </w:rPr>
-      </w:r>
-      <w:r>
-        <w:rPr>
-          <w:lang w:val="zh_TW" w:bidi="zh_TW"/>
-        </w:rPr>
-        <w:t>平安在先知書中是為一個非常重要的詞語。「假」先知忽略了人在立約關係中享有福祉所需的條件。神始終對以色列信實（</w:t>
-      </w:r>
-      <w:hyperlink r:id="rId35">
-        <w:r>
-          <w:rPr>
-            <w:lang w:val="zh_TW" w:bidi="zh_TW"/>
-          </w:rPr>
-          <w:rPr>
-            <w:color w:val="0000EE"/>
-            <w:u w:val="single"/>
-          </w:rPr>
-          <w:t>詩89篇</w:t>
-        </w:r>
-      </w:hyperlink>
-      <w:r>
-        <w:rPr>
-          <w:lang w:val="zh_TW" w:bidi="zh_TW"/>
-        </w:rPr>
-        <w:t>），他們因此認為神必永遠保障國家的平安 （</w:t>
-      </w:r>
-      <w:hyperlink r:id="rId36">
-        <w:r>
-          <w:rPr>
-            <w:lang w:val="zh_TW" w:bidi="zh_TW"/>
-          </w:rPr>
-          <w:rPr>
-            <w:color w:val="0000EE"/>
-            <w:u w:val="single"/>
-          </w:rPr>
-          <w:t>耶6:14</w:t>
-        </w:r>
-      </w:hyperlink>
-      <w:r>
-        <w:rPr>
-          <w:lang w:val="zh_TW" w:bidi="zh_TW"/>
-        </w:rPr>
-        <w:t>，</w:t>
-      </w:r>
-      <w:hyperlink r:id="rId37">
-        <w:r>
-          <w:rPr>
-            <w:lang w:val="zh_TW" w:bidi="zh_TW"/>
-          </w:rPr>
-          <w:rPr>
-            <w:color w:val="0000EE"/>
-            <w:u w:val="single"/>
-          </w:rPr>
-          <w:t>8:15</w:t>
-        </w:r>
-      </w:hyperlink>
-      <w:r>
-        <w:rPr>
-          <w:lang w:val="zh_TW" w:bidi="zh_TW"/>
-        </w:rPr>
-        <w:t>；</w:t>
-      </w:r>
-      <w:hyperlink r:id="rId38">
-        <w:r>
-          <w:rPr>
-            <w:lang w:val="zh_TW" w:bidi="zh_TW"/>
-          </w:rPr>
-          <w:rPr>
-            <w:color w:val="0000EE"/>
-            <w:u w:val="single"/>
-          </w:rPr>
-          <w:t>結13:10</w:t>
-        </w:r>
-      </w:hyperlink>
-      <w:r>
-        <w:rPr>
-          <w:lang w:val="zh_TW" w:bidi="zh_TW"/>
-        </w:rPr>
-        <w:t>、</w:t>
-      </w:r>
-      <w:hyperlink r:id="rId38">
-        <w:r>
-          <w:rPr>
-            <w:lang w:val="zh_TW" w:bidi="zh_TW"/>
-          </w:rPr>
-          <w:rPr>
-            <w:color w:val="0000EE"/>
-            <w:u w:val="single"/>
-          </w:rPr>
-          <w:t>16</w:t>
-        </w:r>
-      </w:hyperlink>
-      <w:r>
-        <w:rPr>
-          <w:lang w:val="zh_TW" w:bidi="zh_TW"/>
-        </w:rPr>
-        <w:t>；</w:t>
-      </w:r>
-      <w:hyperlink r:id="rId39">
-        <w:r>
-          <w:rPr>
-            <w:lang w:val="zh_TW" w:bidi="zh_TW"/>
-          </w:rPr>
-          <w:rPr>
-            <w:color w:val="0000EE"/>
-            <w:u w:val="single"/>
-          </w:rPr>
-          <w:t>彌3:5</w:t>
-        </w:r>
-      </w:hyperlink>
-      <w:r>
-        <w:rPr>
-          <w:lang w:val="zh_TW" w:bidi="zh_TW"/>
-        </w:rPr>
-        <w:t>）。在這種普遍卻虛假的安全感之下，被擄到巴比倫之前的先知宣告，神的審判即將臨到，以色列將失去平安。先知指出，以色列持續悖逆和行不義，因此失去了平安（</w:t>
-      </w:r>
-      <w:hyperlink r:id="rId40">
-        <w:r>
-          <w:rPr>
-            <w:lang w:val="zh_TW" w:bidi="zh_TW"/>
-          </w:rPr>
-          <w:rPr>
-            <w:color w:val="0000EE"/>
-            <w:u w:val="single"/>
-          </w:rPr>
-          <w:t>賽48:18</w:t>
-        </w:r>
-      </w:hyperlink>
-      <w:r>
-        <w:rPr>
-          <w:lang w:val="zh_TW" w:bidi="zh_TW"/>
-        </w:rPr>
-        <w:t>；</w:t>
-      </w:r>
-      <w:hyperlink r:id="rId41">
-        <w:r>
-          <w:rPr>
-            <w:lang w:val="zh_TW" w:bidi="zh_TW"/>
-          </w:rPr>
-          <w:rPr>
-            <w:color w:val="0000EE"/>
-            <w:u w:val="single"/>
-          </w:rPr>
-          <w:t>耶14:13–16</w:t>
-        </w:r>
-      </w:hyperlink>
-      <w:r>
-        <w:rPr>
-          <w:lang w:val="zh_TW" w:bidi="zh_TW"/>
-        </w:rPr>
-        <w:t>，</w:t>
-      </w:r>
-      <w:hyperlink r:id="rId33">
-        <w:r>
-          <w:rPr>
-            <w:lang w:val="zh_TW" w:bidi="zh_TW"/>
-          </w:rPr>
-          <w:rPr>
-            <w:color w:val="0000EE"/>
-            <w:u w:val="single"/>
-          </w:rPr>
-          <w:t>16:5</w:t>
-        </w:r>
-      </w:hyperlink>
-      <w:r>
-        <w:rPr>
-          <w:lang w:val="zh_TW" w:bidi="zh_TW"/>
-        </w:rPr>
-        <w:t>、</w:t>
-      </w:r>
-      <w:hyperlink r:id="rId33">
-        <w:r>
-          <w:rPr>
-            <w:lang w:val="zh_TW" w:bidi="zh_TW"/>
-          </w:rPr>
-          <w:rPr>
-            <w:color w:val="0000EE"/>
-            <w:u w:val="single"/>
-          </w:rPr>
-          <w:t>10–13</w:t>
-        </w:r>
-      </w:hyperlink>
-      <w:r>
-        <w:rPr>
-          <w:lang w:val="zh_TW" w:bidi="zh_TW"/>
-        </w:rPr>
-        <w:t>、</w:t>
-      </w:r>
-      <w:hyperlink r:id="rId42">
-        <w:r>
-          <w:rPr>
-            <w:lang w:val="zh_TW" w:bidi="zh_TW"/>
-          </w:rPr>
-          <w:rPr>
-            <w:color w:val="0000EE"/>
-            <w:u w:val="single"/>
-          </w:rPr>
-          <w:t>28</w:t>
-        </w:r>
-      </w:hyperlink>
-      <w:r>
-        <w:rPr>
-          <w:lang w:val="zh_TW" w:bidi="zh_TW"/>
-        </w:rPr>
-        <w:t>；</w:t>
-      </w:r>
-      <w:hyperlink r:id="rId43">
-        <w:r>
-          <w:rPr>
-            <w:lang w:val="zh_TW" w:bidi="zh_TW"/>
-          </w:rPr>
-          <w:rPr>
-            <w:color w:val="0000EE"/>
-            <w:u w:val="single"/>
-          </w:rPr>
-          <w:t>彌3:4</w:t>
-        </w:r>
-      </w:hyperlink>
-      <w:r>
-        <w:rPr>
-          <w:lang w:val="zh_TW" w:bidi="zh_TW"/>
-        </w:rPr>
-        <w:t>、</w:t>
-      </w:r>
-      <w:hyperlink r:id="rId43">
-        <w:r>
-          <w:rPr>
-            <w:lang w:val="zh_TW" w:bidi="zh_TW"/>
-          </w:rPr>
-          <w:rPr>
-            <w:color w:val="0000EE"/>
-            <w:u w:val="single"/>
-          </w:rPr>
-          <w:t>9–12</w:t>
-        </w:r>
-      </w:hyperlink>
-      <w:r>
-        <w:rPr>
-          <w:lang w:val="zh_TW" w:bidi="zh_TW"/>
-        </w:rPr>
-        <w:t>）。</w:t>
-      </w:r>
-    </w:p>
-    <w:p>
-      <w:pPr/>
-      <w:r>
-        <w:rPr>
-          <w:lang w:val="zh_TW" w:bidi="zh_TW"/>
-        </w:rPr>
-      </w:r>
-      <w:r>
-        <w:rPr>
-          <w:lang w:val="zh_TW" w:bidi="zh_TW"/>
-        </w:rPr>
-        <w:t>先知確實指出在越過眼前的危機之後，平安終必回來。那時的平安將具有以下特徵：</w:t>
-      </w:r>
-    </w:p>
-    <w:p>
-      <w:pPr>
-        <w:pStyle w:val="ListBullet"/>
-        <w:spacing w:line="240" w:lineRule="auto"/>
-        <w:ind w:left="720"/>
-      </w:pPr>
-      <w:r>
-        <w:rPr>
-          <w:lang w:val="zh_TW" w:bidi="zh_TW"/>
-        </w:rPr>
-      </w:r>
-      <w:r>
-        <w:rPr>
-          <w:lang w:val="zh_TW" w:bidi="zh_TW"/>
-        </w:rPr>
-        <w:t>興盛與福祉（</w:t>
-      </w:r>
-      <w:hyperlink r:id="rId28">
-        <w:r>
-          <w:rPr>
-            <w:lang w:val="zh_TW" w:bidi="zh_TW"/>
-          </w:rPr>
-          <w:rPr>
-            <w:color w:val="0000EE"/>
-            <w:u w:val="single"/>
-          </w:rPr>
-          <w:t>賽45:7</w:t>
-        </w:r>
-      </w:hyperlink>
-      <w:r>
-        <w:rPr>
-          <w:lang w:val="zh_TW" w:bidi="zh_TW"/>
-        </w:rPr>
-        <w:t>；</w:t>
-      </w:r>
-      <w:hyperlink r:id="rId44">
-        <w:r>
-          <w:rPr>
-            <w:lang w:val="zh_TW" w:bidi="zh_TW"/>
-          </w:rPr>
-          <w:rPr>
-            <w:color w:val="0000EE"/>
-            <w:u w:val="single"/>
-          </w:rPr>
-          <w:t>結34:25–26</w:t>
-        </w:r>
-      </w:hyperlink>
-      <w:r>
-        <w:rPr>
-          <w:lang w:val="zh_TW" w:bidi="zh_TW"/>
-        </w:rPr>
-        <w:t>）</w:t>
-      </w:r>
-    </w:p>
-    <w:p>
-      <w:pPr>
-        <w:pStyle w:val="ListBullet"/>
-        <w:spacing w:line="240" w:lineRule="auto"/>
-        <w:ind w:left="720"/>
-      </w:pPr>
-      <w:r>
-        <w:rPr>
-          <w:lang w:val="zh_TW" w:bidi="zh_TW"/>
-        </w:rPr>
-      </w:r>
-      <w:r>
-        <w:rPr>
-          <w:lang w:val="zh_TW" w:bidi="zh_TW"/>
-        </w:rPr>
-        <w:t>沒有爭戰（</w:t>
-      </w:r>
-      <w:hyperlink r:id="rId45">
-        <w:r>
-          <w:rPr>
-            <w:lang w:val="zh_TW" w:bidi="zh_TW"/>
-          </w:rPr>
-          <w:rPr>
-            <w:color w:val="0000EE"/>
-            <w:u w:val="single"/>
-          </w:rPr>
-          <w:t>賽2:2–4</w:t>
-        </w:r>
-      </w:hyperlink>
-      <w:r>
-        <w:rPr>
-          <w:lang w:val="zh_TW" w:bidi="zh_TW"/>
-        </w:rPr>
-        <w:t>，</w:t>
-      </w:r>
-      <w:hyperlink r:id="rId46">
-        <w:r>
-          <w:rPr>
-            <w:lang w:val="zh_TW" w:bidi="zh_TW"/>
-          </w:rPr>
-          <w:rPr>
-            <w:color w:val="0000EE"/>
-            <w:u w:val="single"/>
-          </w:rPr>
-          <w:t>32:15–20</w:t>
-        </w:r>
-      </w:hyperlink>
-      <w:r>
-        <w:rPr>
-          <w:lang w:val="zh_TW" w:bidi="zh_TW"/>
-        </w:rPr>
-        <w:t>；</w:t>
-      </w:r>
-      <w:hyperlink r:id="rId47">
-        <w:r>
-          <w:rPr>
-            <w:lang w:val="zh_TW" w:bidi="zh_TW"/>
-          </w:rPr>
-          <w:rPr>
-            <w:color w:val="0000EE"/>
-            <w:u w:val="single"/>
-          </w:rPr>
-          <w:t>結34:28–31</w:t>
-        </w:r>
-      </w:hyperlink>
-      <w:r>
-        <w:rPr>
-          <w:lang w:val="zh_TW" w:bidi="zh_TW"/>
-        </w:rPr>
-        <w:t>）</w:t>
-      </w:r>
-    </w:p>
-    <w:p>
-      <w:pPr>
-        <w:pStyle w:val="ListBullet"/>
-        <w:spacing w:line="240" w:lineRule="auto"/>
-        <w:ind w:left="720"/>
-      </w:pPr>
-      <w:r>
-        <w:rPr>
-          <w:lang w:val="zh_TW" w:bidi="zh_TW"/>
-        </w:rPr>
-      </w:r>
-      <w:r>
-        <w:rPr>
-          <w:lang w:val="zh_TW" w:bidi="zh_TW"/>
-        </w:rPr>
-        <w:t>正確的關係（</w:t>
-      </w:r>
-      <w:hyperlink r:id="rId48">
-        <w:r>
-          <w:rPr>
-            <w:lang w:val="zh_TW" w:bidi="zh_TW"/>
-          </w:rPr>
-          <w:rPr>
-            <w:color w:val="0000EE"/>
-            <w:u w:val="single"/>
-          </w:rPr>
-          <w:t>賽11:1–5</w:t>
-        </w:r>
-      </w:hyperlink>
-      <w:r>
-        <w:rPr>
-          <w:lang w:val="zh_TW" w:bidi="zh_TW"/>
-        </w:rPr>
-        <w:t>；</w:t>
-      </w:r>
-      <w:hyperlink r:id="rId49">
-        <w:r>
-          <w:rPr>
-            <w:lang w:val="zh_TW" w:bidi="zh_TW"/>
-          </w:rPr>
-          <w:rPr>
-            <w:color w:val="0000EE"/>
-            <w:u w:val="single"/>
-          </w:rPr>
-          <w:t>彌4:1–4</w:t>
-        </w:r>
-      </w:hyperlink>
-      <w:r>
-        <w:rPr>
-          <w:lang w:val="zh_TW" w:bidi="zh_TW"/>
-        </w:rPr>
-        <w:t>；</w:t>
-      </w:r>
-      <w:hyperlink r:id="rId50">
-        <w:r>
-          <w:rPr>
-            <w:lang w:val="zh_TW" w:bidi="zh_TW"/>
-          </w:rPr>
-          <w:rPr>
-            <w:color w:val="0000EE"/>
-            <w:u w:val="single"/>
-          </w:rPr>
-          <w:t>亞8:9–13</w:t>
-        </w:r>
-      </w:hyperlink>
-      <w:r>
-        <w:rPr>
-          <w:lang w:val="zh_TW" w:bidi="zh_TW"/>
-        </w:rPr>
-        <w:t>）</w:t>
-      </w:r>
-    </w:p>
-    <w:p>
-      <w:pPr>
-        <w:pStyle w:val="ListBullet"/>
-        <w:spacing w:line="240" w:lineRule="auto"/>
-        <w:ind w:left="720"/>
-      </w:pPr>
-      <w:r>
-        <w:rPr>
-          <w:lang w:val="zh_TW" w:bidi="zh_TW"/>
-        </w:rPr>
-      </w:r>
-      <w:r>
-        <w:rPr>
-          <w:lang w:val="zh_TW" w:bidi="zh_TW"/>
-        </w:rPr>
-        <w:t>自然界恢復和諧（</w:t>
-      </w:r>
-      <w:hyperlink r:id="rId51">
-        <w:r>
-          <w:rPr>
-            <w:lang w:val="zh_TW" w:bidi="zh_TW"/>
-          </w:rPr>
-          <w:rPr>
-            <w:color w:val="0000EE"/>
-            <w:u w:val="single"/>
-          </w:rPr>
-          <w:t>賽11:6–9</w:t>
-        </w:r>
-      </w:hyperlink>
-      <w:r>
-        <w:rPr>
-          <w:lang w:val="zh_TW" w:bidi="zh_TW"/>
-        </w:rPr>
-        <w:t>；</w:t>
-      </w:r>
-      <w:hyperlink r:id="rId52">
-        <w:r>
-          <w:rPr>
-            <w:lang w:val="zh_TW" w:bidi="zh_TW"/>
-          </w:rPr>
-          <w:rPr>
-            <w:color w:val="0000EE"/>
-            <w:u w:val="single"/>
-          </w:rPr>
-          <w:t>結47:1–12</w:t>
-        </w:r>
-      </w:hyperlink>
-      <w:r>
-        <w:rPr>
-          <w:lang w:val="zh_TW" w:bidi="zh_TW"/>
-        </w:rPr>
-        <w:t>）</w:t>
-      </w:r>
-    </w:p>
-    <w:p>
-      <w:pPr>
-        <w:pStyle w:val="ListBullet"/>
-        <w:spacing w:line="240" w:lineRule="auto"/>
-        <w:ind w:left="720"/>
-      </w:pPr>
-      <w:r>
-        <w:rPr>
-          <w:lang w:val="zh_TW" w:bidi="zh_TW"/>
-        </w:rPr>
-      </w:r>
-      <w:r>
-        <w:rPr>
-          <w:lang w:val="zh_TW" w:bidi="zh_TW"/>
-        </w:rPr>
-        <w:t>救恩（</w:t>
-      </w:r>
-      <w:hyperlink r:id="rId53">
-        <w:r>
-          <w:rPr>
-            <w:lang w:val="zh_TW" w:bidi="zh_TW"/>
-          </w:rPr>
-          <w:rPr>
-            <w:color w:val="0000EE"/>
-            <w:u w:val="single"/>
-          </w:rPr>
-          <w:t>賽52:7</w:t>
-        </w:r>
-      </w:hyperlink>
-      <w:r>
-        <w:rPr>
-          <w:lang w:val="zh_TW" w:bidi="zh_TW"/>
-        </w:rPr>
-        <w:t>，</w:t>
-      </w:r>
-      <w:hyperlink r:id="rId54">
-        <w:r>
-          <w:rPr>
-            <w:lang w:val="zh_TW" w:bidi="zh_TW"/>
-          </w:rPr>
-          <w:rPr>
-            <w:color w:val="0000EE"/>
-            <w:u w:val="single"/>
-          </w:rPr>
-          <w:t>60:17</w:t>
-        </w:r>
-      </w:hyperlink>
-      <w:r>
-        <w:rPr>
-          <w:lang w:val="zh_TW" w:bidi="zh_TW"/>
-        </w:rPr>
-        <w:t>；</w:t>
-      </w:r>
-      <w:hyperlink r:id="rId55">
-        <w:r>
-          <w:rPr>
-            <w:lang w:val="zh_TW" w:bidi="zh_TW"/>
-          </w:rPr>
-          <w:rPr>
-            <w:color w:val="0000EE"/>
-            <w:u w:val="single"/>
-          </w:rPr>
-          <w:t>結34:30–31</w:t>
-        </w:r>
-      </w:hyperlink>
-      <w:r>
-        <w:rPr>
-          <w:lang w:val="zh_TW" w:bidi="zh_TW"/>
-        </w:rPr>
-        <w:t>，</w:t>
-      </w:r>
-      <w:hyperlink r:id="rId56">
-        <w:r>
-          <w:rPr>
-            <w:lang w:val="zh_TW" w:bidi="zh_TW"/>
-          </w:rPr>
-          <w:rPr>
-            <w:color w:val="0000EE"/>
-            <w:u w:val="single"/>
-          </w:rPr>
-          <w:t>37:26–28</w:t>
-        </w:r>
-      </w:hyperlink>
-      <w:r>
-        <w:rPr>
-          <w:lang w:val="zh_TW" w:bidi="zh_TW"/>
-        </w:rPr>
-        <w:t>）</w:t>
-      </w:r>
-    </w:p>
-    <w:p>
-      <w:pPr/>
-      <w:r>
-        <w:rPr>
-          <w:lang w:val="zh_TW" w:bidi="zh_TW"/>
-        </w:rPr>
-      </w:r>
-      <w:r>
-        <w:rPr>
-          <w:lang w:val="zh_TW" w:bidi="zh_TW"/>
-        </w:rPr>
-        <w:t>在舊約聖經中，這種對平安的盼望常常與彌賽亞（神所揀選的統治者）有關。</w:t>
-      </w:r>
-      <w:hyperlink r:id="rId57">
-        <w:r>
-          <w:rPr>
-            <w:lang w:val="zh_TW" w:bidi="zh_TW"/>
-          </w:rPr>
-          <w:rPr>
-            <w:color w:val="0000EE"/>
-            <w:u w:val="single"/>
-          </w:rPr>
-          <w:t>以賽亞書九章6節</w:t>
-        </w:r>
-      </w:hyperlink>
-      <w:r>
-        <w:rPr>
-          <w:lang w:val="zh_TW" w:bidi="zh_TW"/>
-        </w:rPr>
-        <w:t>稱這位將來的彌賽亞為「和平的君」。此外，祂的統治將帶來平安；這平安不僅臨到以色列，也要遍及全地（</w:t>
-      </w:r>
-      <w:hyperlink r:id="rId58">
-        <w:r>
-          <w:rPr>
-            <w:lang w:val="zh_TW" w:bidi="zh_TW"/>
-          </w:rPr>
-          <w:rPr>
-            <w:color w:val="0000EE"/>
-            <w:u w:val="single"/>
-          </w:rPr>
-          <w:t>撒9:9–10</w:t>
-        </w:r>
-      </w:hyperlink>
-      <w:r>
-        <w:rPr>
-          <w:lang w:val="zh_TW" w:bidi="zh_TW"/>
-        </w:rPr>
-        <w:t>）。舊約聖經在結束時，這個平安的盼望仍未完全實現，人們仍在等待它完全成就。</w:t>
-      </w:r>
-    </w:p>
-    <w:p>
-      <w:pPr>
-        <w:pStyle w:val="Heading3"/>
-      </w:pPr>
-      <w:r>
-        <w:rPr>
-          <w:lang w:val="zh_TW" w:bidi="zh_TW"/>
-        </w:rPr>
-        <w:t>在新約聖經中</w:t>
-      </w:r>
-    </w:p>
-    <w:p>
-      <w:pPr/>
-      <w:r>
-        <w:rPr>
-          <w:lang w:val="zh_TW" w:bidi="zh_TW"/>
-        </w:rPr>
-      </w:r>
-      <w:r>
-        <w:rPr>
-          <w:lang w:val="zh_TW" w:bidi="zh_TW"/>
-        </w:rPr>
-        <w:t>新約聖經中主要被譯為「平安」的希臘文是</w:t>
-      </w:r>
-      <w:r>
-        <w:rPr>
-          <w:i/>
-          <w:lang w:val="zh_TW" w:bidi="zh_TW"/>
-        </w:rPr>
-        <w:t>eirene。</w:t>
-      </w:r>
-      <w:r>
-        <w:rPr>
-          <w:lang w:val="zh_TW" w:bidi="zh_TW"/>
-        </w:rPr>
-        <w:t xml:space="preserve"> 這個詞原本在古典希臘文中有「安息」的意思，後來也包含了希伯來文「平安（shalom）」所表達的含義。像希伯來文「平安（shalom）」一樣，</w:t>
-      </w:r>
-      <w:r>
-        <w:rPr>
-          <w:i/>
-          <w:lang w:val="zh_TW" w:bidi="zh_TW"/>
-        </w:rPr>
-        <w:t xml:space="preserve"> eirene</w:t>
-      </w:r>
-      <w:r>
-        <w:rPr>
-          <w:lang w:val="zh_TW" w:bidi="zh_TW"/>
-        </w:rPr>
-        <w:t>也可以用為問安或道別的話語。「願你們平安」這類表達出現在</w:t>
-      </w:r>
-      <w:hyperlink r:id="rId59">
-        <w:r>
-          <w:rPr>
-            <w:lang w:val="zh_TW" w:bidi="zh_TW"/>
-          </w:rPr>
-          <w:rPr>
-            <w:color w:val="0000EE"/>
-            <w:u w:val="single"/>
-          </w:rPr>
-          <w:t>路加福音十章5節</w:t>
-        </w:r>
-      </w:hyperlink>
-      <w:r>
-        <w:rPr>
-          <w:lang w:val="zh_TW" w:bidi="zh_TW"/>
-        </w:rPr>
-        <w:t>，</w:t>
-      </w:r>
-      <w:hyperlink r:id="rId60">
-        <w:r>
-          <w:rPr>
-            <w:lang w:val="zh_TW" w:bidi="zh_TW"/>
-          </w:rPr>
-          <w:rPr>
-            <w:color w:val="0000EE"/>
-            <w:u w:val="single"/>
-          </w:rPr>
-          <w:t>加拉太書六章16節</w:t>
-        </w:r>
-      </w:hyperlink>
-      <w:r>
-        <w:rPr>
-          <w:lang w:val="zh_TW" w:bidi="zh_TW"/>
-        </w:rPr>
-        <w:t>，和</w:t>
-      </w:r>
-      <w:hyperlink r:id="rId61">
-        <w:r>
-          <w:rPr>
-            <w:lang w:val="zh_TW" w:bidi="zh_TW"/>
-          </w:rPr>
-          <w:rPr>
-            <w:color w:val="0000EE"/>
-            <w:u w:val="single"/>
-          </w:rPr>
-          <w:t>雅各書二章16節</w:t>
-        </w:r>
-      </w:hyperlink>
-      <w:r>
-        <w:rPr>
-          <w:lang w:val="zh_TW" w:bidi="zh_TW"/>
-        </w:rPr>
-        <w:t>（參</w:t>
-      </w:r>
-      <w:hyperlink r:id="rId62">
-        <w:r>
-          <w:rPr>
-            <w:lang w:val="zh_TW" w:bidi="zh_TW"/>
-          </w:rPr>
-          <w:rPr>
-            <w:color w:val="0000EE"/>
-            <w:u w:val="single"/>
-          </w:rPr>
-          <w:t>約20:19</w:t>
+          <w:t>代上1:12</w:t>
         </w:r>
       </w:hyperlink>
       <w:r>
@@ -1718,1071 +297,19 @@
           <w:i/>
           <w:lang w:val="zh_TW" w:bidi="zh_TW"/>
         </w:rPr>
-        <w:t>Eirene</w:t>
+        <w:t>見</w:t>
       </w:r>
       <w:r>
         <w:rPr>
           <w:lang w:val="zh_TW" w:bidi="zh_TW"/>
         </w:rPr>
-        <w:t>也可以指終止衝突，無論是國與國之間（</w:t>
-      </w:r>
-      <w:hyperlink r:id="rId63">
-        <w:r>
-          <w:rPr>
-            <w:lang w:val="zh_TW" w:bidi="zh_TW"/>
-          </w:rPr>
-          <w:rPr>
-            <w:color w:val="0000EE"/>
-            <w:u w:val="single"/>
-          </w:rPr>
-          <w:t>路14:32</w:t>
-        </w:r>
-      </w:hyperlink>
-      <w:r>
-        <w:rPr>
-          <w:lang w:val="zh_TW" w:bidi="zh_TW"/>
-        </w:rPr>
-        <w:t>；</w:t>
-      </w:r>
-      <w:hyperlink r:id="rId64">
-        <w:r>
-          <w:rPr>
-            <w:lang w:val="zh_TW" w:bidi="zh_TW"/>
-          </w:rPr>
-          <w:rPr>
-            <w:color w:val="0000EE"/>
-            <w:u w:val="single"/>
-          </w:rPr>
-          <w:t>徒12:20</w:t>
-        </w:r>
-      </w:hyperlink>
-      <w:r>
-        <w:rPr>
-          <w:lang w:val="zh_TW" w:bidi="zh_TW"/>
-        </w:rPr>
-        <w:t>），還是人與人之間（</w:t>
-      </w:r>
-      <w:hyperlink r:id="rId65">
-        <w:r>
-          <w:rPr>
-            <w:lang w:val="zh_TW" w:bidi="zh_TW"/>
-          </w:rPr>
-          <w:rPr>
-            <w:color w:val="0000EE"/>
-            <w:u w:val="single"/>
-          </w:rPr>
-          <w:t>羅14:19</w:t>
-        </w:r>
-      </w:hyperlink>
-      <w:r>
-        <w:rPr>
-          <w:lang w:val="zh_TW" w:bidi="zh_TW"/>
-        </w:rPr>
-        <w:t>；</w:t>
-      </w:r>
-      <w:hyperlink r:id="rId66">
-        <w:r>
-          <w:rPr>
-            <w:lang w:val="zh_TW" w:bidi="zh_TW"/>
-          </w:rPr>
-          <w:rPr>
-            <w:color w:val="0000EE"/>
-            <w:u w:val="single"/>
-          </w:rPr>
-          <w:t>弗4:3</w:t>
-        </w:r>
-      </w:hyperlink>
-      <w:r>
-        <w:rPr>
-          <w:lang w:val="zh_TW" w:bidi="zh_TW"/>
-        </w:rPr>
-        <w:t>）。此外，它也可以指家庭中的和睦與安寧（參</w:t>
-      </w:r>
-      <w:hyperlink r:id="rId67">
-        <w:r>
-          <w:rPr>
-            <w:lang w:val="zh_TW" w:bidi="zh_TW"/>
-          </w:rPr>
-          <w:rPr>
-            <w:color w:val="0000EE"/>
-            <w:u w:val="single"/>
-          </w:rPr>
-          <w:t>林前7:15</w:t>
-        </w:r>
-      </w:hyperlink>
-      <w:r>
-        <w:rPr>
-          <w:lang w:val="zh_TW" w:bidi="zh_TW"/>
-        </w:rPr>
-        <w:t>）。</w:t>
-      </w:r>
-    </w:p>
-    <w:p>
-      <w:pPr>
-        <w:pStyle w:val="Heading4"/>
-      </w:pPr>
-      <w:r>
-        <w:rPr>
-          <w:lang w:val="zh_TW" w:bidi="zh_TW"/>
-        </w:rPr>
-        <w:t>耶穌帶來神的平安</w:t>
-      </w:r>
-    </w:p>
-    <w:p>
-      <w:pPr/>
-      <w:r>
-        <w:rPr>
-          <w:lang w:val="zh_TW" w:bidi="zh_TW"/>
-        </w:rPr>
+        <w:t>巴忒羅</w:t>
       </w:r>
       <w:r>
         <w:rPr>
           <w:lang w:val="zh_TW" w:bidi="zh_TW"/>
         </w:rPr>
-        <w:t>耶穌在祂的事工中成就了舊約聖經中有關平安的盼望。在撒迦利亞的「撒迦利亞頌（Benedictus）」中，人們期待著彌賽亞耶穌的到來，因其要「把我們的腳引到平安的路上」（</w:t>
-      </w:r>
-      <w:hyperlink r:id="rId68">
-        <w:r>
-          <w:rPr>
-            <w:lang w:val="zh_TW" w:bidi="zh_TW"/>
-          </w:rPr>
-          <w:rPr>
-            <w:color w:val="0000EE"/>
-            <w:u w:val="single"/>
-          </w:rPr>
-          <w:t>路1:67–79</w:t>
-        </w:r>
-      </w:hyperlink>
-      <w:r>
-        <w:rPr>
-          <w:lang w:val="zh_TW" w:bidi="zh_TW"/>
-        </w:rPr>
-        <w:t>）。天使向牧羊人報喜時，也宣告耶穌要將神的平安帶給人（</w:t>
-      </w:r>
-      <w:hyperlink r:id="rId69">
-        <w:r>
-          <w:rPr>
-            <w:lang w:val="zh_TW" w:bidi="zh_TW"/>
-          </w:rPr>
-          <w:rPr>
-            <w:color w:val="0000EE"/>
-            <w:u w:val="single"/>
-          </w:rPr>
-          <w:t>2:14</w:t>
-        </w:r>
-      </w:hyperlink>
-      <w:r>
-        <w:rPr>
-          <w:lang w:val="zh_TW" w:bidi="zh_TW"/>
-        </w:rPr>
-        <w:t>）。換句話說，耶穌作為彌賽亞，要將神的平安帶給祂的百姓。約翰福音也顯示耶穌明白自己的使命正是如此。這份人們長久盼望的、從神而來的平安，成為耶穌留給門徒最後的禮物（</w:t>
-      </w:r>
-      <w:hyperlink r:id="rId70">
-        <w:r>
-          <w:rPr>
-            <w:lang w:val="zh_TW" w:bidi="zh_TW"/>
-          </w:rPr>
-          <w:rPr>
-            <w:color w:val="0000EE"/>
-            <w:u w:val="single"/>
-          </w:rPr>
-          <w:t>約14:27</w:t>
-        </w:r>
-      </w:hyperlink>
-      <w:r>
-        <w:rPr>
-          <w:lang w:val="zh_TW" w:bidi="zh_TW"/>
-        </w:rPr>
-        <w:t>）。當耶穌向門徒吹一口氣，把聖靈賜給他們時，祂也把平安賜給他們（</w:t>
-      </w:r>
-      <w:hyperlink r:id="rId71">
-        <w:r>
-          <w:rPr>
-            <w:lang w:val="zh_TW" w:bidi="zh_TW"/>
-          </w:rPr>
-          <w:rPr>
-            <w:color w:val="0000EE"/>
-            <w:u w:val="single"/>
-          </w:rPr>
-          <w:t>20:19–22</w:t>
-        </w:r>
-      </w:hyperlink>
-      <w:r>
-        <w:rPr>
-          <w:lang w:val="zh_TW" w:bidi="zh_TW"/>
-        </w:rPr>
-        <w:t>）。</w:t>
-      </w:r>
-    </w:p>
-    <w:p>
-      <w:pPr/>
-      <w:r>
-        <w:rPr>
-          <w:lang w:val="zh_TW" w:bidi="zh_TW"/>
-        </w:rPr>
-      </w:r>
-      <w:r>
-        <w:rPr>
-          <w:lang w:val="zh_TW" w:bidi="zh_TW"/>
-        </w:rPr>
-        <w:t>耶穌所帶來這份平安的本質，也許要從它不是什麼來說明會更容易理解。它不表示一切緊張局面都會結束，也不表示戰爭不再存在。它也不只是家中的安寧，也不像世人所理解的平安（</w:t>
-      </w:r>
-      <w:hyperlink r:id="rId72">
-        <w:r>
-          <w:rPr>
-            <w:lang w:val="zh_TW" w:bidi="zh_TW"/>
-          </w:rPr>
-          <w:rPr>
-            <w:color w:val="0000EE"/>
-            <w:u w:val="single"/>
-          </w:rPr>
-          <w:t>路12:51–53</w:t>
-        </w:r>
-      </w:hyperlink>
-      <w:r>
-        <w:rPr>
-          <w:lang w:val="zh_TW" w:bidi="zh_TW"/>
-        </w:rPr>
-        <w:t>；</w:t>
-      </w:r>
-      <w:hyperlink r:id="rId70">
-        <w:r>
-          <w:rPr>
-            <w:lang w:val="zh_TW" w:bidi="zh_TW"/>
-          </w:rPr>
-          <w:rPr>
-            <w:color w:val="0000EE"/>
-            <w:u w:val="single"/>
-          </w:rPr>
-          <w:t>約14:27</w:t>
-        </w:r>
-      </w:hyperlink>
-      <w:r>
-        <w:rPr>
-          <w:lang w:val="zh_TW" w:bidi="zh_TW"/>
-        </w:rPr>
-        <w:t>，</w:t>
-      </w:r>
-      <w:hyperlink r:id="rId73">
-        <w:r>
-          <w:rPr>
-            <w:lang w:val="zh_TW" w:bidi="zh_TW"/>
-          </w:rPr>
-          <w:rPr>
-            <w:color w:val="0000EE"/>
-            <w:u w:val="single"/>
-          </w:rPr>
-          <w:t>16:32–33</w:t>
-        </w:r>
-      </w:hyperlink>
-      <w:r>
-        <w:rPr>
-          <w:lang w:val="zh_TW" w:bidi="zh_TW"/>
-        </w:rPr>
-        <w:t>）。平安的來到有時甚至會顛覆人的期待，因為它可能打破原有的人際關係。馬太福音指出，平安有時會像一把使家人分開的「刀兵」（</w:t>
-      </w:r>
-      <w:hyperlink r:id="rId74">
-        <w:r>
-          <w:rPr>
-            <w:lang w:val="zh_TW" w:bidi="zh_TW"/>
-          </w:rPr>
-          <w:rPr>
-            <w:color w:val="0000EE"/>
-            <w:u w:val="single"/>
-          </w:rPr>
-          <w:t>太10:34–37</w:t>
-        </w:r>
-      </w:hyperlink>
-      <w:r>
-        <w:rPr>
-          <w:lang w:val="zh_TW" w:bidi="zh_TW"/>
-        </w:rPr>
-        <w:t>）。事實上，耶穌所賜的平安，就是祂用自己的血所立新約的本質與特徵。這約使神與人和好（</w:t>
-      </w:r>
-      <w:hyperlink r:id="rId75">
-        <w:r>
-          <w:rPr>
-            <w:lang w:val="zh_TW" w:bidi="zh_TW"/>
-          </w:rPr>
-          <w:rPr>
-            <w:color w:val="0000EE"/>
-            <w:u w:val="single"/>
-          </w:rPr>
-          <w:t>羅5:1</w:t>
-        </w:r>
-      </w:hyperlink>
-      <w:r>
-        <w:rPr>
-          <w:lang w:val="zh_TW" w:bidi="zh_TW"/>
-        </w:rPr>
-        <w:t>；</w:t>
-      </w:r>
-      <w:hyperlink r:id="rId76">
-        <w:r>
-          <w:rPr>
-            <w:lang w:val="zh_TW" w:bidi="zh_TW"/>
-          </w:rPr>
-          <w:rPr>
-            <w:color w:val="0000EE"/>
-            <w:u w:val="single"/>
-          </w:rPr>
-          <w:t>西1:20</w:t>
-        </w:r>
-      </w:hyperlink>
-      <w:r>
-        <w:rPr>
-          <w:lang w:val="zh_TW" w:bidi="zh_TW"/>
-        </w:rPr>
-        <w:t>），也為原本彼此隔絕的人建立和好的根基（</w:t>
-      </w:r>
-      <w:hyperlink r:id="rId77">
-        <w:r>
-          <w:rPr>
-            <w:lang w:val="zh_TW" w:bidi="zh_TW"/>
-          </w:rPr>
-          <w:rPr>
-            <w:color w:val="0000EE"/>
-            <w:u w:val="single"/>
-          </w:rPr>
-          <w:t>弗2:14–22</w:t>
-        </w:r>
-      </w:hyperlink>
-      <w:r>
-        <w:rPr>
-          <w:lang w:val="zh_TW" w:bidi="zh_TW"/>
-        </w:rPr>
-        <w:t>）。</w:t>
-      </w:r>
-    </w:p>
-    <w:p>
-      <w:pPr>
-        <w:pStyle w:val="Heading4"/>
-      </w:pPr>
-      <w:r>
-        <w:rPr>
-          <w:lang w:val="zh_TW" w:bidi="zh_TW"/>
-        </w:rPr>
-        <w:t>早期教會如何理解平安？</w:t>
-      </w:r>
-    </w:p>
-    <w:p>
-      <w:pPr/>
-      <w:r>
-        <w:rPr>
-          <w:lang w:val="zh_TW" w:bidi="zh_TW"/>
-        </w:rPr>
-      </w:r>
-      <w:r>
-        <w:rPr>
-          <w:lang w:val="zh_TW" w:bidi="zh_TW"/>
-        </w:rPr>
-        <w:t>早期教會認為，「平安」就是神在末後要賜下的救恩，而神已經藉著耶穌基督把這救恩賜給人了（參</w:t>
-      </w:r>
-      <w:hyperlink r:id="rId78">
-        <w:r>
-          <w:rPr>
-            <w:lang w:val="zh_TW" w:bidi="zh_TW"/>
-          </w:rPr>
-          <w:rPr>
-            <w:color w:val="0000EE"/>
-            <w:u w:val="single"/>
-          </w:rPr>
-          <w:t>腓4:7–9</w:t>
-        </w:r>
-      </w:hyperlink>
-      <w:r>
-        <w:rPr>
-          <w:lang w:val="zh_TW" w:bidi="zh_TW"/>
-        </w:rPr>
-        <w:t>）。這種對「平安」的理解，也改變了基督徒群體中「平平安安地去吧」這句問候語的含義。保羅經常在書信開頭寫下「恩惠、平安」的問候（</w:t>
-      </w:r>
-      <w:hyperlink r:id="rId79">
-        <w:r>
-          <w:rPr>
-            <w:lang w:val="zh_TW" w:bidi="zh_TW"/>
-          </w:rPr>
-          <w:rPr>
-            <w:color w:val="0000EE"/>
-            <w:u w:val="single"/>
-          </w:rPr>
-          <w:t>林前1:3</w:t>
-        </w:r>
-      </w:hyperlink>
-      <w:r>
-        <w:rPr>
-          <w:lang w:val="zh_TW" w:bidi="zh_TW"/>
-        </w:rPr>
-        <w:t>；</w:t>
-      </w:r>
-      <w:hyperlink r:id="rId80">
-        <w:r>
-          <w:rPr>
-            <w:lang w:val="zh_TW" w:bidi="zh_TW"/>
-          </w:rPr>
-          <w:rPr>
-            <w:color w:val="0000EE"/>
-            <w:u w:val="single"/>
-          </w:rPr>
-          <w:t>林後1:2</w:t>
-        </w:r>
-      </w:hyperlink>
-      <w:r>
-        <w:rPr>
-          <w:lang w:val="zh_TW" w:bidi="zh_TW"/>
-        </w:rPr>
-        <w:t>；</w:t>
-      </w:r>
-      <w:hyperlink r:id="rId81">
-        <w:r>
-          <w:rPr>
-            <w:lang w:val="zh_TW" w:bidi="zh_TW"/>
-          </w:rPr>
-          <w:rPr>
-            <w:color w:val="0000EE"/>
-            <w:u w:val="single"/>
-          </w:rPr>
-          <w:t>加1:3</w:t>
-        </w:r>
-      </w:hyperlink>
-      <w:r>
-        <w:rPr>
-          <w:lang w:val="zh_TW" w:bidi="zh_TW"/>
-        </w:rPr>
-        <w:t>；</w:t>
-      </w:r>
-      <w:hyperlink r:id="rId82">
-        <w:r>
-          <w:rPr>
-            <w:lang w:val="zh_TW" w:bidi="zh_TW"/>
-          </w:rPr>
-          <w:rPr>
-            <w:color w:val="0000EE"/>
-            <w:u w:val="single"/>
-          </w:rPr>
-          <w:t>弗1:2</w:t>
-        </w:r>
-      </w:hyperlink>
-      <w:r>
-        <w:rPr>
-          <w:lang w:val="zh_TW" w:bidi="zh_TW"/>
-        </w:rPr>
-        <w:t>，等等；另參</w:t>
-      </w:r>
-      <w:hyperlink r:id="rId83">
-        <w:r>
-          <w:rPr>
-            <w:lang w:val="zh_TW" w:bidi="zh_TW"/>
-          </w:rPr>
-          <w:rPr>
-            <w:color w:val="0000EE"/>
-            <w:u w:val="single"/>
-          </w:rPr>
-          <w:t>彼前1:2</w:t>
-        </w:r>
-      </w:hyperlink>
-      <w:r>
-        <w:rPr>
-          <w:lang w:val="zh_TW" w:bidi="zh_TW"/>
-        </w:rPr>
-        <w:t>；</w:t>
-      </w:r>
-      <w:hyperlink r:id="rId84">
-        <w:r>
-          <w:rPr>
-            <w:lang w:val="zh_TW" w:bidi="zh_TW"/>
-          </w:rPr>
-          <w:rPr>
-            <w:color w:val="0000EE"/>
-            <w:u w:val="single"/>
-          </w:rPr>
-          <w:t>約二1:3</w:t>
-        </w:r>
-      </w:hyperlink>
-      <w:r>
-        <w:rPr>
-          <w:lang w:val="zh_TW" w:bidi="zh_TW"/>
-        </w:rPr>
-        <w:t>；</w:t>
-      </w:r>
-      <w:hyperlink r:id="rId85">
-        <w:r>
-          <w:rPr>
-            <w:lang w:val="zh_TW" w:bidi="zh_TW"/>
-          </w:rPr>
-          <w:rPr>
-            <w:color w:val="0000EE"/>
-            <w:u w:val="single"/>
-          </w:rPr>
-          <w:t>猶2</w:t>
-        </w:r>
-      </w:hyperlink>
-      <w:r>
-        <w:rPr>
-          <w:lang w:val="zh_TW" w:bidi="zh_TW"/>
-        </w:rPr>
-        <w:t>；</w:t>
-      </w:r>
-      <w:hyperlink r:id="rId86">
-        <w:r>
-          <w:rPr>
-            <w:lang w:val="zh_TW" w:bidi="zh_TW"/>
-          </w:rPr>
-          <w:rPr>
-            <w:color w:val="0000EE"/>
-            <w:u w:val="single"/>
-          </w:rPr>
-          <w:t>啟1:4</w:t>
-        </w:r>
-      </w:hyperlink>
-      <w:r>
-        <w:rPr>
-          <w:lang w:val="zh_TW" w:bidi="zh_TW"/>
-        </w:rPr>
-        <w:t>）。這句話不只是保羅向收信人表達平安的祝願，更是提醒他們：藉著基督，信徒在現今就能領受彌賽亞所賜的恩典。因此，聖經甚至稱耶穌自己使「我們和睦」（</w:t>
-      </w:r>
-      <w:hyperlink r:id="rId87">
-        <w:r>
-          <w:rPr>
-            <w:lang w:val="zh_TW" w:bidi="zh_TW"/>
-          </w:rPr>
-          <w:rPr>
-            <w:color w:val="0000EE"/>
-            <w:u w:val="single"/>
-          </w:rPr>
-          <w:t>弗2:14</w:t>
-        </w:r>
-      </w:hyperlink>
-      <w:r>
-        <w:rPr>
-          <w:lang w:val="zh_TW" w:bidi="zh_TW"/>
-        </w:rPr>
-        <w:t>）。同樣，神因著基督使人與祂和好，也被稱為「賜平安的神」（</w:t>
-      </w:r>
-      <w:hyperlink r:id="rId88">
-        <w:r>
-          <w:rPr>
-            <w:lang w:val="zh_TW" w:bidi="zh_TW"/>
-          </w:rPr>
-          <w:rPr>
-            <w:color w:val="0000EE"/>
-            <w:u w:val="single"/>
-          </w:rPr>
-          <w:t>腓4:9</w:t>
-        </w:r>
-      </w:hyperlink>
-      <w:r>
-        <w:rPr>
-          <w:lang w:val="zh_TW" w:bidi="zh_TW"/>
-        </w:rPr>
-        <w:t>；</w:t>
-      </w:r>
-      <w:hyperlink r:id="rId89">
-        <w:r>
-          <w:rPr>
-            <w:lang w:val="zh_TW" w:bidi="zh_TW"/>
-          </w:rPr>
-          <w:rPr>
-            <w:color w:val="0000EE"/>
-            <w:u w:val="single"/>
-          </w:rPr>
-          <w:t>西3:15</w:t>
-        </w:r>
-      </w:hyperlink>
-      <w:r>
-        <w:rPr>
-          <w:lang w:val="zh_TW" w:bidi="zh_TW"/>
-        </w:rPr>
-        <w:t>）。</w:t>
-      </w:r>
-    </w:p>
-    <w:p>
-      <w:pPr/>
-      <w:r>
-        <w:rPr>
-          <w:lang w:val="zh_TW" w:bidi="zh_TW"/>
-        </w:rPr>
-      </w:r>
-      <w:r>
-        <w:rPr>
-          <w:lang w:val="zh_TW" w:bidi="zh_TW"/>
-        </w:rPr>
-        <w:t>藉著基督所賜下、使人與神和好的這份平安，也向基督徒提出了道德上的要求。既然領受了這份恩賜，信徒就應當在教會中實踐「平安」（人與人彼此和好）。平安既是聖靈所結的果子之一（</w:t>
-      </w:r>
-      <w:hyperlink r:id="rId90">
-        <w:r>
-          <w:rPr>
-            <w:lang w:val="zh_TW" w:bidi="zh_TW"/>
-          </w:rPr>
-          <w:rPr>
-            <w:color w:val="0000EE"/>
-            <w:u w:val="single"/>
-          </w:rPr>
-          <w:t>加5:22</w:t>
-        </w:r>
-      </w:hyperlink>
-      <w:r>
-        <w:rPr>
-          <w:lang w:val="zh_TW" w:bidi="zh_TW"/>
-        </w:rPr>
-        <w:t>），基督徒在與人相處時，也應當以追求平安為目標（</w:t>
-      </w:r>
-      <w:hyperlink r:id="rId91">
-        <w:r>
-          <w:rPr>
-            <w:lang w:val="zh_TW" w:bidi="zh_TW"/>
-          </w:rPr>
-          <w:rPr>
-            <w:color w:val="0000EE"/>
-            <w:u w:val="single"/>
-          </w:rPr>
-          <w:t>羅12:18</w:t>
-        </w:r>
-      </w:hyperlink>
-      <w:r>
-        <w:rPr>
-          <w:lang w:val="zh_TW" w:bidi="zh_TW"/>
-        </w:rPr>
-        <w:t>，</w:t>
-      </w:r>
-      <w:hyperlink r:id="rId65">
-        <w:r>
-          <w:rPr>
-            <w:lang w:val="zh_TW" w:bidi="zh_TW"/>
-          </w:rPr>
-          <w:rPr>
-            <w:color w:val="0000EE"/>
-            <w:u w:val="single"/>
-          </w:rPr>
-          <w:t>14:19</w:t>
-        </w:r>
-      </w:hyperlink>
-      <w:r>
-        <w:rPr>
-          <w:lang w:val="zh_TW" w:bidi="zh_TW"/>
-        </w:rPr>
-        <w:t>；</w:t>
-      </w:r>
-      <w:hyperlink r:id="rId92">
-        <w:r>
-          <w:rPr>
-            <w:lang w:val="zh_TW" w:bidi="zh_TW"/>
-          </w:rPr>
-          <w:rPr>
-            <w:color w:val="0000EE"/>
-            <w:u w:val="single"/>
-          </w:rPr>
-          <w:t>來12:14</w:t>
-        </w:r>
-      </w:hyperlink>
-      <w:r>
-        <w:rPr>
-          <w:lang w:val="zh_TW" w:bidi="zh_TW"/>
-        </w:rPr>
-        <w:t>）。</w:t>
-      </w:r>
-      <w:r>
-        <w:rPr>
-          <w:lang w:val="zh_TW" w:bidi="zh_TW"/>
-        </w:rPr>
-      </w:r>
-      <w:r>
-        <w:rPr>
-          <w:lang w:val="zh_TW" w:bidi="zh_TW"/>
-        </w:rPr>
-      </w:r>
-    </w:p>
-    <w:p>
-      <w:pPr/>
-      <w:r>
-        <w:rPr>
-          <w:lang w:val="zh_TW" w:bidi="zh_TW"/>
-        </w:rPr>
-      </w:r>
-    </w:p>
-    <w:p>
-      <w:pPr>
-        <w:pStyle w:val="Heading2"/>
-      </w:pPr>
-      <w:r>
-        <w:rPr>
-          <w:lang w:val="zh_TW" w:bidi="zh_TW"/>
-        </w:rPr>
-        <w:t>平原的各城</w:t>
-      </w:r>
-      <w:r>
-        <w:rPr>
-          <w:lang w:val="zh_TW" w:bidi="zh_TW"/>
-        </w:rPr>
-      </w:r>
-    </w:p>
-    <w:p>
-      <w:pPr/>
-      <w:r>
-        <w:rPr>
-          <w:lang w:val="zh_TW" w:bidi="zh_TW"/>
-        </w:rPr>
-      </w:r>
-      <w:r>
-        <w:rPr>
-          <w:lang w:val="zh_TW" w:bidi="zh_TW"/>
-        </w:rPr>
-        <w:t>位於約旦河平原或盆地的五個城市，也被稱為「谷中之城」。這個地區非常肥沃，當亞伯拉罕與侄兒羅得需要分開他們的羊群和牛群時，吸引了羅得靠近（</w:t>
-      </w:r>
-      <w:hyperlink r:id="rId93">
-        <w:r>
-          <w:rPr>
-            <w:lang w:val="zh_TW" w:bidi="zh_TW"/>
-          </w:rPr>
-          <w:rPr>
-            <w:color w:val="0000EE"/>
-            <w:u w:val="single"/>
-          </w:rPr>
-          <w:t>創13:10–12</w:t>
-        </w:r>
-      </w:hyperlink>
-      <w:r>
-        <w:rPr>
-          <w:lang w:val="zh_TW" w:bidi="zh_TW"/>
-        </w:rPr>
-        <w:t>）。這些城市的名稱是：</w:t>
-      </w:r>
-    </w:p>
-    <w:p>
-      <w:pPr>
-        <w:pStyle w:val="ListBullet"/>
-        <w:spacing w:line="240" w:lineRule="auto"/>
-        <w:ind w:left="720"/>
-      </w:pPr>
-      <w:r>
-        <w:rPr>
-          <w:lang w:val="zh_TW" w:bidi="zh_TW"/>
-        </w:rPr>
-      </w:r>
-      <w:r>
-        <w:rPr>
-          <w:lang w:val="zh_TW" w:bidi="zh_TW"/>
-        </w:rPr>
-        <w:t>所多瑪</w:t>
-      </w:r>
-    </w:p>
-    <w:p>
-      <w:pPr>
-        <w:pStyle w:val="ListBullet"/>
-        <w:spacing w:line="240" w:lineRule="auto"/>
-        <w:ind w:left="720"/>
-      </w:pPr>
-      <w:r>
-        <w:rPr>
-          <w:lang w:val="zh_TW" w:bidi="zh_TW"/>
-        </w:rPr>
-      </w:r>
-      <w:r>
-        <w:rPr>
-          <w:lang w:val="zh_TW" w:bidi="zh_TW"/>
-        </w:rPr>
-        <w:t>蛾摩拉</w:t>
-      </w:r>
-    </w:p>
-    <w:p>
-      <w:pPr>
-        <w:pStyle w:val="ListBullet"/>
-        <w:spacing w:line="240" w:lineRule="auto"/>
-        <w:ind w:left="720"/>
-      </w:pPr>
-      <w:r>
-        <w:rPr>
-          <w:lang w:val="zh_TW" w:bidi="zh_TW"/>
-        </w:rPr>
-      </w:r>
-      <w:r>
-        <w:rPr>
-          <w:lang w:val="zh_TW" w:bidi="zh_TW"/>
-        </w:rPr>
-        <w:t>亞瑪</w:t>
-      </w:r>
-    </w:p>
-    <w:p>
-      <w:pPr>
-        <w:pStyle w:val="ListBullet"/>
-        <w:spacing w:line="240" w:lineRule="auto"/>
-        <w:ind w:left="720"/>
-      </w:pPr>
-      <w:r>
-        <w:rPr>
-          <w:lang w:val="zh_TW" w:bidi="zh_TW"/>
-        </w:rPr>
-      </w:r>
-      <w:r>
-        <w:rPr>
-          <w:lang w:val="zh_TW" w:bidi="zh_TW"/>
-        </w:rPr>
-        <w:t>洗淨</w:t>
-      </w:r>
-    </w:p>
-    <w:p>
-      <w:pPr>
-        <w:pStyle w:val="ListBullet"/>
-        <w:spacing w:line="240" w:lineRule="auto"/>
-        <w:ind w:left="720"/>
-      </w:pPr>
-      <w:r>
-        <w:rPr>
-          <w:lang w:val="zh_TW" w:bidi="zh_TW"/>
-        </w:rPr>
-      </w:r>
-      <w:r>
-        <w:rPr>
-          <w:lang w:val="zh_TW" w:bidi="zh_TW"/>
-        </w:rPr>
-        <w:t>比拉（後來被稱為瑣珥）</w:t>
-      </w:r>
-    </w:p>
-    <w:p>
-      <w:pPr/>
-      <w:r>
-        <w:rPr>
-          <w:lang w:val="zh_TW" w:bidi="zh_TW"/>
-        </w:rPr>
-      </w:r>
-      <w:r>
-        <w:rPr>
-          <w:lang w:val="zh_TW" w:bidi="zh_TW"/>
-        </w:rPr>
-        <w:t>每一個城都可能是城邦，意味著它們都有自己的王。</w:t>
-      </w:r>
-    </w:p>
-    <w:p>
-      <w:pPr/>
-      <w:r>
-        <w:rPr>
-          <w:lang w:val="zh_TW" w:bidi="zh_TW"/>
-        </w:rPr>
-      </w:r>
-      <w:r>
-        <w:rPr>
-          <w:lang w:val="zh_TW" w:bidi="zh_TW"/>
-        </w:rPr>
-        <w:t>這些城市在聖經中以四種方式發揮重要作用：</w:t>
-      </w:r>
-    </w:p>
-    <w:p>
-      <w:pPr>
-        <w:pStyle w:val="ListNumber"/>
-        <w:numPr>
-          <w:ilvl w:val="0"/>
-          <w:numId w:val="14"/>
-        </w:numPr>
-        <w:spacing w:line="240" w:lineRule="auto"/>
-        <w:ind w:left="720"/>
-      </w:pPr>
-      <w:r>
-        <w:rPr>
-          <w:lang w:val="zh_TW" w:bidi="zh_TW"/>
-        </w:rPr>
-      </w:r>
-      <w:r>
-        <w:rPr>
-          <w:lang w:val="zh_TW" w:bidi="zh_TW"/>
-        </w:rPr>
-        <w:t>這些地區讓羅得找到地方可以定居，最終他選擇住在所多瑪城。</w:t>
-      </w:r>
-    </w:p>
-    <w:p>
-      <w:pPr>
-        <w:pStyle w:val="ListNumber"/>
-        <w:spacing w:line="240" w:lineRule="auto"/>
-        <w:ind w:left="720"/>
-      </w:pPr>
-      <w:r>
-        <w:rPr>
-          <w:lang w:val="zh_TW" w:bidi="zh_TW"/>
-        </w:rPr>
-      </w:r>
-      <w:r>
-        <w:rPr>
-          <w:lang w:val="zh_TW" w:bidi="zh_TW"/>
-        </w:rPr>
-        <w:t>這些城市的五位王，與來自東方遙遠地區的四王所領導的更強勢力作戰。他們被擊敗，城市被洗劫一空。入侵者帶走大量的財物和俘虜，包括婦女和兒童（</w:t>
-      </w:r>
-      <w:hyperlink r:id="rId94">
-        <w:r>
-          <w:rPr>
-            <w:lang w:val="zh_TW" w:bidi="zh_TW"/>
-          </w:rPr>
-          <w:rPr>
-            <w:color w:val="0000EE"/>
-            <w:u w:val="single"/>
-          </w:rPr>
-          <w:t>創14</w:t>
-        </w:r>
-      </w:hyperlink>
-      <w:r>
-        <w:rPr>
-          <w:lang w:val="zh_TW" w:bidi="zh_TW"/>
-        </w:rPr>
-        <w:t>）。羅得是被俘虜的人之一，促使亞伯拉罕發起一次成功的救援行動。他救回羅得、其他俘虜和被擄的財物。</w:t>
-      </w:r>
-    </w:p>
-    <w:p>
-      <w:pPr>
-        <w:pStyle w:val="ListNumber"/>
-        <w:spacing w:line="240" w:lineRule="auto"/>
-        <w:ind w:left="720"/>
-      </w:pPr>
-      <w:r>
-        <w:rPr>
-          <w:lang w:val="zh_TW" w:bidi="zh_TW"/>
-        </w:rPr>
-      </w:r>
-      <w:r>
-        <w:rPr>
-          <w:lang w:val="zh_TW" w:bidi="zh_TW"/>
-        </w:rPr>
-        <w:t>這些城市後來受到神的審判。他們的罪惡如此嚴重，即使是亞伯拉罕的代禱也無法拯救他們（</w:t>
-      </w:r>
-      <w:hyperlink r:id="rId95">
-        <w:r>
-          <w:rPr>
-            <w:lang w:val="zh_TW" w:bidi="zh_TW"/>
-          </w:rPr>
-          <w:rPr>
-            <w:color w:val="0000EE"/>
-            <w:u w:val="single"/>
-          </w:rPr>
-          <w:t>創18:22–33</w:t>
-        </w:r>
-      </w:hyperlink>
-      <w:r>
-        <w:rPr>
-          <w:lang w:val="zh_TW" w:bidi="zh_TW"/>
-        </w:rPr>
-        <w:t>）。他們的邪惡在所多瑪的暴民試圖傷害羅得客人的故事中突顯出來（</w:t>
-      </w:r>
-      <w:hyperlink r:id="rId96">
-        <w:r>
-          <w:rPr>
-            <w:lang w:val="zh_TW" w:bidi="zh_TW"/>
-          </w:rPr>
-          <w:rPr>
-            <w:color w:val="0000EE"/>
-            <w:u w:val="single"/>
-          </w:rPr>
-          <w:t>創19</w:t>
-        </w:r>
-      </w:hyperlink>
-      <w:r>
-        <w:rPr>
-          <w:lang w:val="zh_TW" w:bidi="zh_TW"/>
-        </w:rPr>
-        <w:t>）。不久之後，羅得和他的家人收到警告，要在城市被毀滅之前逃離。硫磺與火降下，摧毀了城市並徹底改變地貌。</w:t>
-      </w:r>
-    </w:p>
-    <w:p>
-      <w:pPr>
-        <w:pStyle w:val="ListNumber"/>
-        <w:spacing w:line="240" w:lineRule="auto"/>
-        <w:ind w:left="720"/>
-      </w:pPr>
-      <w:r>
-        <w:rPr>
-          <w:lang w:val="zh_TW" w:bidi="zh_TW"/>
-        </w:rPr>
-      </w:r>
-      <w:r>
-        <w:rPr>
-          <w:lang w:val="zh_TW" w:bidi="zh_TW"/>
-        </w:rPr>
-        <w:t>這些城市的毀滅見於舊約和新約的許多地方，用以警告神對罪的刑罰（</w:t>
-      </w:r>
-      <w:hyperlink r:id="rId97">
-        <w:r>
-          <w:rPr>
-            <w:lang w:val="zh_TW" w:bidi="zh_TW"/>
-          </w:rPr>
-          <w:rPr>
-            <w:color w:val="0000EE"/>
-            <w:u w:val="single"/>
-          </w:rPr>
-          <w:t>賽3:9</w:t>
-        </w:r>
-      </w:hyperlink>
-      <w:r>
-        <w:rPr>
-          <w:lang w:val="zh_TW" w:bidi="zh_TW"/>
-        </w:rPr>
-        <w:t>；</w:t>
-      </w:r>
-      <w:hyperlink r:id="rId98">
-        <w:r>
-          <w:rPr>
-            <w:lang w:val="zh_TW" w:bidi="zh_TW"/>
-          </w:rPr>
-          <w:rPr>
-            <w:color w:val="0000EE"/>
-            <w:u w:val="single"/>
-          </w:rPr>
-          <w:t>耶50:40</w:t>
-        </w:r>
-      </w:hyperlink>
-      <w:r>
-        <w:rPr>
-          <w:lang w:val="zh_TW" w:bidi="zh_TW"/>
-        </w:rPr>
-        <w:t>；</w:t>
-      </w:r>
-      <w:hyperlink r:id="rId99">
-        <w:r>
-          <w:rPr>
-            <w:lang w:val="zh_TW" w:bidi="zh_TW"/>
-          </w:rPr>
-          <w:rPr>
-            <w:color w:val="0000EE"/>
-            <w:u w:val="single"/>
-          </w:rPr>
-          <w:t>結16:46–56</w:t>
-        </w:r>
-      </w:hyperlink>
-      <w:r>
-        <w:rPr>
-          <w:lang w:val="zh_TW" w:bidi="zh_TW"/>
-        </w:rPr>
-        <w:t>；</w:t>
-      </w:r>
-      <w:hyperlink r:id="rId100">
-        <w:r>
-          <w:rPr>
-            <w:lang w:val="zh_TW" w:bidi="zh_TW"/>
-          </w:rPr>
-          <w:rPr>
-            <w:color w:val="0000EE"/>
-            <w:u w:val="single"/>
-          </w:rPr>
-          <w:t>太10:15</w:t>
-        </w:r>
-      </w:hyperlink>
-      <w:r>
-        <w:rPr>
-          <w:lang w:val="zh_TW" w:bidi="zh_TW"/>
-        </w:rPr>
-        <w:t>；</w:t>
-      </w:r>
-      <w:hyperlink r:id="rId101">
-        <w:r>
-          <w:rPr>
-            <w:lang w:val="zh_TW" w:bidi="zh_TW"/>
-          </w:rPr>
-          <w:rPr>
-            <w:color w:val="0000EE"/>
-            <w:u w:val="single"/>
-          </w:rPr>
-          <w:t>羅9:29</w:t>
-        </w:r>
-      </w:hyperlink>
-      <w:r>
-        <w:rPr>
-          <w:lang w:val="zh_TW" w:bidi="zh_TW"/>
-        </w:rPr>
-        <w:t>）。</w:t>
+        <w:t>。</w:t>
       </w:r>
       <w:r>
         <w:rPr>
@@ -4684,12 +2211,6 @@
   </w:num>
   <w:num w:numId="13" w16cid:durableId="592781308">
     <w:abstractNumId w:val="11"/>
-  </w:num>
-  <w:num w:numId="14">
-    <w:abstractNumId w:val="3"/>
-    <w:lvlOverride w:ilvl="0">
-      <w:startOverride w:val="1"/>
-    </w:lvlOverride>
   </w:num>
   <w:numIdMacAtCleanup w:val="10"/>
 </w:numbering>

--- a/zht/docx/118.content.docx
+++ b/zht/docx/118.content.docx
@@ -149,7 +149,7 @@
         <w:rPr>
           <w:lang w:val="zh_TW" w:bidi="zh_TW"/>
         </w:rPr>
-        <w:t>pa</w:t>
+        <w:t>nu</w:t>
       </w:r>
       <w:r>
         <w:rPr>
@@ -212,23 +212,12 @@
         <w:rPr>
           <w:lang w:val="zh_TW" w:bidi="zh_TW"/>
         </w:rPr>
-        <w:t>帕特魯細人</w:t>
-      </w:r>
-      <w:r>
-        <w:rPr>
-          <w:lang w:val="zh_TW" w:bidi="zh_TW"/>
-        </w:rPr>
-      </w:r>
-    </w:p>
-    <w:p>
-      <w:pPr>
-        <w:pStyle w:val="Heading2"/>
-      </w:pPr>
-      <w:r>
-        <w:rPr>
-          <w:lang w:val="zh_TW" w:bidi="zh_TW"/>
-        </w:rPr>
-        <w:t>帕斯魯細人</w:t>
+        <w:t>奴隸、奴隸制度</w:t>
+      </w:r>
+      <w:r>
+        <w:rPr>
+          <w:lang w:val="zh_TW" w:bidi="zh_TW"/>
+        </w:rPr>
       </w:r>
     </w:p>
     <w:p>
@@ -242,19 +231,46 @@
         <w:rPr>
           <w:lang w:val="zh_TW" w:bidi="zh_TW"/>
         </w:rPr>
-        <w:t>巴</w:t>
-      </w:r>
-      <w:r>
-        <w:rPr>
-          <w:lang w:val="zh_TW" w:bidi="zh_TW"/>
-        </w:rPr>
-        <w:t>忒</w:t>
-      </w:r>
-      <w:r>
-        <w:rPr>
-          <w:lang w:val="zh_TW" w:bidi="zh_TW"/>
-        </w:rPr>
-        <w:t>羅（Pathros）的居民，該地位於埃及南部（</w:t>
+        <w:t>奴隸是指被他人當作財產擁有的個人。奴隸制度則是建立這種主僕關係的體系。</w:t>
+      </w:r>
+    </w:p>
+    <w:p>
+      <w:pPr/>
+      <w:r>
+        <w:rPr>
+          <w:lang w:val="zh_TW" w:bidi="zh_TW"/>
+        </w:rPr>
+      </w:r>
+      <w:r>
+        <w:rPr>
+          <w:lang w:val="zh_TW" w:bidi="zh_TW"/>
+        </w:rPr>
+        <w:t>在古代，奴隸制在整個近東地區相當普遍，儘管這些社會的經濟並未依賴奴隸制運作。到了早期基督徒生活的羅馬帝國時期，奴隸制度已變得非常普遍，每兩個人中就有一人是奴隸。</w:t>
+      </w:r>
+    </w:p>
+    <w:p>
+      <w:pPr>
+        <w:pStyle w:val="Heading3"/>
+      </w:pPr>
+      <w:r>
+        <w:rPr>
+          <w:lang w:val="zh_TW" w:bidi="zh_TW"/>
+        </w:rPr>
+        <w:t>人是如何成為奴隸的？</w:t>
+      </w:r>
+    </w:p>
+    <w:p>
+      <w:pPr/>
+      <w:r>
+        <w:rPr>
+          <w:lang w:val="zh_TW" w:bidi="zh_TW"/>
+        </w:rPr>
+      </w:r>
+      <w:r>
+        <w:rPr>
+          <w:lang w:val="zh_TW" w:bidi="zh_TW"/>
+        </w:rPr>
+        <w:t>至少從公元前3000年開始，大多數奴隸是在戰爭中被擄的人（</w:t>
       </w:r>
       <w:hyperlink r:id="rId13">
         <w:r>
@@ -265,7 +281,7 @@
             <w:color w:val="0000EE"/>
             <w:u w:val="single"/>
           </w:rPr>
-          <w:t>創10:14</w:t>
+          <w:t>創14:21</w:t>
         </w:r>
       </w:hyperlink>
       <w:r>
@@ -283,27 +299,1404 @@
             <w:color w:val="0000EE"/>
             <w:u w:val="single"/>
           </w:rPr>
-          <w:t>代上1:12</w:t>
+          <w:t>民31:9</w:t>
         </w:r>
       </w:hyperlink>
       <w:r>
         <w:rPr>
           <w:lang w:val="zh_TW" w:bidi="zh_TW"/>
         </w:rPr>
+        <w:t>；</w:t>
+      </w:r>
+      <w:hyperlink r:id="rId15">
+        <w:r>
+          <w:rPr>
+            <w:lang w:val="zh_TW" w:bidi="zh_TW"/>
+          </w:rPr>
+          <w:rPr>
+            <w:color w:val="0000EE"/>
+            <w:u w:val="single"/>
+          </w:rPr>
+          <w:t>申20:14</w:t>
+        </w:r>
+      </w:hyperlink>
+      <w:r>
+        <w:rPr>
+          <w:lang w:val="zh_TW" w:bidi="zh_TW"/>
+        </w:rPr>
+        <w:t>；</w:t>
+      </w:r>
+      <w:hyperlink r:id="rId16">
+        <w:r>
+          <w:rPr>
+            <w:lang w:val="zh_TW" w:bidi="zh_TW"/>
+          </w:rPr>
+          <w:rPr>
+            <w:color w:val="0000EE"/>
+            <w:u w:val="single"/>
+          </w:rPr>
+          <w:t>士5:30</w:t>
+        </w:r>
+      </w:hyperlink>
+      <w:r>
+        <w:rPr>
+          <w:lang w:val="zh_TW" w:bidi="zh_TW"/>
+        </w:rPr>
+        <w:t>；</w:t>
+      </w:r>
+      <w:hyperlink r:id="rId17">
+        <w:r>
+          <w:rPr>
+            <w:lang w:val="zh_TW" w:bidi="zh_TW"/>
+          </w:rPr>
+          <w:rPr>
+            <w:color w:val="0000EE"/>
+            <w:u w:val="single"/>
+          </w:rPr>
+          <w:t>撒上4:9</w:t>
+        </w:r>
+      </w:hyperlink>
+      <w:r>
+        <w:rPr>
+          <w:lang w:val="zh_TW" w:bidi="zh_TW"/>
+        </w:rPr>
+        <w:t>；</w:t>
+      </w:r>
+      <w:hyperlink r:id="rId18">
+        <w:r>
+          <w:rPr>
+            <w:lang w:val="zh_TW" w:bidi="zh_TW"/>
+          </w:rPr>
+          <w:rPr>
+            <w:color w:val="0000EE"/>
+            <w:u w:val="single"/>
+          </w:rPr>
+          <w:t>王下5:2</w:t>
+        </w:r>
+      </w:hyperlink>
+      <w:r>
+        <w:rPr>
+          <w:lang w:val="zh_TW" w:bidi="zh_TW"/>
+        </w:rPr>
+        <w:t>；</w:t>
+      </w:r>
+      <w:hyperlink r:id="rId19">
+        <w:r>
+          <w:rPr>
+            <w:lang w:val="zh_TW" w:bidi="zh_TW"/>
+          </w:rPr>
+          <w:rPr>
+            <w:color w:val="0000EE"/>
+            <w:u w:val="single"/>
+          </w:rPr>
+          <w:t>代下28:8</w:t>
+        </w:r>
+      </w:hyperlink>
+      <w:r>
+        <w:rPr>
+          <w:lang w:val="zh_TW" w:bidi="zh_TW"/>
+        </w:rPr>
+        <w:t>）。這些俘虜會成為俘獲者的財產。</w:t>
+      </w:r>
+    </w:p>
+    <w:p>
+      <w:pPr/>
+      <w:r>
+        <w:rPr>
+          <w:lang w:val="zh_TW" w:bidi="zh_TW"/>
+        </w:rPr>
+      </w:r>
+      <w:r>
+        <w:rPr>
+          <w:lang w:val="zh_TW" w:bidi="zh_TW"/>
+        </w:rPr>
+        <w:t>人們可以從當地的其他奴隸主那裡購買奴隸。他們也可以從四處旅行的外國商人那裡購買，這些商人會將奴隸與布料、青銅製品及其它商品一同出售（</w:t>
+      </w:r>
+      <w:hyperlink r:id="rId20">
+        <w:r>
+          <w:rPr>
+            <w:lang w:val="zh_TW" w:bidi="zh_TW"/>
+          </w:rPr>
+          <w:rPr>
+            <w:color w:val="0000EE"/>
+            <w:u w:val="single"/>
+          </w:rPr>
+          <w:t>珥3:4–8</w:t>
+        </w:r>
+      </w:hyperlink>
+      <w:r>
+        <w:rPr>
+          <w:lang w:val="zh_TW" w:bidi="zh_TW"/>
+        </w:rPr>
+        <w:t>）。這就是約瑟的哥哥們將他賣給旅行商人（稱為以實瑪利人或米甸人）的過程，那些商人隨後將他賣給了一個埃及人（</w:t>
+      </w:r>
+      <w:hyperlink r:id="rId21">
+        <w:r>
+          <w:rPr>
+            <w:lang w:val="zh_TW" w:bidi="zh_TW"/>
+          </w:rPr>
+          <w:rPr>
+            <w:color w:val="0000EE"/>
+            <w:u w:val="single"/>
+          </w:rPr>
+          <w:t>創37:36</w:t>
+        </w:r>
+      </w:hyperlink>
+      <w:r>
+        <w:rPr>
+          <w:lang w:val="zh_TW" w:bidi="zh_TW"/>
+        </w:rPr>
+        <w:t>，</w:t>
+      </w:r>
+      <w:hyperlink r:id="rId22">
+        <w:r>
+          <w:rPr>
+            <w:lang w:val="zh_TW" w:bidi="zh_TW"/>
+          </w:rPr>
+          <w:rPr>
+            <w:color w:val="0000EE"/>
+            <w:u w:val="single"/>
+          </w:rPr>
+          <w:t>39:1</w:t>
+        </w:r>
+      </w:hyperlink>
+      <w:r>
+        <w:rPr>
+          <w:lang w:val="zh_TW" w:bidi="zh_TW"/>
+        </w:rPr>
         <w:t>）。</w:t>
       </w:r>
+    </w:p>
+    <w:p>
+      <w:pPr/>
+      <w:r>
+        <w:rPr>
+          <w:lang w:val="zh_TW" w:bidi="zh_TW"/>
+        </w:rPr>
+      </w:r>
+      <w:r>
+        <w:rPr>
+          <w:lang w:val="zh_TW" w:bidi="zh_TW"/>
+        </w:rPr>
+        <w:t>許多家庭成為奴隸的主要原因是債務。如果有人無法償還欠債，他們的整個家庭都可能被迫成為奴隸（</w:t>
+      </w:r>
+      <w:hyperlink r:id="rId23">
+        <w:r>
+          <w:rPr>
+            <w:lang w:val="zh_TW" w:bidi="zh_TW"/>
+          </w:rPr>
+          <w:rPr>
+            <w:color w:val="0000EE"/>
+            <w:u w:val="single"/>
+          </w:rPr>
+          <w:t>王下4:1</w:t>
+        </w:r>
+      </w:hyperlink>
+      <w:r>
+        <w:rPr>
+          <w:lang w:val="zh_TW" w:bidi="zh_TW"/>
+        </w:rPr>
+        <w:t>；</w:t>
+      </w:r>
+      <w:hyperlink r:id="rId24">
+        <w:r>
+          <w:rPr>
+            <w:lang w:val="zh_TW" w:bidi="zh_TW"/>
+          </w:rPr>
+          <w:rPr>
+            <w:color w:val="0000EE"/>
+            <w:u w:val="single"/>
+          </w:rPr>
+          <w:t>尼5:5–8</w:t>
+        </w:r>
+      </w:hyperlink>
+      <w:r>
+        <w:rPr>
+          <w:lang w:val="zh_TW" w:bidi="zh_TW"/>
+        </w:rPr>
+        <w:t>）。漢謨拉比法典（law code of Hammurabi，一套古代法律）第117條規定，一個家庭作為奴隸不得超過三年。希伯來律法則允許奴隸主持有奴隸長達六年（</w:t>
+      </w:r>
+      <w:hyperlink r:id="rId25">
+        <w:r>
+          <w:rPr>
+            <w:lang w:val="zh_TW" w:bidi="zh_TW"/>
+          </w:rPr>
+          <w:rPr>
+            <w:color w:val="0000EE"/>
+            <w:u w:val="single"/>
+          </w:rPr>
+          <w:t>申15:18</w:t>
+        </w:r>
+      </w:hyperlink>
+      <w:r>
+        <w:rPr>
+          <w:lang w:val="zh_TW" w:bidi="zh_TW"/>
+        </w:rPr>
+        <w:t>）。</w:t>
+      </w:r>
+    </w:p>
+    <w:p>
+      <w:pPr/>
+      <w:r>
+        <w:rPr>
+          <w:lang w:val="zh_TW" w:bidi="zh_TW"/>
+        </w:rPr>
+      </w:r>
+      <w:r>
+        <w:rPr>
+          <w:lang w:val="zh_TW" w:bidi="zh_TW"/>
+        </w:rPr>
+        <w:t>有些人為了逃避極端貧困和飢餓，選擇成為奴隸（</w:t>
+      </w:r>
+      <w:hyperlink r:id="rId26">
+        <w:r>
+          <w:rPr>
+            <w:lang w:val="zh_TW" w:bidi="zh_TW"/>
+          </w:rPr>
+          <w:rPr>
+            <w:color w:val="0000EE"/>
+            <w:u w:val="single"/>
+          </w:rPr>
+          <w:t>利25:47–48</w:t>
+        </w:r>
+      </w:hyperlink>
+      <w:r>
+        <w:rPr>
+          <w:lang w:val="zh_TW" w:bidi="zh_TW"/>
+        </w:rPr>
+        <w:t>）。這被稱為自願奴役，在古代很常見。</w:t>
+      </w:r>
+    </w:p>
+    <w:p>
+      <w:pPr/>
+      <w:r>
+        <w:rPr>
+          <w:lang w:val="zh_TW" w:bidi="zh_TW"/>
+        </w:rPr>
+      </w:r>
+      <w:r>
+        <w:rPr>
+          <w:lang w:val="zh_TW" w:bidi="zh_TW"/>
+        </w:rPr>
+        <w:t>綁架並販賣人口為奴是犯罪行為。約瑟的哥哥們就犯了這項罪（</w:t>
+      </w:r>
+      <w:hyperlink r:id="rId27">
+        <w:r>
+          <w:rPr>
+            <w:lang w:val="zh_TW" w:bidi="zh_TW"/>
+          </w:rPr>
+          <w:rPr>
+            <w:color w:val="0000EE"/>
+            <w:u w:val="single"/>
+          </w:rPr>
+          <w:t>創37:27–28</w:t>
+        </w:r>
+      </w:hyperlink>
+      <w:r>
+        <w:rPr>
+          <w:lang w:val="zh_TW" w:bidi="zh_TW"/>
+        </w:rPr>
+        <w:t>）。漢謨拉比法典（第14條）和摩西律法（見</w:t>
+      </w:r>
+      <w:hyperlink r:id="rId28">
+        <w:r>
+          <w:rPr>
+            <w:lang w:val="zh_TW" w:bidi="zh_TW"/>
+          </w:rPr>
+          <w:rPr>
+            <w:color w:val="0000EE"/>
+            <w:u w:val="single"/>
+          </w:rPr>
+          <w:t>出21:11</w:t>
+        </w:r>
+      </w:hyperlink>
+      <w:r>
+        <w:rPr>
+          <w:lang w:val="zh_TW" w:bidi="zh_TW"/>
+        </w:rPr>
+        <w:t>；</w:t>
+      </w:r>
+      <w:hyperlink r:id="rId29">
+        <w:r>
+          <w:rPr>
+            <w:lang w:val="zh_TW" w:bidi="zh_TW"/>
+          </w:rPr>
+          <w:rPr>
+            <w:color w:val="0000EE"/>
+            <w:u w:val="single"/>
+          </w:rPr>
+          <w:t>申24:7）</w:t>
+        </w:r>
+      </w:hyperlink>
+      <w:r>
+        <w:rPr>
+          <w:lang w:val="zh_TW" w:bidi="zh_TW"/>
+        </w:rPr>
+        <w:t>都規定犯下此罪的人應被處死。</w:t>
+      </w:r>
+    </w:p>
+    <w:p>
+      <w:pPr>
+        <w:pStyle w:val="Heading3"/>
+      </w:pPr>
+      <w:r>
+        <w:rPr>
+          <w:lang w:val="zh_TW" w:bidi="zh_TW"/>
+        </w:rPr>
+        <w:t>奴隸的生活</w:t>
+      </w:r>
+    </w:p>
+    <w:p>
+      <w:pPr/>
+      <w:r>
+        <w:rPr>
+          <w:lang w:val="zh_TW" w:bidi="zh_TW"/>
+        </w:rPr>
+      </w:r>
+      <w:r>
+        <w:rPr>
+          <w:lang w:val="zh_TW" w:bidi="zh_TW"/>
+        </w:rPr>
+        <w:t>在蘇美人（Sumerian）社會（最早的文明之一），奴隸擁有一些權利。他們可以借錢和經商。奴隸的價格通常比一頭強壯的驢子還低，這意味著奴隸有時可以存夠錢為自己贖身。</w:t>
+      </w:r>
+    </w:p>
+    <w:p>
+      <w:pPr/>
+      <w:r>
+        <w:rPr>
+          <w:lang w:val="zh_TW" w:bidi="zh_TW"/>
+        </w:rPr>
+      </w:r>
+      <w:r>
+        <w:rPr>
+          <w:lang w:val="zh_TW" w:bidi="zh_TW"/>
+        </w:rPr>
+        <w:t>大多數奴隸在農場工作，或在家中從事艱苦的日常雜務。然而，一些有技能的奴隸會被賦予重要職務，負責管理主人的家務。</w:t>
+      </w:r>
+    </w:p>
+    <w:p>
+      <w:pPr/>
+      <w:r>
+        <w:rPr>
+          <w:lang w:val="zh_TW" w:bidi="zh_TW"/>
+        </w:rPr>
+      </w:r>
+      <w:r>
+        <w:rPr>
+          <w:lang w:val="zh_TW" w:bidi="zh_TW"/>
+        </w:rPr>
+        <w:t>法律規定奴隸在一定時間後應獲自由，但主人並不總是遵守這些規則。根據希伯來律法，因選擇而成為奴隸的希伯來人將在下一個禧年（每50年一次的特別年份）獲得自由。法律規定，任何希伯來人都不應終身為奴（</w:t>
+      </w:r>
+      <w:hyperlink r:id="rId30">
+        <w:r>
+          <w:rPr>
+            <w:lang w:val="zh_TW" w:bidi="zh_TW"/>
+          </w:rPr>
+          <w:rPr>
+            <w:color w:val="0000EE"/>
+            <w:u w:val="single"/>
+          </w:rPr>
+          <w:t>出21:2</w:t>
+        </w:r>
+      </w:hyperlink>
+      <w:r>
+        <w:rPr>
+          <w:lang w:val="zh_TW" w:bidi="zh_TW"/>
+        </w:rPr>
+        <w:t>；</w:t>
+      </w:r>
+      <w:hyperlink r:id="rId31">
+        <w:r>
+          <w:rPr>
+            <w:lang w:val="zh_TW" w:bidi="zh_TW"/>
+          </w:rPr>
+          <w:rPr>
+            <w:color w:val="0000EE"/>
+            <w:u w:val="single"/>
+          </w:rPr>
+          <w:t>利25:10–13</w:t>
+        </w:r>
+      </w:hyperlink>
+      <w:r>
+        <w:rPr>
+          <w:lang w:val="zh_TW" w:bidi="zh_TW"/>
+        </w:rPr>
+        <w:t>；</w:t>
+      </w:r>
+      <w:hyperlink r:id="rId32">
+        <w:r>
+          <w:rPr>
+            <w:lang w:val="zh_TW" w:bidi="zh_TW"/>
+          </w:rPr>
+          <w:rPr>
+            <w:color w:val="0000EE"/>
+            <w:u w:val="single"/>
+          </w:rPr>
+          <w:t>申15:12–14</w:t>
+        </w:r>
+      </w:hyperlink>
+      <w:r>
+        <w:rPr>
+          <w:lang w:val="zh_TW" w:bidi="zh_TW"/>
+        </w:rPr>
+        <w:t>）。</w:t>
+      </w:r>
+    </w:p>
+    <w:p>
+      <w:pPr/>
+      <w:r>
+        <w:rPr>
+          <w:lang w:val="zh_TW" w:bidi="zh_TW"/>
+        </w:rPr>
+      </w:r>
+      <w:r>
+        <w:rPr>
+          <w:lang w:val="zh_TW" w:bidi="zh_TW"/>
+        </w:rPr>
+        <w:t>以色列人制定了律法，保護奴隸免受主人或監工的殘酷對待。如果主人造成了奴隸永久性的傷害，律法要求必須釋放奴隸（</w:t>
+      </w:r>
+      <w:hyperlink r:id="rId33">
+        <w:r>
+          <w:rPr>
+            <w:lang w:val="zh_TW" w:bidi="zh_TW"/>
+          </w:rPr>
+          <w:rPr>
+            <w:color w:val="0000EE"/>
+            <w:u w:val="single"/>
+          </w:rPr>
+          <w:t>出21:26–27</w:t>
+        </w:r>
+      </w:hyperlink>
+      <w:r>
+        <w:rPr>
+          <w:lang w:val="zh_TW" w:bidi="zh_TW"/>
+        </w:rPr>
+        <w:t>）。希伯來奴隸在以色列家庭中並不常見。當他們在家庭中工作時，通常會與主人一起在田間勞作。許多家奴的生活條件比最貧窮的自由人更好，因為後者常面臨飢餓與極端貧困。</w:t>
+      </w:r>
+    </w:p>
+    <w:p>
+      <w:pPr>
+        <w:pStyle w:val="Heading3"/>
+      </w:pPr>
+      <w:r>
+        <w:rPr>
+          <w:lang w:val="zh_TW" w:bidi="zh_TW"/>
+        </w:rPr>
+        <w:t>希臘與羅馬時期的奴隸制度</w:t>
+      </w:r>
+    </w:p>
+    <w:p>
+      <w:pPr/>
+      <w:r>
+        <w:rPr>
+          <w:lang w:val="zh_TW" w:bidi="zh_TW"/>
+        </w:rPr>
+      </w:r>
+      <w:r>
+        <w:rPr>
+          <w:lang w:val="zh_TW" w:bidi="zh_TW"/>
+        </w:rPr>
+        <w:t>在希臘與羅馬時期，奴隸的數量大幅增長。家奴（在人家中工作的奴隸）通常比其他奴隸受到更好的對待。許多奴隸成為主人信任的僕人和親近的顧問。有些奴隸甚至被允許開始經營生意，這為他們自己和主人都帶來了財富。</w:t>
+      </w:r>
+    </w:p>
+    <w:p>
+      <w:pPr>
+        <w:pStyle w:val="Heading3"/>
+      </w:pPr>
+      <w:r>
+        <w:rPr>
+          <w:lang w:val="zh_TW" w:bidi="zh_TW"/>
+        </w:rPr>
+        <w:t>奴隸制度的特殊情況</w:t>
+      </w:r>
+    </w:p>
+    <w:p>
+      <w:pPr/>
+      <w:r>
+        <w:rPr>
+          <w:lang w:val="zh_TW" w:bidi="zh_TW"/>
+        </w:rPr>
+      </w:r>
+      <w:r>
+        <w:rPr>
+          <w:lang w:val="zh_TW" w:bidi="zh_TW"/>
+        </w:rPr>
+        <w:t>根據吾珥（Ur）和努西城（Nuzi）的古代記錄，連同創世記的記載都顯示，當妻子不能生育時，她的女奴可能會為丈夫生孩子 （</w:t>
+      </w:r>
+      <w:hyperlink r:id="rId34">
+        <w:r>
+          <w:rPr>
+            <w:lang w:val="zh_TW" w:bidi="zh_TW"/>
+          </w:rPr>
+          <w:rPr>
+            <w:color w:val="0000EE"/>
+            <w:u w:val="single"/>
+          </w:rPr>
+          <w:t>創16:2–4</w:t>
+        </w:r>
+      </w:hyperlink>
+      <w:r>
+        <w:rPr>
+          <w:lang w:val="zh_TW" w:bidi="zh_TW"/>
+        </w:rPr>
+        <w:t>）。根據律法，希伯來主人可以同意娶一名年輕女奴，也可以讓自己的兒子娶她，或者讓她成為自己的妾（與男子同住但權利少於妻子的女性）。如果後來主人拒絕她，或不履行協議，她將從奴役中被釋放（</w:t>
+      </w:r>
+      <w:hyperlink r:id="rId35">
+        <w:r>
+          <w:rPr>
+            <w:lang w:val="zh_TW" w:bidi="zh_TW"/>
+          </w:rPr>
+          <w:rPr>
+            <w:color w:val="0000EE"/>
+            <w:u w:val="single"/>
+          </w:rPr>
+          <w:t>出21:7–11</w:t>
+        </w:r>
+      </w:hyperlink>
+      <w:r>
+        <w:rPr>
+          <w:lang w:val="zh_TW" w:bidi="zh_TW"/>
+        </w:rPr>
+        <w:t>）。</w:t>
+      </w:r>
+    </w:p>
+    <w:p>
+      <w:pPr/>
+      <w:r>
+        <w:rPr>
+          <w:lang w:val="zh_TW" w:bidi="zh_TW"/>
+        </w:rPr>
+      </w:r>
+      <w:r>
+        <w:rPr>
+          <w:lang w:val="zh_TW" w:bidi="zh_TW"/>
+        </w:rPr>
+        <w:t>政府要求被征服的人民進行強迫勞役（</w:t>
+      </w:r>
+      <w:hyperlink r:id="rId36">
+        <w:r>
+          <w:rPr>
+            <w:lang w:val="zh_TW" w:bidi="zh_TW"/>
+          </w:rPr>
+          <w:rPr>
+            <w:color w:val="0000EE"/>
+            <w:u w:val="single"/>
+          </w:rPr>
+          <w:t>撒下12:31</w:t>
+        </w:r>
+      </w:hyperlink>
+      <w:r>
+        <w:rPr>
+          <w:lang w:val="zh_TW" w:bidi="zh_TW"/>
+        </w:rPr>
+        <w:t>；</w:t>
+      </w:r>
+      <w:hyperlink r:id="rId37">
+        <w:r>
+          <w:rPr>
+            <w:lang w:val="zh_TW" w:bidi="zh_TW"/>
+          </w:rPr>
+          <w:rPr>
+            <w:color w:val="0000EE"/>
+            <w:u w:val="single"/>
+          </w:rPr>
+          <w:t>王上9:15</w:t>
+        </w:r>
+      </w:hyperlink>
+      <w:r>
+        <w:rPr>
+          <w:lang w:val="zh_TW" w:bidi="zh_TW"/>
+        </w:rPr>
+        <w:t>、</w:t>
+      </w:r>
+      <w:hyperlink r:id="rId37">
+        <w:r>
+          <w:rPr>
+            <w:lang w:val="zh_TW" w:bidi="zh_TW"/>
+          </w:rPr>
+          <w:rPr>
+            <w:color w:val="0000EE"/>
+            <w:u w:val="single"/>
+          </w:rPr>
+          <w:t>21–23</w:t>
+        </w:r>
+      </w:hyperlink>
+      <w:r>
+        <w:rPr>
+          <w:lang w:val="zh_TW" w:bidi="zh_TW"/>
+        </w:rPr>
+        <w:t>）。甚至以色列人自己也在黎巴嫩被強迫勞役（</w:t>
+      </w:r>
+      <w:hyperlink r:id="rId38">
+        <w:r>
+          <w:rPr>
+            <w:lang w:val="zh_TW" w:bidi="zh_TW"/>
+          </w:rPr>
+          <w:rPr>
+            <w:color w:val="0000EE"/>
+            <w:u w:val="single"/>
+          </w:rPr>
+          <w:t>王上5:13–18</w:t>
+        </w:r>
+      </w:hyperlink>
+      <w:r>
+        <w:rPr>
+          <w:lang w:val="zh_TW" w:bidi="zh_TW"/>
+        </w:rPr>
+        <w:t>）。一些被擄的人，如米甸人和基遍人，被安排在聖殿工作（</w:t>
+      </w:r>
+      <w:hyperlink r:id="rId39">
+        <w:r>
+          <w:rPr>
+            <w:lang w:val="zh_TW" w:bidi="zh_TW"/>
+          </w:rPr>
+          <w:rPr>
+            <w:color w:val="0000EE"/>
+            <w:u w:val="single"/>
+          </w:rPr>
+          <w:t>民31:28–30</w:t>
+        </w:r>
+      </w:hyperlink>
+      <w:r>
+        <w:rPr>
+          <w:lang w:val="zh_TW" w:bidi="zh_TW"/>
+        </w:rPr>
+        <w:t>、</w:t>
+      </w:r>
+      <w:hyperlink r:id="rId39">
+        <w:r>
+          <w:rPr>
+            <w:lang w:val="zh_TW" w:bidi="zh_TW"/>
+          </w:rPr>
+          <w:rPr>
+            <w:color w:val="0000EE"/>
+            <w:u w:val="single"/>
+          </w:rPr>
+          <w:t>47</w:t>
+        </w:r>
+      </w:hyperlink>
+      <w:r>
+        <w:rPr>
+          <w:lang w:val="zh_TW" w:bidi="zh_TW"/>
+        </w:rPr>
+        <w:t>；</w:t>
+      </w:r>
+      <w:hyperlink r:id="rId40">
+        <w:r>
+          <w:rPr>
+            <w:lang w:val="zh_TW" w:bidi="zh_TW"/>
+          </w:rPr>
+          <w:rPr>
+            <w:color w:val="0000EE"/>
+            <w:u w:val="single"/>
+          </w:rPr>
+          <w:t>書9:23–25</w:t>
+        </w:r>
+      </w:hyperlink>
+      <w:r>
+        <w:rPr>
+          <w:lang w:val="zh_TW" w:bidi="zh_TW"/>
+        </w:rPr>
+        <w:t>）。這種做法一直持續到大衛王與所羅門王時期（</w:t>
+      </w:r>
+      <w:hyperlink r:id="rId41">
+        <w:r>
+          <w:rPr>
+            <w:lang w:val="zh_TW" w:bidi="zh_TW"/>
+          </w:rPr>
+          <w:rPr>
+            <w:color w:val="0000EE"/>
+            <w:u w:val="single"/>
+          </w:rPr>
+          <w:t>拉2:58</w:t>
+        </w:r>
+      </w:hyperlink>
+      <w:r>
+        <w:rPr>
+          <w:lang w:val="zh_TW" w:bidi="zh_TW"/>
+        </w:rPr>
+        <w:t>；</w:t>
+      </w:r>
+      <w:hyperlink r:id="rId42">
+        <w:r>
+          <w:rPr>
+            <w:lang w:val="zh_TW" w:bidi="zh_TW"/>
+          </w:rPr>
+          <w:rPr>
+            <w:color w:val="0000EE"/>
+            <w:u w:val="single"/>
+          </w:rPr>
+          <w:t>8:20</w:t>
+        </w:r>
+      </w:hyperlink>
+      <w:r>
+        <w:rPr>
+          <w:lang w:val="zh_TW" w:bidi="zh_TW"/>
+        </w:rPr>
+        <w:t>）。外邦奴隸也協助修復了耶路撒冷的城牆（</w:t>
+      </w:r>
+      <w:hyperlink r:id="rId43">
+        <w:r>
+          <w:rPr>
+            <w:lang w:val="zh_TW" w:bidi="zh_TW"/>
+          </w:rPr>
+          <w:rPr>
+            <w:color w:val="0000EE"/>
+            <w:u w:val="single"/>
+          </w:rPr>
+          <w:t>尼3:26</w:t>
+        </w:r>
+      </w:hyperlink>
+      <w:r>
+        <w:rPr>
+          <w:lang w:val="zh_TW" w:bidi="zh_TW"/>
+        </w:rPr>
+        <w:t>、</w:t>
+      </w:r>
+      <w:hyperlink r:id="rId43">
+        <w:r>
+          <w:rPr>
+            <w:lang w:val="zh_TW" w:bidi="zh_TW"/>
+          </w:rPr>
+          <w:rPr>
+            <w:color w:val="0000EE"/>
+            <w:u w:val="single"/>
+          </w:rPr>
+          <w:t>31</w:t>
+        </w:r>
+      </w:hyperlink>
+      <w:r>
+        <w:rPr>
+          <w:lang w:val="zh_TW" w:bidi="zh_TW"/>
+        </w:rPr>
+        <w:t>）。</w:t>
+      </w:r>
+    </w:p>
+    <w:p>
+      <w:pPr>
+        <w:pStyle w:val="Heading3"/>
+      </w:pPr>
+      <w:r>
+        <w:rPr>
+          <w:lang w:val="zh_TW" w:bidi="zh_TW"/>
+        </w:rPr>
+        <w:t>新約聖經中的奴隸制度</w:t>
+      </w:r>
+    </w:p>
+    <w:p>
+      <w:pPr/>
+      <w:r>
+        <w:rPr>
+          <w:lang w:val="zh_TW" w:bidi="zh_TW"/>
+        </w:rPr>
+      </w:r>
+      <w:r>
+        <w:rPr>
+          <w:lang w:val="zh_TW" w:bidi="zh_TW"/>
+        </w:rPr>
+        <w:t>新約聖經顯示了對奴隸制度態度的轉變。奴隸的身分變得更像僕人，奴隸制度也變得不那麼普遍。耶穌和使徒並沒有直接反對奴隸制度，但他們對此給予了相關的教導。他們教導奴隸與僕人要忠心事奉主人；同時也告訴主人要以仁慈和公平對待奴隸（</w:t>
+      </w:r>
+      <w:hyperlink r:id="rId44">
+        <w:r>
+          <w:rPr>
+            <w:lang w:val="zh_TW" w:bidi="zh_TW"/>
+          </w:rPr>
+          <w:rPr>
+            <w:color w:val="0000EE"/>
+            <w:u w:val="single"/>
+          </w:rPr>
+          <w:t>弗6:9</w:t>
+        </w:r>
+      </w:hyperlink>
+      <w:r>
+        <w:rPr>
+          <w:lang w:val="zh_TW" w:bidi="zh_TW"/>
+        </w:rPr>
+        <w:t>；</w:t>
+      </w:r>
+      <w:hyperlink r:id="rId45">
+        <w:r>
+          <w:rPr>
+            <w:lang w:val="zh_TW" w:bidi="zh_TW"/>
+          </w:rPr>
+          <w:rPr>
+            <w:color w:val="0000EE"/>
+            <w:u w:val="single"/>
+          </w:rPr>
+          <w:t>西4:1</w:t>
+        </w:r>
+      </w:hyperlink>
+      <w:r>
+        <w:rPr>
+          <w:lang w:val="zh_TW" w:bidi="zh_TW"/>
+        </w:rPr>
+        <w:t>；</w:t>
+      </w:r>
+      <w:hyperlink r:id="rId46">
+        <w:r>
+          <w:rPr>
+            <w:lang w:val="zh_TW" w:bidi="zh_TW"/>
+          </w:rPr>
+          <w:rPr>
+            <w:color w:val="0000EE"/>
+            <w:u w:val="single"/>
+          </w:rPr>
+          <w:t>提前6:2</w:t>
+        </w:r>
+      </w:hyperlink>
+      <w:r>
+        <w:rPr>
+          <w:lang w:val="zh_TW" w:bidi="zh_TW"/>
+        </w:rPr>
+        <w:t>；</w:t>
+      </w:r>
+      <w:hyperlink r:id="rId47">
+        <w:r>
+          <w:rPr>
+            <w:lang w:val="zh_TW" w:bidi="zh_TW"/>
+          </w:rPr>
+          <w:rPr>
+            <w:color w:val="0000EE"/>
+            <w:u w:val="single"/>
+          </w:rPr>
+          <w:t>門1:16</w:t>
+        </w:r>
+      </w:hyperlink>
+      <w:r>
+        <w:rPr>
+          <w:lang w:val="zh_TW" w:bidi="zh_TW"/>
+        </w:rPr>
+        <w:t>）。保羅從未宣揚過反對奴隸制度，但他寫信試圖讓一名叫阿尼西謀的奴隸獲得自由。這就是保羅寫腓利門書的原因（見</w:t>
+      </w:r>
+      <w:r>
+        <w:rPr>
+          <w:lang w:val="zh_TW" w:bidi="zh_TW"/>
+        </w:rPr>
+        <w:t>腓利門書</w:t>
+      </w:r>
+      <w:r>
+        <w:rPr>
+          <w:lang w:val="zh_TW" w:bidi="zh_TW"/>
+        </w:rPr>
+        <w:t>中相關的討論）。</w:t>
+      </w:r>
+    </w:p>
+    <w:p>
+      <w:pPr/>
+      <w:r>
+        <w:rPr>
+          <w:lang w:val="zh_TW" w:bidi="zh_TW"/>
+        </w:rPr>
+      </w:r>
       <w:r>
         <w:rPr>
           <w:i/>
           <w:lang w:val="zh_TW" w:bidi="zh_TW"/>
         </w:rPr>
-        <w:t>見</w:t>
-      </w:r>
-      <w:r>
-        <w:rPr>
-          <w:lang w:val="zh_TW" w:bidi="zh_TW"/>
-        </w:rPr>
-        <w:t>巴忒羅</w:t>
+        <w:t>另見</w:t>
+      </w:r>
+      <w:r>
+        <w:rPr>
+          <w:lang w:val="zh_TW" w:bidi="zh_TW"/>
+        </w:rPr>
+        <w:t>奴役、捆綁</w:t>
+      </w:r>
+      <w:r>
+        <w:rPr>
+          <w:lang w:val="zh_TW" w:bidi="zh_TW"/>
+        </w:rPr>
+        <w:t>；</w:t>
+      </w:r>
+      <w:r>
+        <w:rPr>
+          <w:lang w:val="zh_TW" w:bidi="zh_TW"/>
+        </w:rPr>
+        <w:t>自由</w:t>
+      </w:r>
+      <w:r>
+        <w:rPr>
+          <w:lang w:val="zh_TW" w:bidi="zh_TW"/>
+        </w:rPr>
+        <w:t>。</w:t>
+      </w:r>
+      <w:r>
+        <w:rPr>
+          <w:lang w:val="zh_TW" w:bidi="zh_TW"/>
+        </w:rPr>
+      </w:r>
+      <w:r>
+        <w:rPr>
+          <w:lang w:val="zh_TW" w:bidi="zh_TW"/>
+        </w:rPr>
+      </w:r>
+    </w:p>
+    <w:p>
+      <w:pPr/>
+      <w:r>
+        <w:rPr>
+          <w:lang w:val="zh_TW" w:bidi="zh_TW"/>
+        </w:rPr>
+      </w:r>
+    </w:p>
+    <w:p>
+      <w:pPr>
+        <w:pStyle w:val="Heading2"/>
+      </w:pPr>
+      <w:r>
+        <w:rPr>
+          <w:lang w:val="zh_TW" w:bidi="zh_TW"/>
+        </w:rPr>
+        <w:t>努西、努西泥版</w:t>
+      </w:r>
+      <w:r>
+        <w:rPr>
+          <w:lang w:val="zh_TW" w:bidi="zh_TW"/>
+        </w:rPr>
+      </w:r>
+    </w:p>
+    <w:p>
+      <w:pPr/>
+      <w:r>
+        <w:rPr>
+          <w:lang w:val="zh_TW" w:bidi="zh_TW"/>
+        </w:rPr>
+      </w:r>
+      <w:r>
+        <w:rPr>
+          <w:lang w:val="zh_TW" w:bidi="zh_TW"/>
+        </w:rPr>
+        <w:t>努西（Nuzi）位於美索不達米亞東北部的城鎮，位於現今伊拉克基爾庫克（Kirkuk）西南方約九英里（約14.5公里）。努西原名為迦蘇爾（Gasur），今稱約爾干特佩（Yorgan Tepe）。於1925至1931年間在此進行了考古發掘，出土大量引人注意的文物。約爾干特佩因出土的泥版（Nuzi Tablets）而聞名，這些泥版主要是記錄商業交易。</w:t>
+      </w:r>
+    </w:p>
+    <w:p>
+      <w:pPr/>
+      <w:r>
+        <w:rPr>
+          <w:lang w:val="zh_TW" w:bidi="zh_TW"/>
+        </w:rPr>
+      </w:r>
+      <w:r>
+        <w:rPr>
+          <w:lang w:val="zh_TW" w:bidi="zh_TW"/>
+        </w:rPr>
+        <w:t>在公元前三千年，迦蘇爾主要是由閃族人居住。到了公元前二千年中期，居民主要是戶利安人（Hurrians），城市的名字也改為努西。戶利安人在聖經中被稱為何利人（參</w:t>
+      </w:r>
+      <w:hyperlink r:id="rId48">
+        <w:r>
+          <w:rPr>
+            <w:lang w:val="zh_TW" w:bidi="zh_TW"/>
+          </w:rPr>
+          <w:rPr>
+            <w:color w:val="0000EE"/>
+            <w:u w:val="single"/>
+          </w:rPr>
+          <w:t>創14:6</w:t>
+        </w:r>
+      </w:hyperlink>
+      <w:r>
+        <w:rPr>
+          <w:lang w:val="zh_TW" w:bidi="zh_TW"/>
+        </w:rPr>
+        <w:t>，</w:t>
+      </w:r>
+      <w:hyperlink r:id="rId49">
+        <w:r>
+          <w:rPr>
+            <w:lang w:val="zh_TW" w:bidi="zh_TW"/>
+          </w:rPr>
+          <w:rPr>
+            <w:color w:val="0000EE"/>
+            <w:u w:val="single"/>
+          </w:rPr>
+          <w:t>36:20–21</w:t>
+        </w:r>
+      </w:hyperlink>
+      <w:r>
+        <w:rPr>
+          <w:lang w:val="zh_TW" w:bidi="zh_TW"/>
+        </w:rPr>
+        <w:t>；</w:t>
+      </w:r>
+      <w:hyperlink r:id="rId50">
+        <w:r>
+          <w:rPr>
+            <w:lang w:val="zh_TW" w:bidi="zh_TW"/>
+          </w:rPr>
+          <w:rPr>
+            <w:color w:val="0000EE"/>
+            <w:u w:val="single"/>
+          </w:rPr>
+          <w:t>申2:12</w:t>
+        </w:r>
+      </w:hyperlink>
+      <w:r>
+        <w:rPr>
+          <w:lang w:val="zh_TW" w:bidi="zh_TW"/>
+        </w:rPr>
+        <w:t>、</w:t>
+      </w:r>
+      <w:hyperlink r:id="rId50">
+        <w:r>
+          <w:rPr>
+            <w:lang w:val="zh_TW" w:bidi="zh_TW"/>
+          </w:rPr>
+          <w:rPr>
+            <w:color w:val="0000EE"/>
+            <w:u w:val="single"/>
+          </w:rPr>
+          <w:t>22</w:t>
+        </w:r>
+      </w:hyperlink>
+      <w:r>
+        <w:rPr>
+          <w:lang w:val="zh_TW" w:bidi="zh_TW"/>
+        </w:rPr>
+        <w:t>）。</w:t>
+      </w:r>
+    </w:p>
+    <w:p>
+      <w:pPr/>
+      <w:r>
+        <w:rPr>
+          <w:lang w:val="zh_TW" w:bidi="zh_TW"/>
+        </w:rPr>
+      </w:r>
+      <w:r>
+        <w:rPr>
+          <w:lang w:val="zh_TW" w:bidi="zh_TW"/>
+        </w:rPr>
+        <w:t>出土文物中包括公元前三千年的泥版，其中包含已知最古老的地圖。文獻顯示，當時人們已採用分期付款的購物制度。</w:t>
+      </w:r>
+    </w:p>
+    <w:p>
+      <w:pPr/>
+      <w:r>
+        <w:rPr>
+          <w:lang w:val="zh_TW" w:bidi="zh_TW"/>
+        </w:rPr>
+      </w:r>
+      <w:r>
+        <w:rPr>
+          <w:lang w:val="zh_TW" w:bidi="zh_TW"/>
+        </w:rPr>
+        <w:t>在公元前15至14世紀，戶利安的文士用巴比倫文字書寫下數以千計的泥版，內容包含近東風俗及法律制度的資料，為理解聖經中的族長時期的社會背景提供了重要參照。</w:t>
+      </w:r>
+    </w:p>
+    <w:p>
+      <w:pPr/>
+      <w:r>
+        <w:rPr>
+          <w:lang w:val="zh_TW" w:bidi="zh_TW"/>
+        </w:rPr>
+      </w:r>
+      <w:r>
+        <w:rPr>
+          <w:lang w:val="zh_TW" w:bidi="zh_TW"/>
+        </w:rPr>
+        <w:t>以下是努西與聖經之間可能有關聯的一些例子：</w:t>
+      </w:r>
+    </w:p>
+    <w:p>
+      <w:pPr>
+        <w:pStyle w:val="ListBullet"/>
+        <w:spacing w:line="240" w:lineRule="auto"/>
+        <w:ind w:left="720"/>
+      </w:pPr>
+      <w:r>
+        <w:rPr>
+          <w:lang w:val="zh_TW" w:bidi="zh_TW"/>
+        </w:rPr>
+      </w:r>
+      <w:r>
+        <w:rPr>
+          <w:lang w:val="zh_TW" w:bidi="zh_TW"/>
+        </w:rPr>
+        <w:t>在努西，若妻子無子，可將使女給丈夫，讓使女為她生子。這種做法在撒萊、拉結，和利亞身上都有出現過（</w:t>
+      </w:r>
+      <w:hyperlink r:id="rId51">
+        <w:r>
+          <w:rPr>
+            <w:lang w:val="zh_TW" w:bidi="zh_TW"/>
+          </w:rPr>
+          <w:rPr>
+            <w:color w:val="0000EE"/>
+            <w:u w:val="single"/>
+          </w:rPr>
+          <w:t>創16:1–4</w:t>
+        </w:r>
+      </w:hyperlink>
+      <w:r>
+        <w:rPr>
+          <w:lang w:val="zh_TW" w:bidi="zh_TW"/>
+        </w:rPr>
+        <w:t>，</w:t>
+      </w:r>
+      <w:hyperlink r:id="rId52">
+        <w:r>
+          <w:rPr>
+            <w:lang w:val="zh_TW" w:bidi="zh_TW"/>
+          </w:rPr>
+          <w:rPr>
+            <w:color w:val="0000EE"/>
+            <w:u w:val="single"/>
+          </w:rPr>
+          <w:t>30:1–8</w:t>
+        </w:r>
+      </w:hyperlink>
+      <w:r>
+        <w:rPr>
+          <w:lang w:val="zh_TW" w:bidi="zh_TW"/>
+        </w:rPr>
+        <w:t>、</w:t>
+      </w:r>
+      <w:hyperlink r:id="rId53">
+        <w:r>
+          <w:rPr>
+            <w:lang w:val="zh_TW" w:bidi="zh_TW"/>
+          </w:rPr>
+          <w:rPr>
+            <w:color w:val="0000EE"/>
+            <w:u w:val="single"/>
+          </w:rPr>
+          <w:t>9–13</w:t>
+        </w:r>
+      </w:hyperlink>
+      <w:r>
+        <w:rPr>
+          <w:lang w:val="zh_TW" w:bidi="zh_TW"/>
+        </w:rPr>
+        <w:t>）。依法律，孩子屬生母，正室無權趕逐婢女之子，因此撒萊無權驅逐夏甲與以實瑪利（</w:t>
+      </w:r>
+      <w:hyperlink r:id="rId54">
+        <w:r>
+          <w:rPr>
+            <w:lang w:val="zh_TW" w:bidi="zh_TW"/>
+          </w:rPr>
+          <w:rPr>
+            <w:color w:val="0000EE"/>
+            <w:u w:val="single"/>
+          </w:rPr>
+          <w:t>創16:4–6</w:t>
+        </w:r>
+      </w:hyperlink>
+      <w:r>
+        <w:rPr>
+          <w:lang w:val="zh_TW" w:bidi="zh_TW"/>
+        </w:rPr>
+        <w:t>）。</w:t>
+      </w:r>
+    </w:p>
+    <w:p>
+      <w:pPr>
+        <w:pStyle w:val="ListBullet"/>
+        <w:spacing w:line="240" w:lineRule="auto"/>
+        <w:ind w:left="720"/>
+      </w:pPr>
+      <w:r>
+        <w:rPr>
+          <w:lang w:val="zh_TW" w:bidi="zh_TW"/>
+        </w:rPr>
+      </w:r>
+      <w:r>
+        <w:rPr>
+          <w:lang w:val="zh_TW" w:bidi="zh_TW"/>
+        </w:rPr>
+        <w:t>在努西，家族的土地不得售予外族。為規避此限，人們常以收養或財產交換的方式進行轉移。富人可被貧民「收養」，以獲其遺產作為終身奉養與葬費的報償；有時一人可同時被三百至四百人收養。無子的夫婦也可收養一人來照顧其晚年並繼承家產，類似亞伯蘭與僕人以利以謝之關係（</w:t>
+      </w:r>
+      <w:hyperlink r:id="rId55">
+        <w:r>
+          <w:rPr>
+            <w:lang w:val="zh_TW" w:bidi="zh_TW"/>
+          </w:rPr>
+          <w:rPr>
+            <w:color w:val="0000EE"/>
+            <w:u w:val="single"/>
+          </w:rPr>
+          <w:t>創15:2</w:t>
+        </w:r>
+      </w:hyperlink>
+      <w:r>
+        <w:rPr>
+          <w:lang w:val="zh_TW" w:bidi="zh_TW"/>
+        </w:rPr>
+        <w:t>）。價值不高的財產也可以用來交換有價值的財產，有時還會用錢來彌補差價。在努西，一個名叫特希普提拉（Tehip-tilla）的人將他的產業權賣給他的兄弟庫爾帕扎（Kurpazah）來換取三隻羊，類似於以掃將他的長子的名分賣給雅各以換取</w:t>
+      </w:r>
+      <w:r>
+        <w:rPr>
+          <w:lang w:val="zh_TW" w:bidi="zh_TW"/>
+        </w:rPr>
+        <w:t>紅湯</w:t>
+      </w:r>
+      <w:r>
+        <w:rPr>
+          <w:lang w:val="zh_TW" w:bidi="zh_TW"/>
+        </w:rPr>
+        <w:t>（</w:t>
+      </w:r>
+      <w:hyperlink r:id="rId56">
+        <w:r>
+          <w:rPr>
+            <w:lang w:val="zh_TW" w:bidi="zh_TW"/>
+          </w:rPr>
+          <w:rPr>
+            <w:color w:val="0000EE"/>
+            <w:u w:val="single"/>
+          </w:rPr>
+          <w:t>創25:27–34</w:t>
+        </w:r>
+      </w:hyperlink>
+      <w:r>
+        <w:rPr>
+          <w:lang w:val="zh_TW" w:bidi="zh_TW"/>
+        </w:rPr>
+        <w:t>）。</w:t>
+      </w:r>
+    </w:p>
+    <w:p>
+      <w:pPr>
+        <w:pStyle w:val="ListBullet"/>
+        <w:spacing w:line="240" w:lineRule="auto"/>
+        <w:ind w:left="720"/>
+      </w:pPr>
+      <w:r>
+        <w:rPr>
+          <w:lang w:val="zh_TW" w:bidi="zh_TW"/>
+        </w:rPr>
+      </w:r>
+      <w:r>
+        <w:rPr>
+          <w:lang w:val="zh_TW" w:bidi="zh_TW"/>
+        </w:rPr>
+        <w:t>在努西，口頭遺囑或臨終祝福具有法律效力。一名名叫胡雅（Huya）的人在臨終時將女子蘇盧利‧伊絲塔（Sululi-Ishtar）賜給兒子塔爾米亞（Tarmiya）為妻；其兄弟上法庭爭訟，但法院最終支持塔爾米亞的主張。這與以撒雖被欺騙，以撒也必須尊重他對雅各所給的祝福（</w:t>
+      </w:r>
+      <w:hyperlink r:id="rId57">
+        <w:r>
+          <w:rPr>
+            <w:lang w:val="zh_TW" w:bidi="zh_TW"/>
+          </w:rPr>
+          <w:rPr>
+            <w:color w:val="0000EE"/>
+            <w:u w:val="single"/>
+          </w:rPr>
+          <w:t>創27:33</w:t>
+        </w:r>
+      </w:hyperlink>
+      <w:r>
+        <w:rPr>
+          <w:lang w:val="zh_TW" w:bidi="zh_TW"/>
+        </w:rPr>
+        <w:t>）。</w:t>
+      </w:r>
+    </w:p>
+    <w:p>
+      <w:pPr>
+        <w:pStyle w:val="ListBullet"/>
+        <w:spacing w:line="240" w:lineRule="auto"/>
+        <w:ind w:left="720"/>
+      </w:pPr>
+      <w:r>
+        <w:rPr>
+          <w:lang w:val="zh_TW" w:bidi="zh_TW"/>
+        </w:rPr>
+      </w:r>
+      <w:r>
+        <w:rPr>
+          <w:lang w:val="zh_TW" w:bidi="zh_TW"/>
+        </w:rPr>
+        <w:t>在努西，誰持有家神像（teraphim），誰即繼承家產。這解釋了拉結偷取父親拉班家神的行為（</w:t>
+      </w:r>
+      <w:hyperlink r:id="rId58">
+        <w:r>
+          <w:rPr>
+            <w:lang w:val="zh_TW" w:bidi="zh_TW"/>
+          </w:rPr>
+          <w:rPr>
+            <w:color w:val="0000EE"/>
+            <w:u w:val="single"/>
+          </w:rPr>
+          <w:t>創31:19</w:t>
+        </w:r>
+      </w:hyperlink>
+      <w:r>
+        <w:rPr>
+          <w:lang w:val="zh_TW" w:bidi="zh_TW"/>
+        </w:rPr>
+        <w:t>），以及拉班對此事極度憤怒的原因（</w:t>
+      </w:r>
+      <w:hyperlink r:id="rId59">
+        <w:r>
+          <w:rPr>
+            <w:lang w:val="zh_TW" w:bidi="zh_TW"/>
+          </w:rPr>
+          <w:rPr>
+            <w:color w:val="0000EE"/>
+            <w:u w:val="single"/>
+          </w:rPr>
+          <w:t>創31:30–35</w:t>
+        </w:r>
+      </w:hyperlink>
+      <w:r>
+        <w:rPr>
+          <w:lang w:val="zh_TW" w:bidi="zh_TW"/>
+        </w:rPr>
+        <w:t>）。</w:t>
+      </w:r>
+    </w:p>
+    <w:p>
+      <w:pPr>
+        <w:pStyle w:val="ListBullet"/>
+        <w:spacing w:line="240" w:lineRule="auto"/>
+        <w:ind w:left="720"/>
+      </w:pPr>
+      <w:r>
+        <w:rPr>
+          <w:lang w:val="zh_TW" w:bidi="zh_TW"/>
+        </w:rPr>
+      </w:r>
+      <w:r>
+        <w:rPr>
+          <w:lang w:val="zh_TW" w:bidi="zh_TW"/>
+        </w:rPr>
+        <w:t>另一個兒子的名分的例子於聖經中的一個案例相似。納修威（Nashwi）收養了烏魯（Wullu），並將女兒努胡雅（Nuhuya）嫁給他；若烏魯另娶他妻，則喪失繼承權。這與拉班要求雅各不得再娶別妻的約定相似（</w:t>
+      </w:r>
+      <w:hyperlink r:id="rId60">
+        <w:r>
+          <w:rPr>
+            <w:lang w:val="zh_TW" w:bidi="zh_TW"/>
+          </w:rPr>
+          <w:rPr>
+            <w:color w:val="0000EE"/>
+            <w:u w:val="single"/>
+          </w:rPr>
+          <w:t>創31:50</w:t>
+        </w:r>
+      </w:hyperlink>
+      <w:r>
+        <w:rPr>
+          <w:lang w:val="zh_TW" w:bidi="zh_TW"/>
+        </w:rPr>
+        <w:t>）。</w:t>
+      </w:r>
+    </w:p>
+    <w:p>
+      <w:pPr/>
+      <w:r>
+        <w:rPr>
+          <w:lang w:val="zh_TW" w:bidi="zh_TW"/>
+        </w:rPr>
+      </w:r>
+      <w:r>
+        <w:rPr>
+          <w:i/>
+          <w:lang w:val="zh_TW" w:bidi="zh_TW"/>
+        </w:rPr>
+        <w:t>另見</w:t>
+      </w:r>
+      <w:r>
+        <w:rPr>
+          <w:lang w:val="zh_TW" w:bidi="zh_TW"/>
+        </w:rPr>
+        <w:t>銘文</w:t>
       </w:r>
       <w:r>
         <w:rPr>

--- a/zht/docx/118.content.docx
+++ b/zht/docx/118.content.docx
@@ -149,7 +149,7 @@
         <w:rPr>
           <w:lang w:val="zh_TW" w:bidi="zh_TW"/>
         </w:rPr>
-        <w:t>nu</w:t>
+        <w:t>ning</w:t>
       </w:r>
       <w:r>
         <w:rPr>
@@ -212,7 +212,7 @@
         <w:rPr>
           <w:lang w:val="zh_TW" w:bidi="zh_TW"/>
         </w:rPr>
-        <w:t>奴隸、奴隸制度</w:t>
+        <w:t>寧錄</w:t>
       </w:r>
       <w:r>
         <w:rPr>
@@ -231,46 +231,7 @@
         <w:rPr>
           <w:lang w:val="zh_TW" w:bidi="zh_TW"/>
         </w:rPr>
-        <w:t>奴隸是指被他人當作財產擁有的個人。奴隸制度則是建立這種主僕關係的體系。</w:t>
-      </w:r>
-    </w:p>
-    <w:p>
-      <w:pPr/>
-      <w:r>
-        <w:rPr>
-          <w:lang w:val="zh_TW" w:bidi="zh_TW"/>
-        </w:rPr>
-      </w:r>
-      <w:r>
-        <w:rPr>
-          <w:lang w:val="zh_TW" w:bidi="zh_TW"/>
-        </w:rPr>
-        <w:t>在古代，奴隸制在整個近東地區相當普遍，儘管這些社會的經濟並未依賴奴隸制運作。到了早期基督徒生活的羅馬帝國時期，奴隸制度已變得非常普遍，每兩個人中就有一人是奴隸。</w:t>
-      </w:r>
-    </w:p>
-    <w:p>
-      <w:pPr>
-        <w:pStyle w:val="Heading3"/>
-      </w:pPr>
-      <w:r>
-        <w:rPr>
-          <w:lang w:val="zh_TW" w:bidi="zh_TW"/>
-        </w:rPr>
-        <w:t>人是如何成為奴隸的？</w:t>
-      </w:r>
-    </w:p>
-    <w:p>
-      <w:pPr/>
-      <w:r>
-        <w:rPr>
-          <w:lang w:val="zh_TW" w:bidi="zh_TW"/>
-        </w:rPr>
-      </w:r>
-      <w:r>
-        <w:rPr>
-          <w:lang w:val="zh_TW" w:bidi="zh_TW"/>
-        </w:rPr>
-        <w:t>至少從公元前3000年開始，大多數奴隸是在戰爭中被擄的人（</w:t>
+        <w:t>古實的兒子、含的孫子、挪亞的曾孫（</w:t>
       </w:r>
       <w:hyperlink r:id="rId13">
         <w:r>
@@ -281,7 +242,7 @@
             <w:color w:val="0000EE"/>
             <w:u w:val="single"/>
           </w:rPr>
-          <w:t>創14:21</w:t>
+          <w:t>創10:8</w:t>
         </w:r>
       </w:hyperlink>
       <w:r>
@@ -299,14 +260,38 @@
             <w:color w:val="0000EE"/>
             <w:u w:val="single"/>
           </w:rPr>
-          <w:t>民31:9</w:t>
+          <w:t>代上1:10</w:t>
         </w:r>
       </w:hyperlink>
       <w:r>
         <w:rPr>
           <w:lang w:val="zh_TW" w:bidi="zh_TW"/>
         </w:rPr>
-        <w:t>；</w:t>
+        <w:t>）。聖經形容他為「</w:t>
+      </w:r>
+      <w:r>
+        <w:rPr>
+          <w:lang w:val="zh_TW" w:bidi="zh_TW"/>
+        </w:rPr>
+        <w:t>世上英雄之首</w:t>
+      </w:r>
+      <w:r>
+        <w:rPr>
+          <w:lang w:val="zh_TW" w:bidi="zh_TW"/>
+        </w:rPr>
+        <w:t>」與「英勇的獵</w:t>
+      </w:r>
+      <w:r>
+        <w:rPr>
+          <w:lang w:val="zh_TW" w:bidi="zh_TW"/>
+        </w:rPr>
+        <w:t>戶</w:t>
+      </w:r>
+      <w:r>
+        <w:rPr>
+          <w:lang w:val="zh_TW" w:bidi="zh_TW"/>
+        </w:rPr>
+        <w:t>」（</w:t>
       </w:r>
       <w:hyperlink r:id="rId15">
         <w:r>
@@ -317,14 +302,14 @@
             <w:color w:val="0000EE"/>
             <w:u w:val="single"/>
           </w:rPr>
-          <w:t>申20:14</w:t>
+          <w:t>創10:8–9</w:t>
         </w:r>
       </w:hyperlink>
       <w:r>
         <w:rPr>
           <w:lang w:val="zh_TW" w:bidi="zh_TW"/>
         </w:rPr>
-        <w:t>；</w:t>
+        <w:t>）。寧錄是第一個建立帝國的人，也是著名的獵人。傳統上認為他統治南美索不達米亞的巴比倫與亞喀得，以及亞述的尼尼微等地。「寧錄地」似乎與亞述同義（</w:t>
       </w:r>
       <w:hyperlink r:id="rId16">
         <w:r>
@@ -335,129 +320,7 @@
             <w:color w:val="0000EE"/>
             <w:u w:val="single"/>
           </w:rPr>
-          <w:t>士5:30</w:t>
-        </w:r>
-      </w:hyperlink>
-      <w:r>
-        <w:rPr>
-          <w:lang w:val="zh_TW" w:bidi="zh_TW"/>
-        </w:rPr>
-        <w:t>；</w:t>
-      </w:r>
-      <w:hyperlink r:id="rId17">
-        <w:r>
-          <w:rPr>
-            <w:lang w:val="zh_TW" w:bidi="zh_TW"/>
-          </w:rPr>
-          <w:rPr>
-            <w:color w:val="0000EE"/>
-            <w:u w:val="single"/>
-          </w:rPr>
-          <w:t>撒上4:9</w:t>
-        </w:r>
-      </w:hyperlink>
-      <w:r>
-        <w:rPr>
-          <w:lang w:val="zh_TW" w:bidi="zh_TW"/>
-        </w:rPr>
-        <w:t>；</w:t>
-      </w:r>
-      <w:hyperlink r:id="rId18">
-        <w:r>
-          <w:rPr>
-            <w:lang w:val="zh_TW" w:bidi="zh_TW"/>
-          </w:rPr>
-          <w:rPr>
-            <w:color w:val="0000EE"/>
-            <w:u w:val="single"/>
-          </w:rPr>
-          <w:t>王下5:2</w:t>
-        </w:r>
-      </w:hyperlink>
-      <w:r>
-        <w:rPr>
-          <w:lang w:val="zh_TW" w:bidi="zh_TW"/>
-        </w:rPr>
-        <w:t>；</w:t>
-      </w:r>
-      <w:hyperlink r:id="rId19">
-        <w:r>
-          <w:rPr>
-            <w:lang w:val="zh_TW" w:bidi="zh_TW"/>
-          </w:rPr>
-          <w:rPr>
-            <w:color w:val="0000EE"/>
-            <w:u w:val="single"/>
-          </w:rPr>
-          <w:t>代下28:8</w:t>
-        </w:r>
-      </w:hyperlink>
-      <w:r>
-        <w:rPr>
-          <w:lang w:val="zh_TW" w:bidi="zh_TW"/>
-        </w:rPr>
-        <w:t>）。這些俘虜會成為俘獲者的財產。</w:t>
-      </w:r>
-    </w:p>
-    <w:p>
-      <w:pPr/>
-      <w:r>
-        <w:rPr>
-          <w:lang w:val="zh_TW" w:bidi="zh_TW"/>
-        </w:rPr>
-      </w:r>
-      <w:r>
-        <w:rPr>
-          <w:lang w:val="zh_TW" w:bidi="zh_TW"/>
-        </w:rPr>
-        <w:t>人們可以從當地的其他奴隸主那裡購買奴隸。他們也可以從四處旅行的外國商人那裡購買，這些商人會將奴隸與布料、青銅製品及其它商品一同出售（</w:t>
-      </w:r>
-      <w:hyperlink r:id="rId20">
-        <w:r>
-          <w:rPr>
-            <w:lang w:val="zh_TW" w:bidi="zh_TW"/>
-          </w:rPr>
-          <w:rPr>
-            <w:color w:val="0000EE"/>
-            <w:u w:val="single"/>
-          </w:rPr>
-          <w:t>珥3:4–8</w:t>
-        </w:r>
-      </w:hyperlink>
-      <w:r>
-        <w:rPr>
-          <w:lang w:val="zh_TW" w:bidi="zh_TW"/>
-        </w:rPr>
-        <w:t>）。這就是約瑟的哥哥們將他賣給旅行商人（稱為以實瑪利人或米甸人）的過程，那些商人隨後將他賣給了一個埃及人（</w:t>
-      </w:r>
-      <w:hyperlink r:id="rId21">
-        <w:r>
-          <w:rPr>
-            <w:lang w:val="zh_TW" w:bidi="zh_TW"/>
-          </w:rPr>
-          <w:rPr>
-            <w:color w:val="0000EE"/>
-            <w:u w:val="single"/>
-          </w:rPr>
-          <w:t>創37:36</w:t>
-        </w:r>
-      </w:hyperlink>
-      <w:r>
-        <w:rPr>
-          <w:lang w:val="zh_TW" w:bidi="zh_TW"/>
-        </w:rPr>
-        <w:t>，</w:t>
-      </w:r>
-      <w:hyperlink r:id="rId22">
-        <w:r>
-          <w:rPr>
-            <w:lang w:val="zh_TW" w:bidi="zh_TW"/>
-          </w:rPr>
-          <w:rPr>
-            <w:color w:val="0000EE"/>
-            <w:u w:val="single"/>
-          </w:rPr>
-          <w:t>39:1</w:t>
+          <w:t>彌5:6</w:t>
         </w:r>
       </w:hyperlink>
       <w:r>
@@ -478,9 +341,9 @@
         <w:rPr>
           <w:lang w:val="zh_TW" w:bidi="zh_TW"/>
         </w:rPr>
-        <w:t>許多家庭成為奴隸的主要原因是債務。如果有人無法償還欠債，他們的整個家庭都可能被迫成為奴隸（</w:t>
+        <w:t>舊約聖經中對寧錄的記載顯示，古代傳統視他為一位具有堅定意志與非凡才能的人物。部分學者認為他可與公元前十三世紀一位統一亞述與巴比倫的美索不達米亞君王相應。然而，這說法與經文所指的不符，因寧錄被明確地描述為含之子古實的後裔，而古實地在埃及以南，地理上遠離美索不達米亞。（</w:t>
       </w:r>
-      <w:hyperlink r:id="rId23">
+      <w:hyperlink r:id="rId13">
         <w:r>
           <w:rPr>
             <w:lang w:val="zh_TW" w:bidi="zh_TW"/>
@@ -489,43 +352,7 @@
             <w:color w:val="0000EE"/>
             <w:u w:val="single"/>
           </w:rPr>
-          <w:t>王下4:1</w:t>
-        </w:r>
-      </w:hyperlink>
-      <w:r>
-        <w:rPr>
-          <w:lang w:val="zh_TW" w:bidi="zh_TW"/>
-        </w:rPr>
-        <w:t>；</w:t>
-      </w:r>
-      <w:hyperlink r:id="rId24">
-        <w:r>
-          <w:rPr>
-            <w:lang w:val="zh_TW" w:bidi="zh_TW"/>
-          </w:rPr>
-          <w:rPr>
-            <w:color w:val="0000EE"/>
-            <w:u w:val="single"/>
-          </w:rPr>
-          <w:t>尼5:5–8</w:t>
-        </w:r>
-      </w:hyperlink>
-      <w:r>
-        <w:rPr>
-          <w:lang w:val="zh_TW" w:bidi="zh_TW"/>
-        </w:rPr>
-        <w:t>）。漢謨拉比法典（law code of Hammurabi，一套古代法律）第117條規定，一個家庭作為奴隸不得超過三年。希伯來律法則允許奴隸主持有奴隸長達六年（</w:t>
-      </w:r>
-      <w:hyperlink r:id="rId25">
-        <w:r>
-          <w:rPr>
-            <w:lang w:val="zh_TW" w:bidi="zh_TW"/>
-          </w:rPr>
-          <w:rPr>
-            <w:color w:val="0000EE"/>
-            <w:u w:val="single"/>
-          </w:rPr>
-          <w:t>申15:18</w:t>
+          <w:t>創10:8</w:t>
         </w:r>
       </w:hyperlink>
       <w:r>
@@ -546,9 +373,9 @@
         <w:rPr>
           <w:lang w:val="zh_TW" w:bidi="zh_TW"/>
         </w:rPr>
-        <w:t>有些人為了逃避極端貧困和飢餓，選擇成為奴隸（</w:t>
+        <w:t>寧錄的名字與名聲在塔木德猶太傳統（Talmudic Judaism）與伊斯蘭傳統中皆佔重要地位。在猶太文獻中，他象徵著對上帝的叛逆與地上的軍事強權。拉比傳統認為巴別塔（</w:t>
       </w:r>
-      <w:hyperlink r:id="rId26">
+      <w:hyperlink r:id="rId17">
         <w:r>
           <w:rPr>
             <w:lang w:val="zh_TW" w:bidi="zh_TW"/>
@@ -557,1152 +384,14 @@
             <w:color w:val="0000EE"/>
             <w:u w:val="single"/>
           </w:rPr>
-          <w:t>利25:47–48</w:t>
+          <w:t>創11:1–9</w:t>
         </w:r>
       </w:hyperlink>
       <w:r>
         <w:rPr>
           <w:lang w:val="zh_TW" w:bidi="zh_TW"/>
         </w:rPr>
-        <w:t>）。這被稱為自願奴役，在古代很常見。</w:t>
-      </w:r>
-    </w:p>
-    <w:p>
-      <w:pPr/>
-      <w:r>
-        <w:rPr>
-          <w:lang w:val="zh_TW" w:bidi="zh_TW"/>
-        </w:rPr>
-      </w:r>
-      <w:r>
-        <w:rPr>
-          <w:lang w:val="zh_TW" w:bidi="zh_TW"/>
-        </w:rPr>
-        <w:t>綁架並販賣人口為奴是犯罪行為。約瑟的哥哥們就犯了這項罪（</w:t>
-      </w:r>
-      <w:hyperlink r:id="rId27">
-        <w:r>
-          <w:rPr>
-            <w:lang w:val="zh_TW" w:bidi="zh_TW"/>
-          </w:rPr>
-          <w:rPr>
-            <w:color w:val="0000EE"/>
-            <w:u w:val="single"/>
-          </w:rPr>
-          <w:t>創37:27–28</w:t>
-        </w:r>
-      </w:hyperlink>
-      <w:r>
-        <w:rPr>
-          <w:lang w:val="zh_TW" w:bidi="zh_TW"/>
-        </w:rPr>
-        <w:t>）。漢謨拉比法典（第14條）和摩西律法（見</w:t>
-      </w:r>
-      <w:hyperlink r:id="rId28">
-        <w:r>
-          <w:rPr>
-            <w:lang w:val="zh_TW" w:bidi="zh_TW"/>
-          </w:rPr>
-          <w:rPr>
-            <w:color w:val="0000EE"/>
-            <w:u w:val="single"/>
-          </w:rPr>
-          <w:t>出21:11</w:t>
-        </w:r>
-      </w:hyperlink>
-      <w:r>
-        <w:rPr>
-          <w:lang w:val="zh_TW" w:bidi="zh_TW"/>
-        </w:rPr>
-        <w:t>；</w:t>
-      </w:r>
-      <w:hyperlink r:id="rId29">
-        <w:r>
-          <w:rPr>
-            <w:lang w:val="zh_TW" w:bidi="zh_TW"/>
-          </w:rPr>
-          <w:rPr>
-            <w:color w:val="0000EE"/>
-            <w:u w:val="single"/>
-          </w:rPr>
-          <w:t>申24:7）</w:t>
-        </w:r>
-      </w:hyperlink>
-      <w:r>
-        <w:rPr>
-          <w:lang w:val="zh_TW" w:bidi="zh_TW"/>
-        </w:rPr>
-        <w:t>都規定犯下此罪的人應被處死。</w:t>
-      </w:r>
-    </w:p>
-    <w:p>
-      <w:pPr>
-        <w:pStyle w:val="Heading3"/>
-      </w:pPr>
-      <w:r>
-        <w:rPr>
-          <w:lang w:val="zh_TW" w:bidi="zh_TW"/>
-        </w:rPr>
-        <w:t>奴隸的生活</w:t>
-      </w:r>
-    </w:p>
-    <w:p>
-      <w:pPr/>
-      <w:r>
-        <w:rPr>
-          <w:lang w:val="zh_TW" w:bidi="zh_TW"/>
-        </w:rPr>
-      </w:r>
-      <w:r>
-        <w:rPr>
-          <w:lang w:val="zh_TW" w:bidi="zh_TW"/>
-        </w:rPr>
-        <w:t>在蘇美人（Sumerian）社會（最早的文明之一），奴隸擁有一些權利。他們可以借錢和經商。奴隸的價格通常比一頭強壯的驢子還低，這意味著奴隸有時可以存夠錢為自己贖身。</w:t>
-      </w:r>
-    </w:p>
-    <w:p>
-      <w:pPr/>
-      <w:r>
-        <w:rPr>
-          <w:lang w:val="zh_TW" w:bidi="zh_TW"/>
-        </w:rPr>
-      </w:r>
-      <w:r>
-        <w:rPr>
-          <w:lang w:val="zh_TW" w:bidi="zh_TW"/>
-        </w:rPr>
-        <w:t>大多數奴隸在農場工作，或在家中從事艱苦的日常雜務。然而，一些有技能的奴隸會被賦予重要職務，負責管理主人的家務。</w:t>
-      </w:r>
-    </w:p>
-    <w:p>
-      <w:pPr/>
-      <w:r>
-        <w:rPr>
-          <w:lang w:val="zh_TW" w:bidi="zh_TW"/>
-        </w:rPr>
-      </w:r>
-      <w:r>
-        <w:rPr>
-          <w:lang w:val="zh_TW" w:bidi="zh_TW"/>
-        </w:rPr>
-        <w:t>法律規定奴隸在一定時間後應獲自由，但主人並不總是遵守這些規則。根據希伯來律法，因選擇而成為奴隸的希伯來人將在下一個禧年（每50年一次的特別年份）獲得自由。法律規定，任何希伯來人都不應終身為奴（</w:t>
-      </w:r>
-      <w:hyperlink r:id="rId30">
-        <w:r>
-          <w:rPr>
-            <w:lang w:val="zh_TW" w:bidi="zh_TW"/>
-          </w:rPr>
-          <w:rPr>
-            <w:color w:val="0000EE"/>
-            <w:u w:val="single"/>
-          </w:rPr>
-          <w:t>出21:2</w:t>
-        </w:r>
-      </w:hyperlink>
-      <w:r>
-        <w:rPr>
-          <w:lang w:val="zh_TW" w:bidi="zh_TW"/>
-        </w:rPr>
-        <w:t>；</w:t>
-      </w:r>
-      <w:hyperlink r:id="rId31">
-        <w:r>
-          <w:rPr>
-            <w:lang w:val="zh_TW" w:bidi="zh_TW"/>
-          </w:rPr>
-          <w:rPr>
-            <w:color w:val="0000EE"/>
-            <w:u w:val="single"/>
-          </w:rPr>
-          <w:t>利25:10–13</w:t>
-        </w:r>
-      </w:hyperlink>
-      <w:r>
-        <w:rPr>
-          <w:lang w:val="zh_TW" w:bidi="zh_TW"/>
-        </w:rPr>
-        <w:t>；</w:t>
-      </w:r>
-      <w:hyperlink r:id="rId32">
-        <w:r>
-          <w:rPr>
-            <w:lang w:val="zh_TW" w:bidi="zh_TW"/>
-          </w:rPr>
-          <w:rPr>
-            <w:color w:val="0000EE"/>
-            <w:u w:val="single"/>
-          </w:rPr>
-          <w:t>申15:12–14</w:t>
-        </w:r>
-      </w:hyperlink>
-      <w:r>
-        <w:rPr>
-          <w:lang w:val="zh_TW" w:bidi="zh_TW"/>
-        </w:rPr>
-        <w:t>）。</w:t>
-      </w:r>
-    </w:p>
-    <w:p>
-      <w:pPr/>
-      <w:r>
-        <w:rPr>
-          <w:lang w:val="zh_TW" w:bidi="zh_TW"/>
-        </w:rPr>
-      </w:r>
-      <w:r>
-        <w:rPr>
-          <w:lang w:val="zh_TW" w:bidi="zh_TW"/>
-        </w:rPr>
-        <w:t>以色列人制定了律法，保護奴隸免受主人或監工的殘酷對待。如果主人造成了奴隸永久性的傷害，律法要求必須釋放奴隸（</w:t>
-      </w:r>
-      <w:hyperlink r:id="rId33">
-        <w:r>
-          <w:rPr>
-            <w:lang w:val="zh_TW" w:bidi="zh_TW"/>
-          </w:rPr>
-          <w:rPr>
-            <w:color w:val="0000EE"/>
-            <w:u w:val="single"/>
-          </w:rPr>
-          <w:t>出21:26–27</w:t>
-        </w:r>
-      </w:hyperlink>
-      <w:r>
-        <w:rPr>
-          <w:lang w:val="zh_TW" w:bidi="zh_TW"/>
-        </w:rPr>
-        <w:t>）。希伯來奴隸在以色列家庭中並不常見。當他們在家庭中工作時，通常會與主人一起在田間勞作。許多家奴的生活條件比最貧窮的自由人更好，因為後者常面臨飢餓與極端貧困。</w:t>
-      </w:r>
-    </w:p>
-    <w:p>
-      <w:pPr>
-        <w:pStyle w:val="Heading3"/>
-      </w:pPr>
-      <w:r>
-        <w:rPr>
-          <w:lang w:val="zh_TW" w:bidi="zh_TW"/>
-        </w:rPr>
-        <w:t>希臘與羅馬時期的奴隸制度</w:t>
-      </w:r>
-    </w:p>
-    <w:p>
-      <w:pPr/>
-      <w:r>
-        <w:rPr>
-          <w:lang w:val="zh_TW" w:bidi="zh_TW"/>
-        </w:rPr>
-      </w:r>
-      <w:r>
-        <w:rPr>
-          <w:lang w:val="zh_TW" w:bidi="zh_TW"/>
-        </w:rPr>
-        <w:t>在希臘與羅馬時期，奴隸的數量大幅增長。家奴（在人家中工作的奴隸）通常比其他奴隸受到更好的對待。許多奴隸成為主人信任的僕人和親近的顧問。有些奴隸甚至被允許開始經營生意，這為他們自己和主人都帶來了財富。</w:t>
-      </w:r>
-    </w:p>
-    <w:p>
-      <w:pPr>
-        <w:pStyle w:val="Heading3"/>
-      </w:pPr>
-      <w:r>
-        <w:rPr>
-          <w:lang w:val="zh_TW" w:bidi="zh_TW"/>
-        </w:rPr>
-        <w:t>奴隸制度的特殊情況</w:t>
-      </w:r>
-    </w:p>
-    <w:p>
-      <w:pPr/>
-      <w:r>
-        <w:rPr>
-          <w:lang w:val="zh_TW" w:bidi="zh_TW"/>
-        </w:rPr>
-      </w:r>
-      <w:r>
-        <w:rPr>
-          <w:lang w:val="zh_TW" w:bidi="zh_TW"/>
-        </w:rPr>
-        <w:t>根據吾珥（Ur）和努西城（Nuzi）的古代記錄，連同創世記的記載都顯示，當妻子不能生育時，她的女奴可能會為丈夫生孩子 （</w:t>
-      </w:r>
-      <w:hyperlink r:id="rId34">
-        <w:r>
-          <w:rPr>
-            <w:lang w:val="zh_TW" w:bidi="zh_TW"/>
-          </w:rPr>
-          <w:rPr>
-            <w:color w:val="0000EE"/>
-            <w:u w:val="single"/>
-          </w:rPr>
-          <w:t>創16:2–4</w:t>
-        </w:r>
-      </w:hyperlink>
-      <w:r>
-        <w:rPr>
-          <w:lang w:val="zh_TW" w:bidi="zh_TW"/>
-        </w:rPr>
-        <w:t>）。根據律法，希伯來主人可以同意娶一名年輕女奴，也可以讓自己的兒子娶她，或者讓她成為自己的妾（與男子同住但權利少於妻子的女性）。如果後來主人拒絕她，或不履行協議，她將從奴役中被釋放（</w:t>
-      </w:r>
-      <w:hyperlink r:id="rId35">
-        <w:r>
-          <w:rPr>
-            <w:lang w:val="zh_TW" w:bidi="zh_TW"/>
-          </w:rPr>
-          <w:rPr>
-            <w:color w:val="0000EE"/>
-            <w:u w:val="single"/>
-          </w:rPr>
-          <w:t>出21:7–11</w:t>
-        </w:r>
-      </w:hyperlink>
-      <w:r>
-        <w:rPr>
-          <w:lang w:val="zh_TW" w:bidi="zh_TW"/>
-        </w:rPr>
-        <w:t>）。</w:t>
-      </w:r>
-    </w:p>
-    <w:p>
-      <w:pPr/>
-      <w:r>
-        <w:rPr>
-          <w:lang w:val="zh_TW" w:bidi="zh_TW"/>
-        </w:rPr>
-      </w:r>
-      <w:r>
-        <w:rPr>
-          <w:lang w:val="zh_TW" w:bidi="zh_TW"/>
-        </w:rPr>
-        <w:t>政府要求被征服的人民進行強迫勞役（</w:t>
-      </w:r>
-      <w:hyperlink r:id="rId36">
-        <w:r>
-          <w:rPr>
-            <w:lang w:val="zh_TW" w:bidi="zh_TW"/>
-          </w:rPr>
-          <w:rPr>
-            <w:color w:val="0000EE"/>
-            <w:u w:val="single"/>
-          </w:rPr>
-          <w:t>撒下12:31</w:t>
-        </w:r>
-      </w:hyperlink>
-      <w:r>
-        <w:rPr>
-          <w:lang w:val="zh_TW" w:bidi="zh_TW"/>
-        </w:rPr>
-        <w:t>；</w:t>
-      </w:r>
-      <w:hyperlink r:id="rId37">
-        <w:r>
-          <w:rPr>
-            <w:lang w:val="zh_TW" w:bidi="zh_TW"/>
-          </w:rPr>
-          <w:rPr>
-            <w:color w:val="0000EE"/>
-            <w:u w:val="single"/>
-          </w:rPr>
-          <w:t>王上9:15</w:t>
-        </w:r>
-      </w:hyperlink>
-      <w:r>
-        <w:rPr>
-          <w:lang w:val="zh_TW" w:bidi="zh_TW"/>
-        </w:rPr>
-        <w:t>、</w:t>
-      </w:r>
-      <w:hyperlink r:id="rId37">
-        <w:r>
-          <w:rPr>
-            <w:lang w:val="zh_TW" w:bidi="zh_TW"/>
-          </w:rPr>
-          <w:rPr>
-            <w:color w:val="0000EE"/>
-            <w:u w:val="single"/>
-          </w:rPr>
-          <w:t>21–23</w:t>
-        </w:r>
-      </w:hyperlink>
-      <w:r>
-        <w:rPr>
-          <w:lang w:val="zh_TW" w:bidi="zh_TW"/>
-        </w:rPr>
-        <w:t>）。甚至以色列人自己也在黎巴嫩被強迫勞役（</w:t>
-      </w:r>
-      <w:hyperlink r:id="rId38">
-        <w:r>
-          <w:rPr>
-            <w:lang w:val="zh_TW" w:bidi="zh_TW"/>
-          </w:rPr>
-          <w:rPr>
-            <w:color w:val="0000EE"/>
-            <w:u w:val="single"/>
-          </w:rPr>
-          <w:t>王上5:13–18</w:t>
-        </w:r>
-      </w:hyperlink>
-      <w:r>
-        <w:rPr>
-          <w:lang w:val="zh_TW" w:bidi="zh_TW"/>
-        </w:rPr>
-        <w:t>）。一些被擄的人，如米甸人和基遍人，被安排在聖殿工作（</w:t>
-      </w:r>
-      <w:hyperlink r:id="rId39">
-        <w:r>
-          <w:rPr>
-            <w:lang w:val="zh_TW" w:bidi="zh_TW"/>
-          </w:rPr>
-          <w:rPr>
-            <w:color w:val="0000EE"/>
-            <w:u w:val="single"/>
-          </w:rPr>
-          <w:t>民31:28–30</w:t>
-        </w:r>
-      </w:hyperlink>
-      <w:r>
-        <w:rPr>
-          <w:lang w:val="zh_TW" w:bidi="zh_TW"/>
-        </w:rPr>
-        <w:t>、</w:t>
-      </w:r>
-      <w:hyperlink r:id="rId39">
-        <w:r>
-          <w:rPr>
-            <w:lang w:val="zh_TW" w:bidi="zh_TW"/>
-          </w:rPr>
-          <w:rPr>
-            <w:color w:val="0000EE"/>
-            <w:u w:val="single"/>
-          </w:rPr>
-          <w:t>47</w:t>
-        </w:r>
-      </w:hyperlink>
-      <w:r>
-        <w:rPr>
-          <w:lang w:val="zh_TW" w:bidi="zh_TW"/>
-        </w:rPr>
-        <w:t>；</w:t>
-      </w:r>
-      <w:hyperlink r:id="rId40">
-        <w:r>
-          <w:rPr>
-            <w:lang w:val="zh_TW" w:bidi="zh_TW"/>
-          </w:rPr>
-          <w:rPr>
-            <w:color w:val="0000EE"/>
-            <w:u w:val="single"/>
-          </w:rPr>
-          <w:t>書9:23–25</w:t>
-        </w:r>
-      </w:hyperlink>
-      <w:r>
-        <w:rPr>
-          <w:lang w:val="zh_TW" w:bidi="zh_TW"/>
-        </w:rPr>
-        <w:t>）。這種做法一直持續到大衛王與所羅門王時期（</w:t>
-      </w:r>
-      <w:hyperlink r:id="rId41">
-        <w:r>
-          <w:rPr>
-            <w:lang w:val="zh_TW" w:bidi="zh_TW"/>
-          </w:rPr>
-          <w:rPr>
-            <w:color w:val="0000EE"/>
-            <w:u w:val="single"/>
-          </w:rPr>
-          <w:t>拉2:58</w:t>
-        </w:r>
-      </w:hyperlink>
-      <w:r>
-        <w:rPr>
-          <w:lang w:val="zh_TW" w:bidi="zh_TW"/>
-        </w:rPr>
-        <w:t>；</w:t>
-      </w:r>
-      <w:hyperlink r:id="rId42">
-        <w:r>
-          <w:rPr>
-            <w:lang w:val="zh_TW" w:bidi="zh_TW"/>
-          </w:rPr>
-          <w:rPr>
-            <w:color w:val="0000EE"/>
-            <w:u w:val="single"/>
-          </w:rPr>
-          <w:t>8:20</w:t>
-        </w:r>
-      </w:hyperlink>
-      <w:r>
-        <w:rPr>
-          <w:lang w:val="zh_TW" w:bidi="zh_TW"/>
-        </w:rPr>
-        <w:t>）。外邦奴隸也協助修復了耶路撒冷的城牆（</w:t>
-      </w:r>
-      <w:hyperlink r:id="rId43">
-        <w:r>
-          <w:rPr>
-            <w:lang w:val="zh_TW" w:bidi="zh_TW"/>
-          </w:rPr>
-          <w:rPr>
-            <w:color w:val="0000EE"/>
-            <w:u w:val="single"/>
-          </w:rPr>
-          <w:t>尼3:26</w:t>
-        </w:r>
-      </w:hyperlink>
-      <w:r>
-        <w:rPr>
-          <w:lang w:val="zh_TW" w:bidi="zh_TW"/>
-        </w:rPr>
-        <w:t>、</w:t>
-      </w:r>
-      <w:hyperlink r:id="rId43">
-        <w:r>
-          <w:rPr>
-            <w:lang w:val="zh_TW" w:bidi="zh_TW"/>
-          </w:rPr>
-          <w:rPr>
-            <w:color w:val="0000EE"/>
-            <w:u w:val="single"/>
-          </w:rPr>
-          <w:t>31</w:t>
-        </w:r>
-      </w:hyperlink>
-      <w:r>
-        <w:rPr>
-          <w:lang w:val="zh_TW" w:bidi="zh_TW"/>
-        </w:rPr>
-        <w:t>）。</w:t>
-      </w:r>
-    </w:p>
-    <w:p>
-      <w:pPr>
-        <w:pStyle w:val="Heading3"/>
-      </w:pPr>
-      <w:r>
-        <w:rPr>
-          <w:lang w:val="zh_TW" w:bidi="zh_TW"/>
-        </w:rPr>
-        <w:t>新約聖經中的奴隸制度</w:t>
-      </w:r>
-    </w:p>
-    <w:p>
-      <w:pPr/>
-      <w:r>
-        <w:rPr>
-          <w:lang w:val="zh_TW" w:bidi="zh_TW"/>
-        </w:rPr>
-      </w:r>
-      <w:r>
-        <w:rPr>
-          <w:lang w:val="zh_TW" w:bidi="zh_TW"/>
-        </w:rPr>
-        <w:t>新約聖經顯示了對奴隸制度態度的轉變。奴隸的身分變得更像僕人，奴隸制度也變得不那麼普遍。耶穌和使徒並沒有直接反對奴隸制度，但他們對此給予了相關的教導。他們教導奴隸與僕人要忠心事奉主人；同時也告訴主人要以仁慈和公平對待奴隸（</w:t>
-      </w:r>
-      <w:hyperlink r:id="rId44">
-        <w:r>
-          <w:rPr>
-            <w:lang w:val="zh_TW" w:bidi="zh_TW"/>
-          </w:rPr>
-          <w:rPr>
-            <w:color w:val="0000EE"/>
-            <w:u w:val="single"/>
-          </w:rPr>
-          <w:t>弗6:9</w:t>
-        </w:r>
-      </w:hyperlink>
-      <w:r>
-        <w:rPr>
-          <w:lang w:val="zh_TW" w:bidi="zh_TW"/>
-        </w:rPr>
-        <w:t>；</w:t>
-      </w:r>
-      <w:hyperlink r:id="rId45">
-        <w:r>
-          <w:rPr>
-            <w:lang w:val="zh_TW" w:bidi="zh_TW"/>
-          </w:rPr>
-          <w:rPr>
-            <w:color w:val="0000EE"/>
-            <w:u w:val="single"/>
-          </w:rPr>
-          <w:t>西4:1</w:t>
-        </w:r>
-      </w:hyperlink>
-      <w:r>
-        <w:rPr>
-          <w:lang w:val="zh_TW" w:bidi="zh_TW"/>
-        </w:rPr>
-        <w:t>；</w:t>
-      </w:r>
-      <w:hyperlink r:id="rId46">
-        <w:r>
-          <w:rPr>
-            <w:lang w:val="zh_TW" w:bidi="zh_TW"/>
-          </w:rPr>
-          <w:rPr>
-            <w:color w:val="0000EE"/>
-            <w:u w:val="single"/>
-          </w:rPr>
-          <w:t>提前6:2</w:t>
-        </w:r>
-      </w:hyperlink>
-      <w:r>
-        <w:rPr>
-          <w:lang w:val="zh_TW" w:bidi="zh_TW"/>
-        </w:rPr>
-        <w:t>；</w:t>
-      </w:r>
-      <w:hyperlink r:id="rId47">
-        <w:r>
-          <w:rPr>
-            <w:lang w:val="zh_TW" w:bidi="zh_TW"/>
-          </w:rPr>
-          <w:rPr>
-            <w:color w:val="0000EE"/>
-            <w:u w:val="single"/>
-          </w:rPr>
-          <w:t>門1:16</w:t>
-        </w:r>
-      </w:hyperlink>
-      <w:r>
-        <w:rPr>
-          <w:lang w:val="zh_TW" w:bidi="zh_TW"/>
-        </w:rPr>
-        <w:t>）。保羅從未宣揚過反對奴隸制度，但他寫信試圖讓一名叫阿尼西謀的奴隸獲得自由。這就是保羅寫腓利門書的原因（見</w:t>
-      </w:r>
-      <w:r>
-        <w:rPr>
-          <w:lang w:val="zh_TW" w:bidi="zh_TW"/>
-        </w:rPr>
-        <w:t>腓利門書</w:t>
-      </w:r>
-      <w:r>
-        <w:rPr>
-          <w:lang w:val="zh_TW" w:bidi="zh_TW"/>
-        </w:rPr>
-        <w:t>中相關的討論）。</w:t>
-      </w:r>
-    </w:p>
-    <w:p>
-      <w:pPr/>
-      <w:r>
-        <w:rPr>
-          <w:lang w:val="zh_TW" w:bidi="zh_TW"/>
-        </w:rPr>
-      </w:r>
-      <w:r>
-        <w:rPr>
-          <w:i/>
-          <w:lang w:val="zh_TW" w:bidi="zh_TW"/>
-        </w:rPr>
-        <w:t>另見</w:t>
-      </w:r>
-      <w:r>
-        <w:rPr>
-          <w:lang w:val="zh_TW" w:bidi="zh_TW"/>
-        </w:rPr>
-        <w:t>奴役、捆綁</w:t>
-      </w:r>
-      <w:r>
-        <w:rPr>
-          <w:lang w:val="zh_TW" w:bidi="zh_TW"/>
-        </w:rPr>
-        <w:t>；</w:t>
-      </w:r>
-      <w:r>
-        <w:rPr>
-          <w:lang w:val="zh_TW" w:bidi="zh_TW"/>
-        </w:rPr>
-        <w:t>自由</w:t>
-      </w:r>
-      <w:r>
-        <w:rPr>
-          <w:lang w:val="zh_TW" w:bidi="zh_TW"/>
-        </w:rPr>
-        <w:t>。</w:t>
-      </w:r>
-      <w:r>
-        <w:rPr>
-          <w:lang w:val="zh_TW" w:bidi="zh_TW"/>
-        </w:rPr>
-      </w:r>
-      <w:r>
-        <w:rPr>
-          <w:lang w:val="zh_TW" w:bidi="zh_TW"/>
-        </w:rPr>
-      </w:r>
-    </w:p>
-    <w:p>
-      <w:pPr/>
-      <w:r>
-        <w:rPr>
-          <w:lang w:val="zh_TW" w:bidi="zh_TW"/>
-        </w:rPr>
-      </w:r>
-    </w:p>
-    <w:p>
-      <w:pPr>
-        <w:pStyle w:val="Heading2"/>
-      </w:pPr>
-      <w:r>
-        <w:rPr>
-          <w:lang w:val="zh_TW" w:bidi="zh_TW"/>
-        </w:rPr>
-        <w:t>努西、努西泥版</w:t>
-      </w:r>
-      <w:r>
-        <w:rPr>
-          <w:lang w:val="zh_TW" w:bidi="zh_TW"/>
-        </w:rPr>
-      </w:r>
-    </w:p>
-    <w:p>
-      <w:pPr/>
-      <w:r>
-        <w:rPr>
-          <w:lang w:val="zh_TW" w:bidi="zh_TW"/>
-        </w:rPr>
-      </w:r>
-      <w:r>
-        <w:rPr>
-          <w:lang w:val="zh_TW" w:bidi="zh_TW"/>
-        </w:rPr>
-        <w:t>努西（Nuzi）位於美索不達米亞東北部的城鎮，位於現今伊拉克基爾庫克（Kirkuk）西南方約九英里（約14.5公里）。努西原名為迦蘇爾（Gasur），今稱約爾干特佩（Yorgan Tepe）。於1925至1931年間在此進行了考古發掘，出土大量引人注意的文物。約爾干特佩因出土的泥版（Nuzi Tablets）而聞名，這些泥版主要是記錄商業交易。</w:t>
-      </w:r>
-    </w:p>
-    <w:p>
-      <w:pPr/>
-      <w:r>
-        <w:rPr>
-          <w:lang w:val="zh_TW" w:bidi="zh_TW"/>
-        </w:rPr>
-      </w:r>
-      <w:r>
-        <w:rPr>
-          <w:lang w:val="zh_TW" w:bidi="zh_TW"/>
-        </w:rPr>
-        <w:t>在公元前三千年，迦蘇爾主要是由閃族人居住。到了公元前二千年中期，居民主要是戶利安人（Hurrians），城市的名字也改為努西。戶利安人在聖經中被稱為何利人（參</w:t>
-      </w:r>
-      <w:hyperlink r:id="rId48">
-        <w:r>
-          <w:rPr>
-            <w:lang w:val="zh_TW" w:bidi="zh_TW"/>
-          </w:rPr>
-          <w:rPr>
-            <w:color w:val="0000EE"/>
-            <w:u w:val="single"/>
-          </w:rPr>
-          <w:t>創14:6</w:t>
-        </w:r>
-      </w:hyperlink>
-      <w:r>
-        <w:rPr>
-          <w:lang w:val="zh_TW" w:bidi="zh_TW"/>
-        </w:rPr>
-        <w:t>，</w:t>
-      </w:r>
-      <w:hyperlink r:id="rId49">
-        <w:r>
-          <w:rPr>
-            <w:lang w:val="zh_TW" w:bidi="zh_TW"/>
-          </w:rPr>
-          <w:rPr>
-            <w:color w:val="0000EE"/>
-            <w:u w:val="single"/>
-          </w:rPr>
-          <w:t>36:20–21</w:t>
-        </w:r>
-      </w:hyperlink>
-      <w:r>
-        <w:rPr>
-          <w:lang w:val="zh_TW" w:bidi="zh_TW"/>
-        </w:rPr>
-        <w:t>；</w:t>
-      </w:r>
-      <w:hyperlink r:id="rId50">
-        <w:r>
-          <w:rPr>
-            <w:lang w:val="zh_TW" w:bidi="zh_TW"/>
-          </w:rPr>
-          <w:rPr>
-            <w:color w:val="0000EE"/>
-            <w:u w:val="single"/>
-          </w:rPr>
-          <w:t>申2:12</w:t>
-        </w:r>
-      </w:hyperlink>
-      <w:r>
-        <w:rPr>
-          <w:lang w:val="zh_TW" w:bidi="zh_TW"/>
-        </w:rPr>
-        <w:t>、</w:t>
-      </w:r>
-      <w:hyperlink r:id="rId50">
-        <w:r>
-          <w:rPr>
-            <w:lang w:val="zh_TW" w:bidi="zh_TW"/>
-          </w:rPr>
-          <w:rPr>
-            <w:color w:val="0000EE"/>
-            <w:u w:val="single"/>
-          </w:rPr>
-          <w:t>22</w:t>
-        </w:r>
-      </w:hyperlink>
-      <w:r>
-        <w:rPr>
-          <w:lang w:val="zh_TW" w:bidi="zh_TW"/>
-        </w:rPr>
-        <w:t>）。</w:t>
-      </w:r>
-    </w:p>
-    <w:p>
-      <w:pPr/>
-      <w:r>
-        <w:rPr>
-          <w:lang w:val="zh_TW" w:bidi="zh_TW"/>
-        </w:rPr>
-      </w:r>
-      <w:r>
-        <w:rPr>
-          <w:lang w:val="zh_TW" w:bidi="zh_TW"/>
-        </w:rPr>
-        <w:t>出土文物中包括公元前三千年的泥版，其中包含已知最古老的地圖。文獻顯示，當時人們已採用分期付款的購物制度。</w:t>
-      </w:r>
-    </w:p>
-    <w:p>
-      <w:pPr/>
-      <w:r>
-        <w:rPr>
-          <w:lang w:val="zh_TW" w:bidi="zh_TW"/>
-        </w:rPr>
-      </w:r>
-      <w:r>
-        <w:rPr>
-          <w:lang w:val="zh_TW" w:bidi="zh_TW"/>
-        </w:rPr>
-        <w:t>在公元前15至14世紀，戶利安的文士用巴比倫文字書寫下數以千計的泥版，內容包含近東風俗及法律制度的資料，為理解聖經中的族長時期的社會背景提供了重要參照。</w:t>
-      </w:r>
-    </w:p>
-    <w:p>
-      <w:pPr/>
-      <w:r>
-        <w:rPr>
-          <w:lang w:val="zh_TW" w:bidi="zh_TW"/>
-        </w:rPr>
-      </w:r>
-      <w:r>
-        <w:rPr>
-          <w:lang w:val="zh_TW" w:bidi="zh_TW"/>
-        </w:rPr>
-        <w:t>以下是努西與聖經之間可能有關聯的一些例子：</w:t>
-      </w:r>
-    </w:p>
-    <w:p>
-      <w:pPr>
-        <w:pStyle w:val="ListBullet"/>
-        <w:spacing w:line="240" w:lineRule="auto"/>
-        <w:ind w:left="720"/>
-      </w:pPr>
-      <w:r>
-        <w:rPr>
-          <w:lang w:val="zh_TW" w:bidi="zh_TW"/>
-        </w:rPr>
-      </w:r>
-      <w:r>
-        <w:rPr>
-          <w:lang w:val="zh_TW" w:bidi="zh_TW"/>
-        </w:rPr>
-        <w:t>在努西，若妻子無子，可將使女給丈夫，讓使女為她生子。這種做法在撒萊、拉結，和利亞身上都有出現過（</w:t>
-      </w:r>
-      <w:hyperlink r:id="rId51">
-        <w:r>
-          <w:rPr>
-            <w:lang w:val="zh_TW" w:bidi="zh_TW"/>
-          </w:rPr>
-          <w:rPr>
-            <w:color w:val="0000EE"/>
-            <w:u w:val="single"/>
-          </w:rPr>
-          <w:t>創16:1–4</w:t>
-        </w:r>
-      </w:hyperlink>
-      <w:r>
-        <w:rPr>
-          <w:lang w:val="zh_TW" w:bidi="zh_TW"/>
-        </w:rPr>
-        <w:t>，</w:t>
-      </w:r>
-      <w:hyperlink r:id="rId52">
-        <w:r>
-          <w:rPr>
-            <w:lang w:val="zh_TW" w:bidi="zh_TW"/>
-          </w:rPr>
-          <w:rPr>
-            <w:color w:val="0000EE"/>
-            <w:u w:val="single"/>
-          </w:rPr>
-          <w:t>30:1–8</w:t>
-        </w:r>
-      </w:hyperlink>
-      <w:r>
-        <w:rPr>
-          <w:lang w:val="zh_TW" w:bidi="zh_TW"/>
-        </w:rPr>
-        <w:t>、</w:t>
-      </w:r>
-      <w:hyperlink r:id="rId53">
-        <w:r>
-          <w:rPr>
-            <w:lang w:val="zh_TW" w:bidi="zh_TW"/>
-          </w:rPr>
-          <w:rPr>
-            <w:color w:val="0000EE"/>
-            <w:u w:val="single"/>
-          </w:rPr>
-          <w:t>9–13</w:t>
-        </w:r>
-      </w:hyperlink>
-      <w:r>
-        <w:rPr>
-          <w:lang w:val="zh_TW" w:bidi="zh_TW"/>
-        </w:rPr>
-        <w:t>）。依法律，孩子屬生母，正室無權趕逐婢女之子，因此撒萊無權驅逐夏甲與以實瑪利（</w:t>
-      </w:r>
-      <w:hyperlink r:id="rId54">
-        <w:r>
-          <w:rPr>
-            <w:lang w:val="zh_TW" w:bidi="zh_TW"/>
-          </w:rPr>
-          <w:rPr>
-            <w:color w:val="0000EE"/>
-            <w:u w:val="single"/>
-          </w:rPr>
-          <w:t>創16:4–6</w:t>
-        </w:r>
-      </w:hyperlink>
-      <w:r>
-        <w:rPr>
-          <w:lang w:val="zh_TW" w:bidi="zh_TW"/>
-        </w:rPr>
-        <w:t>）。</w:t>
-      </w:r>
-    </w:p>
-    <w:p>
-      <w:pPr>
-        <w:pStyle w:val="ListBullet"/>
-        <w:spacing w:line="240" w:lineRule="auto"/>
-        <w:ind w:left="720"/>
-      </w:pPr>
-      <w:r>
-        <w:rPr>
-          <w:lang w:val="zh_TW" w:bidi="zh_TW"/>
-        </w:rPr>
-      </w:r>
-      <w:r>
-        <w:rPr>
-          <w:lang w:val="zh_TW" w:bidi="zh_TW"/>
-        </w:rPr>
-        <w:t>在努西，家族的土地不得售予外族。為規避此限，人們常以收養或財產交換的方式進行轉移。富人可被貧民「收養」，以獲其遺產作為終身奉養與葬費的報償；有時一人可同時被三百至四百人收養。無子的夫婦也可收養一人來照顧其晚年並繼承家產，類似亞伯蘭與僕人以利以謝之關係（</w:t>
-      </w:r>
-      <w:hyperlink r:id="rId55">
-        <w:r>
-          <w:rPr>
-            <w:lang w:val="zh_TW" w:bidi="zh_TW"/>
-          </w:rPr>
-          <w:rPr>
-            <w:color w:val="0000EE"/>
-            <w:u w:val="single"/>
-          </w:rPr>
-          <w:t>創15:2</w:t>
-        </w:r>
-      </w:hyperlink>
-      <w:r>
-        <w:rPr>
-          <w:lang w:val="zh_TW" w:bidi="zh_TW"/>
-        </w:rPr>
-        <w:t>）。價值不高的財產也可以用來交換有價值的財產，有時還會用錢來彌補差價。在努西，一個名叫特希普提拉（Tehip-tilla）的人將他的產業權賣給他的兄弟庫爾帕扎（Kurpazah）來換取三隻羊，類似於以掃將他的長子的名分賣給雅各以換取</w:t>
-      </w:r>
-      <w:r>
-        <w:rPr>
-          <w:lang w:val="zh_TW" w:bidi="zh_TW"/>
-        </w:rPr>
-        <w:t>紅湯</w:t>
-      </w:r>
-      <w:r>
-        <w:rPr>
-          <w:lang w:val="zh_TW" w:bidi="zh_TW"/>
-        </w:rPr>
-        <w:t>（</w:t>
-      </w:r>
-      <w:hyperlink r:id="rId56">
-        <w:r>
-          <w:rPr>
-            <w:lang w:val="zh_TW" w:bidi="zh_TW"/>
-          </w:rPr>
-          <w:rPr>
-            <w:color w:val="0000EE"/>
-            <w:u w:val="single"/>
-          </w:rPr>
-          <w:t>創25:27–34</w:t>
-        </w:r>
-      </w:hyperlink>
-      <w:r>
-        <w:rPr>
-          <w:lang w:val="zh_TW" w:bidi="zh_TW"/>
-        </w:rPr>
-        <w:t>）。</w:t>
-      </w:r>
-    </w:p>
-    <w:p>
-      <w:pPr>
-        <w:pStyle w:val="ListBullet"/>
-        <w:spacing w:line="240" w:lineRule="auto"/>
-        <w:ind w:left="720"/>
-      </w:pPr>
-      <w:r>
-        <w:rPr>
-          <w:lang w:val="zh_TW" w:bidi="zh_TW"/>
-        </w:rPr>
-      </w:r>
-      <w:r>
-        <w:rPr>
-          <w:lang w:val="zh_TW" w:bidi="zh_TW"/>
-        </w:rPr>
-        <w:t>在努西，口頭遺囑或臨終祝福具有法律效力。一名名叫胡雅（Huya）的人在臨終時將女子蘇盧利‧伊絲塔（Sululi-Ishtar）賜給兒子塔爾米亞（Tarmiya）為妻；其兄弟上法庭爭訟，但法院最終支持塔爾米亞的主張。這與以撒雖被欺騙，以撒也必須尊重他對雅各所給的祝福（</w:t>
-      </w:r>
-      <w:hyperlink r:id="rId57">
-        <w:r>
-          <w:rPr>
-            <w:lang w:val="zh_TW" w:bidi="zh_TW"/>
-          </w:rPr>
-          <w:rPr>
-            <w:color w:val="0000EE"/>
-            <w:u w:val="single"/>
-          </w:rPr>
-          <w:t>創27:33</w:t>
-        </w:r>
-      </w:hyperlink>
-      <w:r>
-        <w:rPr>
-          <w:lang w:val="zh_TW" w:bidi="zh_TW"/>
-        </w:rPr>
-        <w:t>）。</w:t>
-      </w:r>
-    </w:p>
-    <w:p>
-      <w:pPr>
-        <w:pStyle w:val="ListBullet"/>
-        <w:spacing w:line="240" w:lineRule="auto"/>
-        <w:ind w:left="720"/>
-      </w:pPr>
-      <w:r>
-        <w:rPr>
-          <w:lang w:val="zh_TW" w:bidi="zh_TW"/>
-        </w:rPr>
-      </w:r>
-      <w:r>
-        <w:rPr>
-          <w:lang w:val="zh_TW" w:bidi="zh_TW"/>
-        </w:rPr>
-        <w:t>在努西，誰持有家神像（teraphim），誰即繼承家產。這解釋了拉結偷取父親拉班家神的行為（</w:t>
-      </w:r>
-      <w:hyperlink r:id="rId58">
-        <w:r>
-          <w:rPr>
-            <w:lang w:val="zh_TW" w:bidi="zh_TW"/>
-          </w:rPr>
-          <w:rPr>
-            <w:color w:val="0000EE"/>
-            <w:u w:val="single"/>
-          </w:rPr>
-          <w:t>創31:19</w:t>
-        </w:r>
-      </w:hyperlink>
-      <w:r>
-        <w:rPr>
-          <w:lang w:val="zh_TW" w:bidi="zh_TW"/>
-        </w:rPr>
-        <w:t>），以及拉班對此事極度憤怒的原因（</w:t>
-      </w:r>
-      <w:hyperlink r:id="rId59">
-        <w:r>
-          <w:rPr>
-            <w:lang w:val="zh_TW" w:bidi="zh_TW"/>
-          </w:rPr>
-          <w:rPr>
-            <w:color w:val="0000EE"/>
-            <w:u w:val="single"/>
-          </w:rPr>
-          <w:t>創31:30–35</w:t>
-        </w:r>
-      </w:hyperlink>
-      <w:r>
-        <w:rPr>
-          <w:lang w:val="zh_TW" w:bidi="zh_TW"/>
-        </w:rPr>
-        <w:t>）。</w:t>
-      </w:r>
-    </w:p>
-    <w:p>
-      <w:pPr>
-        <w:pStyle w:val="ListBullet"/>
-        <w:spacing w:line="240" w:lineRule="auto"/>
-        <w:ind w:left="720"/>
-      </w:pPr>
-      <w:r>
-        <w:rPr>
-          <w:lang w:val="zh_TW" w:bidi="zh_TW"/>
-        </w:rPr>
-      </w:r>
-      <w:r>
-        <w:rPr>
-          <w:lang w:val="zh_TW" w:bidi="zh_TW"/>
-        </w:rPr>
-        <w:t>另一個兒子的名分的例子於聖經中的一個案例相似。納修威（Nashwi）收養了烏魯（Wullu），並將女兒努胡雅（Nuhuya）嫁給他；若烏魯另娶他妻，則喪失繼承權。這與拉班要求雅各不得再娶別妻的約定相似（</w:t>
-      </w:r>
-      <w:hyperlink r:id="rId60">
-        <w:r>
-          <w:rPr>
-            <w:lang w:val="zh_TW" w:bidi="zh_TW"/>
-          </w:rPr>
-          <w:rPr>
-            <w:color w:val="0000EE"/>
-            <w:u w:val="single"/>
-          </w:rPr>
-          <w:t>創31:50</w:t>
-        </w:r>
-      </w:hyperlink>
-      <w:r>
-        <w:rPr>
-          <w:lang w:val="zh_TW" w:bidi="zh_TW"/>
-        </w:rPr>
-        <w:t>）。</w:t>
-      </w:r>
-    </w:p>
-    <w:p>
-      <w:pPr/>
-      <w:r>
-        <w:rPr>
-          <w:lang w:val="zh_TW" w:bidi="zh_TW"/>
-        </w:rPr>
-      </w:r>
-      <w:r>
-        <w:rPr>
-          <w:i/>
-          <w:lang w:val="zh_TW" w:bidi="zh_TW"/>
-        </w:rPr>
-        <w:t>另見</w:t>
-      </w:r>
-      <w:r>
-        <w:rPr>
-          <w:lang w:val="zh_TW" w:bidi="zh_TW"/>
-        </w:rPr>
-        <w:t>銘文</w:t>
-      </w:r>
-      <w:r>
-        <w:rPr>
-          <w:lang w:val="zh_TW" w:bidi="zh_TW"/>
-        </w:rPr>
-        <w:t>。</w:t>
+        <w:t>）是「寧錄之家」，那裡是人們行拜偶像與向寧錄獻祭的地方。在伊斯蘭傳統中，寧錄被描繪為迫害亞伯拉罕的人，他下令將亞伯拉罕投入火窯之中。</w:t>
       </w:r>
       <w:r>
         <w:rPr>

--- a/zht/docx/118.content.docx
+++ b/zht/docx/118.content.docx
@@ -233,36 +233,24 @@
         </w:rPr>
         <w:t>古實的兒子、含的孫子、挪亞的曾孫（</w:t>
       </w:r>
-      <w:hyperlink r:id="rId13">
-        <w:r>
-          <w:rPr>
-            <w:lang w:val="zh_TW" w:bidi="zh_TW"/>
-          </w:rPr>
-          <w:rPr>
-            <w:color w:val="0000EE"/>
-            <w:u w:val="single"/>
-          </w:rPr>
-          <w:t>創10:8</w:t>
-        </w:r>
-      </w:hyperlink>
+      <w:r>
+        <w:rPr>
+          <w:lang w:val="zh_TW" w:bidi="zh_TW"/>
+        </w:rPr>
+        <w:t>創10:8</w:t>
+      </w:r>
       <w:r>
         <w:rPr>
           <w:lang w:val="zh_TW" w:bidi="zh_TW"/>
         </w:rPr>
         <w:t>；</w:t>
       </w:r>
-      <w:hyperlink r:id="rId14">
-        <w:r>
-          <w:rPr>
-            <w:lang w:val="zh_TW" w:bidi="zh_TW"/>
-          </w:rPr>
-          <w:rPr>
-            <w:color w:val="0000EE"/>
-            <w:u w:val="single"/>
-          </w:rPr>
-          <w:t>代上1:10</w:t>
-        </w:r>
-      </w:hyperlink>
+      <w:r>
+        <w:rPr>
+          <w:lang w:val="zh_TW" w:bidi="zh_TW"/>
+        </w:rPr>
+        <w:t>代上1:10</w:t>
+      </w:r>
       <w:r>
         <w:rPr>
           <w:lang w:val="zh_TW" w:bidi="zh_TW"/>
@@ -293,36 +281,24 @@
         </w:rPr>
         <w:t>」（</w:t>
       </w:r>
-      <w:hyperlink r:id="rId15">
-        <w:r>
-          <w:rPr>
-            <w:lang w:val="zh_TW" w:bidi="zh_TW"/>
-          </w:rPr>
-          <w:rPr>
-            <w:color w:val="0000EE"/>
-            <w:u w:val="single"/>
-          </w:rPr>
-          <w:t>創10:8–9</w:t>
-        </w:r>
-      </w:hyperlink>
+      <w:r>
+        <w:rPr>
+          <w:lang w:val="zh_TW" w:bidi="zh_TW"/>
+        </w:rPr>
+        <w:t>創10:8–9</w:t>
+      </w:r>
       <w:r>
         <w:rPr>
           <w:lang w:val="zh_TW" w:bidi="zh_TW"/>
         </w:rPr>
         <w:t>）。寧錄是第一個建立帝國的人，也是著名的獵人。傳統上認為他統治南美索不達米亞的巴比倫與亞喀得，以及亞述的尼尼微等地。「寧錄地」似乎與亞述同義（</w:t>
       </w:r>
-      <w:hyperlink r:id="rId16">
-        <w:r>
-          <w:rPr>
-            <w:lang w:val="zh_TW" w:bidi="zh_TW"/>
-          </w:rPr>
-          <w:rPr>
-            <w:color w:val="0000EE"/>
-            <w:u w:val="single"/>
-          </w:rPr>
-          <w:t>彌5:6</w:t>
-        </w:r>
-      </w:hyperlink>
+      <w:r>
+        <w:rPr>
+          <w:lang w:val="zh_TW" w:bidi="zh_TW"/>
+        </w:rPr>
+        <w:t>彌5:6</w:t>
+      </w:r>
       <w:r>
         <w:rPr>
           <w:lang w:val="zh_TW" w:bidi="zh_TW"/>
@@ -343,18 +319,12 @@
         </w:rPr>
         <w:t>舊約聖經中對寧錄的記載顯示，古代傳統視他為一位具有堅定意志與非凡才能的人物。部分學者認為他可與公元前十三世紀一位統一亞述與巴比倫的美索不達米亞君王相應。然而，這說法與經文所指的不符，因寧錄被明確地描述為含之子古實的後裔，而古實地在埃及以南，地理上遠離美索不達米亞。（</w:t>
       </w:r>
-      <w:hyperlink r:id="rId13">
-        <w:r>
-          <w:rPr>
-            <w:lang w:val="zh_TW" w:bidi="zh_TW"/>
-          </w:rPr>
-          <w:rPr>
-            <w:color w:val="0000EE"/>
-            <w:u w:val="single"/>
-          </w:rPr>
-          <w:t>創10:8</w:t>
-        </w:r>
-      </w:hyperlink>
+      <w:r>
+        <w:rPr>
+          <w:lang w:val="zh_TW" w:bidi="zh_TW"/>
+        </w:rPr>
+        <w:t>創10:8</w:t>
+      </w:r>
       <w:r>
         <w:rPr>
           <w:lang w:val="zh_TW" w:bidi="zh_TW"/>
@@ -375,18 +345,12 @@
         </w:rPr>
         <w:t>寧錄的名字與名聲在塔木德猶太傳統（Talmudic Judaism）與伊斯蘭傳統中皆佔重要地位。在猶太文獻中，他象徵著對上帝的叛逆與地上的軍事強權。拉比傳統認為巴別塔（</w:t>
       </w:r>
-      <w:hyperlink r:id="rId17">
-        <w:r>
-          <w:rPr>
-            <w:lang w:val="zh_TW" w:bidi="zh_TW"/>
-          </w:rPr>
-          <w:rPr>
-            <w:color w:val="0000EE"/>
-            <w:u w:val="single"/>
-          </w:rPr>
-          <w:t>創11:1–9</w:t>
-        </w:r>
-      </w:hyperlink>
+      <w:r>
+        <w:rPr>
+          <w:lang w:val="zh_TW" w:bidi="zh_TW"/>
+        </w:rPr>
+        <w:t>創11:1–9</w:t>
+      </w:r>
       <w:r>
         <w:rPr>
           <w:lang w:val="zh_TW" w:bidi="zh_TW"/>
